--- a/services/api/assets/templates/labor-subcontract-real-v1.docx
+++ b/services/api/assets/templates/labor-subcontract-real-v1.docx
@@ -5,385 +5,6 @@
   <w:body>
     <w:p>
       <w:pPr>
-        <w:jc w:val="center"/>
-      </w:pPr>
-      <w:r>
-        <w:t xml:space="preserve">{document.watermark}</w:t>
-      </w:r>
-    </w:p>
-    <w:p>
-      <w:pPr>
-        <w:jc w:val="center"/>
-      </w:pPr>
-      <w:r>
-        <w:rPr>
-          <w:b/>
-          <w:sz w:val="28"/>
-          <w:szCs w:val="28"/>
-        </w:rPr>
-        <w:t xml:space="preserve">合同工作台填写区</w:t>
-      </w:r>
-    </w:p>
-    <w:tbl>
-      <w:tblPr>
-        <w:tblW w:w="0" w:type="auto"/>
-        <w:tblBorders>
-          <w:top w:val="single" w:sz="4" w:space="0" w:color="000000"/>
-          <w:left w:val="single" w:sz="4" w:space="0" w:color="000000"/>
-          <w:bottom w:val="single" w:sz="4" w:space="0" w:color="000000"/>
-          <w:right w:val="single" w:sz="4" w:space="0" w:color="000000"/>
-          <w:insideH w:val="single" w:sz="4" w:space="0" w:color="000000"/>
-          <w:insideV w:val="single" w:sz="4" w:space="0" w:color="000000"/>
-        </w:tblBorders>
-      </w:tblPr>
-      <w:tr>
-        <w:tc>
-          <w:tcPr>
-            <w:tcW w:w="2400" w:type="dxa"/>
-          </w:tcPr>
-          <w:p>
-            <w:r>
-              <w:t xml:space="preserve">合同名称</w:t>
-            </w:r>
-          </w:p>
-        </w:tc>
-        <w:tc>
-          <w:tcPr>
-            <w:tcW w:w="2400" w:type="dxa"/>
-          </w:tcPr>
-          <w:p>
-            <w:r>
-              <w:t xml:space="preserve">{contract.name}</w:t>
-            </w:r>
-          </w:p>
-        </w:tc>
-        <w:tc>
-          <w:tcPr>
-            <w:tcW w:w="2400" w:type="dxa"/>
-          </w:tcPr>
-          <w:p>
-            <w:r>
-              <w:t xml:space="preserve">临时编号</w:t>
-            </w:r>
-          </w:p>
-        </w:tc>
-        <w:tc>
-          <w:tcPr>
-            <w:tcW w:w="2400" w:type="dxa"/>
-          </w:tcPr>
-          <w:p>
-            <w:r>
-              <w:t xml:space="preserve">{contract.temporaryCode}</w:t>
-            </w:r>
-          </w:p>
-        </w:tc>
-      </w:tr>
-      <w:tr>
-        <w:tc>
-          <w:tcPr>
-            <w:tcW w:w="2400" w:type="dxa"/>
-          </w:tcPr>
-          <w:p>
-            <w:r>
-              <w:t xml:space="preserve">合同金额大写</w:t>
-            </w:r>
-          </w:p>
-        </w:tc>
-        <w:tc>
-          <w:tcPr>
-            <w:tcW w:w="2400" w:type="dxa"/>
-          </w:tcPr>
-          <w:p>
-            <w:r>
-              <w:t xml:space="preserve">{contract.amountUppercase}</w:t>
-            </w:r>
-          </w:p>
-        </w:tc>
-        <w:tc>
-          <w:tcPr>
-            <w:tcW w:w="2400" w:type="dxa"/>
-          </w:tcPr>
-          <w:p>
-            <w:r>
-              <w:t xml:space="preserve">作业地点</w:t>
-            </w:r>
-          </w:p>
-        </w:tc>
-        <w:tc>
-          <w:tcPr>
-            <w:tcW w:w="2400" w:type="dxa"/>
-          </w:tcPr>
-          <w:p>
-            <w:r>
-              <w:t xml:space="preserve">{field.workLocation}</w:t>
-            </w:r>
-          </w:p>
-        </w:tc>
-      </w:tr>
-      <w:tr>
-        <w:tc>
-          <w:tcPr>
-            <w:tcW w:w="2400" w:type="dxa"/>
-          </w:tcPr>
-          <w:p>
-            <w:r>
-              <w:t xml:space="preserve">计划开始日期</w:t>
-            </w:r>
-          </w:p>
-        </w:tc>
-        <w:tc>
-          <w:tcPr>
-            <w:tcW w:w="2400" w:type="dxa"/>
-          </w:tcPr>
-          <w:p>
-            <w:r>
-              <w:t xml:space="preserve">{field.plannedStartDate}</w:t>
-            </w:r>
-          </w:p>
-        </w:tc>
-        <w:tc>
-          <w:tcPr>
-            <w:tcW w:w="2400" w:type="dxa"/>
-          </w:tcPr>
-          <w:p>
-            <w:r>
-              <w:t xml:space="preserve">计划结束日期</w:t>
-            </w:r>
-          </w:p>
-        </w:tc>
-        <w:tc>
-          <w:tcPr>
-            <w:tcW w:w="2400" w:type="dxa"/>
-          </w:tcPr>
-          <w:p>
-            <w:r>
-              <w:t xml:space="preserve">{field.plannedEndDate}</w:t>
-            </w:r>
-          </w:p>
-        </w:tc>
-      </w:tr>
-      <w:tr>
-        <w:tc>
-          <w:tcPr>
-            <w:tcW w:w="2400" w:type="dxa"/>
-          </w:tcPr>
-          <w:p>
-            <w:r>
-              <w:t xml:space="preserve">结算周期</w:t>
-            </w:r>
-          </w:p>
-        </w:tc>
-        <w:tc>
-          <w:tcPr>
-            <w:tcW w:w="2400" w:type="dxa"/>
-          </w:tcPr>
-          <w:p>
-            <w:r>
-              <w:t xml:space="preserve">{field.settlementCycle}</w:t>
-            </w:r>
-          </w:p>
-        </w:tc>
-        <w:tc>
-          <w:tcPr>
-            <w:tcW w:w="2400" w:type="dxa"/>
-          </w:tcPr>
-          <w:p>
-            <w:r>
-              <w:t xml:space="preserve">进度款比例(%)</w:t>
-            </w:r>
-          </w:p>
-        </w:tc>
-        <w:tc>
-          <w:tcPr>
-            <w:tcW w:w="2400" w:type="dxa"/>
-          </w:tcPr>
-          <w:p>
-            <w:r>
-              <w:t xml:space="preserve">{field.progressPaymentRatioPercent}</w:t>
-            </w:r>
-          </w:p>
-        </w:tc>
-      </w:tr>
-    </w:tbl>
-    <w:p>
-      <w:r>
-        <w:t xml:space="preserve">劳务范围：{field.workScope}</w:t>
-      </w:r>
-    </w:p>
-    <w:p>
-      <w:r>
-        <w:t xml:space="preserve">付款条款：{clause.payment.text}</w:t>
-      </w:r>
-    </w:p>
-    <w:p>
-      <w:r>
-        <w:t xml:space="preserve">安全协议：{clause.safety.text}</w:t>
-      </w:r>
-    </w:p>
-    <w:p>
-      <w:r>
-        <w:t xml:space="preserve">农民工工资承诺：{clause.wageCommitment.text}</w:t>
-      </w:r>
-    </w:p>
-    <w:p>
-      <w:r>
-        <w:t xml:space="preserve">劳务清单：</w:t>
-      </w:r>
-    </w:p>
-    <w:p>
-      <w:r>
-        <w:t xml:space="preserve">{#bill.laborItems}</w:t>
-      </w:r>
-    </w:p>
-    <w:tbl>
-      <w:tblPr>
-        <w:tblW w:w="0" w:type="auto"/>
-        <w:tblBorders>
-          <w:top w:val="single" w:sz="4" w:space="0" w:color="000000"/>
-          <w:left w:val="single" w:sz="4" w:space="0" w:color="000000"/>
-          <w:bottom w:val="single" w:sz="4" w:space="0" w:color="000000"/>
-          <w:right w:val="single" w:sz="4" w:space="0" w:color="000000"/>
-          <w:insideH w:val="single" w:sz="4" w:space="0" w:color="000000"/>
-          <w:insideV w:val="single" w:sz="4" w:space="0" w:color="000000"/>
-        </w:tblBorders>
-      </w:tblPr>
-      <w:tr>
-        <w:tc>
-          <w:tcPr>
-            <w:tcW w:w="2400" w:type="dxa"/>
-          </w:tcPr>
-          <w:p>
-            <w:r>
-              <w:t xml:space="preserve">项目名称</w:t>
-            </w:r>
-          </w:p>
-        </w:tc>
-        <w:tc>
-          <w:tcPr>
-            <w:tcW w:w="2400" w:type="dxa"/>
-          </w:tcPr>
-          <w:p>
-            <w:r>
-              <w:t xml:space="preserve">单位</w:t>
-            </w:r>
-          </w:p>
-        </w:tc>
-        <w:tc>
-          <w:tcPr>
-            <w:tcW w:w="2400" w:type="dxa"/>
-          </w:tcPr>
-          <w:p>
-            <w:r>
-              <w:t xml:space="preserve">工程量</w:t>
-            </w:r>
-          </w:p>
-        </w:tc>
-        <w:tc>
-          <w:tcPr>
-            <w:tcW w:w="2400" w:type="dxa"/>
-          </w:tcPr>
-          <w:p>
-            <w:r>
-              <w:t xml:space="preserve">含税单价</w:t>
-            </w:r>
-          </w:p>
-        </w:tc>
-        <w:tc>
-          <w:tcPr>
-            <w:tcW w:w="2400" w:type="dxa"/>
-          </w:tcPr>
-          <w:p>
-            <w:r>
-              <w:t xml:space="preserve">合计</w:t>
-            </w:r>
-          </w:p>
-        </w:tc>
-        <w:tc>
-          <w:tcPr>
-            <w:tcW w:w="2400" w:type="dxa"/>
-          </w:tcPr>
-          <w:p>
-            <w:r>
-              <w:t xml:space="preserve">备注</w:t>
-            </w:r>
-          </w:p>
-        </w:tc>
-      </w:tr>
-      <w:tr>
-        <w:tc>
-          <w:tcPr>
-            <w:tcW w:w="2400" w:type="dxa"/>
-          </w:tcPr>
-          <w:p>
-            <w:r>
-              <w:t xml:space="preserve">{itemName}</w:t>
-            </w:r>
-          </w:p>
-        </w:tc>
-        <w:tc>
-          <w:tcPr>
-            <w:tcW w:w="2400" w:type="dxa"/>
-          </w:tcPr>
-          <w:p>
-            <w:r>
-              <w:t xml:space="preserve">{unit}</w:t>
-            </w:r>
-          </w:p>
-        </w:tc>
-        <w:tc>
-          <w:tcPr>
-            <w:tcW w:w="2400" w:type="dxa"/>
-          </w:tcPr>
-          <w:p>
-            <w:r>
-              <w:t xml:space="preserve">{quantity}</w:t>
-            </w:r>
-          </w:p>
-        </w:tc>
-        <w:tc>
-          <w:tcPr>
-            <w:tcW w:w="2400" w:type="dxa"/>
-          </w:tcPr>
-          <w:p>
-            <w:r>
-              <w:t xml:space="preserve">{unitPrice}</w:t>
-            </w:r>
-          </w:p>
-        </w:tc>
-        <w:tc>
-          <w:tcPr>
-            <w:tcW w:w="2400" w:type="dxa"/>
-          </w:tcPr>
-          <w:p>
-            <w:r>
-              <w:t xml:space="preserve">{taxInclusiveAmount}</w:t>
-            </w:r>
-          </w:p>
-        </w:tc>
-        <w:tc>
-          <w:tcPr>
-            <w:tcW w:w="2400" w:type="dxa"/>
-          </w:tcPr>
-          <w:p>
-            <w:r>
-              <w:t xml:space="preserve">{remark}</w:t>
-            </w:r>
-          </w:p>
-        </w:tc>
-      </w:tr>
-    </w:tbl>
-    <w:p>
-      <w:r>
-        <w:t xml:space="preserve">{/bill.laborItems}</w:t>
-      </w:r>
-    </w:p>
-    <w:p>
-      <w:r>
-        <w:br w:type="page"/>
-      </w:r>
-    </w:p>
-    <w:p>
-      <w:pPr>
         <w:pStyle w:val="Normal"/>
         <w:jc w:val="end"/>
         <w:rPr>
@@ -394,40 +15,7 @@
         </w:rPr>
       </w:pPr>
       <w:r>
-        <w:rPr>
-          <w:rFonts w:ascii="宋体" w:hAnsi="宋体" w:cs="宋体" w:hint="eastAsia"/>
-          <w:sz w:val="24"/>
-          <w:szCs w:val="24"/>
-          <w:u w:val="none"/>
-        </w:rPr>
-        <w:t>合同编号：</w:t>
-      </w:r>
-      <w:r>
-        <w:rPr>
-          <w:rFonts w:eastAsia="宋体" w:cs="宋体" w:hint="eastAsia" w:ascii="宋体" w:hAnsi="宋体"/>
-          <w:sz w:val="24"/>
-          <w:szCs w:val="24"/>
-          <w:u w:val="none"/>
-        </w:rPr>
-        <w:t>CHYB-2026-</w:t>
-      </w:r>
-      <w:r>
-        <w:rPr>
-          <w:rFonts w:ascii="宋体" w:hAnsi="宋体" w:cs="宋体" w:hint="eastAsia"/>
-          <w:sz w:val="24"/>
-          <w:szCs w:val="24"/>
-          <w:u w:val="none"/>
-        </w:rPr>
-        <w:t>劳务</w:t>
-      </w:r>
-      <w:r>
-        <w:rPr>
-          <w:rFonts w:eastAsia="宋体" w:cs="宋体" w:hint="eastAsia" w:ascii="宋体" w:hAnsi="宋体"/>
-          <w:sz w:val="24"/>
-          <w:szCs w:val="24"/>
-          <w:u w:val="none"/>
-        </w:rPr>
-        <w:t>-001</w:t>
+        <w:t xml:space="preserve">合同编号：{contract.temporaryCode}</w:t>
       </w:r>
     </w:p>
     <w:p>
@@ -477,6 +65,12 @@
         </w:rPr>
       </w:pPr>
       <w:r>
+        <w:t xml:space="preserve">{contract.name}</w:t>
+      </w:r>
+    </w:p>
+    <w:p>
+      <w:pPr>
+        <w:pStyle w:val="Normal"/>
         <w:rPr>
           <w:rFonts w:hint="eastAsia"/>
           <w:b/>
@@ -484,8 +78,7 @@
           <w:sz w:val="44"/>
           <w:szCs w:val="44"/>
         </w:rPr>
-        <w:t xml:space="preserve"> </w:t>
-      </w:r>
+      </w:pPr>
       <w:r>
         <w:rPr>
           <w:rFonts w:hint="eastAsia"/>
@@ -494,28 +87,6 @@
           <w:sz w:val="44"/>
           <w:szCs w:val="44"/>
         </w:rPr>
-        <w:t>劳务分包合同</w:t>
-      </w:r>
-    </w:p>
-    <w:p>
-      <w:pPr>
-        <w:pStyle w:val="Normal"/>
-        <w:rPr>
-          <w:rFonts w:hint="eastAsia"/>
-          <w:b/>
-          <w:bCs/>
-          <w:sz w:val="44"/>
-          <w:szCs w:val="44"/>
-        </w:rPr>
-      </w:pPr>
-      <w:r>
-        <w:rPr>
-          <w:rFonts w:hint="eastAsia"/>
-          <w:b/>
-          <w:bCs/>
-          <w:sz w:val="44"/>
-          <w:szCs w:val="44"/>
-        </w:rPr>
       </w:r>
     </w:p>
     <w:p>
@@ -1132,20 +703,7 @@
         </w:rPr>
       </w:pPr>
       <w:r>
-        <w:rPr>
-          <w:rFonts w:hint="eastAsia"/>
-          <w:sz w:val="28"/>
-        </w:rPr>
-        <w:t>劳务分包工程名称：</w:t>
-      </w:r>
-      <w:r>
-        <w:rPr>
-          <w:rFonts w:ascii="宋体" w:hAnsi="宋体" w:cs="Times New Roman" w:hint="eastAsia" w:eastAsia="宋体"/>
-          <w:sz w:val="28"/>
-          <w:szCs w:val="28"/>
-          <w:u w:val="single"/>
-        </w:rPr>
-        <w:t xml:space="preserve">                   </w:t>
+        <w:t xml:space="preserve">劳务分包工程名称：{contract.name}</w:t>
       </w:r>
     </w:p>
     <w:p>
@@ -1159,20 +717,7 @@
         </w:rPr>
       </w:pPr>
       <w:r>
-        <w:rPr>
-          <w:rFonts w:hint="eastAsia"/>
-          <w:sz w:val="28"/>
-        </w:rPr>
-        <w:t>劳务分包作业地点：</w:t>
-      </w:r>
-      <w:r>
-        <w:rPr>
-          <w:rFonts w:ascii="宋体" w:hAnsi="宋体" w:cs="Times New Roman" w:hint="eastAsia" w:eastAsia="宋体"/>
-          <w:sz w:val="28"/>
-          <w:szCs w:val="28"/>
-          <w:u w:val="single"/>
-        </w:rPr>
-        <w:t xml:space="preserve">                   </w:t>
+        <w:t xml:space="preserve">劳务分包作业地点：{field.workLocation}</w:t>
       </w:r>
     </w:p>
     <w:p>
@@ -1204,20 +749,7 @@
         </w:rPr>
       </w:pPr>
       <w:r>
-        <w:rPr>
-          <w:rFonts w:hint="eastAsia"/>
-          <w:b/>
-          <w:sz w:val="28"/>
-        </w:rPr>
-        <w:t>1</w:t>
-      </w:r>
-      <w:r>
-        <w:rPr>
-          <w:rFonts w:hint="eastAsia"/>
-          <w:b/>
-          <w:sz w:val="28"/>
-        </w:rPr>
-        <w:t>、劳务分包作业范围及内容：</w:t>
+        <w:t xml:space="preserve">1、劳务分包作业范围及内容：{field.workScope}</w:t>
       </w:r>
     </w:p>
     <w:p>
@@ -1719,40 +1251,7 @@
         </w:rPr>
       </w:pPr>
       <w:r>
-        <w:rPr>
-          <w:rFonts w:hint="eastAsia"/>
-          <w:sz w:val="28"/>
-        </w:rPr>
-        <w:t>工期以总包合同为准，具体开工日期按照甲方项目部通知执行。乙方应做到按时按质按期完工，遵守现场安全文明施工要求，做到工完场清。如因乙方任何原因而导致工程不能按时按质完成，将按每天</w:t>
-      </w:r>
-      <w:r>
-        <w:rPr>
-          <w:rFonts w:hint="eastAsia"/>
-          <w:sz w:val="28"/>
-          <w:u w:val="single"/>
-        </w:rPr>
-        <w:t>5000</w:t>
-      </w:r>
-      <w:r>
-        <w:rPr>
-          <w:rFonts w:hint="eastAsia"/>
-          <w:sz w:val="28"/>
-        </w:rPr>
-        <w:t>元人民币罚款，罚款在结算时扣除。另在甲方认为乙方形象进度达不到本工程要求时，甲方有权将剩余工程量交给第三方施工，</w:t>
-      </w:r>
-      <w:r>
-        <w:rPr>
-          <w:rFonts w:hint="eastAsia"/>
-          <w:sz w:val="28"/>
-        </w:rPr>
-        <w:t>甲方按实际用工费用的两倍从乙方结算款中扣除</w:t>
-      </w:r>
-      <w:r>
-        <w:rPr>
-          <w:rFonts w:hint="eastAsia"/>
-          <w:sz w:val="28"/>
-        </w:rPr>
-        <w:t>。因甲方原因（材料不到位、施工影响）导致的工期延误，乙方不承担责任。如增加工程内容导致工期延误，则以甲方与发包人办理签证的工期为准。</w:t>
+        <w:t xml:space="preserve">计划工期：{field.plannedStartDate}至{field.plannedEndDate}。</w:t>
       </w:r>
     </w:p>
     <w:p>
@@ -2128,162 +1627,7 @@
         </w:rPr>
       </w:pPr>
       <w:r>
-        <w:rPr>
-          <w:rFonts w:ascii="宋体" w:hAnsi="宋体" w:cs="宋体" w:hint="eastAsia"/>
-          <w:b/>
-          <w:bCs/>
-          <w:sz w:val="28"/>
-          <w:szCs w:val="28"/>
-        </w:rPr>
-        <w:t>（</w:t>
-      </w:r>
-      <w:r>
-        <w:rPr>
-          <w:rFonts w:cs="宋体" w:hint="eastAsia" w:ascii="宋体" w:hAnsi="宋体"/>
-          <w:b/>
-          <w:bCs/>
-          <w:sz w:val="28"/>
-          <w:szCs w:val="28"/>
-        </w:rPr>
-        <w:t>1</w:t>
-      </w:r>
-      <w:r>
-        <w:rPr>
-          <w:rFonts w:ascii="宋体" w:hAnsi="宋体" w:cs="宋体" w:hint="eastAsia"/>
-          <w:b/>
-          <w:bCs/>
-          <w:sz w:val="28"/>
-          <w:szCs w:val="28"/>
-        </w:rPr>
-        <w:t>）</w:t>
-      </w:r>
-      <w:r>
-        <w:rPr>
-          <w:rFonts w:ascii="宋体" w:hAnsi="宋体" w:cs="Times New Roman" w:hint="eastAsia"/>
-          <w:b/>
-          <w:bCs/>
-          <w:sz w:val="28"/>
-          <w:szCs w:val="28"/>
-        </w:rPr>
-        <w:t>固定单价</w:t>
-      </w:r>
-      <w:r>
-        <w:rPr>
-          <w:rFonts w:ascii="宋体" w:hAnsi="宋体" w:cs="宋体" w:hint="eastAsia"/>
-          <w:b/>
-          <w:bCs/>
-          <w:sz w:val="28"/>
-          <w:szCs w:val="28"/>
-        </w:rPr>
-        <w:t>，</w:t>
-      </w:r>
-      <w:r>
-        <w:rPr>
-          <w:rFonts w:hint="eastAsia"/>
-          <w:bCs/>
-          <w:sz w:val="28"/>
-        </w:rPr>
-        <w:t>单价详见后附“劳务</w:t>
-      </w:r>
-      <w:r>
-        <w:rPr>
-          <w:rFonts w:hint="eastAsia"/>
-          <w:sz w:val="28"/>
-        </w:rPr>
-        <w:t>分包</w:t>
-      </w:r>
-      <w:r>
-        <w:rPr>
-          <w:rFonts w:hint="eastAsia"/>
-          <w:bCs/>
-          <w:sz w:val="28"/>
-        </w:rPr>
-        <w:t>价格清单”；</w:t>
-      </w:r>
-      <w:r>
-        <w:rPr>
-          <w:rFonts w:ascii="宋体" w:hAnsi="宋体" w:cs="宋体" w:hint="eastAsia"/>
-          <w:sz w:val="28"/>
-          <w:szCs w:val="28"/>
-        </w:rPr>
-        <w:t>合同暂定含税总价为</w:t>
-      </w:r>
-      <w:r>
-        <w:rPr>
-          <w:rFonts w:ascii="宋体" w:hAnsi="宋体" w:cs="宋体" w:hint="eastAsia"/>
-          <w:sz w:val="28"/>
-          <w:szCs w:val="28"/>
-          <w:u w:val="none"/>
-        </w:rPr>
-        <w:t>人民币（大写）</w:t>
-      </w:r>
-      <w:r>
-        <w:rPr>
-          <w:rFonts w:ascii="宋体" w:hAnsi="宋体" w:cs="宋体" w:hint="eastAsia"/>
-          <w:sz w:val="28"/>
-          <w:szCs w:val="28"/>
-          <w:u w:val="single"/>
-        </w:rPr>
-        <w:t xml:space="preserve">  </w:t>
-      </w:r>
-      <w:r>
-        <w:rPr>
-          <w:rFonts w:cs="宋体" w:hint="eastAsia" w:ascii="宋体" w:hAnsi="宋体"/>
-          <w:sz w:val="28"/>
-          <w:szCs w:val="28"/>
-          <w:u w:val="single"/>
-        </w:rPr>
-        <w:t xml:space="preserve">/ </w:t>
-      </w:r>
-      <w:r>
-        <w:rPr>
-          <w:rFonts w:ascii="宋体" w:hAnsi="宋体" w:cs="宋体" w:hint="eastAsia"/>
-          <w:sz w:val="28"/>
-          <w:szCs w:val="28"/>
-          <w:u w:val="single"/>
-        </w:rPr>
-        <w:t>（</w:t>
-      </w:r>
-      <w:r>
-        <w:rPr>
-          <w:rFonts w:cs="宋体" w:hint="eastAsia" w:ascii="宋体" w:hAnsi="宋体"/>
-          <w:sz w:val="28"/>
-          <w:szCs w:val="28"/>
-          <w:u w:val="single"/>
-        </w:rPr>
-        <w:t xml:space="preserve">¥ / </w:t>
-      </w:r>
-      <w:r>
-        <w:rPr>
-          <w:rFonts w:ascii="宋体" w:hAnsi="宋体" w:cs="宋体" w:hint="eastAsia"/>
-          <w:sz w:val="28"/>
-          <w:szCs w:val="28"/>
-          <w:u w:val="single"/>
-        </w:rPr>
-        <w:t>元）</w:t>
-      </w:r>
-      <w:r>
-        <w:rPr>
-          <w:rFonts w:ascii="宋体" w:hAnsi="宋体" w:cs="宋体" w:hint="eastAsia"/>
-          <w:sz w:val="28"/>
-          <w:szCs w:val="28"/>
-        </w:rPr>
-        <w:t>。</w:t>
-      </w:r>
-      <w:r>
-        <w:rPr>
-          <w:rFonts w:hint="eastAsia"/>
-          <w:bCs/>
-          <w:sz w:val="28"/>
-        </w:rPr>
-        <w:t>本合同为最高限价合同，若结算总价超过本合同暂定总价的，超出的部分需另外签订补充协议。（注：结算工程量</w:t>
-      </w:r>
-      <w:r>
-        <w:rPr>
-          <w:rFonts w:hint="eastAsia"/>
-          <w:sz w:val="28"/>
-        </w:rPr>
-        <w:t>以建设单位或总包方、监理单位、甲方签证确认为准。）</w:t>
+        <w:t xml:space="preserve">合同金额大写：{contract.amountUppercase}。</w:t>
       </w:r>
     </w:p>
     <w:p>
@@ -2299,118 +1643,7 @@
         </w:rPr>
       </w:pPr>
       <w:r>
-        <w:rPr>
-          <w:rFonts w:ascii="宋体" w:hAnsi="宋体" w:cs="宋体" w:hint="eastAsia"/>
-          <w:b/>
-          <w:bCs/>
-          <w:sz w:val="28"/>
-          <w:szCs w:val="28"/>
-        </w:rPr>
-        <w:t>（</w:t>
-      </w:r>
-      <w:r>
-        <w:rPr>
-          <w:rFonts w:cs="宋体" w:hint="eastAsia" w:ascii="宋体" w:hAnsi="宋体"/>
-          <w:b/>
-          <w:bCs/>
-          <w:sz w:val="28"/>
-          <w:szCs w:val="28"/>
-        </w:rPr>
-        <w:t>2</w:t>
-      </w:r>
-      <w:r>
-        <w:rPr>
-          <w:rFonts w:ascii="宋体" w:hAnsi="宋体" w:cs="宋体" w:hint="eastAsia"/>
-          <w:b/>
-          <w:bCs/>
-          <w:sz w:val="28"/>
-          <w:szCs w:val="28"/>
-        </w:rPr>
-        <w:t>）固定总价</w:t>
-      </w:r>
-      <w:r>
-        <w:rPr>
-          <w:rFonts w:ascii="宋体" w:hAnsi="宋体" w:cs="宋体" w:hint="eastAsia"/>
-          <w:sz w:val="28"/>
-          <w:szCs w:val="28"/>
-        </w:rPr>
-        <w:t>，对合同约定的清单及图纸范围内工程量以及为完成该工程量而实施的全部工作进行总价包干，合同含税总价为</w:t>
-      </w:r>
-      <w:r>
-        <w:rPr>
-          <w:rFonts w:ascii="宋体" w:hAnsi="宋体" w:cs="宋体" w:hint="eastAsia"/>
-          <w:sz w:val="28"/>
-          <w:szCs w:val="28"/>
-          <w:u w:val="none"/>
-        </w:rPr>
-        <w:t>人民币（大写）</w:t>
-      </w:r>
-      <w:r>
-        <w:rPr>
-          <w:rFonts w:ascii="宋体" w:hAnsi="宋体" w:cs="宋体" w:hint="eastAsia"/>
-          <w:sz w:val="28"/>
-          <w:szCs w:val="28"/>
-          <w:u w:val="single"/>
-        </w:rPr>
-        <w:t xml:space="preserve">      （</w:t>
-      </w:r>
-      <w:r>
-        <w:rPr>
-          <w:rFonts w:cs="宋体" w:hint="eastAsia" w:ascii="宋体" w:hAnsi="宋体"/>
-          <w:sz w:val="28"/>
-          <w:szCs w:val="28"/>
-          <w:u w:val="single"/>
-        </w:rPr>
-        <w:t>¥</w:t>
-      </w:r>
-      <w:r>
-        <w:rPr>
-          <w:rFonts w:eastAsia="宋体" w:cs="Times New Roman" w:hint="eastAsia" w:ascii="宋体" w:hAnsi="宋体"/>
-          <w:sz w:val="28"/>
-          <w:szCs w:val="28"/>
-          <w:u w:val="single"/>
-        </w:rPr>
-        <w:t xml:space="preserve">  </w:t>
-      </w:r>
-      <w:r>
-        <w:rPr>
-          <w:rFonts w:ascii="宋体" w:hAnsi="宋体" w:cs="宋体" w:hint="eastAsia"/>
-          <w:sz w:val="28"/>
-          <w:szCs w:val="28"/>
-          <w:u w:val="single"/>
-        </w:rPr>
-        <w:t>元）</w:t>
-      </w:r>
-      <w:r>
-        <w:rPr>
-          <w:rFonts w:ascii="宋体" w:hAnsi="宋体" w:cs="宋体" w:hint="eastAsia"/>
-          <w:sz w:val="28"/>
-          <w:szCs w:val="28"/>
-        </w:rPr>
-        <w:t>。除业主增减工程量和设计变更外，合同总价一律不予调整。</w:t>
-      </w:r>
-      <w:r>
-        <w:rPr>
-          <w:rFonts w:hint="eastAsia"/>
-          <w:bCs/>
-          <w:sz w:val="28"/>
-        </w:rPr>
-        <w:t>（详见后附“劳务</w:t>
-      </w:r>
-      <w:r>
-        <w:rPr>
-          <w:rFonts w:hint="eastAsia"/>
-          <w:sz w:val="28"/>
-        </w:rPr>
-        <w:t>分包</w:t>
-      </w:r>
-      <w:r>
-        <w:rPr>
-          <w:rFonts w:hint="eastAsia"/>
-          <w:bCs/>
-          <w:sz w:val="28"/>
-        </w:rPr>
-        <w:t xml:space="preserve">价格清单”）   </w:t>
+        <w:t xml:space="preserve">（2）固定总价，对合同约定的清单及图纸范围内工程量以及为完成该工程量而实施的全部工作进行总价包干，合同金额大写：{contract.amountUppercase}。</w:t>
       </w:r>
     </w:p>
     <w:p>
@@ -2491,100 +1724,7 @@
         </w:rPr>
       </w:pPr>
       <w:r>
-        <w:rPr>
-          <w:rFonts w:ascii="Calibri" w:hAnsi="Calibri" w:cs="Times New Roman" w:hint="eastAsia" w:eastAsia="宋体"/>
-          <w:sz w:val="28"/>
-        </w:rPr>
-        <w:t>（</w:t>
-      </w:r>
-      <w:r>
-        <w:rPr>
-          <w:rFonts w:eastAsia="宋体" w:cs="Times New Roman" w:hint="eastAsia" w:ascii="Calibri" w:hAnsi="Calibri"/>
-          <w:sz w:val="28"/>
-        </w:rPr>
-        <w:t>1</w:t>
-      </w:r>
-      <w:r>
-        <w:rPr>
-          <w:rFonts w:ascii="Calibri" w:hAnsi="Calibri" w:cs="Times New Roman" w:hint="eastAsia" w:eastAsia="宋体"/>
-          <w:sz w:val="28"/>
-        </w:rPr>
-        <w:t>）本工程的进度款支付应结合总（分）包合同，甲方在收到发包人支付 的工程款项后按每月审核确认乙方已完成工程量进行结算，按审核审定的已完 成合格工程进度款的</w:t>
-      </w:r>
-      <w:r>
-        <w:rPr>
-          <w:rFonts w:eastAsia="宋体" w:cs="Times New Roman" w:hint="eastAsia" w:ascii="Calibri" w:hAnsi="Calibri"/>
-          <w:sz w:val="28"/>
-          <w:u w:val="single"/>
-        </w:rPr>
-        <w:t>80%</w:t>
-      </w:r>
-      <w:r>
-        <w:rPr>
-          <w:rFonts w:ascii="Calibri" w:hAnsi="Calibri" w:cs="Times New Roman" w:hint="eastAsia" w:eastAsia="宋体"/>
-          <w:sz w:val="28"/>
-        </w:rPr>
-        <w:t>进行支付；乙方完成现场施工内容和合同约定工作 范围和内容，提供相关的技术质量保证资料给甲方验收合格且甲方收到发包人支付相应工程款后，进度款支付至</w:t>
-      </w:r>
-      <w:r>
-        <w:rPr>
-          <w:rFonts w:eastAsia="宋体" w:cs="Times New Roman" w:hint="eastAsia" w:ascii="Calibri" w:hAnsi="Calibri"/>
-          <w:sz w:val="28"/>
-          <w:u w:val="single"/>
-        </w:rPr>
-        <w:t xml:space="preserve">85% </w:t>
-      </w:r>
-      <w:r>
-        <w:rPr>
-          <w:rFonts w:ascii="Calibri" w:hAnsi="Calibri" w:cs="Times New Roman" w:hint="eastAsia" w:eastAsia="宋体"/>
-          <w:sz w:val="28"/>
-        </w:rPr>
-        <w:t>，项目竣工验收、外部结算完成</w:t>
-      </w:r>
-      <w:r>
-        <w:rPr>
-          <w:rFonts w:eastAsia="宋体" w:cs="Times New Roman" w:hint="eastAsia" w:ascii="Calibri" w:hAnsi="Calibri"/>
-          <w:sz w:val="28"/>
-          <w:u w:val="single"/>
-        </w:rPr>
-        <w:t>180</w:t>
-      </w:r>
-      <w:r>
-        <w:rPr>
-          <w:rFonts w:ascii="Calibri" w:hAnsi="Calibri" w:cs="Times New Roman" w:hint="eastAsia" w:eastAsia="宋体"/>
-          <w:sz w:val="28"/>
-        </w:rPr>
-        <w:t>天且发包人支付承包人工程尾款后工程款支付至</w:t>
-      </w:r>
-      <w:r>
-        <w:rPr>
-          <w:rFonts w:eastAsia="宋体" w:cs="Times New Roman" w:hint="eastAsia" w:ascii="Calibri" w:hAnsi="Calibri"/>
-          <w:sz w:val="28"/>
-          <w:u w:val="single"/>
-        </w:rPr>
-        <w:t>95%</w:t>
-      </w:r>
-      <w:r>
-        <w:rPr>
-          <w:rFonts w:ascii="Calibri" w:hAnsi="Calibri" w:cs="Times New Roman" w:hint="eastAsia" w:eastAsia="宋体"/>
-          <w:sz w:val="28"/>
-        </w:rPr>
-        <w:t>，剩余</w:t>
-      </w:r>
-      <w:r>
-        <w:rPr>
-          <w:rFonts w:eastAsia="宋体" w:cs="Times New Roman" w:hint="eastAsia" w:ascii="Calibri" w:hAnsi="Calibri"/>
-          <w:sz w:val="28"/>
-          <w:u w:val="single"/>
-        </w:rPr>
-        <w:t>5%</w:t>
-      </w:r>
-      <w:r>
-        <w:rPr>
-          <w:rFonts w:ascii="Calibri" w:hAnsi="Calibri" w:cs="Times New Roman" w:hint="eastAsia" w:eastAsia="宋体"/>
-          <w:sz w:val="28"/>
-        </w:rPr>
-        <w:t>作为质量保修金，质保期满后，乙方全面履行保修责任，且没有质量缺陷和遗留问题责任存在，甲方一次性退还保修金，不计利息。</w:t>
+        <w:t xml:space="preserve">付款方式：{clause.payment.text} 结算周期：{field.settlementCycle}；进度款支付比例：{field.progressPaymentRatioPercent}%。</w:t>
       </w:r>
     </w:p>
     <w:p>
@@ -4564,46 +3704,7 @@
         </w:rPr>
       </w:pPr>
       <w:r>
-        <w:rPr>
-          <w:rFonts w:hint="eastAsia"/>
-          <w:color w:val="000000"/>
-          <w:sz w:val="28"/>
-        </w:rPr>
-        <w:t>后附：</w:t>
-      </w:r>
-      <w:r>
-        <w:rPr>
-          <w:rFonts w:hint="eastAsia"/>
-          <w:bCs/>
-          <w:color w:val="000000"/>
-          <w:sz w:val="28"/>
-        </w:rPr>
-        <w:t>劳务</w:t>
-      </w:r>
-      <w:r>
-        <w:rPr>
-          <w:rFonts w:hint="eastAsia"/>
-          <w:color w:val="000000"/>
-          <w:sz w:val="28"/>
-        </w:rPr>
-        <w:t>分包</w:t>
-      </w:r>
-      <w:r>
-        <w:rPr>
-          <w:rFonts w:hint="eastAsia"/>
-          <w:bCs/>
-          <w:color w:val="000000"/>
-          <w:sz w:val="28"/>
-        </w:rPr>
-        <w:t>价格清单、营业执照复印件</w:t>
-      </w:r>
-      <w:r>
-        <w:rPr>
-          <w:rFonts w:hint="eastAsia"/>
-          <w:color w:val="000000"/>
-          <w:sz w:val="28"/>
-        </w:rPr>
-        <w:t>、开户许可证复印件。</w:t>
+        <w:t xml:space="preserve">后附：劳务分包价格清单、安全生产管理协议、民工工资兑现承诺书。</w:t>
       </w:r>
     </w:p>
     <w:p>
@@ -4703,56 +3804,6 @@
           <w:szCs w:val="22"/>
         </w:rPr>
         <w:t>附件三：劳务分包价格清单</w:t>
-      </w:r>
-    </w:p>
-    <w:p>
-      <w:pPr>
-        <w:pStyle w:val="Normal"/>
-        <w:tabs>
-          <w:tab w:val="clear" w:pos="420"/>
-          <w:tab w:val="left" w:pos="5555" w:leader="none"/>
-          <w:tab w:val="left" w:pos="11118" w:leader="none"/>
-        </w:tabs>
-        <w:rPr>
-          <w:rFonts w:ascii="Times New Roman" w:hAnsi="Times New Roman" w:eastAsia="宋体" w:cs="Times New Roman"/>
-          <w:color w:val="000000"/>
-          <w:kern w:val="2"/>
-          <w:sz w:val="24"/>
-          <w:szCs w:val="22"/>
-        </w:rPr>
-      </w:pPr>
-      <w:r>
-        <w:rPr>
-          <w:rFonts w:ascii="Times New Roman" w:hAnsi="Times New Roman" w:cs="Times New Roman" w:hint="eastAsia" w:eastAsia="宋体"/>
-          <w:color w:val="000000"/>
-          <w:kern w:val="2"/>
-          <w:sz w:val="24"/>
-          <w:szCs w:val="22"/>
-        </w:rPr>
-        <w:t>附件四：营业执照复印件</w:t>
-      </w:r>
-    </w:p>
-    <w:p>
-      <w:pPr>
-        <w:pStyle w:val="Style13"/>
-        <w:ind w:firstLineChars="0" w:firstLine="0" w:startChars="0" w:start="0" w:endChars="0" w:end="0"/>
-        <w:rPr>
-          <w:rFonts w:ascii="Times New Roman" w:hAnsi="Times New Roman" w:eastAsia="宋体" w:cs="Times New Roman" w:hint="eastAsia"/>
-          <w:color w:val="000000"/>
-          <w:kern w:val="2"/>
-          <w:sz w:val="24"/>
-          <w:szCs w:val="22"/>
-        </w:rPr>
-      </w:pPr>
-      <w:r>
-        <w:rPr>
-          <w:rFonts w:ascii="Times New Roman" w:hAnsi="Times New Roman" w:cs="Times New Roman" w:hint="eastAsia" w:eastAsia="宋体"/>
-          <w:color w:val="000000"/>
-          <w:kern w:val="2"/>
-          <w:sz w:val="24"/>
-          <w:szCs w:val="22"/>
-        </w:rPr>
-        <w:t>附件五：开户许可证复印件</w:t>
       </w:r>
     </w:p>
     <w:p>
@@ -6623,12 +5674,7 @@
         </w:rPr>
       </w:pPr>
       <w:r>
-        <w:rPr>
-          <w:rFonts w:ascii="仿宋" w:hAnsi="仿宋" w:cs="仿宋" w:hint="eastAsia" w:eastAsia="仿宋"/>
-          <w:sz w:val="24"/>
-          <w:szCs w:val="24"/>
-        </w:rPr>
-        <w:t xml:space="preserve">为了确保本工程安全生产工作顺利进行施工，进一步贯彻落实“安全第一、预防为主”的安全生产方针，明确甲乙双方各自的责任，特订立安全生产条款，甲乙双方共同遵守。 </w:t>
+        <w:t xml:space="preserve">{clause.safety.text}</w:t>
       </w:r>
     </w:p>
     <w:p>
@@ -7739,13 +6785,7 @@
         </w:rPr>
       </w:pPr>
       <w:r>
-        <w:rPr>
-          <w:rFonts w:ascii="仿宋" w:hAnsi="仿宋" w:cs="仿宋" w:hint="eastAsia" w:eastAsia="仿宋"/>
-          <w:kern w:val="0"/>
-          <w:sz w:val="24"/>
-          <w:szCs w:val="24"/>
-        </w:rPr>
-        <w:t>为维护社会稳定，规范建筑市场劳务用工秩序，保障建设领域民工的切身利益，乙方做出如下承诺：</w:t>
+        <w:t xml:space="preserve">{clause.wageCommitment.text}</w:t>
       </w:r>
     </w:p>
     <w:p>
@@ -8200,2411 +7240,257 @@
         </w:rPr>
       </w:r>
     </w:p>
+    <w:p>
+      <w:r>
+        <w:t xml:space="preserve">{#bill.laborItems}</w:t>
+      </w:r>
+    </w:p>
     <w:tbl>
       <w:tblPr>
-        <w:tblW w:w="9620" w:type="dxa"/>
-        <w:jc w:val="start"/>
-        <w:tblInd w:w="93" w:type="dxa"/>
-        <w:tblLayout w:type="fixed"/>
-        <w:tblCellMar>
-          <w:top w:w="0" w:type="dxa"/>
-          <w:start w:w="108" w:type="dxa"/>
-          <w:bottom w:w="0" w:type="dxa"/>
-          <w:end w:w="108" w:type="dxa"/>
-        </w:tblCellMar>
+        <w:tblW w:w="0" w:type="auto"/>
+        <w:tblBorders>
+          <w:top w:val="single" w:sz="4" w:space="0" w:color="000000"/>
+          <w:start w:val="single" w:sz="4" w:space="0" w:color="000000"/>
+          <w:bottom w:val="single" w:sz="4" w:space="0" w:color="000000"/>
+          <w:end w:val="single" w:sz="4" w:space="0" w:color="000000"/>
+          <w:insideH w:val="single" w:sz="4" w:space="0" w:color="000000"/>
+          <w:insideV w:val="single" w:sz="4" w:space="0" w:color="000000"/>
+        </w:tblBorders>
       </w:tblPr>
-      <w:tblGrid>
-        <w:gridCol w:w="665"/>
-        <w:gridCol w:w="2481"/>
-        <w:gridCol w:w="1294"/>
-        <w:gridCol w:w="1294"/>
-        <w:gridCol w:w="1294"/>
-        <w:gridCol w:w="1294"/>
-        <w:gridCol w:w="1298"/>
-      </w:tblGrid>
       <w:tr>
-        <w:trPr>
-          <w:trHeight w:val="641" w:hRule="atLeast"/>
-        </w:trPr>
         <w:tc>
           <w:tcPr>
-            <w:tcW w:w="9620" w:type="dxa"/>
-            <w:gridSpan w:val="7"/>
+            <w:tcW w:w="1800" w:type="dxa"/>
             <w:tcBorders>
               <w:top w:val="single" w:sz="4" w:space="0" w:color="000000"/>
               <w:start w:val="single" w:sz="4" w:space="0" w:color="000000"/>
               <w:bottom w:val="single" w:sz="4" w:space="0" w:color="000000"/>
               <w:end w:val="single" w:sz="4" w:space="0" w:color="000000"/>
             </w:tcBorders>
-            <w:vAlign w:val="center"/>
           </w:tcPr>
           <w:p>
-            <w:pPr>
-              <w:pStyle w:val="Normal"/>
-              <w:keepNext w:val="false"/>
-              <w:keepLines w:val="false"/>
-              <w:widowControl/>
-              <w:suppressLineNumbers w:val="0"/>
-              <w:jc w:val="center"/>
-              <w:textAlignment w:val="center"/>
-              <w:rPr>
-                <w:rFonts w:ascii="宋体" w:hAnsi="宋体" w:eastAsia="宋体" w:cs="宋体" w:hint="eastAsia"/>
-                <w:i w:val="false"/>
-                <w:iCs w:val="false"/>
-                <w:color w:val="000000"/>
-                <w:sz w:val="36"/>
-                <w:szCs w:val="36"/>
-                <w:u w:val="none"/>
-              </w:rPr>
-            </w:pPr>
             <w:r>
-              <w:rPr>
-                <w:rFonts w:ascii="宋体" w:hAnsi="宋体" w:cs="宋体" w:hint="eastAsia"/>
-                <w:i w:val="false"/>
-                <w:iCs w:val="false"/>
-                <w:color w:val="000000"/>
-                <w:kern w:val="0"/>
-                <w:sz w:val="36"/>
-                <w:szCs w:val="36"/>
-                <w:u w:val="none"/>
-                <w:lang w:bidi="ar"/>
-              </w:rPr>
-              <w:t>劳务分包清单</w:t>
+              <w:t xml:space="preserve">序号</w:t>
             </w:r>
           </w:p>
         </w:tc>
-      </w:tr>
-      <w:tr>
-        <w:trPr>
-          <w:trHeight w:val="465" w:hRule="atLeast"/>
-        </w:trPr>
         <w:tc>
           <w:tcPr>
-            <w:tcW w:w="9620" w:type="dxa"/>
-            <w:gridSpan w:val="7"/>
+            <w:tcW w:w="1800" w:type="dxa"/>
             <w:tcBorders>
               <w:top w:val="single" w:sz="4" w:space="0" w:color="000000"/>
               <w:start w:val="single" w:sz="4" w:space="0" w:color="000000"/>
               <w:bottom w:val="single" w:sz="4" w:space="0" w:color="000000"/>
               <w:end w:val="single" w:sz="4" w:space="0" w:color="000000"/>
             </w:tcBorders>
-            <w:vAlign w:val="center"/>
           </w:tcPr>
           <w:p>
-            <w:pPr>
-              <w:pStyle w:val="Normal"/>
-              <w:keepNext w:val="false"/>
-              <w:keepLines w:val="false"/>
-              <w:widowControl/>
-              <w:suppressLineNumbers w:val="0"/>
-              <w:jc w:val="start"/>
-              <w:textAlignment w:val="center"/>
-              <w:rPr>
-                <w:rFonts w:ascii="宋体" w:hAnsi="宋体" w:eastAsia="宋体" w:cs="宋体" w:hint="eastAsia"/>
-                <w:i w:val="false"/>
-                <w:iCs w:val="false"/>
-                <w:color w:val="000000"/>
-                <w:sz w:val="22"/>
-                <w:szCs w:val="22"/>
-                <w:u w:val="none"/>
-              </w:rPr>
-            </w:pPr>
             <w:r>
-              <w:rPr>
-                <w:rFonts w:ascii="宋体" w:hAnsi="宋体" w:cs="宋体" w:hint="eastAsia"/>
-                <w:i w:val="false"/>
-                <w:iCs w:val="false"/>
-                <w:color w:val="000000"/>
-                <w:kern w:val="0"/>
-                <w:sz w:val="22"/>
-                <w:szCs w:val="22"/>
-                <w:u w:val="none"/>
-                <w:lang w:bidi="ar"/>
-              </w:rPr>
-              <w:t>工程名称：</w:t>
+              <w:t xml:space="preserve">项目名称</w:t>
             </w:r>
           </w:p>
         </w:tc>
-      </w:tr>
-      <w:tr>
-        <w:trPr>
-          <w:trHeight w:val="465" w:hRule="atLeast"/>
-        </w:trPr>
         <w:tc>
           <w:tcPr>
-            <w:tcW w:w="9620" w:type="dxa"/>
-            <w:gridSpan w:val="7"/>
+            <w:tcW w:w="1800" w:type="dxa"/>
             <w:tcBorders>
               <w:top w:val="single" w:sz="4" w:space="0" w:color="000000"/>
               <w:start w:val="single" w:sz="4" w:space="0" w:color="000000"/>
               <w:bottom w:val="single" w:sz="4" w:space="0" w:color="000000"/>
               <w:end w:val="single" w:sz="4" w:space="0" w:color="000000"/>
             </w:tcBorders>
-            <w:vAlign w:val="center"/>
           </w:tcPr>
           <w:p>
-            <w:pPr>
-              <w:pStyle w:val="Normal"/>
-              <w:keepNext w:val="false"/>
-              <w:keepLines w:val="false"/>
-              <w:widowControl/>
-              <w:suppressLineNumbers w:val="0"/>
-              <w:jc w:val="start"/>
-              <w:textAlignment w:val="center"/>
-              <w:rPr>
-                <w:rFonts w:ascii="宋体" w:hAnsi="宋体" w:eastAsia="宋体" w:cs="宋体" w:hint="eastAsia"/>
-                <w:i w:val="false"/>
-                <w:iCs w:val="false"/>
-                <w:color w:val="000000"/>
-                <w:sz w:val="22"/>
-                <w:szCs w:val="22"/>
-                <w:u w:val="none"/>
-              </w:rPr>
-            </w:pPr>
             <w:r>
-              <w:rPr>
-                <w:rFonts w:ascii="宋体" w:hAnsi="宋体" w:cs="宋体" w:hint="eastAsia"/>
-                <w:i w:val="false"/>
-                <w:iCs w:val="false"/>
-                <w:color w:val="000000"/>
-                <w:kern w:val="0"/>
-                <w:sz w:val="22"/>
-                <w:szCs w:val="22"/>
-                <w:u w:val="none"/>
-                <w:lang w:bidi="ar"/>
-              </w:rPr>
-              <w:t>劳务公司：</w:t>
+              <w:t xml:space="preserve">单位</w:t>
             </w:r>
           </w:p>
         </w:tc>
-      </w:tr>
-      <w:tr>
-        <w:trPr>
-          <w:trHeight w:val="641" w:hRule="atLeast"/>
-        </w:trPr>
         <w:tc>
           <w:tcPr>
-            <w:tcW w:w="665" w:type="dxa"/>
+            <w:tcW w:w="1800" w:type="dxa"/>
             <w:tcBorders>
               <w:top w:val="single" w:sz="4" w:space="0" w:color="000000"/>
               <w:start w:val="single" w:sz="4" w:space="0" w:color="000000"/>
               <w:bottom w:val="single" w:sz="4" w:space="0" w:color="000000"/>
               <w:end w:val="single" w:sz="4" w:space="0" w:color="000000"/>
             </w:tcBorders>
-            <w:vAlign w:val="center"/>
           </w:tcPr>
           <w:p>
-            <w:pPr>
-              <w:pStyle w:val="Normal"/>
-              <w:keepNext w:val="false"/>
-              <w:keepLines w:val="false"/>
-              <w:widowControl/>
-              <w:suppressLineNumbers w:val="0"/>
-              <w:jc w:val="center"/>
-              <w:textAlignment w:val="center"/>
-              <w:rPr>
-                <w:rFonts w:ascii="宋体" w:hAnsi="宋体" w:eastAsia="宋体" w:cs="宋体" w:hint="eastAsia"/>
-                <w:i w:val="false"/>
-                <w:iCs w:val="false"/>
-                <w:color w:val="000000"/>
-                <w:sz w:val="22"/>
-                <w:szCs w:val="22"/>
-                <w:u w:val="none"/>
-              </w:rPr>
-            </w:pPr>
             <w:r>
-              <w:rPr>
-                <w:rFonts w:ascii="宋体" w:hAnsi="宋体" w:cs="宋体" w:hint="eastAsia"/>
-                <w:i w:val="false"/>
-                <w:iCs w:val="false"/>
-                <w:color w:val="000000"/>
-                <w:kern w:val="0"/>
-                <w:sz w:val="22"/>
-                <w:szCs w:val="22"/>
-                <w:u w:val="none"/>
-                <w:lang w:bidi="ar"/>
-              </w:rPr>
-              <w:t>序号</w:t>
+              <w:t xml:space="preserve">工程量</w:t>
             </w:r>
           </w:p>
         </w:tc>
         <w:tc>
           <w:tcPr>
-            <w:tcW w:w="2481" w:type="dxa"/>
+            <w:tcW w:w="1800" w:type="dxa"/>
             <w:tcBorders>
               <w:top w:val="single" w:sz="4" w:space="0" w:color="000000"/>
               <w:start w:val="single" w:sz="4" w:space="0" w:color="000000"/>
               <w:bottom w:val="single" w:sz="4" w:space="0" w:color="000000"/>
               <w:end w:val="single" w:sz="4" w:space="0" w:color="000000"/>
             </w:tcBorders>
-            <w:vAlign w:val="center"/>
           </w:tcPr>
           <w:p>
-            <w:pPr>
-              <w:pStyle w:val="Normal"/>
-              <w:keepNext w:val="false"/>
-              <w:keepLines w:val="false"/>
-              <w:widowControl/>
-              <w:suppressLineNumbers w:val="0"/>
-              <w:jc w:val="center"/>
-              <w:textAlignment w:val="center"/>
-              <w:rPr>
-                <w:rFonts w:ascii="宋体" w:hAnsi="宋体" w:eastAsia="宋体" w:cs="宋体" w:hint="eastAsia"/>
-                <w:i w:val="false"/>
-                <w:iCs w:val="false"/>
-                <w:color w:val="000000"/>
-                <w:sz w:val="22"/>
-                <w:szCs w:val="22"/>
-                <w:u w:val="none"/>
-              </w:rPr>
-            </w:pPr>
             <w:r>
-              <w:rPr>
-                <w:rFonts w:ascii="宋体" w:hAnsi="宋体" w:cs="宋体" w:hint="eastAsia"/>
-                <w:i w:val="false"/>
-                <w:iCs w:val="false"/>
-                <w:color w:val="000000"/>
-                <w:kern w:val="0"/>
-                <w:sz w:val="22"/>
-                <w:szCs w:val="22"/>
-                <w:u w:val="none"/>
-                <w:lang w:bidi="ar"/>
-              </w:rPr>
-              <w:t>项目名称</w:t>
+              <w:t xml:space="preserve">含税单价</w:t>
             </w:r>
           </w:p>
         </w:tc>
         <w:tc>
           <w:tcPr>
-            <w:tcW w:w="1294" w:type="dxa"/>
+            <w:tcW w:w="1800" w:type="dxa"/>
             <w:tcBorders>
               <w:top w:val="single" w:sz="4" w:space="0" w:color="000000"/>
               <w:start w:val="single" w:sz="4" w:space="0" w:color="000000"/>
               <w:bottom w:val="single" w:sz="4" w:space="0" w:color="000000"/>
               <w:end w:val="single" w:sz="4" w:space="0" w:color="000000"/>
             </w:tcBorders>
-            <w:vAlign w:val="center"/>
           </w:tcPr>
           <w:p>
-            <w:pPr>
-              <w:pStyle w:val="Normal"/>
-              <w:keepNext w:val="false"/>
-              <w:keepLines w:val="false"/>
-              <w:widowControl/>
-              <w:suppressLineNumbers w:val="0"/>
-              <w:jc w:val="center"/>
-              <w:textAlignment w:val="center"/>
-              <w:rPr>
-                <w:rFonts w:ascii="宋体" w:hAnsi="宋体" w:eastAsia="宋体" w:cs="宋体" w:hint="eastAsia"/>
-                <w:i w:val="false"/>
-                <w:iCs w:val="false"/>
-                <w:color w:val="000000"/>
-                <w:sz w:val="22"/>
-                <w:szCs w:val="22"/>
-                <w:u w:val="none"/>
-              </w:rPr>
-            </w:pPr>
             <w:r>
-              <w:rPr>
-                <w:rFonts w:ascii="宋体" w:hAnsi="宋体" w:cs="宋体" w:hint="eastAsia"/>
-                <w:i w:val="false"/>
-                <w:iCs w:val="false"/>
-                <w:color w:val="000000"/>
-                <w:kern w:val="0"/>
-                <w:sz w:val="22"/>
-                <w:szCs w:val="22"/>
-                <w:u w:val="none"/>
-                <w:lang w:bidi="ar"/>
-              </w:rPr>
-              <w:t>单位</w:t>
+              <w:t xml:space="preserve">合计</w:t>
             </w:r>
           </w:p>
         </w:tc>
         <w:tc>
           <w:tcPr>
-            <w:tcW w:w="1294" w:type="dxa"/>
+            <w:tcW w:w="1800" w:type="dxa"/>
             <w:tcBorders>
               <w:top w:val="single" w:sz="4" w:space="0" w:color="000000"/>
               <w:start w:val="single" w:sz="4" w:space="0" w:color="000000"/>
               <w:bottom w:val="single" w:sz="4" w:space="0" w:color="000000"/>
               <w:end w:val="single" w:sz="4" w:space="0" w:color="000000"/>
             </w:tcBorders>
-            <w:vAlign w:val="center"/>
           </w:tcPr>
           <w:p>
-            <w:pPr>
-              <w:pStyle w:val="Normal"/>
-              <w:keepNext w:val="false"/>
-              <w:keepLines w:val="false"/>
-              <w:widowControl/>
-              <w:suppressLineNumbers w:val="0"/>
-              <w:jc w:val="center"/>
-              <w:textAlignment w:val="center"/>
-              <w:rPr>
-                <w:rFonts w:ascii="宋体" w:hAnsi="宋体" w:eastAsia="宋体" w:cs="宋体" w:hint="eastAsia"/>
-                <w:i w:val="false"/>
-                <w:iCs w:val="false"/>
-                <w:color w:val="000000"/>
-                <w:sz w:val="22"/>
-                <w:szCs w:val="22"/>
-                <w:u w:val="none"/>
-              </w:rPr>
-            </w:pPr>
             <w:r>
-              <w:rPr>
-                <w:rFonts w:ascii="宋体" w:hAnsi="宋体" w:cs="宋体" w:hint="eastAsia"/>
-                <w:i w:val="false"/>
-                <w:iCs w:val="false"/>
-                <w:color w:val="000000"/>
-                <w:kern w:val="0"/>
-                <w:sz w:val="22"/>
-                <w:szCs w:val="22"/>
-                <w:u w:val="none"/>
-                <w:lang w:bidi="ar"/>
-              </w:rPr>
-              <w:t>工程量</w:t>
+              <w:t xml:space="preserve">备注</w:t>
             </w:r>
           </w:p>
         </w:tc>
+      </w:tr>
+      <w:tr>
         <w:tc>
           <w:tcPr>
-            <w:tcW w:w="1294" w:type="dxa"/>
+            <w:tcW w:w="1800" w:type="dxa"/>
             <w:tcBorders>
               <w:top w:val="single" w:sz="4" w:space="0" w:color="000000"/>
               <w:start w:val="single" w:sz="4" w:space="0" w:color="000000"/>
               <w:bottom w:val="single" w:sz="4" w:space="0" w:color="000000"/>
               <w:end w:val="single" w:sz="4" w:space="0" w:color="000000"/>
             </w:tcBorders>
-            <w:vAlign w:val="center"/>
           </w:tcPr>
           <w:p>
-            <w:pPr>
-              <w:pStyle w:val="Normal"/>
-              <w:keepNext w:val="false"/>
-              <w:keepLines w:val="false"/>
-              <w:widowControl/>
-              <w:suppressLineNumbers w:val="0"/>
-              <w:jc w:val="center"/>
-              <w:textAlignment w:val="center"/>
-              <w:rPr>
-                <w:rFonts w:ascii="宋体" w:hAnsi="宋体" w:eastAsia="宋体" w:cs="宋体" w:hint="eastAsia"/>
-                <w:i w:val="false"/>
-                <w:iCs w:val="false"/>
-                <w:color w:val="000000"/>
-                <w:sz w:val="22"/>
-                <w:szCs w:val="22"/>
-                <w:u w:val="none"/>
-              </w:rPr>
-            </w:pPr>
             <w:r>
-              <w:rPr>
-                <w:rFonts w:ascii="宋体" w:hAnsi="宋体" w:cs="宋体" w:hint="eastAsia"/>
-                <w:i w:val="false"/>
-                <w:iCs w:val="false"/>
-                <w:color w:val="000000"/>
-                <w:kern w:val="0"/>
-                <w:sz w:val="22"/>
-                <w:szCs w:val="22"/>
-                <w:u w:val="none"/>
-                <w:lang w:bidi="ar"/>
-              </w:rPr>
-              <w:t>单价</w:t>
+              <w:t xml:space="preserve"/>
             </w:r>
           </w:p>
         </w:tc>
         <w:tc>
           <w:tcPr>
-            <w:tcW w:w="1294" w:type="dxa"/>
+            <w:tcW w:w="1800" w:type="dxa"/>
             <w:tcBorders>
               <w:top w:val="single" w:sz="4" w:space="0" w:color="000000"/>
               <w:start w:val="single" w:sz="4" w:space="0" w:color="000000"/>
               <w:bottom w:val="single" w:sz="4" w:space="0" w:color="000000"/>
               <w:end w:val="single" w:sz="4" w:space="0" w:color="000000"/>
             </w:tcBorders>
-            <w:vAlign w:val="center"/>
           </w:tcPr>
           <w:p>
-            <w:pPr>
-              <w:pStyle w:val="Normal"/>
-              <w:keepNext w:val="false"/>
-              <w:keepLines w:val="false"/>
-              <w:widowControl/>
-              <w:suppressLineNumbers w:val="0"/>
-              <w:jc w:val="center"/>
-              <w:textAlignment w:val="center"/>
-              <w:rPr>
-                <w:rFonts w:ascii="宋体" w:hAnsi="宋体" w:eastAsia="宋体" w:cs="宋体" w:hint="eastAsia"/>
-                <w:i w:val="false"/>
-                <w:iCs w:val="false"/>
-                <w:color w:val="000000"/>
-                <w:sz w:val="22"/>
-                <w:szCs w:val="22"/>
-                <w:u w:val="none"/>
-              </w:rPr>
-            </w:pPr>
             <w:r>
-              <w:rPr>
-                <w:rFonts w:ascii="宋体" w:hAnsi="宋体" w:cs="宋体" w:hint="eastAsia"/>
-                <w:i w:val="false"/>
-                <w:iCs w:val="false"/>
-                <w:color w:val="000000"/>
-                <w:kern w:val="0"/>
-                <w:sz w:val="22"/>
-                <w:szCs w:val="22"/>
-                <w:u w:val="none"/>
-                <w:lang w:bidi="ar"/>
-              </w:rPr>
-              <w:t>合计</w:t>
+              <w:t xml:space="preserve">{itemName}</w:t>
             </w:r>
           </w:p>
         </w:tc>
         <w:tc>
           <w:tcPr>
-            <w:tcW w:w="1298" w:type="dxa"/>
+            <w:tcW w:w="1800" w:type="dxa"/>
             <w:tcBorders>
               <w:top w:val="single" w:sz="4" w:space="0" w:color="000000"/>
               <w:start w:val="single" w:sz="4" w:space="0" w:color="000000"/>
               <w:bottom w:val="single" w:sz="4" w:space="0" w:color="000000"/>
               <w:end w:val="single" w:sz="4" w:space="0" w:color="000000"/>
             </w:tcBorders>
-            <w:vAlign w:val="center"/>
           </w:tcPr>
           <w:p>
-            <w:pPr>
-              <w:pStyle w:val="Normal"/>
-              <w:keepNext w:val="false"/>
-              <w:keepLines w:val="false"/>
-              <w:widowControl/>
-              <w:suppressLineNumbers w:val="0"/>
-              <w:jc w:val="center"/>
-              <w:textAlignment w:val="center"/>
-              <w:rPr>
-                <w:rFonts w:ascii="宋体" w:hAnsi="宋体" w:eastAsia="宋体" w:cs="宋体" w:hint="eastAsia"/>
-                <w:i w:val="false"/>
-                <w:iCs w:val="false"/>
-                <w:color w:val="000000"/>
-                <w:sz w:val="22"/>
-                <w:szCs w:val="22"/>
-                <w:u w:val="none"/>
-              </w:rPr>
-            </w:pPr>
             <w:r>
-              <w:rPr>
-                <w:rFonts w:ascii="宋体" w:hAnsi="宋体" w:cs="宋体" w:hint="eastAsia"/>
-                <w:i w:val="false"/>
-                <w:iCs w:val="false"/>
-                <w:color w:val="000000"/>
-                <w:kern w:val="0"/>
-                <w:sz w:val="22"/>
-                <w:szCs w:val="22"/>
-                <w:u w:val="none"/>
-                <w:lang w:bidi="ar"/>
-              </w:rPr>
-              <w:t>备注</w:t>
+              <w:t xml:space="preserve">{unit}</w:t>
             </w:r>
           </w:p>
         </w:tc>
-      </w:tr>
-      <w:tr>
-        <w:trPr>
-          <w:trHeight w:val="465" w:hRule="atLeast"/>
-        </w:trPr>
         <w:tc>
           <w:tcPr>
-            <w:tcW w:w="665" w:type="dxa"/>
+            <w:tcW w:w="1800" w:type="dxa"/>
             <w:tcBorders>
               <w:top w:val="single" w:sz="4" w:space="0" w:color="000000"/>
               <w:start w:val="single" w:sz="4" w:space="0" w:color="000000"/>
               <w:bottom w:val="single" w:sz="4" w:space="0" w:color="000000"/>
               <w:end w:val="single" w:sz="4" w:space="0" w:color="000000"/>
             </w:tcBorders>
-            <w:vAlign w:val="center"/>
           </w:tcPr>
           <w:p>
-            <w:pPr>
-              <w:pStyle w:val="Normal"/>
-              <w:keepNext w:val="false"/>
-              <w:keepLines w:val="false"/>
-              <w:widowControl/>
-              <w:suppressLineNumbers w:val="0"/>
-              <w:jc w:val="center"/>
-              <w:textAlignment w:val="center"/>
-              <w:rPr>
-                <w:rFonts w:ascii="宋体" w:hAnsi="宋体" w:eastAsia="宋体" w:cs="宋体" w:hint="eastAsia"/>
-                <w:i w:val="false"/>
-                <w:iCs w:val="false"/>
-                <w:color w:val="000000"/>
-                <w:sz w:val="22"/>
-                <w:szCs w:val="22"/>
-                <w:u w:val="none"/>
-              </w:rPr>
-            </w:pPr>
             <w:r>
-              <w:rPr>
-                <w:rFonts w:eastAsia="宋体" w:cs="宋体" w:hint="eastAsia" w:ascii="宋体" w:hAnsi="宋体"/>
-                <w:i w:val="false"/>
-                <w:iCs w:val="false"/>
-                <w:color w:val="000000"/>
-                <w:kern w:val="0"/>
-                <w:sz w:val="22"/>
-                <w:szCs w:val="22"/>
-                <w:u w:val="none"/>
-                <w:lang w:bidi="ar"/>
-              </w:rPr>
-              <w:t>1</w:t>
+              <w:t xml:space="preserve">{quantity}</w:t>
             </w:r>
           </w:p>
         </w:tc>
         <w:tc>
           <w:tcPr>
-            <w:tcW w:w="2481" w:type="dxa"/>
+            <w:tcW w:w="1800" w:type="dxa"/>
             <w:tcBorders>
               <w:top w:val="single" w:sz="4" w:space="0" w:color="000000"/>
               <w:start w:val="single" w:sz="4" w:space="0" w:color="000000"/>
               <w:bottom w:val="single" w:sz="4" w:space="0" w:color="000000"/>
               <w:end w:val="single" w:sz="4" w:space="0" w:color="000000"/>
             </w:tcBorders>
-            <w:vAlign w:val="center"/>
           </w:tcPr>
           <w:p>
-            <w:pPr>
-              <w:pStyle w:val="Normal"/>
-              <w:keepNext w:val="false"/>
-              <w:keepLines w:val="false"/>
-              <w:widowControl/>
-              <w:suppressLineNumbers w:val="0"/>
-              <w:snapToGrid w:val="false"/>
-              <w:jc w:val="center"/>
-              <w:textAlignment w:val="center"/>
-              <w:rPr>
-                <w:rFonts w:ascii="宋体" w:hAnsi="宋体" w:eastAsia="宋体" w:cs="宋体" w:hint="eastAsia"/>
-                <w:i w:val="false"/>
-                <w:iCs w:val="false"/>
-                <w:color w:val="000000"/>
-                <w:sz w:val="22"/>
-                <w:szCs w:val="22"/>
-                <w:u w:val="none"/>
-              </w:rPr>
-            </w:pPr>
             <w:r>
-              <w:rPr>
-                <w:rFonts w:eastAsia="宋体" w:cs="宋体" w:hint="eastAsia" w:ascii="宋体" w:hAnsi="宋体"/>
-                <w:i w:val="false"/>
-                <w:iCs w:val="false"/>
-                <w:color w:val="000000"/>
-                <w:sz w:val="22"/>
-                <w:szCs w:val="22"/>
-                <w:u w:val="none"/>
-              </w:rPr>
+              <w:t xml:space="preserve">{unitPrice}</w:t>
             </w:r>
           </w:p>
         </w:tc>
         <w:tc>
           <w:tcPr>
-            <w:tcW w:w="1294" w:type="dxa"/>
+            <w:tcW w:w="1800" w:type="dxa"/>
             <w:tcBorders>
               <w:top w:val="single" w:sz="4" w:space="0" w:color="000000"/>
               <w:start w:val="single" w:sz="4" w:space="0" w:color="000000"/>
               <w:bottom w:val="single" w:sz="4" w:space="0" w:color="000000"/>
               <w:end w:val="single" w:sz="4" w:space="0" w:color="000000"/>
             </w:tcBorders>
-            <w:vAlign w:val="center"/>
           </w:tcPr>
           <w:p>
-            <w:pPr>
-              <w:pStyle w:val="Normal"/>
-              <w:keepNext w:val="false"/>
-              <w:keepLines w:val="false"/>
-              <w:widowControl/>
-              <w:suppressLineNumbers w:val="0"/>
-              <w:snapToGrid w:val="false"/>
-              <w:jc w:val="center"/>
-              <w:textAlignment w:val="center"/>
-              <w:rPr>
-                <w:rFonts w:ascii="宋体" w:hAnsi="宋体" w:eastAsia="宋体" w:cs="宋体" w:hint="eastAsia"/>
-                <w:i w:val="false"/>
-                <w:iCs w:val="false"/>
-                <w:color w:val="000000"/>
-                <w:sz w:val="22"/>
-                <w:szCs w:val="22"/>
-                <w:u w:val="none"/>
-              </w:rPr>
-            </w:pPr>
             <w:r>
-              <w:rPr>
-                <w:rFonts w:eastAsia="宋体" w:cs="宋体" w:hint="eastAsia" w:ascii="宋体" w:hAnsi="宋体"/>
-                <w:i w:val="false"/>
-                <w:iCs w:val="false"/>
-                <w:color w:val="000000"/>
-                <w:sz w:val="22"/>
-                <w:szCs w:val="22"/>
-                <w:u w:val="none"/>
-              </w:rPr>
+              <w:t xml:space="preserve">{taxInclusiveAmount}</w:t>
             </w:r>
           </w:p>
         </w:tc>
         <w:tc>
           <w:tcPr>
-            <w:tcW w:w="1294" w:type="dxa"/>
+            <w:tcW w:w="1800" w:type="dxa"/>
             <w:tcBorders>
               <w:top w:val="single" w:sz="4" w:space="0" w:color="000000"/>
               <w:start w:val="single" w:sz="4" w:space="0" w:color="000000"/>
               <w:bottom w:val="single" w:sz="4" w:space="0" w:color="000000"/>
               <w:end w:val="single" w:sz="4" w:space="0" w:color="000000"/>
             </w:tcBorders>
-            <w:vAlign w:val="center"/>
           </w:tcPr>
           <w:p>
-            <w:pPr>
-              <w:pStyle w:val="Normal"/>
-              <w:keepNext w:val="false"/>
-              <w:keepLines w:val="false"/>
-              <w:widowControl/>
-              <w:suppressLineNumbers w:val="0"/>
-              <w:snapToGrid w:val="false"/>
-              <w:jc w:val="center"/>
-              <w:textAlignment w:val="center"/>
-              <w:rPr>
-                <w:rFonts w:ascii="宋体" w:hAnsi="宋体" w:eastAsia="宋体" w:cs="宋体" w:hint="eastAsia"/>
-                <w:i w:val="false"/>
-                <w:iCs w:val="false"/>
-                <w:color w:val="000000"/>
-                <w:sz w:val="22"/>
-                <w:szCs w:val="22"/>
-                <w:u w:val="none"/>
-              </w:rPr>
-            </w:pPr>
             <w:r>
-              <w:rPr>
-                <w:rFonts w:eastAsia="宋体" w:cs="宋体" w:hint="eastAsia" w:ascii="宋体" w:hAnsi="宋体"/>
-                <w:i w:val="false"/>
-                <w:iCs w:val="false"/>
-                <w:color w:val="000000"/>
-                <w:sz w:val="22"/>
-                <w:szCs w:val="22"/>
-                <w:u w:val="none"/>
-              </w:rPr>
-            </w:r>
-          </w:p>
-        </w:tc>
-        <w:tc>
-          <w:tcPr>
-            <w:tcW w:w="1294" w:type="dxa"/>
-            <w:tcBorders>
-              <w:top w:val="single" w:sz="4" w:space="0" w:color="000000"/>
-              <w:start w:val="single" w:sz="4" w:space="0" w:color="000000"/>
-              <w:bottom w:val="single" w:sz="4" w:space="0" w:color="000000"/>
-              <w:end w:val="single" w:sz="4" w:space="0" w:color="000000"/>
-            </w:tcBorders>
-            <w:vAlign w:val="center"/>
-          </w:tcPr>
-          <w:p>
-            <w:pPr>
-              <w:pStyle w:val="Normal"/>
-              <w:keepNext w:val="false"/>
-              <w:keepLines w:val="false"/>
-              <w:widowControl/>
-              <w:suppressLineNumbers w:val="0"/>
-              <w:snapToGrid w:val="false"/>
-              <w:jc w:val="center"/>
-              <w:textAlignment w:val="center"/>
-              <w:rPr>
-                <w:rFonts w:ascii="宋体" w:hAnsi="宋体" w:eastAsia="宋体" w:cs="宋体" w:hint="eastAsia"/>
-                <w:i w:val="false"/>
-                <w:iCs w:val="false"/>
-                <w:color w:val="000000"/>
-                <w:sz w:val="22"/>
-                <w:szCs w:val="22"/>
-                <w:u w:val="none"/>
-              </w:rPr>
-            </w:pPr>
-            <w:r>
-              <w:rPr>
-                <w:rFonts w:eastAsia="宋体" w:cs="宋体" w:hint="eastAsia" w:ascii="宋体" w:hAnsi="宋体"/>
-                <w:i w:val="false"/>
-                <w:iCs w:val="false"/>
-                <w:color w:val="000000"/>
-                <w:sz w:val="22"/>
-                <w:szCs w:val="22"/>
-                <w:u w:val="none"/>
-              </w:rPr>
-            </w:r>
-          </w:p>
-        </w:tc>
-        <w:tc>
-          <w:tcPr>
-            <w:tcW w:w="1294" w:type="dxa"/>
-            <w:tcBorders>
-              <w:top w:val="single" w:sz="4" w:space="0" w:color="000000"/>
-              <w:start w:val="single" w:sz="4" w:space="0" w:color="000000"/>
-              <w:bottom w:val="single" w:sz="4" w:space="0" w:color="000000"/>
-              <w:end w:val="single" w:sz="4" w:space="0" w:color="000000"/>
-            </w:tcBorders>
-            <w:vAlign w:val="center"/>
-          </w:tcPr>
-          <w:p>
-            <w:pPr>
-              <w:pStyle w:val="Normal"/>
-              <w:keepNext w:val="false"/>
-              <w:keepLines w:val="false"/>
-              <w:widowControl/>
-              <w:suppressLineNumbers w:val="0"/>
-              <w:snapToGrid w:val="false"/>
-              <w:jc w:val="center"/>
-              <w:textAlignment w:val="center"/>
-              <w:rPr>
-                <w:rFonts w:ascii="宋体" w:hAnsi="宋体" w:eastAsia="宋体" w:cs="宋体" w:hint="eastAsia"/>
-                <w:i w:val="false"/>
-                <w:iCs w:val="false"/>
-                <w:color w:val="000000"/>
-                <w:sz w:val="22"/>
-                <w:szCs w:val="22"/>
-                <w:u w:val="none"/>
-              </w:rPr>
-            </w:pPr>
-            <w:r>
-              <w:rPr>
-                <w:rFonts w:eastAsia="宋体" w:cs="宋体" w:hint="eastAsia" w:ascii="宋体" w:hAnsi="宋体"/>
-                <w:i w:val="false"/>
-                <w:iCs w:val="false"/>
-                <w:color w:val="000000"/>
-                <w:sz w:val="22"/>
-                <w:szCs w:val="22"/>
-                <w:u w:val="none"/>
-              </w:rPr>
-            </w:r>
-          </w:p>
-        </w:tc>
-        <w:tc>
-          <w:tcPr>
-            <w:tcW w:w="1298" w:type="dxa"/>
-            <w:tcBorders>
-              <w:top w:val="single" w:sz="4" w:space="0" w:color="000000"/>
-              <w:start w:val="single" w:sz="4" w:space="0" w:color="000000"/>
-              <w:bottom w:val="single" w:sz="4" w:space="0" w:color="000000"/>
-              <w:end w:val="single" w:sz="4" w:space="0" w:color="000000"/>
-            </w:tcBorders>
-            <w:vAlign w:val="center"/>
-          </w:tcPr>
-          <w:p>
-            <w:pPr>
-              <w:pStyle w:val="Normal"/>
-              <w:snapToGrid w:val="false"/>
-              <w:jc w:val="center"/>
-              <w:rPr>
-                <w:rFonts w:ascii="宋体" w:hAnsi="宋体" w:eastAsia="宋体" w:cs="宋体" w:hint="eastAsia"/>
-                <w:i w:val="false"/>
-                <w:iCs w:val="false"/>
-                <w:color w:val="000000"/>
-                <w:sz w:val="22"/>
-                <w:szCs w:val="22"/>
-                <w:u w:val="none"/>
-              </w:rPr>
-            </w:pPr>
-            <w:r>
-              <w:rPr>
-                <w:rFonts w:eastAsia="宋体" w:cs="宋体" w:hint="eastAsia" w:ascii="宋体" w:hAnsi="宋体"/>
-                <w:i w:val="false"/>
-                <w:iCs w:val="false"/>
-                <w:color w:val="000000"/>
-                <w:sz w:val="22"/>
-                <w:szCs w:val="22"/>
-                <w:u w:val="none"/>
-              </w:rPr>
-            </w:r>
-          </w:p>
-        </w:tc>
-      </w:tr>
-      <w:tr>
-        <w:trPr>
-          <w:trHeight w:val="465" w:hRule="atLeast"/>
-        </w:trPr>
-        <w:tc>
-          <w:tcPr>
-            <w:tcW w:w="665" w:type="dxa"/>
-            <w:tcBorders>
-              <w:top w:val="single" w:sz="4" w:space="0" w:color="000000"/>
-              <w:start w:val="single" w:sz="4" w:space="0" w:color="000000"/>
-              <w:bottom w:val="single" w:sz="4" w:space="0" w:color="000000"/>
-              <w:end w:val="single" w:sz="4" w:space="0" w:color="000000"/>
-            </w:tcBorders>
-            <w:vAlign w:val="center"/>
-          </w:tcPr>
-          <w:p>
-            <w:pPr>
-              <w:pStyle w:val="Normal"/>
-              <w:keepNext w:val="false"/>
-              <w:keepLines w:val="false"/>
-              <w:widowControl/>
-              <w:suppressLineNumbers w:val="0"/>
-              <w:jc w:val="center"/>
-              <w:textAlignment w:val="center"/>
-              <w:rPr>
-                <w:rFonts w:ascii="宋体" w:hAnsi="宋体" w:eastAsia="宋体" w:cs="宋体" w:hint="eastAsia"/>
-                <w:i w:val="false"/>
-                <w:iCs w:val="false"/>
-                <w:color w:val="000000"/>
-                <w:sz w:val="22"/>
-                <w:szCs w:val="22"/>
-                <w:u w:val="none"/>
-              </w:rPr>
-            </w:pPr>
-            <w:r>
-              <w:rPr>
-                <w:rFonts w:eastAsia="宋体" w:cs="宋体" w:hint="eastAsia" w:ascii="宋体" w:hAnsi="宋体"/>
-                <w:i w:val="false"/>
-                <w:iCs w:val="false"/>
-                <w:color w:val="000000"/>
-                <w:kern w:val="0"/>
-                <w:sz w:val="22"/>
-                <w:szCs w:val="22"/>
-                <w:u w:val="none"/>
-                <w:lang w:bidi="ar"/>
-              </w:rPr>
-              <w:t>2</w:t>
-            </w:r>
-          </w:p>
-        </w:tc>
-        <w:tc>
-          <w:tcPr>
-            <w:tcW w:w="2481" w:type="dxa"/>
-            <w:tcBorders>
-              <w:top w:val="single" w:sz="4" w:space="0" w:color="000000"/>
-              <w:start w:val="single" w:sz="4" w:space="0" w:color="000000"/>
-              <w:bottom w:val="single" w:sz="4" w:space="0" w:color="000000"/>
-              <w:end w:val="single" w:sz="4" w:space="0" w:color="000000"/>
-            </w:tcBorders>
-            <w:vAlign w:val="center"/>
-          </w:tcPr>
-          <w:p>
-            <w:pPr>
-              <w:pStyle w:val="Normal"/>
-              <w:keepNext w:val="false"/>
-              <w:keepLines w:val="false"/>
-              <w:widowControl/>
-              <w:suppressLineNumbers w:val="0"/>
-              <w:snapToGrid w:val="false"/>
-              <w:jc w:val="center"/>
-              <w:textAlignment w:val="center"/>
-              <w:rPr>
-                <w:rFonts w:ascii="宋体" w:hAnsi="宋体" w:eastAsia="宋体" w:cs="宋体" w:hint="eastAsia"/>
-                <w:i w:val="false"/>
-                <w:iCs w:val="false"/>
-                <w:color w:val="000000"/>
-                <w:sz w:val="22"/>
-                <w:szCs w:val="22"/>
-                <w:u w:val="none"/>
-              </w:rPr>
-            </w:pPr>
-            <w:r>
-              <w:rPr>
-                <w:rFonts w:eastAsia="宋体" w:cs="宋体" w:hint="eastAsia" w:ascii="宋体" w:hAnsi="宋体"/>
-                <w:i w:val="false"/>
-                <w:iCs w:val="false"/>
-                <w:color w:val="000000"/>
-                <w:sz w:val="22"/>
-                <w:szCs w:val="22"/>
-                <w:u w:val="none"/>
-              </w:rPr>
-            </w:r>
-          </w:p>
-        </w:tc>
-        <w:tc>
-          <w:tcPr>
-            <w:tcW w:w="1294" w:type="dxa"/>
-            <w:tcBorders>
-              <w:top w:val="single" w:sz="4" w:space="0" w:color="000000"/>
-              <w:start w:val="single" w:sz="4" w:space="0" w:color="000000"/>
-              <w:bottom w:val="single" w:sz="4" w:space="0" w:color="000000"/>
-              <w:end w:val="single" w:sz="4" w:space="0" w:color="000000"/>
-            </w:tcBorders>
-            <w:vAlign w:val="center"/>
-          </w:tcPr>
-          <w:p>
-            <w:pPr>
-              <w:pStyle w:val="Normal"/>
-              <w:keepNext w:val="false"/>
-              <w:keepLines w:val="false"/>
-              <w:widowControl/>
-              <w:suppressLineNumbers w:val="0"/>
-              <w:snapToGrid w:val="false"/>
-              <w:jc w:val="center"/>
-              <w:textAlignment w:val="center"/>
-              <w:rPr>
-                <w:rFonts w:ascii="宋体" w:hAnsi="宋体" w:eastAsia="宋体" w:cs="宋体" w:hint="eastAsia"/>
-                <w:i w:val="false"/>
-                <w:iCs w:val="false"/>
-                <w:color w:val="000000"/>
-                <w:sz w:val="22"/>
-                <w:szCs w:val="22"/>
-                <w:u w:val="none"/>
-              </w:rPr>
-            </w:pPr>
-            <w:r>
-              <w:rPr>
-                <w:rFonts w:eastAsia="宋体" w:cs="宋体" w:hint="eastAsia" w:ascii="宋体" w:hAnsi="宋体"/>
-                <w:i w:val="false"/>
-                <w:iCs w:val="false"/>
-                <w:color w:val="000000"/>
-                <w:sz w:val="22"/>
-                <w:szCs w:val="22"/>
-                <w:u w:val="none"/>
-              </w:rPr>
-            </w:r>
-          </w:p>
-        </w:tc>
-        <w:tc>
-          <w:tcPr>
-            <w:tcW w:w="1294" w:type="dxa"/>
-            <w:tcBorders>
-              <w:top w:val="single" w:sz="4" w:space="0" w:color="000000"/>
-              <w:start w:val="single" w:sz="4" w:space="0" w:color="000000"/>
-              <w:bottom w:val="single" w:sz="4" w:space="0" w:color="000000"/>
-              <w:end w:val="single" w:sz="4" w:space="0" w:color="000000"/>
-            </w:tcBorders>
-            <w:vAlign w:val="center"/>
-          </w:tcPr>
-          <w:p>
-            <w:pPr>
-              <w:pStyle w:val="Normal"/>
-              <w:keepNext w:val="false"/>
-              <w:keepLines w:val="false"/>
-              <w:widowControl/>
-              <w:suppressLineNumbers w:val="0"/>
-              <w:snapToGrid w:val="false"/>
-              <w:jc w:val="center"/>
-              <w:textAlignment w:val="center"/>
-              <w:rPr>
-                <w:rFonts w:ascii="宋体" w:hAnsi="宋体" w:eastAsia="宋体" w:cs="宋体" w:hint="eastAsia"/>
-                <w:i w:val="false"/>
-                <w:iCs w:val="false"/>
-                <w:color w:val="000000"/>
-                <w:sz w:val="22"/>
-                <w:szCs w:val="22"/>
-                <w:u w:val="none"/>
-              </w:rPr>
-            </w:pPr>
-            <w:r>
-              <w:rPr>
-                <w:rFonts w:eastAsia="宋体" w:cs="宋体" w:hint="eastAsia" w:ascii="宋体" w:hAnsi="宋体"/>
-                <w:i w:val="false"/>
-                <w:iCs w:val="false"/>
-                <w:color w:val="000000"/>
-                <w:sz w:val="22"/>
-                <w:szCs w:val="22"/>
-                <w:u w:val="none"/>
-              </w:rPr>
-            </w:r>
-          </w:p>
-        </w:tc>
-        <w:tc>
-          <w:tcPr>
-            <w:tcW w:w="1294" w:type="dxa"/>
-            <w:tcBorders>
-              <w:top w:val="single" w:sz="4" w:space="0" w:color="000000"/>
-              <w:start w:val="single" w:sz="4" w:space="0" w:color="000000"/>
-              <w:bottom w:val="single" w:sz="4" w:space="0" w:color="000000"/>
-              <w:end w:val="single" w:sz="4" w:space="0" w:color="000000"/>
-            </w:tcBorders>
-            <w:vAlign w:val="center"/>
-          </w:tcPr>
-          <w:p>
-            <w:pPr>
-              <w:pStyle w:val="Normal"/>
-              <w:keepNext w:val="false"/>
-              <w:keepLines w:val="false"/>
-              <w:widowControl/>
-              <w:suppressLineNumbers w:val="0"/>
-              <w:snapToGrid w:val="false"/>
-              <w:jc w:val="center"/>
-              <w:textAlignment w:val="center"/>
-              <w:rPr>
-                <w:rFonts w:ascii="宋体" w:hAnsi="宋体" w:eastAsia="宋体" w:cs="宋体" w:hint="eastAsia"/>
-                <w:i w:val="false"/>
-                <w:iCs w:val="false"/>
-                <w:color w:val="000000"/>
-                <w:sz w:val="22"/>
-                <w:szCs w:val="22"/>
-                <w:u w:val="none"/>
-              </w:rPr>
-            </w:pPr>
-            <w:r>
-              <w:rPr>
-                <w:rFonts w:eastAsia="宋体" w:cs="宋体" w:hint="eastAsia" w:ascii="宋体" w:hAnsi="宋体"/>
-                <w:i w:val="false"/>
-                <w:iCs w:val="false"/>
-                <w:color w:val="000000"/>
-                <w:sz w:val="22"/>
-                <w:szCs w:val="22"/>
-                <w:u w:val="none"/>
-              </w:rPr>
-            </w:r>
-          </w:p>
-        </w:tc>
-        <w:tc>
-          <w:tcPr>
-            <w:tcW w:w="1294" w:type="dxa"/>
-            <w:tcBorders>
-              <w:top w:val="single" w:sz="4" w:space="0" w:color="000000"/>
-              <w:start w:val="single" w:sz="4" w:space="0" w:color="000000"/>
-              <w:bottom w:val="single" w:sz="4" w:space="0" w:color="000000"/>
-              <w:end w:val="single" w:sz="4" w:space="0" w:color="000000"/>
-            </w:tcBorders>
-            <w:vAlign w:val="center"/>
-          </w:tcPr>
-          <w:p>
-            <w:pPr>
-              <w:pStyle w:val="Normal"/>
-              <w:keepNext w:val="false"/>
-              <w:keepLines w:val="false"/>
-              <w:widowControl/>
-              <w:suppressLineNumbers w:val="0"/>
-              <w:snapToGrid w:val="false"/>
-              <w:jc w:val="center"/>
-              <w:textAlignment w:val="center"/>
-              <w:rPr>
-                <w:rFonts w:ascii="宋体" w:hAnsi="宋体" w:eastAsia="宋体" w:cs="宋体" w:hint="eastAsia"/>
-                <w:i w:val="false"/>
-                <w:iCs w:val="false"/>
-                <w:color w:val="000000"/>
-                <w:sz w:val="22"/>
-                <w:szCs w:val="22"/>
-                <w:u w:val="none"/>
-              </w:rPr>
-            </w:pPr>
-            <w:r>
-              <w:rPr>
-                <w:rFonts w:eastAsia="宋体" w:cs="宋体" w:hint="eastAsia" w:ascii="宋体" w:hAnsi="宋体"/>
-                <w:i w:val="false"/>
-                <w:iCs w:val="false"/>
-                <w:color w:val="000000"/>
-                <w:sz w:val="22"/>
-                <w:szCs w:val="22"/>
-                <w:u w:val="none"/>
-              </w:rPr>
-            </w:r>
-          </w:p>
-        </w:tc>
-        <w:tc>
-          <w:tcPr>
-            <w:tcW w:w="1298" w:type="dxa"/>
-            <w:tcBorders>
-              <w:top w:val="single" w:sz="4" w:space="0" w:color="000000"/>
-              <w:start w:val="single" w:sz="4" w:space="0" w:color="000000"/>
-              <w:bottom w:val="single" w:sz="4" w:space="0" w:color="000000"/>
-              <w:end w:val="single" w:sz="4" w:space="0" w:color="000000"/>
-            </w:tcBorders>
-            <w:vAlign w:val="center"/>
-          </w:tcPr>
-          <w:p>
-            <w:pPr>
-              <w:pStyle w:val="Normal"/>
-              <w:snapToGrid w:val="false"/>
-              <w:jc w:val="center"/>
-              <w:rPr>
-                <w:rFonts w:ascii="宋体" w:hAnsi="宋体" w:eastAsia="宋体" w:cs="宋体" w:hint="eastAsia"/>
-                <w:i w:val="false"/>
-                <w:iCs w:val="false"/>
-                <w:color w:val="000000"/>
-                <w:sz w:val="22"/>
-                <w:szCs w:val="22"/>
-                <w:u w:val="none"/>
-              </w:rPr>
-            </w:pPr>
-            <w:r>
-              <w:rPr>
-                <w:rFonts w:eastAsia="宋体" w:cs="宋体" w:hint="eastAsia" w:ascii="宋体" w:hAnsi="宋体"/>
-                <w:i w:val="false"/>
-                <w:iCs w:val="false"/>
-                <w:color w:val="000000"/>
-                <w:sz w:val="22"/>
-                <w:szCs w:val="22"/>
-                <w:u w:val="none"/>
-              </w:rPr>
-            </w:r>
-          </w:p>
-        </w:tc>
-      </w:tr>
-      <w:tr>
-        <w:trPr>
-          <w:trHeight w:val="465" w:hRule="atLeast"/>
-        </w:trPr>
-        <w:tc>
-          <w:tcPr>
-            <w:tcW w:w="665" w:type="dxa"/>
-            <w:tcBorders>
-              <w:top w:val="single" w:sz="4" w:space="0" w:color="000000"/>
-              <w:start w:val="single" w:sz="4" w:space="0" w:color="000000"/>
-              <w:bottom w:val="single" w:sz="4" w:space="0" w:color="000000"/>
-              <w:end w:val="single" w:sz="4" w:space="0" w:color="000000"/>
-            </w:tcBorders>
-            <w:vAlign w:val="center"/>
-          </w:tcPr>
-          <w:p>
-            <w:pPr>
-              <w:pStyle w:val="Normal"/>
-              <w:keepNext w:val="false"/>
-              <w:keepLines w:val="false"/>
-              <w:widowControl/>
-              <w:suppressLineNumbers w:val="0"/>
-              <w:jc w:val="center"/>
-              <w:textAlignment w:val="center"/>
-              <w:rPr>
-                <w:rFonts w:ascii="宋体" w:hAnsi="宋体" w:eastAsia="宋体" w:cs="宋体" w:hint="eastAsia"/>
-                <w:i w:val="false"/>
-                <w:iCs w:val="false"/>
-                <w:color w:val="000000"/>
-                <w:sz w:val="22"/>
-                <w:szCs w:val="22"/>
-                <w:u w:val="none"/>
-              </w:rPr>
-            </w:pPr>
-            <w:r>
-              <w:rPr>
-                <w:rFonts w:eastAsia="宋体" w:cs="宋体" w:hint="eastAsia" w:ascii="宋体" w:hAnsi="宋体"/>
-                <w:i w:val="false"/>
-                <w:iCs w:val="false"/>
-                <w:color w:val="000000"/>
-                <w:kern w:val="0"/>
-                <w:sz w:val="22"/>
-                <w:szCs w:val="22"/>
-                <w:u w:val="none"/>
-                <w:lang w:bidi="ar"/>
-              </w:rPr>
-              <w:t>3</w:t>
-            </w:r>
-          </w:p>
-        </w:tc>
-        <w:tc>
-          <w:tcPr>
-            <w:tcW w:w="2481" w:type="dxa"/>
-            <w:tcBorders>
-              <w:top w:val="single" w:sz="4" w:space="0" w:color="000000"/>
-              <w:start w:val="single" w:sz="4" w:space="0" w:color="000000"/>
-              <w:bottom w:val="single" w:sz="4" w:space="0" w:color="000000"/>
-              <w:end w:val="single" w:sz="4" w:space="0" w:color="000000"/>
-            </w:tcBorders>
-            <w:vAlign w:val="center"/>
-          </w:tcPr>
-          <w:p>
-            <w:pPr>
-              <w:pStyle w:val="Normal"/>
-              <w:keepNext w:val="false"/>
-              <w:keepLines w:val="false"/>
-              <w:widowControl/>
-              <w:suppressLineNumbers w:val="0"/>
-              <w:snapToGrid w:val="false"/>
-              <w:jc w:val="center"/>
-              <w:textAlignment w:val="center"/>
-              <w:rPr>
-                <w:rFonts w:ascii="宋体" w:hAnsi="宋体" w:eastAsia="宋体" w:cs="宋体" w:hint="eastAsia"/>
-                <w:i w:val="false"/>
-                <w:iCs w:val="false"/>
-                <w:color w:val="000000"/>
-                <w:sz w:val="22"/>
-                <w:szCs w:val="22"/>
-                <w:u w:val="none"/>
-              </w:rPr>
-            </w:pPr>
-            <w:r>
-              <w:rPr>
-                <w:rFonts w:eastAsia="宋体" w:cs="宋体" w:hint="eastAsia" w:ascii="宋体" w:hAnsi="宋体"/>
-                <w:i w:val="false"/>
-                <w:iCs w:val="false"/>
-                <w:color w:val="000000"/>
-                <w:sz w:val="22"/>
-                <w:szCs w:val="22"/>
-                <w:u w:val="none"/>
-              </w:rPr>
-            </w:r>
-          </w:p>
-        </w:tc>
-        <w:tc>
-          <w:tcPr>
-            <w:tcW w:w="1294" w:type="dxa"/>
-            <w:tcBorders>
-              <w:top w:val="single" w:sz="4" w:space="0" w:color="000000"/>
-              <w:start w:val="single" w:sz="4" w:space="0" w:color="000000"/>
-              <w:bottom w:val="single" w:sz="4" w:space="0" w:color="000000"/>
-              <w:end w:val="single" w:sz="4" w:space="0" w:color="000000"/>
-            </w:tcBorders>
-            <w:vAlign w:val="center"/>
-          </w:tcPr>
-          <w:p>
-            <w:pPr>
-              <w:pStyle w:val="Normal"/>
-              <w:keepNext w:val="false"/>
-              <w:keepLines w:val="false"/>
-              <w:widowControl/>
-              <w:suppressLineNumbers w:val="0"/>
-              <w:snapToGrid w:val="false"/>
-              <w:jc w:val="center"/>
-              <w:textAlignment w:val="center"/>
-              <w:rPr>
-                <w:rFonts w:ascii="宋体" w:hAnsi="宋体" w:eastAsia="宋体" w:cs="宋体" w:hint="eastAsia"/>
-                <w:i w:val="false"/>
-                <w:iCs w:val="false"/>
-                <w:color w:val="000000"/>
-                <w:sz w:val="22"/>
-                <w:szCs w:val="22"/>
-                <w:u w:val="none"/>
-              </w:rPr>
-            </w:pPr>
-            <w:r>
-              <w:rPr>
-                <w:rFonts w:eastAsia="宋体" w:cs="宋体" w:hint="eastAsia" w:ascii="宋体" w:hAnsi="宋体"/>
-                <w:i w:val="false"/>
-                <w:iCs w:val="false"/>
-                <w:color w:val="000000"/>
-                <w:sz w:val="22"/>
-                <w:szCs w:val="22"/>
-                <w:u w:val="none"/>
-              </w:rPr>
-            </w:r>
-          </w:p>
-        </w:tc>
-        <w:tc>
-          <w:tcPr>
-            <w:tcW w:w="1294" w:type="dxa"/>
-            <w:tcBorders>
-              <w:top w:val="single" w:sz="4" w:space="0" w:color="000000"/>
-              <w:start w:val="single" w:sz="4" w:space="0" w:color="000000"/>
-              <w:bottom w:val="single" w:sz="4" w:space="0" w:color="000000"/>
-              <w:end w:val="single" w:sz="4" w:space="0" w:color="000000"/>
-            </w:tcBorders>
-            <w:vAlign w:val="center"/>
-          </w:tcPr>
-          <w:p>
-            <w:pPr>
-              <w:pStyle w:val="Normal"/>
-              <w:keepNext w:val="false"/>
-              <w:keepLines w:val="false"/>
-              <w:widowControl/>
-              <w:suppressLineNumbers w:val="0"/>
-              <w:snapToGrid w:val="false"/>
-              <w:jc w:val="center"/>
-              <w:textAlignment w:val="center"/>
-              <w:rPr>
-                <w:rFonts w:ascii="宋体" w:hAnsi="宋体" w:eastAsia="宋体" w:cs="宋体" w:hint="eastAsia"/>
-                <w:i w:val="false"/>
-                <w:iCs w:val="false"/>
-                <w:color w:val="000000"/>
-                <w:sz w:val="22"/>
-                <w:szCs w:val="22"/>
-                <w:u w:val="none"/>
-              </w:rPr>
-            </w:pPr>
-            <w:r>
-              <w:rPr>
-                <w:rFonts w:eastAsia="宋体" w:cs="宋体" w:hint="eastAsia" w:ascii="宋体" w:hAnsi="宋体"/>
-                <w:i w:val="false"/>
-                <w:iCs w:val="false"/>
-                <w:color w:val="000000"/>
-                <w:sz w:val="22"/>
-                <w:szCs w:val="22"/>
-                <w:u w:val="none"/>
-              </w:rPr>
-            </w:r>
-          </w:p>
-        </w:tc>
-        <w:tc>
-          <w:tcPr>
-            <w:tcW w:w="1294" w:type="dxa"/>
-            <w:tcBorders>
-              <w:top w:val="single" w:sz="4" w:space="0" w:color="000000"/>
-              <w:start w:val="single" w:sz="4" w:space="0" w:color="000000"/>
-              <w:bottom w:val="single" w:sz="4" w:space="0" w:color="000000"/>
-              <w:end w:val="single" w:sz="4" w:space="0" w:color="000000"/>
-            </w:tcBorders>
-            <w:vAlign w:val="center"/>
-          </w:tcPr>
-          <w:p>
-            <w:pPr>
-              <w:pStyle w:val="Normal"/>
-              <w:keepNext w:val="false"/>
-              <w:keepLines w:val="false"/>
-              <w:widowControl/>
-              <w:suppressLineNumbers w:val="0"/>
-              <w:snapToGrid w:val="false"/>
-              <w:jc w:val="center"/>
-              <w:textAlignment w:val="center"/>
-              <w:rPr>
-                <w:rFonts w:ascii="宋体" w:hAnsi="宋体" w:eastAsia="宋体" w:cs="宋体" w:hint="eastAsia"/>
-                <w:i w:val="false"/>
-                <w:iCs w:val="false"/>
-                <w:color w:val="000000"/>
-                <w:sz w:val="22"/>
-                <w:szCs w:val="22"/>
-                <w:u w:val="none"/>
-              </w:rPr>
-            </w:pPr>
-            <w:r>
-              <w:rPr>
-                <w:rFonts w:eastAsia="宋体" w:cs="宋体" w:hint="eastAsia" w:ascii="宋体" w:hAnsi="宋体"/>
-                <w:i w:val="false"/>
-                <w:iCs w:val="false"/>
-                <w:color w:val="000000"/>
-                <w:sz w:val="22"/>
-                <w:szCs w:val="22"/>
-                <w:u w:val="none"/>
-              </w:rPr>
-            </w:r>
-          </w:p>
-        </w:tc>
-        <w:tc>
-          <w:tcPr>
-            <w:tcW w:w="1294" w:type="dxa"/>
-            <w:tcBorders>
-              <w:top w:val="single" w:sz="4" w:space="0" w:color="000000"/>
-              <w:start w:val="single" w:sz="4" w:space="0" w:color="000000"/>
-              <w:bottom w:val="single" w:sz="4" w:space="0" w:color="000000"/>
-              <w:end w:val="single" w:sz="4" w:space="0" w:color="000000"/>
-            </w:tcBorders>
-            <w:vAlign w:val="center"/>
-          </w:tcPr>
-          <w:p>
-            <w:pPr>
-              <w:pStyle w:val="Normal"/>
-              <w:keepNext w:val="false"/>
-              <w:keepLines w:val="false"/>
-              <w:widowControl/>
-              <w:suppressLineNumbers w:val="0"/>
-              <w:snapToGrid w:val="false"/>
-              <w:jc w:val="center"/>
-              <w:textAlignment w:val="center"/>
-              <w:rPr>
-                <w:rFonts w:ascii="宋体" w:hAnsi="宋体" w:eastAsia="宋体" w:cs="宋体" w:hint="eastAsia"/>
-                <w:i w:val="false"/>
-                <w:iCs w:val="false"/>
-                <w:color w:val="000000"/>
-                <w:sz w:val="22"/>
-                <w:szCs w:val="22"/>
-                <w:u w:val="none"/>
-              </w:rPr>
-            </w:pPr>
-            <w:r>
-              <w:rPr>
-                <w:rFonts w:eastAsia="宋体" w:cs="宋体" w:hint="eastAsia" w:ascii="宋体" w:hAnsi="宋体"/>
-                <w:i w:val="false"/>
-                <w:iCs w:val="false"/>
-                <w:color w:val="000000"/>
-                <w:sz w:val="22"/>
-                <w:szCs w:val="22"/>
-                <w:u w:val="none"/>
-              </w:rPr>
-            </w:r>
-          </w:p>
-        </w:tc>
-        <w:tc>
-          <w:tcPr>
-            <w:tcW w:w="1298" w:type="dxa"/>
-            <w:tcBorders>
-              <w:top w:val="single" w:sz="4" w:space="0" w:color="000000"/>
-              <w:start w:val="single" w:sz="4" w:space="0" w:color="000000"/>
-              <w:bottom w:val="single" w:sz="4" w:space="0" w:color="000000"/>
-              <w:end w:val="single" w:sz="4" w:space="0" w:color="000000"/>
-            </w:tcBorders>
-            <w:vAlign w:val="center"/>
-          </w:tcPr>
-          <w:p>
-            <w:pPr>
-              <w:pStyle w:val="Normal"/>
-              <w:snapToGrid w:val="false"/>
-              <w:jc w:val="center"/>
-              <w:rPr>
-                <w:rFonts w:ascii="宋体" w:hAnsi="宋体" w:eastAsia="宋体" w:cs="宋体" w:hint="eastAsia"/>
-                <w:i w:val="false"/>
-                <w:iCs w:val="false"/>
-                <w:color w:val="000000"/>
-                <w:sz w:val="22"/>
-                <w:szCs w:val="22"/>
-                <w:u w:val="none"/>
-              </w:rPr>
-            </w:pPr>
-            <w:r>
-              <w:rPr>
-                <w:rFonts w:eastAsia="宋体" w:cs="宋体" w:hint="eastAsia" w:ascii="宋体" w:hAnsi="宋体"/>
-                <w:i w:val="false"/>
-                <w:iCs w:val="false"/>
-                <w:color w:val="000000"/>
-                <w:sz w:val="22"/>
-                <w:szCs w:val="22"/>
-                <w:u w:val="none"/>
-              </w:rPr>
-            </w:r>
-          </w:p>
-        </w:tc>
-      </w:tr>
-      <w:tr>
-        <w:trPr>
-          <w:trHeight w:val="425" w:hRule="atLeast"/>
-        </w:trPr>
-        <w:tc>
-          <w:tcPr>
-            <w:tcW w:w="665" w:type="dxa"/>
-            <w:tcBorders>
-              <w:top w:val="single" w:sz="4" w:space="0" w:color="000000"/>
-              <w:start w:val="single" w:sz="4" w:space="0" w:color="000000"/>
-              <w:bottom w:val="single" w:sz="4" w:space="0" w:color="000000"/>
-              <w:end w:val="single" w:sz="4" w:space="0" w:color="000000"/>
-            </w:tcBorders>
-            <w:vAlign w:val="center"/>
-          </w:tcPr>
-          <w:p>
-            <w:pPr>
-              <w:pStyle w:val="Normal"/>
-              <w:snapToGrid w:val="false"/>
-              <w:jc w:val="center"/>
-              <w:rPr>
-                <w:rFonts w:ascii="宋体" w:hAnsi="宋体" w:eastAsia="宋体" w:cs="宋体" w:hint="eastAsia"/>
-                <w:i w:val="false"/>
-                <w:iCs w:val="false"/>
-                <w:color w:val="000000"/>
-                <w:sz w:val="22"/>
-                <w:szCs w:val="22"/>
-                <w:u w:val="none"/>
-              </w:rPr>
-            </w:pPr>
-            <w:r>
-              <w:rPr>
-                <w:rFonts w:eastAsia="宋体" w:cs="宋体" w:hint="eastAsia" w:ascii="宋体" w:hAnsi="宋体"/>
-                <w:i w:val="false"/>
-                <w:iCs w:val="false"/>
-                <w:color w:val="000000"/>
-                <w:sz w:val="22"/>
-                <w:szCs w:val="22"/>
-                <w:u w:val="none"/>
-              </w:rPr>
-            </w:r>
-          </w:p>
-        </w:tc>
-        <w:tc>
-          <w:tcPr>
-            <w:tcW w:w="2481" w:type="dxa"/>
-            <w:tcBorders>
-              <w:top w:val="single" w:sz="4" w:space="0" w:color="000000"/>
-              <w:start w:val="single" w:sz="4" w:space="0" w:color="000000"/>
-              <w:bottom w:val="single" w:sz="4" w:space="0" w:color="000000"/>
-              <w:end w:val="single" w:sz="4" w:space="0" w:color="000000"/>
-            </w:tcBorders>
-            <w:vAlign w:val="center"/>
-          </w:tcPr>
-          <w:p>
-            <w:pPr>
-              <w:pStyle w:val="Normal"/>
-              <w:snapToGrid w:val="false"/>
-              <w:jc w:val="center"/>
-              <w:rPr>
-                <w:rFonts w:ascii="宋体" w:hAnsi="宋体" w:eastAsia="宋体" w:cs="宋体" w:hint="eastAsia"/>
-                <w:i w:val="false"/>
-                <w:iCs w:val="false"/>
-                <w:color w:val="000000"/>
-                <w:sz w:val="22"/>
-                <w:szCs w:val="22"/>
-                <w:u w:val="none"/>
-              </w:rPr>
-            </w:pPr>
-            <w:r>
-              <w:rPr>
-                <w:rFonts w:eastAsia="宋体" w:cs="宋体" w:hint="eastAsia" w:ascii="宋体" w:hAnsi="宋体"/>
-                <w:i w:val="false"/>
-                <w:iCs w:val="false"/>
-                <w:color w:val="000000"/>
-                <w:sz w:val="22"/>
-                <w:szCs w:val="22"/>
-                <w:u w:val="none"/>
-              </w:rPr>
-            </w:r>
-          </w:p>
-        </w:tc>
-        <w:tc>
-          <w:tcPr>
-            <w:tcW w:w="1294" w:type="dxa"/>
-            <w:tcBorders>
-              <w:top w:val="single" w:sz="4" w:space="0" w:color="000000"/>
-              <w:start w:val="single" w:sz="4" w:space="0" w:color="000000"/>
-              <w:bottom w:val="single" w:sz="4" w:space="0" w:color="000000"/>
-              <w:end w:val="single" w:sz="4" w:space="0" w:color="000000"/>
-            </w:tcBorders>
-            <w:vAlign w:val="center"/>
-          </w:tcPr>
-          <w:p>
-            <w:pPr>
-              <w:pStyle w:val="Normal"/>
-              <w:snapToGrid w:val="false"/>
-              <w:jc w:val="center"/>
-              <w:rPr>
-                <w:rFonts w:ascii="宋体" w:hAnsi="宋体" w:eastAsia="宋体" w:cs="宋体" w:hint="eastAsia"/>
-                <w:i w:val="false"/>
-                <w:iCs w:val="false"/>
-                <w:color w:val="000000"/>
-                <w:sz w:val="22"/>
-                <w:szCs w:val="22"/>
-                <w:u w:val="none"/>
-              </w:rPr>
-            </w:pPr>
-            <w:r>
-              <w:rPr>
-                <w:rFonts w:eastAsia="宋体" w:cs="宋体" w:hint="eastAsia" w:ascii="宋体" w:hAnsi="宋体"/>
-                <w:i w:val="false"/>
-                <w:iCs w:val="false"/>
-                <w:color w:val="000000"/>
-                <w:sz w:val="22"/>
-                <w:szCs w:val="22"/>
-                <w:u w:val="none"/>
-              </w:rPr>
-            </w:r>
-          </w:p>
-        </w:tc>
-        <w:tc>
-          <w:tcPr>
-            <w:tcW w:w="1294" w:type="dxa"/>
-            <w:tcBorders>
-              <w:top w:val="single" w:sz="4" w:space="0" w:color="000000"/>
-              <w:start w:val="single" w:sz="4" w:space="0" w:color="000000"/>
-              <w:bottom w:val="single" w:sz="4" w:space="0" w:color="000000"/>
-              <w:end w:val="single" w:sz="4" w:space="0" w:color="000000"/>
-            </w:tcBorders>
-            <w:vAlign w:val="center"/>
-          </w:tcPr>
-          <w:p>
-            <w:pPr>
-              <w:pStyle w:val="Normal"/>
-              <w:snapToGrid w:val="false"/>
-              <w:jc w:val="center"/>
-              <w:rPr>
-                <w:rFonts w:ascii="宋体" w:hAnsi="宋体" w:eastAsia="宋体" w:cs="宋体" w:hint="eastAsia"/>
-                <w:i w:val="false"/>
-                <w:iCs w:val="false"/>
-                <w:color w:val="000000"/>
-                <w:sz w:val="22"/>
-                <w:szCs w:val="22"/>
-                <w:u w:val="none"/>
-              </w:rPr>
-            </w:pPr>
-            <w:r>
-              <w:rPr>
-                <w:rFonts w:eastAsia="宋体" w:cs="宋体" w:hint="eastAsia" w:ascii="宋体" w:hAnsi="宋体"/>
-                <w:i w:val="false"/>
-                <w:iCs w:val="false"/>
-                <w:color w:val="000000"/>
-                <w:sz w:val="22"/>
-                <w:szCs w:val="22"/>
-                <w:u w:val="none"/>
-              </w:rPr>
-            </w:r>
-          </w:p>
-        </w:tc>
-        <w:tc>
-          <w:tcPr>
-            <w:tcW w:w="1294" w:type="dxa"/>
-            <w:tcBorders>
-              <w:top w:val="single" w:sz="4" w:space="0" w:color="000000"/>
-              <w:start w:val="single" w:sz="4" w:space="0" w:color="000000"/>
-              <w:bottom w:val="single" w:sz="4" w:space="0" w:color="000000"/>
-              <w:end w:val="single" w:sz="4" w:space="0" w:color="000000"/>
-            </w:tcBorders>
-            <w:vAlign w:val="center"/>
-          </w:tcPr>
-          <w:p>
-            <w:pPr>
-              <w:pStyle w:val="Normal"/>
-              <w:snapToGrid w:val="false"/>
-              <w:jc w:val="center"/>
-              <w:rPr>
-                <w:rFonts w:ascii="宋体" w:hAnsi="宋体" w:eastAsia="宋体" w:cs="宋体" w:hint="eastAsia"/>
-                <w:i w:val="false"/>
-                <w:iCs w:val="false"/>
-                <w:color w:val="000000"/>
-                <w:sz w:val="22"/>
-                <w:szCs w:val="22"/>
-                <w:u w:val="none"/>
-              </w:rPr>
-            </w:pPr>
-            <w:r>
-              <w:rPr>
-                <w:rFonts w:eastAsia="宋体" w:cs="宋体" w:hint="eastAsia" w:ascii="宋体" w:hAnsi="宋体"/>
-                <w:i w:val="false"/>
-                <w:iCs w:val="false"/>
-                <w:color w:val="000000"/>
-                <w:sz w:val="22"/>
-                <w:szCs w:val="22"/>
-                <w:u w:val="none"/>
-              </w:rPr>
-            </w:r>
-          </w:p>
-        </w:tc>
-        <w:tc>
-          <w:tcPr>
-            <w:tcW w:w="1294" w:type="dxa"/>
-            <w:tcBorders>
-              <w:top w:val="single" w:sz="4" w:space="0" w:color="000000"/>
-              <w:start w:val="single" w:sz="4" w:space="0" w:color="000000"/>
-              <w:bottom w:val="single" w:sz="4" w:space="0" w:color="000000"/>
-              <w:end w:val="single" w:sz="4" w:space="0" w:color="000000"/>
-            </w:tcBorders>
-            <w:vAlign w:val="center"/>
-          </w:tcPr>
-          <w:p>
-            <w:pPr>
-              <w:pStyle w:val="Normal"/>
-              <w:snapToGrid w:val="false"/>
-              <w:jc w:val="center"/>
-              <w:rPr>
-                <w:rFonts w:ascii="宋体" w:hAnsi="宋体" w:eastAsia="宋体" w:cs="宋体" w:hint="eastAsia"/>
-                <w:i w:val="false"/>
-                <w:iCs w:val="false"/>
-                <w:color w:val="000000"/>
-                <w:sz w:val="22"/>
-                <w:szCs w:val="22"/>
-                <w:u w:val="none"/>
-              </w:rPr>
-            </w:pPr>
-            <w:r>
-              <w:rPr>
-                <w:rFonts w:eastAsia="宋体" w:cs="宋体" w:hint="eastAsia" w:ascii="宋体" w:hAnsi="宋体"/>
-                <w:i w:val="false"/>
-                <w:iCs w:val="false"/>
-                <w:color w:val="000000"/>
-                <w:sz w:val="22"/>
-                <w:szCs w:val="22"/>
-                <w:u w:val="none"/>
-              </w:rPr>
-            </w:r>
-          </w:p>
-        </w:tc>
-        <w:tc>
-          <w:tcPr>
-            <w:tcW w:w="1298" w:type="dxa"/>
-            <w:tcBorders>
-              <w:top w:val="single" w:sz="4" w:space="0" w:color="000000"/>
-              <w:start w:val="single" w:sz="4" w:space="0" w:color="000000"/>
-              <w:bottom w:val="single" w:sz="4" w:space="0" w:color="000000"/>
-              <w:end w:val="single" w:sz="4" w:space="0" w:color="000000"/>
-            </w:tcBorders>
-            <w:vAlign w:val="center"/>
-          </w:tcPr>
-          <w:p>
-            <w:pPr>
-              <w:pStyle w:val="Normal"/>
-              <w:snapToGrid w:val="false"/>
-              <w:jc w:val="center"/>
-              <w:rPr>
-                <w:rFonts w:ascii="宋体" w:hAnsi="宋体" w:eastAsia="宋体" w:cs="宋体" w:hint="eastAsia"/>
-                <w:i w:val="false"/>
-                <w:iCs w:val="false"/>
-                <w:color w:val="000000"/>
-                <w:sz w:val="22"/>
-                <w:szCs w:val="22"/>
-                <w:u w:val="none"/>
-              </w:rPr>
-            </w:pPr>
-            <w:r>
-              <w:rPr>
-                <w:rFonts w:eastAsia="宋体" w:cs="宋体" w:hint="eastAsia" w:ascii="宋体" w:hAnsi="宋体"/>
-                <w:i w:val="false"/>
-                <w:iCs w:val="false"/>
-                <w:color w:val="000000"/>
-                <w:sz w:val="22"/>
-                <w:szCs w:val="22"/>
-                <w:u w:val="none"/>
-              </w:rPr>
-            </w:r>
-          </w:p>
-        </w:tc>
-      </w:tr>
-      <w:tr>
-        <w:trPr>
-          <w:trHeight w:val="465" w:hRule="atLeast"/>
-        </w:trPr>
-        <w:tc>
-          <w:tcPr>
-            <w:tcW w:w="665" w:type="dxa"/>
-            <w:tcBorders>
-              <w:top w:val="single" w:sz="4" w:space="0" w:color="000000"/>
-              <w:start w:val="single" w:sz="4" w:space="0" w:color="000000"/>
-              <w:bottom w:val="single" w:sz="4" w:space="0" w:color="000000"/>
-              <w:end w:val="single" w:sz="4" w:space="0" w:color="000000"/>
-            </w:tcBorders>
-            <w:vAlign w:val="center"/>
-          </w:tcPr>
-          <w:p>
-            <w:pPr>
-              <w:pStyle w:val="Normal"/>
-              <w:snapToGrid w:val="false"/>
-              <w:jc w:val="center"/>
-              <w:rPr>
-                <w:rFonts w:ascii="宋体" w:hAnsi="宋体" w:eastAsia="宋体" w:cs="宋体" w:hint="eastAsia"/>
-                <w:i w:val="false"/>
-                <w:iCs w:val="false"/>
-                <w:color w:val="000000"/>
-                <w:sz w:val="22"/>
-                <w:szCs w:val="22"/>
-                <w:u w:val="none"/>
-              </w:rPr>
-            </w:pPr>
-            <w:r>
-              <w:rPr>
-                <w:rFonts w:eastAsia="宋体" w:cs="宋体" w:hint="eastAsia" w:ascii="宋体" w:hAnsi="宋体"/>
-                <w:i w:val="false"/>
-                <w:iCs w:val="false"/>
-                <w:color w:val="000000"/>
-                <w:sz w:val="22"/>
-                <w:szCs w:val="22"/>
-                <w:u w:val="none"/>
-              </w:rPr>
-            </w:r>
-          </w:p>
-        </w:tc>
-        <w:tc>
-          <w:tcPr>
-            <w:tcW w:w="2481" w:type="dxa"/>
-            <w:tcBorders>
-              <w:top w:val="single" w:sz="4" w:space="0" w:color="000000"/>
-              <w:start w:val="single" w:sz="4" w:space="0" w:color="000000"/>
-              <w:bottom w:val="single" w:sz="4" w:space="0" w:color="000000"/>
-              <w:end w:val="single" w:sz="4" w:space="0" w:color="000000"/>
-            </w:tcBorders>
-            <w:vAlign w:val="center"/>
-          </w:tcPr>
-          <w:p>
-            <w:pPr>
-              <w:pStyle w:val="Normal"/>
-              <w:snapToGrid w:val="false"/>
-              <w:jc w:val="center"/>
-              <w:rPr>
-                <w:rFonts w:ascii="宋体" w:hAnsi="宋体" w:eastAsia="宋体" w:cs="宋体" w:hint="eastAsia"/>
-                <w:i w:val="false"/>
-                <w:iCs w:val="false"/>
-                <w:color w:val="000000"/>
-                <w:sz w:val="22"/>
-                <w:szCs w:val="22"/>
-                <w:u w:val="none"/>
-              </w:rPr>
-            </w:pPr>
-            <w:r>
-              <w:rPr>
-                <w:rFonts w:eastAsia="宋体" w:cs="宋体" w:hint="eastAsia" w:ascii="宋体" w:hAnsi="宋体"/>
-                <w:i w:val="false"/>
-                <w:iCs w:val="false"/>
-                <w:color w:val="000000"/>
-                <w:sz w:val="22"/>
-                <w:szCs w:val="22"/>
-                <w:u w:val="none"/>
-              </w:rPr>
-            </w:r>
-          </w:p>
-        </w:tc>
-        <w:tc>
-          <w:tcPr>
-            <w:tcW w:w="1294" w:type="dxa"/>
-            <w:tcBorders>
-              <w:top w:val="single" w:sz="4" w:space="0" w:color="000000"/>
-              <w:start w:val="single" w:sz="4" w:space="0" w:color="000000"/>
-              <w:bottom w:val="single" w:sz="4" w:space="0" w:color="000000"/>
-              <w:end w:val="single" w:sz="4" w:space="0" w:color="000000"/>
-            </w:tcBorders>
-            <w:vAlign w:val="center"/>
-          </w:tcPr>
-          <w:p>
-            <w:pPr>
-              <w:pStyle w:val="Normal"/>
-              <w:snapToGrid w:val="false"/>
-              <w:jc w:val="center"/>
-              <w:rPr>
-                <w:rFonts w:ascii="宋体" w:hAnsi="宋体" w:eastAsia="宋体" w:cs="宋体" w:hint="eastAsia"/>
-                <w:i w:val="false"/>
-                <w:iCs w:val="false"/>
-                <w:color w:val="000000"/>
-                <w:sz w:val="22"/>
-                <w:szCs w:val="22"/>
-                <w:u w:val="none"/>
-              </w:rPr>
-            </w:pPr>
-            <w:r>
-              <w:rPr>
-                <w:rFonts w:eastAsia="宋体" w:cs="宋体" w:hint="eastAsia" w:ascii="宋体" w:hAnsi="宋体"/>
-                <w:i w:val="false"/>
-                <w:iCs w:val="false"/>
-                <w:color w:val="000000"/>
-                <w:sz w:val="22"/>
-                <w:szCs w:val="22"/>
-                <w:u w:val="none"/>
-              </w:rPr>
-            </w:r>
-          </w:p>
-        </w:tc>
-        <w:tc>
-          <w:tcPr>
-            <w:tcW w:w="1294" w:type="dxa"/>
-            <w:tcBorders>
-              <w:top w:val="single" w:sz="4" w:space="0" w:color="000000"/>
-              <w:start w:val="single" w:sz="4" w:space="0" w:color="000000"/>
-              <w:bottom w:val="single" w:sz="4" w:space="0" w:color="000000"/>
-              <w:end w:val="single" w:sz="4" w:space="0" w:color="000000"/>
-            </w:tcBorders>
-            <w:vAlign w:val="center"/>
-          </w:tcPr>
-          <w:p>
-            <w:pPr>
-              <w:pStyle w:val="Normal"/>
-              <w:snapToGrid w:val="false"/>
-              <w:jc w:val="center"/>
-              <w:rPr>
-                <w:rFonts w:ascii="宋体" w:hAnsi="宋体" w:eastAsia="宋体" w:cs="宋体" w:hint="eastAsia"/>
-                <w:i w:val="false"/>
-                <w:iCs w:val="false"/>
-                <w:color w:val="000000"/>
-                <w:sz w:val="22"/>
-                <w:szCs w:val="22"/>
-                <w:u w:val="none"/>
-              </w:rPr>
-            </w:pPr>
-            <w:r>
-              <w:rPr>
-                <w:rFonts w:eastAsia="宋体" w:cs="宋体" w:hint="eastAsia" w:ascii="宋体" w:hAnsi="宋体"/>
-                <w:i w:val="false"/>
-                <w:iCs w:val="false"/>
-                <w:color w:val="000000"/>
-                <w:sz w:val="22"/>
-                <w:szCs w:val="22"/>
-                <w:u w:val="none"/>
-              </w:rPr>
-            </w:r>
-          </w:p>
-        </w:tc>
-        <w:tc>
-          <w:tcPr>
-            <w:tcW w:w="1294" w:type="dxa"/>
-            <w:tcBorders>
-              <w:top w:val="single" w:sz="4" w:space="0" w:color="000000"/>
-              <w:start w:val="single" w:sz="4" w:space="0" w:color="000000"/>
-              <w:bottom w:val="single" w:sz="4" w:space="0" w:color="000000"/>
-              <w:end w:val="single" w:sz="4" w:space="0" w:color="000000"/>
-            </w:tcBorders>
-            <w:vAlign w:val="center"/>
-          </w:tcPr>
-          <w:p>
-            <w:pPr>
-              <w:pStyle w:val="Normal"/>
-              <w:snapToGrid w:val="false"/>
-              <w:jc w:val="center"/>
-              <w:rPr>
-                <w:rFonts w:ascii="宋体" w:hAnsi="宋体" w:eastAsia="宋体" w:cs="宋体" w:hint="eastAsia"/>
-                <w:i w:val="false"/>
-                <w:iCs w:val="false"/>
-                <w:color w:val="000000"/>
-                <w:sz w:val="22"/>
-                <w:szCs w:val="22"/>
-                <w:u w:val="none"/>
-              </w:rPr>
-            </w:pPr>
-            <w:r>
-              <w:rPr>
-                <w:rFonts w:eastAsia="宋体" w:cs="宋体" w:hint="eastAsia" w:ascii="宋体" w:hAnsi="宋体"/>
-                <w:i w:val="false"/>
-                <w:iCs w:val="false"/>
-                <w:color w:val="000000"/>
-                <w:sz w:val="22"/>
-                <w:szCs w:val="22"/>
-                <w:u w:val="none"/>
-              </w:rPr>
-            </w:r>
-          </w:p>
-        </w:tc>
-        <w:tc>
-          <w:tcPr>
-            <w:tcW w:w="1294" w:type="dxa"/>
-            <w:tcBorders>
-              <w:top w:val="single" w:sz="4" w:space="0" w:color="000000"/>
-              <w:start w:val="single" w:sz="4" w:space="0" w:color="000000"/>
-              <w:bottom w:val="single" w:sz="4" w:space="0" w:color="000000"/>
-              <w:end w:val="single" w:sz="4" w:space="0" w:color="000000"/>
-            </w:tcBorders>
-            <w:vAlign w:val="center"/>
-          </w:tcPr>
-          <w:p>
-            <w:pPr>
-              <w:pStyle w:val="Normal"/>
-              <w:snapToGrid w:val="false"/>
-              <w:jc w:val="center"/>
-              <w:rPr>
-                <w:rFonts w:ascii="宋体" w:hAnsi="宋体" w:eastAsia="宋体" w:cs="宋体" w:hint="eastAsia"/>
-                <w:i w:val="false"/>
-                <w:iCs w:val="false"/>
-                <w:color w:val="000000"/>
-                <w:sz w:val="22"/>
-                <w:szCs w:val="22"/>
-                <w:u w:val="none"/>
-              </w:rPr>
-            </w:pPr>
-            <w:r>
-              <w:rPr>
-                <w:rFonts w:eastAsia="宋体" w:cs="宋体" w:hint="eastAsia" w:ascii="宋体" w:hAnsi="宋体"/>
-                <w:i w:val="false"/>
-                <w:iCs w:val="false"/>
-                <w:color w:val="000000"/>
-                <w:sz w:val="22"/>
-                <w:szCs w:val="22"/>
-                <w:u w:val="none"/>
-              </w:rPr>
-            </w:r>
-          </w:p>
-        </w:tc>
-        <w:tc>
-          <w:tcPr>
-            <w:tcW w:w="1298" w:type="dxa"/>
-            <w:tcBorders>
-              <w:top w:val="single" w:sz="4" w:space="0" w:color="000000"/>
-              <w:start w:val="single" w:sz="4" w:space="0" w:color="000000"/>
-              <w:bottom w:val="single" w:sz="4" w:space="0" w:color="000000"/>
-              <w:end w:val="single" w:sz="4" w:space="0" w:color="000000"/>
-            </w:tcBorders>
-            <w:vAlign w:val="center"/>
-          </w:tcPr>
-          <w:p>
-            <w:pPr>
-              <w:pStyle w:val="Normal"/>
-              <w:snapToGrid w:val="false"/>
-              <w:jc w:val="center"/>
-              <w:rPr>
-                <w:rFonts w:ascii="宋体" w:hAnsi="宋体" w:eastAsia="宋体" w:cs="宋体" w:hint="eastAsia"/>
-                <w:i w:val="false"/>
-                <w:iCs w:val="false"/>
-                <w:color w:val="000000"/>
-                <w:sz w:val="22"/>
-                <w:szCs w:val="22"/>
-                <w:u w:val="none"/>
-              </w:rPr>
-            </w:pPr>
-            <w:r>
-              <w:rPr>
-                <w:rFonts w:eastAsia="宋体" w:cs="宋体" w:hint="eastAsia" w:ascii="宋体" w:hAnsi="宋体"/>
-                <w:i w:val="false"/>
-                <w:iCs w:val="false"/>
-                <w:color w:val="000000"/>
-                <w:sz w:val="22"/>
-                <w:szCs w:val="22"/>
-                <w:u w:val="none"/>
-              </w:rPr>
-            </w:r>
-          </w:p>
-        </w:tc>
-      </w:tr>
-      <w:tr>
-        <w:trPr>
-          <w:trHeight w:val="465" w:hRule="atLeast"/>
-        </w:trPr>
-        <w:tc>
-          <w:tcPr>
-            <w:tcW w:w="665" w:type="dxa"/>
-            <w:tcBorders>
-              <w:top w:val="single" w:sz="4" w:space="0" w:color="000000"/>
-              <w:start w:val="single" w:sz="4" w:space="0" w:color="000000"/>
-              <w:bottom w:val="single" w:sz="4" w:space="0" w:color="000000"/>
-              <w:end w:val="single" w:sz="4" w:space="0" w:color="000000"/>
-            </w:tcBorders>
-            <w:vAlign w:val="center"/>
-          </w:tcPr>
-          <w:p>
-            <w:pPr>
-              <w:pStyle w:val="Normal"/>
-              <w:snapToGrid w:val="false"/>
-              <w:jc w:val="center"/>
-              <w:rPr>
-                <w:rFonts w:ascii="宋体" w:hAnsi="宋体" w:eastAsia="宋体" w:cs="宋体" w:hint="eastAsia"/>
-                <w:i w:val="false"/>
-                <w:iCs w:val="false"/>
-                <w:color w:val="000000"/>
-                <w:sz w:val="22"/>
-                <w:szCs w:val="22"/>
-                <w:u w:val="none"/>
-              </w:rPr>
-            </w:pPr>
-            <w:r>
-              <w:rPr>
-                <w:rFonts w:eastAsia="宋体" w:cs="宋体" w:hint="eastAsia" w:ascii="宋体" w:hAnsi="宋体"/>
-                <w:i w:val="false"/>
-                <w:iCs w:val="false"/>
-                <w:color w:val="000000"/>
-                <w:sz w:val="22"/>
-                <w:szCs w:val="22"/>
-                <w:u w:val="none"/>
-              </w:rPr>
-            </w:r>
-          </w:p>
-        </w:tc>
-        <w:tc>
-          <w:tcPr>
-            <w:tcW w:w="2481" w:type="dxa"/>
-            <w:tcBorders>
-              <w:top w:val="single" w:sz="4" w:space="0" w:color="000000"/>
-              <w:start w:val="single" w:sz="4" w:space="0" w:color="000000"/>
-              <w:bottom w:val="single" w:sz="4" w:space="0" w:color="000000"/>
-              <w:end w:val="single" w:sz="4" w:space="0" w:color="000000"/>
-            </w:tcBorders>
-            <w:vAlign w:val="center"/>
-          </w:tcPr>
-          <w:p>
-            <w:pPr>
-              <w:pStyle w:val="Normal"/>
-              <w:snapToGrid w:val="false"/>
-              <w:jc w:val="center"/>
-              <w:rPr>
-                <w:rFonts w:ascii="宋体" w:hAnsi="宋体" w:eastAsia="宋体" w:cs="宋体" w:hint="eastAsia"/>
-                <w:i w:val="false"/>
-                <w:iCs w:val="false"/>
-                <w:color w:val="000000"/>
-                <w:sz w:val="22"/>
-                <w:szCs w:val="22"/>
-                <w:u w:val="none"/>
-              </w:rPr>
-            </w:pPr>
-            <w:r>
-              <w:rPr>
-                <w:rFonts w:eastAsia="宋体" w:cs="宋体" w:hint="eastAsia" w:ascii="宋体" w:hAnsi="宋体"/>
-                <w:i w:val="false"/>
-                <w:iCs w:val="false"/>
-                <w:color w:val="000000"/>
-                <w:sz w:val="22"/>
-                <w:szCs w:val="22"/>
-                <w:u w:val="none"/>
-              </w:rPr>
-            </w:r>
-          </w:p>
-        </w:tc>
-        <w:tc>
-          <w:tcPr>
-            <w:tcW w:w="1294" w:type="dxa"/>
-            <w:tcBorders>
-              <w:top w:val="single" w:sz="4" w:space="0" w:color="000000"/>
-              <w:start w:val="single" w:sz="4" w:space="0" w:color="000000"/>
-              <w:bottom w:val="single" w:sz="4" w:space="0" w:color="000000"/>
-              <w:end w:val="single" w:sz="4" w:space="0" w:color="000000"/>
-            </w:tcBorders>
-            <w:vAlign w:val="center"/>
-          </w:tcPr>
-          <w:p>
-            <w:pPr>
-              <w:pStyle w:val="Normal"/>
-              <w:snapToGrid w:val="false"/>
-              <w:jc w:val="center"/>
-              <w:rPr>
-                <w:rFonts w:ascii="宋体" w:hAnsi="宋体" w:eastAsia="宋体" w:cs="宋体" w:hint="eastAsia"/>
-                <w:i w:val="false"/>
-                <w:iCs w:val="false"/>
-                <w:color w:val="000000"/>
-                <w:sz w:val="22"/>
-                <w:szCs w:val="22"/>
-                <w:u w:val="none"/>
-              </w:rPr>
-            </w:pPr>
-            <w:r>
-              <w:rPr>
-                <w:rFonts w:eastAsia="宋体" w:cs="宋体" w:hint="eastAsia" w:ascii="宋体" w:hAnsi="宋体"/>
-                <w:i w:val="false"/>
-                <w:iCs w:val="false"/>
-                <w:color w:val="000000"/>
-                <w:sz w:val="22"/>
-                <w:szCs w:val="22"/>
-                <w:u w:val="none"/>
-              </w:rPr>
-            </w:r>
-          </w:p>
-        </w:tc>
-        <w:tc>
-          <w:tcPr>
-            <w:tcW w:w="1294" w:type="dxa"/>
-            <w:tcBorders>
-              <w:top w:val="single" w:sz="4" w:space="0" w:color="000000"/>
-              <w:start w:val="single" w:sz="4" w:space="0" w:color="000000"/>
-              <w:bottom w:val="single" w:sz="4" w:space="0" w:color="000000"/>
-              <w:end w:val="single" w:sz="4" w:space="0" w:color="000000"/>
-            </w:tcBorders>
-            <w:vAlign w:val="center"/>
-          </w:tcPr>
-          <w:p>
-            <w:pPr>
-              <w:pStyle w:val="Normal"/>
-              <w:snapToGrid w:val="false"/>
-              <w:jc w:val="center"/>
-              <w:rPr>
-                <w:rFonts w:ascii="宋体" w:hAnsi="宋体" w:eastAsia="宋体" w:cs="宋体" w:hint="eastAsia"/>
-                <w:i w:val="false"/>
-                <w:iCs w:val="false"/>
-                <w:color w:val="000000"/>
-                <w:sz w:val="22"/>
-                <w:szCs w:val="22"/>
-                <w:u w:val="none"/>
-              </w:rPr>
-            </w:pPr>
-            <w:r>
-              <w:rPr>
-                <w:rFonts w:eastAsia="宋体" w:cs="宋体" w:hint="eastAsia" w:ascii="宋体" w:hAnsi="宋体"/>
-                <w:i w:val="false"/>
-                <w:iCs w:val="false"/>
-                <w:color w:val="000000"/>
-                <w:sz w:val="22"/>
-                <w:szCs w:val="22"/>
-                <w:u w:val="none"/>
-              </w:rPr>
-            </w:r>
-          </w:p>
-        </w:tc>
-        <w:tc>
-          <w:tcPr>
-            <w:tcW w:w="1294" w:type="dxa"/>
-            <w:tcBorders>
-              <w:top w:val="single" w:sz="4" w:space="0" w:color="000000"/>
-              <w:start w:val="single" w:sz="4" w:space="0" w:color="000000"/>
-              <w:bottom w:val="single" w:sz="4" w:space="0" w:color="000000"/>
-              <w:end w:val="single" w:sz="4" w:space="0" w:color="000000"/>
-            </w:tcBorders>
-            <w:vAlign w:val="center"/>
-          </w:tcPr>
-          <w:p>
-            <w:pPr>
-              <w:pStyle w:val="Normal"/>
-              <w:snapToGrid w:val="false"/>
-              <w:jc w:val="center"/>
-              <w:rPr>
-                <w:rFonts w:ascii="宋体" w:hAnsi="宋体" w:eastAsia="宋体" w:cs="宋体" w:hint="eastAsia"/>
-                <w:i w:val="false"/>
-                <w:iCs w:val="false"/>
-                <w:color w:val="000000"/>
-                <w:sz w:val="22"/>
-                <w:szCs w:val="22"/>
-                <w:u w:val="none"/>
-              </w:rPr>
-            </w:pPr>
-            <w:r>
-              <w:rPr>
-                <w:rFonts w:eastAsia="宋体" w:cs="宋体" w:hint="eastAsia" w:ascii="宋体" w:hAnsi="宋体"/>
-                <w:i w:val="false"/>
-                <w:iCs w:val="false"/>
-                <w:color w:val="000000"/>
-                <w:sz w:val="22"/>
-                <w:szCs w:val="22"/>
-                <w:u w:val="none"/>
-              </w:rPr>
-            </w:r>
-          </w:p>
-        </w:tc>
-        <w:tc>
-          <w:tcPr>
-            <w:tcW w:w="1294" w:type="dxa"/>
-            <w:tcBorders>
-              <w:top w:val="single" w:sz="4" w:space="0" w:color="000000"/>
-              <w:start w:val="single" w:sz="4" w:space="0" w:color="000000"/>
-              <w:bottom w:val="single" w:sz="4" w:space="0" w:color="000000"/>
-              <w:end w:val="single" w:sz="4" w:space="0" w:color="000000"/>
-            </w:tcBorders>
-            <w:vAlign w:val="center"/>
-          </w:tcPr>
-          <w:p>
-            <w:pPr>
-              <w:pStyle w:val="Normal"/>
-              <w:snapToGrid w:val="false"/>
-              <w:jc w:val="center"/>
-              <w:rPr>
-                <w:rFonts w:ascii="宋体" w:hAnsi="宋体" w:eastAsia="宋体" w:cs="宋体" w:hint="eastAsia"/>
-                <w:i w:val="false"/>
-                <w:iCs w:val="false"/>
-                <w:color w:val="000000"/>
-                <w:sz w:val="22"/>
-                <w:szCs w:val="22"/>
-                <w:u w:val="none"/>
-              </w:rPr>
-            </w:pPr>
-            <w:r>
-              <w:rPr>
-                <w:rFonts w:eastAsia="宋体" w:cs="宋体" w:hint="eastAsia" w:ascii="宋体" w:hAnsi="宋体"/>
-                <w:i w:val="false"/>
-                <w:iCs w:val="false"/>
-                <w:color w:val="000000"/>
-                <w:sz w:val="22"/>
-                <w:szCs w:val="22"/>
-                <w:u w:val="none"/>
-              </w:rPr>
-            </w:r>
-          </w:p>
-        </w:tc>
-        <w:tc>
-          <w:tcPr>
-            <w:tcW w:w="1298" w:type="dxa"/>
-            <w:tcBorders>
-              <w:top w:val="single" w:sz="4" w:space="0" w:color="000000"/>
-              <w:start w:val="single" w:sz="4" w:space="0" w:color="000000"/>
-              <w:bottom w:val="single" w:sz="4" w:space="0" w:color="000000"/>
-              <w:end w:val="single" w:sz="4" w:space="0" w:color="000000"/>
-            </w:tcBorders>
-            <w:vAlign w:val="center"/>
-          </w:tcPr>
-          <w:p>
-            <w:pPr>
-              <w:pStyle w:val="Normal"/>
-              <w:snapToGrid w:val="false"/>
-              <w:jc w:val="center"/>
-              <w:rPr>
-                <w:rFonts w:ascii="宋体" w:hAnsi="宋体" w:eastAsia="宋体" w:cs="宋体" w:hint="eastAsia"/>
-                <w:i w:val="false"/>
-                <w:iCs w:val="false"/>
-                <w:color w:val="000000"/>
-                <w:sz w:val="22"/>
-                <w:szCs w:val="22"/>
-                <w:u w:val="none"/>
-              </w:rPr>
-            </w:pPr>
-            <w:r>
-              <w:rPr>
-                <w:rFonts w:eastAsia="宋体" w:cs="宋体" w:hint="eastAsia" w:ascii="宋体" w:hAnsi="宋体"/>
-                <w:i w:val="false"/>
-                <w:iCs w:val="false"/>
-                <w:color w:val="000000"/>
-                <w:sz w:val="22"/>
-                <w:szCs w:val="22"/>
-                <w:u w:val="none"/>
-              </w:rPr>
-            </w:r>
-          </w:p>
-        </w:tc>
-      </w:tr>
-      <w:tr>
-        <w:trPr>
-          <w:trHeight w:val="475" w:hRule="atLeast"/>
-        </w:trPr>
-        <w:tc>
-          <w:tcPr>
-            <w:tcW w:w="7028" w:type="dxa"/>
-            <w:gridSpan w:val="5"/>
-            <w:tcBorders>
-              <w:top w:val="single" w:sz="4" w:space="0" w:color="000000"/>
-              <w:start w:val="single" w:sz="4" w:space="0" w:color="000000"/>
-              <w:bottom w:val="single" w:sz="4" w:space="0" w:color="000000"/>
-              <w:end w:val="single" w:sz="4" w:space="0" w:color="000000"/>
-            </w:tcBorders>
-            <w:vAlign w:val="center"/>
-          </w:tcPr>
-          <w:p>
-            <w:pPr>
-              <w:pStyle w:val="Normal"/>
-              <w:keepNext w:val="false"/>
-              <w:keepLines w:val="false"/>
-              <w:widowControl/>
-              <w:suppressLineNumbers w:val="0"/>
-              <w:jc w:val="center"/>
-              <w:textAlignment w:val="center"/>
-              <w:rPr>
-                <w:rFonts w:ascii="宋体" w:hAnsi="宋体" w:eastAsia="宋体" w:cs="宋体" w:hint="eastAsia"/>
-                <w:i w:val="false"/>
-                <w:iCs w:val="false"/>
-                <w:color w:val="000000"/>
-                <w:sz w:val="22"/>
-                <w:szCs w:val="22"/>
-                <w:u w:val="none"/>
-              </w:rPr>
-            </w:pPr>
-            <w:r>
-              <w:rPr>
-                <w:rFonts w:ascii="宋体" w:hAnsi="宋体" w:cs="宋体" w:hint="eastAsia"/>
-                <w:i w:val="false"/>
-                <w:iCs w:val="false"/>
-                <w:color w:val="000000"/>
-                <w:kern w:val="0"/>
-                <w:sz w:val="22"/>
-                <w:szCs w:val="22"/>
-                <w:u w:val="none"/>
-                <w:lang w:bidi="ar"/>
-              </w:rPr>
-              <w:t>合计</w:t>
-            </w:r>
-          </w:p>
-        </w:tc>
-        <w:tc>
-          <w:tcPr>
-            <w:tcW w:w="1294" w:type="dxa"/>
-            <w:tcBorders>
-              <w:top w:val="single" w:sz="4" w:space="0" w:color="000000"/>
-              <w:start w:val="single" w:sz="4" w:space="0" w:color="000000"/>
-              <w:bottom w:val="single" w:sz="4" w:space="0" w:color="000000"/>
-              <w:end w:val="single" w:sz="4" w:space="0" w:color="000000"/>
-            </w:tcBorders>
-            <w:vAlign w:val="center"/>
-          </w:tcPr>
-          <w:p>
-            <w:pPr>
-              <w:pStyle w:val="Normal"/>
-              <w:keepNext w:val="false"/>
-              <w:keepLines w:val="false"/>
-              <w:widowControl/>
-              <w:suppressLineNumbers w:val="0"/>
-              <w:snapToGrid w:val="false"/>
-              <w:jc w:val="center"/>
-              <w:textAlignment w:val="center"/>
-              <w:rPr>
-                <w:rFonts w:ascii="宋体" w:hAnsi="宋体" w:eastAsia="宋体" w:cs="宋体" w:hint="eastAsia"/>
-                <w:i w:val="false"/>
-                <w:iCs w:val="false"/>
-                <w:color w:val="000000"/>
-                <w:sz w:val="22"/>
-                <w:szCs w:val="22"/>
-                <w:u w:val="none"/>
-              </w:rPr>
-            </w:pPr>
-            <w:r>
-              <w:rPr>
-                <w:rFonts w:eastAsia="宋体" w:cs="宋体" w:hint="eastAsia" w:ascii="宋体" w:hAnsi="宋体"/>
-                <w:i w:val="false"/>
-                <w:iCs w:val="false"/>
-                <w:color w:val="000000"/>
-                <w:sz w:val="22"/>
-                <w:szCs w:val="22"/>
-                <w:u w:val="none"/>
-              </w:rPr>
-            </w:r>
-          </w:p>
-        </w:tc>
-        <w:tc>
-          <w:tcPr>
-            <w:tcW w:w="1298" w:type="dxa"/>
-            <w:tcBorders>
-              <w:top w:val="single" w:sz="4" w:space="0" w:color="000000"/>
-              <w:start w:val="single" w:sz="4" w:space="0" w:color="000000"/>
-              <w:bottom w:val="single" w:sz="4" w:space="0" w:color="000000"/>
-              <w:end w:val="single" w:sz="4" w:space="0" w:color="000000"/>
-            </w:tcBorders>
-            <w:vAlign w:val="center"/>
-          </w:tcPr>
-          <w:p>
-            <w:pPr>
-              <w:pStyle w:val="Normal"/>
-              <w:snapToGrid w:val="false"/>
-              <w:jc w:val="center"/>
-              <w:rPr>
-                <w:rFonts w:ascii="宋体" w:hAnsi="宋体" w:eastAsia="宋体" w:cs="宋体" w:hint="eastAsia"/>
-                <w:i w:val="false"/>
-                <w:iCs w:val="false"/>
-                <w:color w:val="000000"/>
-                <w:sz w:val="22"/>
-                <w:szCs w:val="22"/>
-                <w:u w:val="none"/>
-              </w:rPr>
-            </w:pPr>
-            <w:r>
-              <w:rPr>
-                <w:rFonts w:eastAsia="宋体" w:cs="宋体" w:hint="eastAsia" w:ascii="宋体" w:hAnsi="宋体"/>
-                <w:i w:val="false"/>
-                <w:iCs w:val="false"/>
-                <w:color w:val="000000"/>
-                <w:sz w:val="22"/>
-                <w:szCs w:val="22"/>
-                <w:u w:val="none"/>
-              </w:rPr>
+              <w:t xml:space="preserve">{remark}</w:t>
             </w:r>
           </w:p>
         </w:tc>
       </w:tr>
     </w:tbl>
+    <w:p>
+      <w:r>
+        <w:t xml:space="preserve">{/bill.laborItems}</w:t>
+      </w:r>
+    </w:p>
     <w:p>
       <w:pPr>
         <w:pStyle w:val="Style13"/>
@@ -10683,8 +7569,8 @@
       </w:r>
     </w:p>
     <w:sectPr>
-      <w:headerReference w:type="default" r:id="rId2"/>
-      <w:footerReference w:type="default" r:id="rId3"/>
+      <w:headerReference w:type="default" r:id="rIdContractWatermarkHeader"/>
+      <w:footerReference w:type="default" r:id="rIdContractTemplateFooter"/>
       <w:type w:val="nextPage"/>
       <w:pgSz w:orient="landscape" w:w="11906" w:h="16838"/>
       <w:pgMar w:left="1080" w:right="1080" w:gutter="0" w:header="851" w:top="1157" w:footer="992" w:bottom="1157"/>
@@ -10695,6 +7581,19 @@
     </w:sectPr>
   </w:body>
 </w:document>
+</file>
+
+<file path=word/footer-contract-template.xml><?xml version="1.0" encoding="utf-8"?>
+<w:ftr xmlns:w="http://schemas.openxmlformats.org/wordprocessingml/2006/main">
+  <w:p>
+    <w:pPr>
+      <w:jc w:val="center"/>
+    </w:pPr>
+    <w:r>
+      <w:t xml:space="preserve">合同正文</w:t>
+    </w:r>
+  </w:p>
+</w:ftr>
 </file>
 
 <file path=word/footer1.xml><?xml version="1.0" encoding="utf-8"?>
@@ -10936,6 +7835,19 @@
     </w:r>
   </w:p>
 </w:ftr>
+</file>
+
+<file path=word/header-contract-watermark.xml><?xml version="1.0" encoding="utf-8"?>
+<w:hdr xmlns:w="http://schemas.openxmlformats.org/wordprocessingml/2006/main">
+  <w:p>
+    <w:pPr>
+      <w:jc w:val="center"/>
+    </w:pPr>
+    <w:r>
+      <w:t xml:space="preserve">{document.watermark}</w:t>
+    </w:r>
+  </w:p>
+</w:hdr>
 </file>
 
 <file path=word/header1.xml><?xml version="1.0" encoding="utf-8"?>

--- a/services/api/assets/templates/labor-subcontract-real-v1.docx
+++ b/services/api/assets/templates/labor-subcontract-real-v1.docx
@@ -8345,7 +8345,7 @@
 <file path=word/theme/theme1.xml><?xml version="1.0" encoding="utf-8"?>
 <a:theme xmlns:a="http://schemas.openxmlformats.org/drawingml/2006/main" xmlns:r="http://schemas.openxmlformats.org/officeDocument/2006/relationships" name="Office">
   <a:themeElements>
-    <a:clrScheme name="LibreOffice">
+    <a:clrScheme name="建工智管">
       <a:dk1>
         <a:srgbClr val="000000"/>
       </a:dk1>

--- a/services/api/assets/templates/labor-subcontract-real-v1.docx
+++ b/services/api/assets/templates/labor-subcontract-real-v1.docx
@@ -281,7 +281,7 @@
           <w:szCs w:val="28"/>
           <w:u w:val="single"/>
         </w:rPr>
-        <w:t xml:space="preserve">                                    </w:t>
+        <w:t xml:space="preserve">{field.projectName}</w:t>
       </w:r>
     </w:p>
     <w:p>
@@ -312,7 +312,7 @@
           <w:szCs w:val="28"/>
           <w:u w:val="single"/>
         </w:rPr>
-        <w:t xml:space="preserve">                                    </w:t>
+        <w:t xml:space="preserve">{party.owner.name}</w:t>
       </w:r>
     </w:p>
     <w:p>
@@ -343,7 +343,7 @@
           <w:szCs w:val="28"/>
           <w:u w:val="single"/>
         </w:rPr>
-        <w:t xml:space="preserve">                                   </w:t>
+        <w:t xml:space="preserve">{party.counterparty.name}</w:t>
       </w:r>
     </w:p>
     <w:p>
@@ -503,7 +503,7 @@
           <w:szCs w:val="28"/>
           <w:u w:val="single"/>
         </w:rPr>
-        <w:t xml:space="preserve">                    </w:t>
+        <w:t xml:space="preserve">{party.owner.name}</w:t>
       </w:r>
       <w:r>
         <w:rPr>
@@ -544,7 +544,7 @@
           <w:szCs w:val="28"/>
           <w:u w:val="single"/>
         </w:rPr>
-        <w:t xml:space="preserve">                    </w:t>
+        <w:t xml:space="preserve">{party.counterparty.name}</w:t>
       </w:r>
       <w:r>
         <w:rPr>

--- a/services/api/assets/templates/labor-subcontract-real-v1.docx
+++ b/services/api/assets/templates/labor-subcontract-real-v1.docx
@@ -8,9 +8,9 @@
         <w:pStyle w:val="Normal"/>
         <w:jc w:val="end"/>
         <w:rPr>
-          <w:rFonts w:ascii="宋体" w:hAnsi="宋体" w:eastAsia="宋体" w:cs="宋体" w:hint="eastAsia"/>
-          <w:sz w:val="24"/>
-          <w:szCs w:val="24"/>
+          <w:rFonts w:ascii="Times New Roman" w:hAnsi="Times New Roman" w:eastAsia="仿宋" w:cs="Times New Roman" w:hint="eastAsia"/>
+          <w:sz w:val="28"/>
+          <w:szCs w:val="28"/>
           <w:u w:val="none"/>
         </w:rPr>
       </w:pPr>
@@ -23,7 +23,7 @@
         <w:pStyle w:val="Normal"/>
         <w:jc w:val="center"/>
         <w:rPr>
-          <w:rFonts w:ascii="宋体" w:hAnsi="宋体" w:eastAsia="宋体" w:cs="宋体" w:hint="eastAsia"/>
+          <w:rFonts w:ascii="Times New Roman" w:hAnsi="Times New Roman" w:eastAsia="仿宋" w:cs="Times New Roman" w:hint="eastAsia"/>
           <w:sz w:val="44"/>
           <w:szCs w:val="44"/>
           <w:u w:val="none"/>
@@ -31,7 +31,7 @@
       </w:pPr>
       <w:r>
         <w:rPr>
-          <w:rFonts w:eastAsia="宋体" w:cs="宋体" w:hint="eastAsia" w:ascii="宋体" w:hAnsi="宋体"/>
+          <w:rFonts w:eastAsia="仿宋" w:cs="Times New Roman" w:hint="eastAsia" w:ascii="Times New Roman" w:hAnsi="Times New Roman"/>
           <w:sz w:val="44"/>
           <w:szCs w:val="44"/>
           <w:u w:val="none"/>
@@ -260,14 +260,14 @@
         <w:pStyle w:val="Normal"/>
         <w:ind w:hangingChars="50" w:startChars="399" w:endChars="0" w:end="0"/>
         <w:rPr>
-          <w:rFonts w:ascii="宋体" w:hAnsi="宋体" w:eastAsia="宋体" w:cs="宋体"/>
-          <w:sz w:val="32"/>
+          <w:rFonts w:ascii="Times New Roman" w:hAnsi="Times New Roman" w:eastAsia="仿宋" w:cs="Times New Roman"/>
+          <w:sz w:val="28"/>
           <w:u w:val="single"/>
         </w:rPr>
       </w:pPr>
       <w:r>
         <w:rPr>
-          <w:rFonts w:ascii="宋体" w:hAnsi="宋体" w:cs="宋体" w:hint="eastAsia"/>
+          <w:rFonts w:ascii="Times New Roman" w:hAnsi="Times New Roman" w:cs="Times New Roman" w:hint="eastAsia"/>
           <w:b/>
           <w:sz w:val="28"/>
           <w:szCs w:val="28"/>
@@ -276,7 +276,7 @@
       </w:r>
       <w:r>
         <w:rPr>
-          <w:rFonts w:ascii="宋体" w:hAnsi="宋体" w:cs="Times New Roman" w:hint="eastAsia" w:eastAsia="宋体"/>
+          <w:rFonts w:ascii="Times New Roman" w:hAnsi="Times New Roman" w:cs="Times New Roman" w:hint="eastAsia" w:eastAsia="仿宋"/>
           <w:sz w:val="28"/>
           <w:szCs w:val="28"/>
           <w:u w:val="single"/>
@@ -289,7 +289,7 @@
         <w:pStyle w:val="Normal"/>
         <w:ind w:hangingChars="50" w:startChars="399" w:endChars="0" w:end="0"/>
         <w:rPr>
-          <w:rFonts w:ascii="宋体" w:hAnsi="宋体" w:cs="宋体" w:hint="eastAsia"/>
+          <w:rFonts w:ascii="Times New Roman" w:hAnsi="Times New Roman" w:cs="Times New Roman" w:hint="eastAsia"/>
           <w:b/>
           <w:sz w:val="28"/>
           <w:szCs w:val="28"/>
@@ -298,7 +298,7 @@
       </w:pPr>
       <w:r>
         <w:rPr>
-          <w:rFonts w:ascii="宋体" w:hAnsi="宋体" w:cs="宋体" w:hint="eastAsia"/>
+          <w:rFonts w:ascii="Times New Roman" w:hAnsi="Times New Roman" w:cs="Times New Roman" w:hint="eastAsia"/>
           <w:b/>
           <w:sz w:val="28"/>
           <w:szCs w:val="28"/>
@@ -307,7 +307,7 @@
       </w:r>
       <w:r>
         <w:rPr>
-          <w:rFonts w:ascii="宋体" w:hAnsi="宋体" w:cs="Times New Roman" w:hint="eastAsia" w:eastAsia="宋体"/>
+          <w:rFonts w:ascii="Times New Roman" w:hAnsi="Times New Roman" w:cs="Times New Roman" w:hint="eastAsia" w:eastAsia="仿宋"/>
           <w:sz w:val="28"/>
           <w:szCs w:val="28"/>
           <w:u w:val="single"/>
@@ -320,7 +320,7 @@
         <w:pStyle w:val="Normal"/>
         <w:ind w:firstLineChars="300" w:startChars="0" w:start="0" w:endChars="0" w:end="0"/>
         <w:rPr>
-          <w:rFonts w:ascii="宋体" w:hAnsi="宋体" w:eastAsia="宋体" w:cs="宋体"/>
+          <w:rFonts w:ascii="Times New Roman" w:hAnsi="Times New Roman" w:eastAsia="仿宋" w:cs="Times New Roman"/>
           <w:b/>
           <w:sz w:val="28"/>
           <w:szCs w:val="28"/>
@@ -329,7 +329,7 @@
       </w:pPr>
       <w:r>
         <w:rPr>
-          <w:rFonts w:ascii="宋体" w:hAnsi="宋体" w:cs="宋体" w:hint="eastAsia"/>
+          <w:rFonts w:ascii="Times New Roman" w:hAnsi="Times New Roman" w:cs="Times New Roman" w:hint="eastAsia"/>
           <w:b/>
           <w:sz w:val="28"/>
           <w:szCs w:val="28"/>
@@ -338,7 +338,7 @@
       </w:r>
       <w:r>
         <w:rPr>
-          <w:rFonts w:ascii="宋体" w:hAnsi="宋体" w:cs="Times New Roman" w:hint="eastAsia" w:eastAsia="宋体"/>
+          <w:rFonts w:ascii="Times New Roman" w:hAnsi="Times New Roman" w:cs="Times New Roman" w:hint="eastAsia" w:eastAsia="仿宋"/>
           <w:sz w:val="28"/>
           <w:szCs w:val="28"/>
           <w:u w:val="single"/>
@@ -351,7 +351,7 @@
         <w:pStyle w:val="Normal"/>
         <w:ind w:firstLineChars="300" w:startChars="0" w:start="0" w:endChars="0" w:end="0"/>
         <w:rPr>
-          <w:rFonts w:ascii="宋体" w:hAnsi="宋体" w:eastAsia="宋体" w:cs="宋体"/>
+          <w:rFonts w:ascii="Times New Roman" w:hAnsi="Times New Roman" w:eastAsia="仿宋" w:cs="Times New Roman"/>
           <w:b/>
           <w:sz w:val="28"/>
           <w:szCs w:val="28"/>
@@ -360,7 +360,7 @@
       </w:pPr>
       <w:r>
         <w:rPr>
-          <w:rFonts w:ascii="宋体" w:hAnsi="宋体" w:cs="宋体" w:hint="eastAsia"/>
+          <w:rFonts w:ascii="Times New Roman" w:hAnsi="Times New Roman" w:cs="Times New Roman" w:hint="eastAsia"/>
           <w:b/>
           <w:sz w:val="28"/>
           <w:szCs w:val="28"/>
@@ -369,7 +369,7 @@
       </w:r>
       <w:r>
         <w:rPr>
-          <w:rFonts w:ascii="宋体" w:hAnsi="宋体" w:cs="Times New Roman" w:hint="eastAsia" w:eastAsia="宋体"/>
+          <w:rFonts w:ascii="Times New Roman" w:hAnsi="Times New Roman" w:cs="Times New Roman" w:hint="eastAsia" w:eastAsia="仿宋"/>
           <w:sz w:val="28"/>
           <w:szCs w:val="28"/>
           <w:u w:val="single"/>
@@ -382,7 +382,7 @@
         <w:pStyle w:val="Normal"/>
         <w:ind w:firstLineChars="300" w:startChars="0" w:start="0" w:endChars="0" w:end="0"/>
         <w:rPr>
-          <w:rFonts w:ascii="宋体" w:hAnsi="宋体" w:cs="宋体"/>
+          <w:rFonts w:ascii="Times New Roman" w:hAnsi="Times New Roman" w:cs="Times New Roman"/>
           <w:b/>
           <w:sz w:val="28"/>
           <w:szCs w:val="28"/>
@@ -390,7 +390,7 @@
       </w:pPr>
       <w:r>
         <w:rPr>
-          <w:rFonts w:ascii="宋体" w:hAnsi="宋体" w:cs="宋体" w:hint="eastAsia"/>
+          <w:rFonts w:ascii="Times New Roman" w:hAnsi="Times New Roman" w:cs="Times New Roman" w:hint="eastAsia"/>
           <w:b/>
           <w:sz w:val="28"/>
           <w:szCs w:val="28"/>
@@ -399,7 +399,7 @@
       </w:r>
       <w:r>
         <w:rPr>
-          <w:rFonts w:ascii="宋体" w:hAnsi="宋体" w:cs="Times New Roman" w:hint="eastAsia" w:eastAsia="宋体"/>
+          <w:rFonts w:ascii="Times New Roman" w:hAnsi="Times New Roman" w:cs="Times New Roman" w:hint="eastAsia" w:eastAsia="仿宋"/>
           <w:sz w:val="28"/>
           <w:szCs w:val="28"/>
           <w:u w:val="single"/>
@@ -408,7 +408,7 @@
       </w:r>
       <w:r>
         <w:rPr>
-          <w:rFonts w:ascii="宋体" w:hAnsi="宋体" w:cs="Times New Roman" w:hint="eastAsia" w:eastAsia="宋体"/>
+          <w:rFonts w:ascii="Times New Roman" w:hAnsi="Times New Roman" w:cs="Times New Roman" w:hint="eastAsia" w:eastAsia="仿宋"/>
           <w:sz w:val="28"/>
           <w:szCs w:val="28"/>
           <w:u w:val="none"/>
@@ -417,7 +417,7 @@
       </w:r>
       <w:r>
         <w:rPr>
-          <w:rFonts w:ascii="宋体" w:hAnsi="宋体" w:cs="Times New Roman" w:hint="eastAsia" w:eastAsia="宋体"/>
+          <w:rFonts w:ascii="Times New Roman" w:hAnsi="Times New Roman" w:cs="Times New Roman" w:hint="eastAsia" w:eastAsia="仿宋"/>
           <w:sz w:val="28"/>
           <w:szCs w:val="28"/>
           <w:u w:val="single"/>
@@ -426,7 +426,7 @@
       </w:r>
       <w:r>
         <w:rPr>
-          <w:rFonts w:ascii="宋体" w:hAnsi="宋体" w:cs="Times New Roman" w:hint="eastAsia" w:eastAsia="宋体"/>
+          <w:rFonts w:ascii="Times New Roman" w:hAnsi="Times New Roman" w:cs="Times New Roman" w:hint="eastAsia" w:eastAsia="仿宋"/>
           <w:sz w:val="28"/>
           <w:szCs w:val="28"/>
           <w:u w:val="none"/>
@@ -435,7 +435,7 @@
       </w:r>
       <w:r>
         <w:rPr>
-          <w:rFonts w:ascii="宋体" w:hAnsi="宋体" w:cs="Times New Roman" w:hint="eastAsia" w:eastAsia="宋体"/>
+          <w:rFonts w:ascii="Times New Roman" w:hAnsi="Times New Roman" w:cs="Times New Roman" w:hint="eastAsia" w:eastAsia="仿宋"/>
           <w:sz w:val="28"/>
           <w:szCs w:val="28"/>
           <w:u w:val="single"/>
@@ -444,7 +444,7 @@
       </w:r>
       <w:r>
         <w:rPr>
-          <w:rFonts w:ascii="宋体" w:hAnsi="宋体" w:cs="Times New Roman" w:hint="eastAsia" w:eastAsia="宋体"/>
+          <w:rFonts w:ascii="Times New Roman" w:hAnsi="Times New Roman" w:cs="Times New Roman" w:hint="eastAsia" w:eastAsia="仿宋"/>
           <w:sz w:val="28"/>
           <w:szCs w:val="28"/>
           <w:u w:val="none"/>
@@ -453,7 +453,7 @@
       </w:r>
       <w:r>
         <w:rPr>
-          <w:rFonts w:ascii="宋体" w:hAnsi="宋体" w:cs="宋体" w:hint="eastAsia"/>
+          <w:rFonts w:ascii="Times New Roman" w:hAnsi="Times New Roman" w:cs="Times New Roman" w:hint="eastAsia"/>
           <w:b/>
           <w:sz w:val="28"/>
           <w:szCs w:val="28"/>
@@ -463,7 +463,7 @@
       </w:r>
       <w:r>
         <w:rPr>
-          <w:rFonts w:ascii="宋体" w:hAnsi="宋体" w:cs="宋体" w:hint="eastAsia"/>
+          <w:rFonts w:ascii="Times New Roman" w:hAnsi="Times New Roman" w:cs="Times New Roman" w:hint="eastAsia"/>
           <w:b/>
           <w:sz w:val="28"/>
           <w:szCs w:val="28"/>
@@ -479,7 +479,7 @@
         <w:pStyle w:val="Normal"/>
         <w:ind w:firstLineChars="250" w:startChars="0" w:start="0" w:endChars="0" w:end="0"/>
         <w:rPr>
-          <w:rFonts w:ascii="宋体" w:hAnsi="宋体" w:cs="宋体" w:hint="eastAsia"/>
+          <w:rFonts w:ascii="Times New Roman" w:hAnsi="Times New Roman" w:cs="Times New Roman" w:hint="eastAsia"/>
           <w:b/>
           <w:sz w:val="28"/>
           <w:szCs w:val="28"/>
@@ -507,7 +507,7 @@
       </w:r>
       <w:r>
         <w:rPr>
-          <w:rFonts w:ascii="宋体" w:hAnsi="宋体" w:cs="宋体" w:hint="eastAsia"/>
+          <w:rFonts w:ascii="Times New Roman" w:hAnsi="Times New Roman" w:cs="Times New Roman" w:hint="eastAsia"/>
           <w:b/>
           <w:sz w:val="28"/>
           <w:szCs w:val="28"/>
@@ -539,7 +539,7 @@
       </w:r>
       <w:r>
         <w:rPr>
-          <w:rFonts w:ascii="宋体" w:hAnsi="宋体" w:cs="Times New Roman" w:hint="eastAsia" w:eastAsia="宋体"/>
+          <w:rFonts w:ascii="Times New Roman" w:hAnsi="Times New Roman" w:cs="Times New Roman" w:hint="eastAsia" w:eastAsia="仿宋"/>
           <w:sz w:val="28"/>
           <w:szCs w:val="28"/>
           <w:u w:val="single"/>
@@ -558,7 +558,7 @@
       </w:r>
       <w:r>
         <w:rPr>
-          <w:rFonts w:ascii="宋体" w:hAnsi="宋体" w:cs="宋体" w:hint="eastAsia"/>
+          <w:rFonts w:ascii="Times New Roman" w:hAnsi="Times New Roman" w:cs="Times New Roman" w:hint="eastAsia"/>
           <w:b/>
           <w:sz w:val="28"/>
           <w:szCs w:val="28"/>
@@ -580,17 +580,17 @@
     <w:p>
       <w:pPr>
         <w:pStyle w:val="Normal"/>
-        <w:spacing w:lineRule="auto" w:line="360"/>
-        <w:ind w:firstLineChars="200" w:startChars="0" w:start="0" w:endChars="0" w:end="0"/>
-        <w:rPr>
-          <w:rFonts w:ascii="宋体" w:hAnsi="宋体" w:cs="宋体" w:hint="eastAsia"/>
-          <w:sz w:val="28"/>
-          <w:szCs w:val="28"/>
-        </w:rPr>
-      </w:pPr>
-      <w:r>
-        <w:rPr>
-          <w:rFonts w:ascii="宋体" w:hAnsi="宋体" w:cs="宋体" w:hint="eastAsia"/>
+        <w:spacing w:before="0" w:after="0" w:line="500" w:lineRule="exact"/>
+        <w:ind w:firstLineChars="200" w:startChars="0" w:start="0" w:endChars="0" w:end="0"/>
+        <w:rPr>
+          <w:rFonts w:ascii="Times New Roman" w:hAnsi="Times New Roman" w:cs="Times New Roman" w:hint="eastAsia"/>
+          <w:sz w:val="28"/>
+          <w:szCs w:val="28"/>
+        </w:rPr>
+      </w:pPr>
+      <w:r>
+        <w:rPr>
+          <w:rFonts w:ascii="Times New Roman" w:hAnsi="Times New Roman" w:cs="Times New Roman" w:hint="eastAsia"/>
           <w:sz w:val="28"/>
           <w:szCs w:val="28"/>
         </w:rPr>
@@ -598,7 +598,7 @@
       </w:r>
       <w:r>
         <w:rPr>
-          <w:rFonts w:ascii="宋体" w:hAnsi="宋体" w:cs="Times New Roman" w:hint="eastAsia" w:eastAsia="宋体"/>
+          <w:rFonts w:ascii="Times New Roman" w:hAnsi="Times New Roman" w:cs="Times New Roman" w:hint="eastAsia" w:eastAsia="仿宋"/>
           <w:sz w:val="28"/>
           <w:szCs w:val="28"/>
           <w:u w:val="single"/>
@@ -607,7 +607,7 @@
       </w:r>
       <w:r>
         <w:rPr>
-          <w:rFonts w:ascii="宋体" w:hAnsi="宋体" w:cs="宋体" w:hint="eastAsia"/>
+          <w:rFonts w:ascii="Times New Roman" w:hAnsi="Times New Roman" w:cs="Times New Roman" w:hint="eastAsia"/>
           <w:sz w:val="28"/>
           <w:szCs w:val="28"/>
         </w:rPr>
@@ -615,7 +615,7 @@
       </w:r>
       <w:r>
         <w:rPr>
-          <w:rFonts w:ascii="宋体" w:hAnsi="宋体" w:cs="Times New Roman" w:hint="eastAsia" w:eastAsia="宋体"/>
+          <w:rFonts w:ascii="Times New Roman" w:hAnsi="Times New Roman" w:cs="Times New Roman" w:hint="eastAsia" w:eastAsia="仿宋"/>
           <w:sz w:val="28"/>
           <w:szCs w:val="28"/>
           <w:u w:val="single"/>
@@ -624,7 +624,7 @@
       </w:r>
       <w:r>
         <w:rPr>
-          <w:rFonts w:ascii="宋体" w:hAnsi="宋体" w:cs="Times New Roman" w:hint="eastAsia" w:eastAsia="宋体"/>
+          <w:rFonts w:ascii="Times New Roman" w:hAnsi="Times New Roman" w:cs="Times New Roman" w:hint="eastAsia" w:eastAsia="仿宋"/>
           <w:sz w:val="28"/>
           <w:szCs w:val="28"/>
           <w:u w:val="none"/>
@@ -633,7 +633,7 @@
       </w:r>
       <w:r>
         <w:rPr>
-          <w:rFonts w:ascii="宋体" w:hAnsi="宋体" w:cs="宋体" w:hint="eastAsia"/>
+          <w:rFonts w:ascii="Times New Roman" w:hAnsi="Times New Roman" w:cs="Times New Roman" w:hint="eastAsia"/>
           <w:sz w:val="28"/>
           <w:szCs w:val="28"/>
         </w:rPr>
@@ -641,7 +641,7 @@
       </w:r>
       <w:r>
         <w:rPr>
-          <w:rFonts w:cs="宋体" w:hint="eastAsia" w:ascii="宋体" w:hAnsi="宋体"/>
+          <w:rFonts w:cs="Times New Roman" w:hint="eastAsia" w:ascii="Times New Roman" w:hAnsi="Times New Roman"/>
           <w:sz w:val="28"/>
           <w:szCs w:val="28"/>
         </w:rPr>
@@ -649,7 +649,7 @@
       </w:r>
       <w:r>
         <w:rPr>
-          <w:rFonts w:ascii="宋体" w:hAnsi="宋体" w:cs="宋体" w:hint="eastAsia"/>
+          <w:rFonts w:ascii="Times New Roman" w:hAnsi="Times New Roman" w:cs="Times New Roman" w:hint="eastAsia"/>
           <w:sz w:val="28"/>
           <w:szCs w:val="28"/>
         </w:rPr>
@@ -657,7 +657,7 @@
       </w:r>
       <w:r>
         <w:rPr>
-          <w:rFonts w:cs="宋体" w:hint="eastAsia" w:ascii="宋体" w:hAnsi="宋体"/>
+          <w:rFonts w:cs="Times New Roman" w:hint="eastAsia" w:ascii="Times New Roman" w:hAnsi="Times New Roman"/>
           <w:sz w:val="28"/>
           <w:szCs w:val="28"/>
         </w:rPr>
@@ -665,7 +665,7 @@
       </w:r>
       <w:r>
         <w:rPr>
-          <w:rFonts w:ascii="宋体" w:hAnsi="宋体" w:cs="宋体" w:hint="eastAsia"/>
+          <w:rFonts w:ascii="Times New Roman" w:hAnsi="Times New Roman" w:cs="Times New Roman" w:hint="eastAsia"/>
           <w:sz w:val="28"/>
           <w:szCs w:val="28"/>
         </w:rPr>
@@ -696,7 +696,7 @@
         <w:pStyle w:val="Normal"/>
         <w:ind w:firstLineChars="200" w:startChars="0" w:start="0" w:endChars="0" w:end="0"/>
         <w:rPr>
-          <w:rFonts w:ascii="宋体" w:hAnsi="宋体" w:eastAsia="宋体" w:cs="Times New Roman" w:hint="eastAsia"/>
+          <w:rFonts w:ascii="Times New Roman" w:hAnsi="Times New Roman" w:eastAsia="仿宋" w:cs="Times New Roman" w:hint="eastAsia"/>
           <w:sz w:val="28"/>
           <w:szCs w:val="28"/>
           <w:u w:val="single"/>
@@ -711,8 +711,8 @@
         <w:pStyle w:val="Normal"/>
         <w:ind w:firstLineChars="0" w:firstLine="0" w:startChars="266" w:endChars="0" w:end="0"/>
         <w:rPr>
-          <w:rFonts w:ascii="宋体" w:hAnsi="宋体" w:eastAsia="宋体" w:cs="宋体" w:hint="eastAsia"/>
-          <w:sz w:val="32"/>
+          <w:rFonts w:ascii="Times New Roman" w:hAnsi="Times New Roman" w:eastAsia="仿宋" w:cs="Times New Roman" w:hint="eastAsia"/>
+          <w:sz w:val="28"/>
           <w:u w:val="single"/>
         </w:rPr>
       </w:pPr>
@@ -771,7 +771,7 @@
       </w:r>
       <w:r>
         <w:rPr>
-          <w:rFonts w:ascii="宋体" w:hAnsi="宋体" w:cs="宋体" w:hint="eastAsia"/>
+          <w:rFonts w:ascii="Times New Roman" w:hAnsi="Times New Roman" w:cs="Times New Roman" w:hint="eastAsia"/>
           <w:sz w:val="28"/>
           <w:szCs w:val="28"/>
           <w:u w:val="none"/>
@@ -780,7 +780,7 @@
       </w:r>
       <w:r>
         <w:rPr>
-          <w:rFonts w:ascii="宋体" w:hAnsi="宋体" w:cs="Times New Roman" w:hint="eastAsia" w:eastAsia="宋体"/>
+          <w:rFonts w:ascii="Times New Roman" w:hAnsi="Times New Roman" w:cs="Times New Roman" w:hint="eastAsia" w:eastAsia="仿宋"/>
           <w:sz w:val="28"/>
           <w:szCs w:val="28"/>
           <w:u w:val="single"/>
@@ -789,7 +789,7 @@
       </w:r>
       <w:r>
         <w:rPr>
-          <w:rFonts w:ascii="宋体" w:hAnsi="宋体" w:cs="宋体" w:hint="eastAsia"/>
+          <w:rFonts w:ascii="Times New Roman" w:hAnsi="Times New Roman" w:cs="Times New Roman" w:hint="eastAsia"/>
           <w:sz w:val="28"/>
           <w:szCs w:val="28"/>
           <w:u w:val="none"/>
@@ -822,7 +822,7 @@
       </w:r>
       <w:r>
         <w:rPr>
-          <w:rFonts w:ascii="Calibri" w:hAnsi="Calibri" w:cs="Times New Roman" w:hint="eastAsia" w:eastAsia="宋体"/>
+          <w:rFonts w:ascii="Times New Roman" w:hAnsi="Times New Roman" w:cs="Times New Roman" w:hint="eastAsia" w:eastAsia="仿宋"/>
           <w:bCs/>
           <w:sz w:val="28"/>
         </w:rPr>
@@ -868,10 +868,10 @@
         <w:pStyle w:val="Normal"/>
         <w:autoSpaceDE w:val="false"/>
         <w:snapToGrid w:val="false"/>
-        <w:spacing w:lineRule="auto" w:line="360"/>
-        <w:ind w:firstLineChars="200" w:startChars="0" w:start="0" w:endChars="0" w:end="0"/>
-        <w:rPr>
-          <w:rFonts w:ascii="宋体" w:hAnsi="宋体" w:cs="宋体"/>
+        <w:spacing w:before="0" w:after="0" w:line="500" w:lineRule="exact"/>
+        <w:ind w:firstLineChars="200" w:startChars="0" w:start="0" w:endChars="0" w:end="0"/>
+        <w:rPr>
+          <w:rFonts w:ascii="Times New Roman" w:hAnsi="Times New Roman" w:cs="Times New Roman"/>
           <w:b/>
           <w:bCs/>
           <w:sz w:val="28"/>
@@ -880,7 +880,7 @@
       </w:pPr>
       <w:r>
         <w:rPr>
-          <w:rFonts w:ascii="宋体" w:hAnsi="宋体" w:cs="宋体" w:hint="eastAsia"/>
+          <w:rFonts w:ascii="Times New Roman" w:hAnsi="Times New Roman" w:cs="Times New Roman" w:hint="eastAsia"/>
           <w:sz w:val="28"/>
           <w:szCs w:val="28"/>
         </w:rPr>
@@ -888,7 +888,7 @@
       </w:r>
       <w:r>
         <w:rPr>
-          <w:rFonts w:ascii="宋体" w:hAnsi="宋体" w:cs="Times New Roman" w:hint="eastAsia" w:eastAsia="宋体"/>
+          <w:rFonts w:ascii="Times New Roman" w:hAnsi="Times New Roman" w:cs="Times New Roman" w:hint="eastAsia" w:eastAsia="仿宋"/>
           <w:sz w:val="28"/>
           <w:szCs w:val="28"/>
           <w:u w:val="single"/>
@@ -897,7 +897,7 @@
       </w:r>
       <w:r>
         <w:rPr>
-          <w:rFonts w:eastAsia="宋体" w:cs="Times New Roman" w:hint="eastAsia" w:ascii="宋体" w:hAnsi="宋体"/>
+          <w:rFonts w:eastAsia="仿宋" w:cs="Times New Roman" w:hint="eastAsia" w:ascii="Times New Roman" w:hAnsi="Times New Roman"/>
           <w:sz w:val="28"/>
           <w:szCs w:val="28"/>
           <w:u w:val="single"/>
@@ -906,7 +906,7 @@
       </w:r>
       <w:r>
         <w:rPr>
-          <w:rFonts w:ascii="宋体" w:hAnsi="宋体" w:cs="Times New Roman" w:hint="eastAsia" w:eastAsia="宋体"/>
+          <w:rFonts w:ascii="Times New Roman" w:hAnsi="Times New Roman" w:cs="Times New Roman" w:hint="eastAsia" w:eastAsia="仿宋"/>
           <w:sz w:val="28"/>
           <w:szCs w:val="28"/>
           <w:u w:val="single"/>
@@ -915,7 +915,7 @@
       </w:r>
       <w:r>
         <w:rPr>
-          <w:rFonts w:ascii="宋体" w:hAnsi="宋体" w:cs="宋体" w:hint="eastAsia"/>
+          <w:rFonts w:ascii="Times New Roman" w:hAnsi="Times New Roman" w:cs="Times New Roman" w:hint="eastAsia"/>
           <w:sz w:val="28"/>
           <w:szCs w:val="28"/>
         </w:rPr>
@@ -933,7 +933,7 @@
       </w:pPr>
       <w:r>
         <w:rPr>
-          <w:rFonts w:ascii="宋体" w:hAnsi="宋体" w:cs="宋体" w:hint="eastAsia"/>
+          <w:rFonts w:ascii="Times New Roman" w:hAnsi="Times New Roman" w:cs="Times New Roman" w:hint="eastAsia"/>
           <w:color w:val="000000"/>
           <w:sz w:val="28"/>
           <w:szCs w:val="28"/>
@@ -942,7 +942,7 @@
       </w:r>
       <w:r>
         <w:rPr>
-          <w:rFonts w:cs="宋体" w:hint="eastAsia" w:ascii="宋体" w:hAnsi="宋体"/>
+          <w:rFonts w:cs="Times New Roman" w:hint="eastAsia" w:ascii="Times New Roman" w:hAnsi="Times New Roman"/>
           <w:color w:val="000000"/>
           <w:sz w:val="28"/>
           <w:szCs w:val="28"/>
@@ -951,7 +951,7 @@
       </w:r>
       <w:r>
         <w:rPr>
-          <w:rFonts w:ascii="宋体" w:hAnsi="宋体" w:cs="宋体" w:hint="eastAsia"/>
+          <w:rFonts w:ascii="Times New Roman" w:hAnsi="Times New Roman" w:cs="Times New Roman" w:hint="eastAsia"/>
           <w:color w:val="000000"/>
           <w:sz w:val="28"/>
           <w:szCs w:val="28"/>
@@ -968,7 +968,7 @@
       </w:r>
       <w:r>
         <w:rPr>
-          <w:rFonts w:ascii="宋体" w:hAnsi="宋体" w:cs="宋体" w:hint="eastAsia"/>
+          <w:rFonts w:ascii="Times New Roman" w:hAnsi="Times New Roman" w:cs="Times New Roman" w:hint="eastAsia"/>
           <w:color w:val="000000"/>
           <w:sz w:val="28"/>
           <w:szCs w:val="28"/>
@@ -981,17 +981,17 @@
         <w:pStyle w:val="Normal"/>
         <w:autoSpaceDE w:val="false"/>
         <w:snapToGrid w:val="false"/>
-        <w:spacing w:lineRule="auto" w:line="360"/>
-        <w:ind w:firstLineChars="200" w:startChars="0" w:start="0" w:endChars="0" w:end="0"/>
-        <w:rPr>
-          <w:rFonts w:ascii="宋体" w:hAnsi="宋体" w:cs="宋体"/>
-          <w:sz w:val="28"/>
-          <w:szCs w:val="28"/>
-        </w:rPr>
-      </w:pPr>
-      <w:r>
-        <w:rPr>
-          <w:rFonts w:ascii="宋体" w:hAnsi="宋体" w:cs="方正宋三简体;宋体" w:hint="eastAsia"/>
+        <w:spacing w:before="0" w:after="0" w:line="500" w:lineRule="exact"/>
+        <w:ind w:firstLineChars="200" w:startChars="0" w:start="0" w:endChars="0" w:end="0"/>
+        <w:rPr>
+          <w:rFonts w:ascii="Times New Roman" w:hAnsi="Times New Roman" w:cs="Times New Roman"/>
+          <w:sz w:val="28"/>
+          <w:szCs w:val="28"/>
+        </w:rPr>
+      </w:pPr>
+      <w:r>
+        <w:rPr>
+          <w:rFonts w:ascii="Times New Roman" w:hAnsi="Times New Roman" w:cs="Times New Roman" w:hint="eastAsia"/>
           <w:sz w:val="28"/>
           <w:szCs w:val="28"/>
         </w:rPr>
@@ -999,7 +999,7 @@
       </w:r>
       <w:r>
         <w:rPr>
-          <w:rFonts w:cs="方正宋三简体;宋体" w:hint="eastAsia" w:ascii="宋体" w:hAnsi="宋体"/>
+          <w:rFonts w:cs="Times New Roman" w:hint="eastAsia" w:ascii="Times New Roman" w:hAnsi="Times New Roman"/>
           <w:sz w:val="28"/>
           <w:szCs w:val="28"/>
         </w:rPr>
@@ -1007,7 +1007,7 @@
       </w:r>
       <w:r>
         <w:rPr>
-          <w:rFonts w:ascii="宋体" w:hAnsi="宋体" w:cs="方正宋三简体;宋体" w:hint="eastAsia"/>
+          <w:rFonts w:ascii="Times New Roman" w:hAnsi="Times New Roman" w:cs="Times New Roman" w:hint="eastAsia"/>
           <w:sz w:val="28"/>
           <w:szCs w:val="28"/>
         </w:rPr>
@@ -1015,7 +1015,7 @@
       </w:r>
       <w:r>
         <w:rPr>
-          <w:rFonts w:ascii="宋体" w:hAnsi="宋体" w:cs="宋体" w:hint="eastAsia"/>
+          <w:rFonts w:ascii="Times New Roman" w:hAnsi="Times New Roman" w:cs="Times New Roman" w:hint="eastAsia"/>
           <w:kern w:val="2"/>
           <w:sz w:val="28"/>
           <w:szCs w:val="28"/>
@@ -1025,7 +1025,7 @@
       </w:r>
       <w:r>
         <w:rPr>
-          <w:rFonts w:cs="宋体" w:hint="eastAsia" w:ascii="宋体" w:hAnsi="宋体"/>
+          <w:rFonts w:cs="Times New Roman" w:hint="eastAsia" w:ascii="Times New Roman" w:hAnsi="Times New Roman"/>
           <w:kern w:val="2"/>
           <w:sz w:val="28"/>
           <w:szCs w:val="28"/>
@@ -1035,7 +1035,7 @@
       </w:r>
       <w:r>
         <w:rPr>
-          <w:rFonts w:ascii="宋体" w:hAnsi="宋体" w:cs="宋体" w:hint="eastAsia"/>
+          <w:rFonts w:ascii="Times New Roman" w:hAnsi="Times New Roman" w:cs="Times New Roman" w:hint="eastAsia"/>
           <w:sz w:val="28"/>
           <w:szCs w:val="28"/>
         </w:rPr>
@@ -1075,7 +1075,7 @@
         <w:pStyle w:val="Normal"/>
         <w:ind w:firstLineChars="200" w:startChars="0" w:start="0" w:endChars="0" w:end="0"/>
         <w:rPr>
-          <w:rFonts w:eastAsia="宋体" w:hint="eastAsia"/>
+          <w:rFonts w:eastAsia="仿宋" w:hint="eastAsia"/>
           <w:b/>
           <w:sz w:val="28"/>
           <w:u w:val="single"/>
@@ -1090,7 +1090,7 @@
       </w:r>
       <w:r>
         <w:rPr>
-          <w:rFonts w:ascii="宋体" w:hAnsi="宋体" w:cs="Times New Roman" w:hint="eastAsia" w:eastAsia="宋体"/>
+          <w:rFonts w:ascii="Times New Roman" w:hAnsi="Times New Roman" w:cs="Times New Roman" w:hint="eastAsia" w:eastAsia="仿宋"/>
           <w:sz w:val="28"/>
           <w:szCs w:val="28"/>
           <w:u w:val="single"/>
@@ -1167,7 +1167,7 @@
         <w:pStyle w:val="Normal"/>
         <w:ind w:firstLineChars="192" w:startChars="0" w:start="0" w:endChars="0" w:end="0"/>
         <w:rPr>
-          <w:rFonts w:eastAsia="宋体" w:hint="eastAsia"/>
+          <w:rFonts w:eastAsia="仿宋" w:hint="eastAsia"/>
           <w:sz w:val="28"/>
         </w:rPr>
       </w:pPr>
@@ -1180,7 +1180,7 @@
       </w:r>
       <w:r>
         <w:rPr>
-          <w:rFonts w:ascii="Calibri" w:hAnsi="Calibri" w:cs="Times New Roman" w:hint="eastAsia" w:eastAsia="宋体"/>
+          <w:rFonts w:ascii="Times New Roman" w:hAnsi="Times New Roman" w:cs="Times New Roman" w:hint="eastAsia" w:eastAsia="仿宋"/>
           <w:sz w:val="28"/>
         </w:rPr>
         <w:t>含量，超耗部分的材料费由乙方承担。</w:t>
@@ -1243,7 +1243,7 @@
     <w:p>
       <w:pPr>
         <w:pStyle w:val="Normal"/>
-        <w:spacing w:lineRule="auto" w:line="360"/>
+        <w:spacing w:before="0" w:after="0" w:line="500" w:lineRule="exact"/>
         <w:ind w:firstLineChars="250" w:startChars="0" w:start="0" w:endChars="0" w:end="0"/>
         <w:rPr>
           <w:rFonts w:hint="eastAsia"/>
@@ -1259,7 +1259,7 @@
         <w:pStyle w:val="Normal"/>
         <w:autoSpaceDE w:val="false"/>
         <w:snapToGrid w:val="false"/>
-        <w:spacing w:lineRule="auto" w:line="360"/>
+        <w:spacing w:before="0" w:after="0" w:line="500" w:lineRule="exact"/>
         <w:ind w:firstLineChars="200" w:startChars="0" w:start="0" w:endChars="0" w:end="0"/>
         <w:jc w:val="start"/>
         <w:rPr>
@@ -1280,7 +1280,7 @@
         <w:pStyle w:val="Normal"/>
         <w:autoSpaceDE w:val="false"/>
         <w:snapToGrid w:val="false"/>
-        <w:spacing w:lineRule="auto" w:line="360"/>
+        <w:spacing w:before="0" w:after="0" w:line="500" w:lineRule="exact"/>
         <w:ind w:firstLineChars="200" w:startChars="0" w:start="0" w:endChars="0" w:end="0"/>
         <w:jc w:val="start"/>
         <w:rPr>
@@ -1300,7 +1300,7 @@
         <w:pStyle w:val="Normal"/>
         <w:autoSpaceDE w:val="false"/>
         <w:snapToGrid w:val="false"/>
-        <w:spacing w:lineRule="auto" w:line="360"/>
+        <w:spacing w:before="0" w:after="0" w:line="500" w:lineRule="exact"/>
         <w:ind w:firstLineChars="200" w:startChars="0" w:start="0" w:endChars="0" w:end="0"/>
         <w:jc w:val="start"/>
         <w:textAlignment w:val="baseline"/>
@@ -1321,7 +1321,7 @@
         <w:pStyle w:val="Normal"/>
         <w:autoSpaceDE w:val="false"/>
         <w:snapToGrid w:val="false"/>
-        <w:spacing w:lineRule="auto" w:line="360"/>
+        <w:spacing w:before="0" w:after="0" w:line="500" w:lineRule="exact"/>
         <w:ind w:firstLineChars="200" w:startChars="0" w:start="0" w:endChars="0" w:end="0"/>
         <w:jc w:val="start"/>
         <w:textAlignment w:val="baseline"/>
@@ -1349,7 +1349,7 @@
         <w:pStyle w:val="Normal"/>
         <w:autoSpaceDE w:val="false"/>
         <w:snapToGrid w:val="false"/>
-        <w:spacing w:lineRule="auto" w:line="360"/>
+        <w:spacing w:before="0" w:after="0" w:line="500" w:lineRule="exact"/>
         <w:ind w:firstLine="560" w:end="0"/>
         <w:jc w:val="start"/>
         <w:textAlignment w:val="baseline"/>
@@ -1377,7 +1377,7 @@
         <w:pStyle w:val="Normal"/>
         <w:autoSpaceDE w:val="false"/>
         <w:snapToGrid w:val="false"/>
-        <w:spacing w:lineRule="auto" w:line="360"/>
+        <w:spacing w:before="0" w:after="0" w:line="500" w:lineRule="exact"/>
         <w:ind w:firstLine="560" w:end="0"/>
         <w:jc w:val="start"/>
         <w:textAlignment w:val="baseline"/>
@@ -1405,16 +1405,16 @@
         <w:pStyle w:val="Heading1"/>
         <w:keepLines w:val="false"/>
         <w:autoSpaceDE w:val="false"/>
-        <w:spacing w:lineRule="auto" w:line="360"/>
-        <w:ind w:firstLineChars="200" w:startChars="0" w:start="0" w:endChars="0" w:end="0"/>
-        <w:rPr>
-          <w:sz w:val="28"/>
-          <w:szCs w:val="28"/>
-        </w:rPr>
-      </w:pPr>
-      <w:r>
-        <w:rPr>
-          <w:rFonts w:ascii="宋体" w:hAnsi="宋体" w:cs="宋体" w:hint="eastAsia"/>
+        <w:spacing w:before="0" w:after="0" w:line="500" w:lineRule="exact"/>
+        <w:ind w:firstLineChars="200" w:startChars="0" w:start="0" w:endChars="0" w:end="0"/>
+        <w:rPr>
+          <w:sz w:val="28"/>
+          <w:szCs w:val="28"/>
+        </w:rPr>
+      </w:pPr>
+      <w:r>
+        <w:rPr>
+          <w:rFonts w:ascii="Times New Roman" w:hAnsi="Times New Roman" w:cs="Times New Roman" w:hint="eastAsia"/>
           <w:sz w:val="28"/>
           <w:szCs w:val="28"/>
         </w:rPr>
@@ -1426,10 +1426,10 @@
         <w:pStyle w:val="Normal"/>
         <w:autoSpaceDE w:val="false"/>
         <w:snapToGrid w:val="false"/>
-        <w:spacing w:lineRule="auto" w:line="360"/>
-        <w:ind w:firstLineChars="200" w:startChars="0" w:start="0" w:endChars="0" w:end="0"/>
-        <w:rPr>
-          <w:rFonts w:ascii="宋体" w:hAnsi="宋体" w:cs="宋体"/>
+        <w:spacing w:before="0" w:after="0" w:line="500" w:lineRule="exact"/>
+        <w:ind w:firstLineChars="200" w:startChars="0" w:start="0" w:endChars="0" w:end="0"/>
+        <w:rPr>
+          <w:rFonts w:ascii="Times New Roman" w:hAnsi="Times New Roman" w:cs="Times New Roman"/>
           <w:b/>
           <w:bCs/>
           <w:sz w:val="28"/>
@@ -1438,7 +1438,7 @@
       </w:pPr>
       <w:r>
         <w:rPr>
-          <w:rFonts w:ascii="宋体" w:hAnsi="宋体" w:cs="宋体" w:hint="eastAsia"/>
+          <w:rFonts w:ascii="Times New Roman" w:hAnsi="Times New Roman" w:cs="Times New Roman" w:hint="eastAsia"/>
           <w:sz w:val="28"/>
           <w:szCs w:val="28"/>
         </w:rPr>
@@ -1446,7 +1446,7 @@
       </w:r>
       <w:r>
         <w:rPr>
-          <w:rFonts w:ascii="宋体" w:hAnsi="宋体" w:cs="宋体" w:hint="eastAsia"/>
+          <w:rFonts w:ascii="Times New Roman" w:hAnsi="Times New Roman" w:cs="Times New Roman" w:hint="eastAsia"/>
           <w:b/>
           <w:bCs/>
           <w:sz w:val="28"/>
@@ -1456,7 +1456,7 @@
       </w:r>
       <w:r>
         <w:rPr>
-          <w:rFonts w:ascii="宋体" w:hAnsi="宋体" w:cs="宋体" w:hint="eastAsia"/>
+          <w:rFonts w:ascii="Times New Roman" w:hAnsi="Times New Roman" w:cs="Times New Roman" w:hint="eastAsia"/>
           <w:sz w:val="28"/>
           <w:szCs w:val="28"/>
           <w:u w:val="single"/>
@@ -1465,7 +1465,7 @@
       </w:r>
       <w:r>
         <w:rPr>
-          <w:rFonts w:cs="宋体" w:hint="eastAsia" w:ascii="宋体" w:hAnsi="宋体"/>
+          <w:rFonts w:cs="Times New Roman" w:hint="eastAsia" w:ascii="Times New Roman" w:hAnsi="Times New Roman"/>
           <w:sz w:val="28"/>
           <w:szCs w:val="28"/>
           <w:u w:val="single"/>
@@ -1474,7 +1474,7 @@
       </w:r>
       <w:r>
         <w:rPr>
-          <w:rFonts w:ascii="宋体" w:hAnsi="宋体" w:cs="宋体" w:hint="eastAsia"/>
+          <w:rFonts w:ascii="Times New Roman" w:hAnsi="Times New Roman" w:cs="Times New Roman" w:hint="eastAsia"/>
           <w:sz w:val="28"/>
           <w:szCs w:val="28"/>
           <w:u w:val="single"/>
@@ -1483,7 +1483,7 @@
       </w:r>
       <w:r>
         <w:rPr>
-          <w:rFonts w:ascii="宋体" w:hAnsi="宋体" w:cs="宋体" w:hint="eastAsia"/>
+          <w:rFonts w:ascii="Times New Roman" w:hAnsi="Times New Roman" w:cs="Times New Roman" w:hint="eastAsia"/>
           <w:b/>
           <w:bCs/>
           <w:sz w:val="28"/>
@@ -1493,7 +1493,7 @@
       </w:r>
       <w:r>
         <w:rPr>
-          <w:rFonts w:ascii="宋体" w:hAnsi="宋体" w:cs="宋体" w:hint="eastAsia"/>
+          <w:rFonts w:ascii="Times New Roman" w:hAnsi="Times New Roman" w:cs="Times New Roman" w:hint="eastAsia"/>
           <w:sz w:val="28"/>
           <w:szCs w:val="28"/>
         </w:rPr>
@@ -1501,7 +1501,7 @@
       </w:r>
       <w:r>
         <w:rPr>
-          <w:rFonts w:ascii="宋体" w:hAnsi="宋体" w:cs="黑体" w:hint="eastAsia"/>
+          <w:rFonts w:ascii="Times New Roman" w:hAnsi="Times New Roman" w:cs="黑体" w:hint="eastAsia"/>
           <w:sz w:val="28"/>
           <w:szCs w:val="28"/>
         </w:rPr>
@@ -1517,7 +1517,7 @@
       </w:r>
       <w:r>
         <w:rPr>
-          <w:rFonts w:ascii="宋体" w:hAnsi="宋体" w:cs="黑体" w:hint="eastAsia"/>
+          <w:rFonts w:ascii="Times New Roman" w:hAnsi="Times New Roman" w:cs="黑体" w:hint="eastAsia"/>
           <w:sz w:val="28"/>
           <w:szCs w:val="28"/>
         </w:rPr>
@@ -1525,7 +1525,7 @@
       </w:r>
       <w:r>
         <w:rPr>
-          <w:rFonts w:cs="黑体" w:hint="eastAsia" w:ascii="宋体" w:hAnsi="宋体"/>
+          <w:rFonts w:cs="黑体" w:hint="eastAsia" w:ascii="Times New Roman" w:hAnsi="Times New Roman"/>
           <w:sz w:val="28"/>
           <w:szCs w:val="28"/>
         </w:rPr>
@@ -1533,7 +1533,7 @@
       </w:r>
       <w:r>
         <w:rPr>
-          <w:rFonts w:cs="黑体" w:hint="eastAsia" w:ascii="宋体" w:hAnsi="宋体"/>
+          <w:rFonts w:cs="黑体" w:hint="eastAsia" w:ascii="Times New Roman" w:hAnsi="Times New Roman"/>
           <w:sz w:val="28"/>
           <w:szCs w:val="28"/>
         </w:rPr>
@@ -1541,7 +1541,7 @@
       </w:r>
       <w:r>
         <w:rPr>
-          <w:rFonts w:ascii="宋体" w:hAnsi="宋体" w:cs="黑体" w:hint="eastAsia"/>
+          <w:rFonts w:ascii="Times New Roman" w:hAnsi="Times New Roman" w:cs="黑体" w:hint="eastAsia"/>
           <w:sz w:val="28"/>
           <w:szCs w:val="28"/>
         </w:rPr>
@@ -1549,7 +1549,7 @@
       </w:r>
       <w:r>
         <w:rPr>
-          <w:rFonts w:ascii="宋体" w:hAnsi="宋体" w:cs="黑体" w:hint="eastAsia"/>
+          <w:rFonts w:ascii="Times New Roman" w:hAnsi="Times New Roman" w:cs="黑体" w:hint="eastAsia"/>
           <w:sz w:val="28"/>
           <w:szCs w:val="28"/>
         </w:rPr>
@@ -1557,7 +1557,7 @@
       </w:r>
       <w:r>
         <w:rPr>
-          <w:rFonts w:ascii="宋体" w:hAnsi="宋体" w:cs="宋体" w:hint="eastAsia"/>
+          <w:rFonts w:ascii="Times New Roman" w:hAnsi="Times New Roman" w:cs="Times New Roman" w:hint="eastAsia"/>
           <w:sz w:val="28"/>
           <w:szCs w:val="28"/>
           <w:u w:val="single"/>
@@ -1566,7 +1566,7 @@
       </w:r>
       <w:r>
         <w:rPr>
-          <w:rFonts w:cs="宋体" w:hint="eastAsia" w:ascii="宋体" w:hAnsi="宋体"/>
+          <w:rFonts w:cs="Times New Roman" w:hint="eastAsia" w:ascii="Times New Roman" w:hAnsi="Times New Roman"/>
           <w:sz w:val="28"/>
           <w:szCs w:val="28"/>
           <w:u w:val="single"/>
@@ -1575,7 +1575,7 @@
       </w:r>
       <w:r>
         <w:rPr>
-          <w:rFonts w:cs="宋体" w:hint="eastAsia" w:ascii="宋体" w:hAnsi="宋体"/>
+          <w:rFonts w:cs="Times New Roman" w:hint="eastAsia" w:ascii="Times New Roman" w:hAnsi="Times New Roman"/>
           <w:b/>
           <w:sz w:val="28"/>
           <w:szCs w:val="28"/>
@@ -1585,7 +1585,7 @@
       </w:r>
       <w:r>
         <w:rPr>
-          <w:rFonts w:cs="宋体" w:hint="eastAsia" w:ascii="宋体" w:hAnsi="宋体"/>
+          <w:rFonts w:cs="Times New Roman" w:hint="eastAsia" w:ascii="Times New Roman" w:hAnsi="Times New Roman"/>
           <w:sz w:val="28"/>
           <w:szCs w:val="28"/>
           <w:u w:val="single"/>
@@ -1594,7 +1594,7 @@
       </w:r>
       <w:r>
         <w:rPr>
-          <w:rFonts w:cs="黑体" w:hint="eastAsia" w:ascii="宋体" w:hAnsi="宋体"/>
+          <w:rFonts w:cs="黑体" w:hint="eastAsia" w:ascii="Times New Roman" w:hAnsi="Times New Roman"/>
           <w:sz w:val="28"/>
           <w:szCs w:val="28"/>
         </w:rPr>
@@ -1602,7 +1602,7 @@
       </w:r>
       <w:r>
         <w:rPr>
-          <w:rFonts w:ascii="宋体" w:hAnsi="宋体" w:cs="黑体" w:hint="eastAsia"/>
+          <w:rFonts w:ascii="Times New Roman" w:hAnsi="Times New Roman" w:cs="黑体" w:hint="eastAsia"/>
           <w:sz w:val="28"/>
           <w:szCs w:val="28"/>
         </w:rPr>
@@ -1618,10 +1618,10 @@
         </w:numPr>
         <w:autoSpaceDE w:val="false"/>
         <w:snapToGrid w:val="false"/>
-        <w:spacing w:lineRule="auto" w:line="360"/>
+        <w:spacing w:before="0" w:after="0" w:line="500" w:lineRule="exact"/>
         <w:ind w:firstLineChars="164" w:startChars="8" w:endChars="0" w:end="0"/>
         <w:rPr>
-          <w:rFonts w:ascii="宋体" w:hAnsi="宋体" w:cs="宋体"/>
+          <w:rFonts w:ascii="Times New Roman" w:hAnsi="Times New Roman" w:cs="Times New Roman"/>
           <w:sz w:val="28"/>
           <w:szCs w:val="28"/>
         </w:rPr>
@@ -1635,7 +1635,7 @@
         <w:pStyle w:val="Normal"/>
         <w:autoSpaceDE w:val="false"/>
         <w:snapToGrid w:val="false"/>
-        <w:spacing w:lineRule="auto" w:line="360"/>
+        <w:spacing w:before="0" w:after="0" w:line="500" w:lineRule="exact"/>
         <w:rPr>
           <w:rFonts w:hint="eastAsia"/>
           <w:bCs/>
@@ -1653,7 +1653,7 @@
       </w:pPr>
       <w:r>
         <w:rPr>
-          <w:rFonts w:ascii="宋体" w:hAnsi="宋体" w:cs="Times New Roman" w:hint="eastAsia" w:eastAsia="宋体"/>
+          <w:rFonts w:ascii="Times New Roman" w:hAnsi="Times New Roman" w:cs="Times New Roman" w:hint="eastAsia" w:eastAsia="仿宋"/>
           <w:sz w:val="28"/>
           <w:szCs w:val="28"/>
         </w:rPr>
@@ -1688,7 +1688,7 @@
         <w:pStyle w:val="Normal"/>
         <w:autoSpaceDE w:val="false"/>
         <w:snapToGrid w:val="false"/>
-        <w:spacing w:lineRule="auto" w:line="360"/>
+        <w:spacing w:before="0" w:after="0" w:line="500" w:lineRule="exact"/>
         <w:ind w:firstLineChars="200" w:startChars="0" w:start="0" w:endChars="0" w:end="0"/>
         <w:rPr>
           <w:rFonts w:hint="eastAsia"/>
@@ -1719,7 +1719,7 @@
         <w:pStyle w:val="Normal"/>
         <w:ind w:firstLineChars="200" w:startChars="0" w:start="0" w:endChars="0" w:end="0"/>
         <w:rPr>
-          <w:rFonts w:ascii="Calibri" w:hAnsi="Calibri" w:eastAsia="宋体" w:cs="Times New Roman" w:hint="eastAsia"/>
+          <w:rFonts w:ascii="Times New Roman" w:hAnsi="Times New Roman" w:eastAsia="仿宋" w:cs="Times New Roman" w:hint="eastAsia"/>
           <w:sz w:val="28"/>
         </w:rPr>
       </w:pPr>
@@ -1732,41 +1732,41 @@
         <w:pStyle w:val="Normal"/>
         <w:ind w:firstLineChars="200" w:startChars="0" w:start="0" w:endChars="0" w:end="0"/>
         <w:rPr>
-          <w:rFonts w:ascii="Calibri" w:hAnsi="Calibri" w:eastAsia="宋体" w:cs="Times New Roman" w:hint="eastAsia"/>
-          <w:sz w:val="28"/>
-        </w:rPr>
-      </w:pPr>
-      <w:r>
-        <w:rPr>
-          <w:rFonts w:ascii="Calibri" w:hAnsi="Calibri" w:cs="Times New Roman" w:hint="eastAsia" w:eastAsia="宋体"/>
+          <w:rFonts w:ascii="Times New Roman" w:hAnsi="Times New Roman" w:eastAsia="仿宋" w:cs="Times New Roman" w:hint="eastAsia"/>
+          <w:sz w:val="28"/>
+        </w:rPr>
+      </w:pPr>
+      <w:r>
+        <w:rPr>
+          <w:rFonts w:ascii="Times New Roman" w:hAnsi="Times New Roman" w:cs="Times New Roman" w:hint="eastAsia" w:eastAsia="仿宋"/>
           <w:sz w:val="28"/>
         </w:rPr>
         <w:t>（</w:t>
       </w:r>
       <w:r>
         <w:rPr>
-          <w:rFonts w:eastAsia="宋体" w:cs="Times New Roman" w:hint="eastAsia" w:ascii="Calibri" w:hAnsi="Calibri"/>
+          <w:rFonts w:eastAsia="仿宋" w:cs="Times New Roman" w:hint="eastAsia" w:ascii="Times New Roman" w:hAnsi="Times New Roman"/>
           <w:sz w:val="28"/>
         </w:rPr>
         <w:t>2</w:t>
       </w:r>
       <w:r>
         <w:rPr>
-          <w:rFonts w:ascii="Calibri" w:hAnsi="Calibri" w:cs="Times New Roman" w:hint="eastAsia" w:eastAsia="宋体"/>
+          <w:rFonts w:ascii="Times New Roman" w:hAnsi="Times New Roman" w:cs="Times New Roman" w:hint="eastAsia" w:eastAsia="仿宋"/>
           <w:sz w:val="28"/>
         </w:rPr>
         <w:t>）结算方式： 固定不含税单价乘以实际完成工程量</w:t>
       </w:r>
       <w:r>
         <w:rPr>
-          <w:rFonts w:eastAsia="宋体" w:cs="Times New Roman" w:hint="eastAsia" w:ascii="Calibri" w:hAnsi="Calibri"/>
+          <w:rFonts w:eastAsia="仿宋" w:cs="Times New Roman" w:hint="eastAsia" w:ascii="Times New Roman" w:hAnsi="Times New Roman"/>
           <w:sz w:val="28"/>
         </w:rPr>
         <w:t>+</w:t>
       </w:r>
       <w:r>
         <w:rPr>
-          <w:rFonts w:ascii="Calibri" w:hAnsi="Calibri" w:cs="Times New Roman" w:hint="eastAsia" w:eastAsia="宋体"/>
+          <w:rFonts w:ascii="Times New Roman" w:hAnsi="Times New Roman" w:cs="Times New Roman" w:hint="eastAsia" w:eastAsia="仿宋"/>
           <w:sz w:val="28"/>
         </w:rPr>
         <w:t>增值税进行结算。</w:t>
@@ -1777,27 +1777,27 @@
         <w:pStyle w:val="Normal"/>
         <w:ind w:firstLineChars="200" w:startChars="0" w:start="0" w:endChars="0" w:end="0"/>
         <w:rPr>
-          <w:rFonts w:ascii="Calibri" w:hAnsi="Calibri" w:eastAsia="宋体" w:cs="Times New Roman" w:hint="eastAsia"/>
-          <w:sz w:val="28"/>
-        </w:rPr>
-      </w:pPr>
-      <w:r>
-        <w:rPr>
-          <w:rFonts w:ascii="Calibri" w:hAnsi="Calibri" w:cs="Times New Roman" w:hint="eastAsia" w:eastAsia="宋体"/>
+          <w:rFonts w:ascii="Times New Roman" w:hAnsi="Times New Roman" w:eastAsia="仿宋" w:cs="Times New Roman" w:hint="eastAsia"/>
+          <w:sz w:val="28"/>
+        </w:rPr>
+      </w:pPr>
+      <w:r>
+        <w:rPr>
+          <w:rFonts w:ascii="Times New Roman" w:hAnsi="Times New Roman" w:cs="Times New Roman" w:hint="eastAsia" w:eastAsia="仿宋"/>
           <w:sz w:val="28"/>
         </w:rPr>
         <w:t>（</w:t>
       </w:r>
       <w:r>
         <w:rPr>
-          <w:rFonts w:eastAsia="宋体" w:cs="Times New Roman" w:hint="eastAsia" w:ascii="Calibri" w:hAnsi="Calibri"/>
+          <w:rFonts w:eastAsia="仿宋" w:cs="Times New Roman" w:hint="eastAsia" w:ascii="Times New Roman" w:hAnsi="Times New Roman"/>
           <w:sz w:val="28"/>
         </w:rPr>
         <w:t>3</w:t>
       </w:r>
       <w:r>
         <w:rPr>
-          <w:rFonts w:ascii="Calibri" w:hAnsi="Calibri" w:cs="Times New Roman" w:hint="eastAsia" w:eastAsia="宋体"/>
+          <w:rFonts w:ascii="Times New Roman" w:hAnsi="Times New Roman" w:cs="Times New Roman" w:hint="eastAsia" w:eastAsia="仿宋"/>
           <w:sz w:val="28"/>
         </w:rPr>
         <w:t>）过程结算仅作为过程进度款的支付依据，不作为最终结算依据，最终 结算资料（包括但不限于结算单及附件）必须经项目部及直管部层面相关人员本人签字，且签字齐全，公司审批后方可生效，否则不予作为最终结算依据。</w:t>
@@ -1808,27 +1808,27 @@
         <w:pStyle w:val="Normal"/>
         <w:ind w:firstLineChars="200" w:startChars="0" w:start="0" w:endChars="0" w:end="0"/>
         <w:rPr>
-          <w:rFonts w:ascii="Calibri" w:hAnsi="Calibri" w:eastAsia="宋体" w:cs="Times New Roman"/>
-          <w:sz w:val="28"/>
-        </w:rPr>
-      </w:pPr>
-      <w:r>
-        <w:rPr>
-          <w:rFonts w:ascii="Calibri" w:hAnsi="Calibri" w:cs="Times New Roman" w:hint="eastAsia" w:eastAsia="宋体"/>
+          <w:rFonts w:ascii="Times New Roman" w:hAnsi="Times New Roman" w:eastAsia="仿宋" w:cs="Times New Roman"/>
+          <w:sz w:val="28"/>
+        </w:rPr>
+      </w:pPr>
+      <w:r>
+        <w:rPr>
+          <w:rFonts w:ascii="Times New Roman" w:hAnsi="Times New Roman" w:cs="Times New Roman" w:hint="eastAsia" w:eastAsia="仿宋"/>
           <w:sz w:val="28"/>
         </w:rPr>
         <w:t>（</w:t>
       </w:r>
       <w:r>
         <w:rPr>
-          <w:rFonts w:eastAsia="宋体" w:cs="Times New Roman" w:hint="eastAsia" w:ascii="Calibri" w:hAnsi="Calibri"/>
+          <w:rFonts w:eastAsia="仿宋" w:cs="Times New Roman" w:hint="eastAsia" w:ascii="Times New Roman" w:hAnsi="Times New Roman"/>
           <w:sz w:val="28"/>
         </w:rPr>
         <w:t>4</w:t>
       </w:r>
       <w:r>
         <w:rPr>
-          <w:rFonts w:ascii="Calibri" w:hAnsi="Calibri" w:cs="Times New Roman" w:hint="eastAsia" w:eastAsia="宋体"/>
+          <w:rFonts w:ascii="Times New Roman" w:hAnsi="Times New Roman" w:cs="Times New Roman" w:hint="eastAsia" w:eastAsia="仿宋"/>
           <w:sz w:val="28"/>
         </w:rPr>
         <w:t>）本合同项下各项违约金及罚款甲方有权从直接工程进度款、竣工结算款中予以扣除。</w:t>
@@ -1903,13 +1903,13 @@
         <w:pStyle w:val="Normal"/>
         <w:ind w:firstLineChars="200" w:startChars="0" w:start="0" w:endChars="0" w:end="0"/>
         <w:rPr>
-          <w:rFonts w:ascii="Calibri" w:hAnsi="Calibri" w:eastAsia="宋体" w:cs="Times New Roman" w:hint="eastAsia"/>
-          <w:sz w:val="28"/>
-        </w:rPr>
-      </w:pPr>
-      <w:r>
-        <w:rPr>
-          <w:rFonts w:ascii="Calibri" w:hAnsi="Calibri" w:cs="Times New Roman" w:hint="eastAsia" w:eastAsia="宋体"/>
+          <w:rFonts w:ascii="Times New Roman" w:hAnsi="Times New Roman" w:eastAsia="仿宋" w:cs="Times New Roman" w:hint="eastAsia"/>
+          <w:sz w:val="28"/>
+        </w:rPr>
+      </w:pPr>
+      <w:r>
+        <w:rPr>
+          <w:rFonts w:ascii="Times New Roman" w:hAnsi="Times New Roman" w:cs="Times New Roman" w:hint="eastAsia" w:eastAsia="仿宋"/>
           <w:sz w:val="28"/>
         </w:rPr>
         <w:t>在劳务作业人员进场前，乙方应向甲方上报人员名单清册及劳动合同、银行卡、身份证复印件备案。</w:t>
@@ -1920,7 +1920,7 @@
         <w:pStyle w:val="Normal"/>
         <w:ind w:firstLineChars="200" w:startChars="0" w:start="0" w:endChars="0" w:end="0"/>
         <w:rPr>
-          <w:rFonts w:eastAsia="宋体"/>
+          <w:rFonts w:eastAsia="仿宋"/>
           <w:sz w:val="28"/>
         </w:rPr>
       </w:pPr>
@@ -1965,21 +1965,21 @@
         <w:pStyle w:val="Normal"/>
         <w:ind w:firstLineChars="200" w:startChars="0" w:start="0" w:endChars="0" w:end="0"/>
         <w:rPr>
-          <w:rFonts w:ascii="宋体" w:hAnsi="宋体" w:cs="宋体" w:hint="eastAsia"/>
+          <w:rFonts w:ascii="Times New Roman" w:hAnsi="Times New Roman" w:cs="Times New Roman" w:hint="eastAsia"/>
           <w:sz w:val="28"/>
           <w:highlight w:val="none"/>
         </w:rPr>
       </w:pPr>
       <w:r>
         <w:rPr>
-          <w:rFonts w:ascii="宋体" w:hAnsi="宋体" w:cs="宋体" w:hint="eastAsia"/>
+          <w:rFonts w:ascii="Times New Roman" w:hAnsi="Times New Roman" w:cs="Times New Roman" w:hint="eastAsia"/>
           <w:sz w:val="28"/>
         </w:rPr>
         <w:t>乙方郑重承诺，乙方已充分了解应做工程范围及所有工序、工艺，若乙方报价中出现错报漏报均由乙方自行负责。若乙方出现材料浪费、遗失、被盗、贩卖、指挥错误及超出计划用料由乙方负责原样全额赔偿</w:t>
       </w:r>
       <w:r>
         <w:rPr>
-          <w:rFonts w:ascii="宋体" w:hAnsi="宋体" w:cs="宋体" w:hint="eastAsia"/>
+          <w:rFonts w:ascii="Times New Roman" w:hAnsi="Times New Roman" w:cs="Times New Roman" w:hint="eastAsia"/>
           <w:sz w:val="28"/>
         </w:rPr>
         <w:t>。乙方保证不将所承包的劳务工程进行转包或分包，若发生此类行为，造成的全部损失及责任由乙方全权承担。</w:t>
@@ -1988,57 +1988,57 @@
     <w:p>
       <w:pPr>
         <w:pStyle w:val="BodyText"/>
-        <w:spacing w:lineRule="auto" w:line="360"/>
-        <w:ind w:firstLineChars="200" w:startChars="0" w:start="0" w:endChars="0" w:end="0"/>
-        <w:rPr>
-          <w:rFonts w:ascii="宋体" w:hAnsi="宋体" w:eastAsia="宋体" w:cs="Times New Roman" w:hint="eastAsia"/>
+        <w:spacing w:before="0" w:after="0" w:line="500" w:lineRule="exact"/>
+        <w:ind w:firstLineChars="200" w:startChars="0" w:start="0" w:endChars="0" w:end="0"/>
+        <w:rPr>
+          <w:rFonts w:ascii="Times New Roman" w:hAnsi="Times New Roman" w:eastAsia="仿宋" w:cs="Times New Roman" w:hint="eastAsia"/>
           <w:kern w:val="2"/>
           <w:sz w:val="28"/>
-          <w:szCs w:val="24"/>
-        </w:rPr>
-      </w:pPr>
-      <w:r>
-        <w:rPr>
-          <w:rFonts w:ascii="宋体" w:hAnsi="宋体" w:cs="Times New Roman" w:hint="eastAsia" w:eastAsia="宋体"/>
+          <w:szCs w:val="28"/>
+        </w:rPr>
+      </w:pPr>
+      <w:r>
+        <w:rPr>
+          <w:rFonts w:ascii="Times New Roman" w:hAnsi="Times New Roman" w:cs="Times New Roman" w:hint="eastAsia" w:eastAsia="仿宋"/>
           <w:kern w:val="2"/>
           <w:sz w:val="28"/>
-          <w:szCs w:val="24"/>
+          <w:szCs w:val="28"/>
         </w:rPr>
         <w:t>乙方有义务按时支付农民工工资，不得以甲方未及时支付工程款为由，拒绝、拖延支付农民工工资。若因乙方拖欠农民工工资，导致出现农民工上访、闹事等事件，按照</w:t>
       </w:r>
       <w:r>
         <w:rPr>
-          <w:rFonts w:eastAsia="宋体" w:cs="Times New Roman" w:hint="eastAsia" w:ascii="宋体" w:hAnsi="宋体"/>
+          <w:rFonts w:eastAsia="仿宋" w:cs="Times New Roman" w:hint="eastAsia" w:ascii="Times New Roman" w:hAnsi="Times New Roman"/>
           <w:kern w:val="2"/>
           <w:sz w:val="28"/>
-          <w:szCs w:val="24"/>
+          <w:szCs w:val="28"/>
         </w:rPr>
         <w:t>2-5</w:t>
       </w:r>
       <w:r>
         <w:rPr>
-          <w:rFonts w:ascii="宋体" w:hAnsi="宋体" w:cs="Times New Roman" w:hint="eastAsia" w:eastAsia="宋体"/>
+          <w:rFonts w:ascii="Times New Roman" w:hAnsi="Times New Roman" w:cs="Times New Roman" w:hint="eastAsia" w:eastAsia="仿宋"/>
           <w:kern w:val="2"/>
           <w:sz w:val="28"/>
-          <w:szCs w:val="24"/>
+          <w:szCs w:val="28"/>
         </w:rPr>
         <w:t>万元</w:t>
       </w:r>
       <w:r>
         <w:rPr>
-          <w:rFonts w:eastAsia="宋体" w:cs="Times New Roman" w:hint="eastAsia" w:ascii="宋体" w:hAnsi="宋体"/>
+          <w:rFonts w:eastAsia="仿宋" w:cs="Times New Roman" w:hint="eastAsia" w:ascii="Times New Roman" w:hAnsi="Times New Roman"/>
           <w:kern w:val="2"/>
           <w:sz w:val="28"/>
-          <w:szCs w:val="24"/>
+          <w:szCs w:val="28"/>
         </w:rPr>
         <w:t>/</w:t>
       </w:r>
       <w:r>
         <w:rPr>
-          <w:rFonts w:ascii="宋体" w:hAnsi="宋体" w:cs="Times New Roman" w:hint="eastAsia" w:eastAsia="宋体"/>
+          <w:rFonts w:ascii="Times New Roman" w:hAnsi="Times New Roman" w:cs="Times New Roman" w:hint="eastAsia" w:eastAsia="仿宋"/>
           <w:kern w:val="2"/>
           <w:sz w:val="28"/>
-          <w:szCs w:val="24"/>
+          <w:szCs w:val="28"/>
         </w:rPr>
         <w:t>次进行罚款，情节严重者，甲方有权单方面解除合同并将按照人社部《拖欠农民工工资黑名单管理暂行办法》的相关规定，报建设单位及行业监督管理部门，将乙方列入“黑名单”。</w:t>
       </w:r>
@@ -2075,7 +2075,7 @@
     <w:p>
       <w:pPr>
         <w:pStyle w:val="BodyTextIndent"/>
-        <w:spacing w:lineRule="exact" w:line="520"/>
+        <w:spacing w:before="0" w:after="0" w:line="500" w:lineRule="exact"/>
         <w:ind w:firstLineChars="0" w:firstLine="0" w:endChars="0" w:end="0"/>
         <w:rPr>
           <w:rFonts w:hint="eastAsia"/>
@@ -2097,7 +2097,7 @@
     <w:p>
       <w:pPr>
         <w:pStyle w:val="BodyTextIndent"/>
-        <w:spacing w:lineRule="exact" w:line="520"/>
+        <w:spacing w:before="0" w:after="0" w:line="500" w:lineRule="exact"/>
         <w:ind w:firstLineChars="200" w:endChars="0" w:end="0"/>
         <w:rPr>
           <w:rFonts w:hint="eastAsia"/>
@@ -2119,7 +2119,7 @@
     <w:p>
       <w:pPr>
         <w:pStyle w:val="Normal"/>
-        <w:spacing w:lineRule="exact" w:line="520"/>
+        <w:spacing w:before="0" w:after="0" w:line="500" w:lineRule="exact"/>
         <w:ind w:firstLineChars="200" w:startChars="0" w:start="0" w:endChars="0" w:end="0"/>
         <w:rPr>
           <w:rFonts w:hint="eastAsia"/>
@@ -2148,7 +2148,7 @@
           <w:ilvl w:val="0"/>
           <w:numId w:val="0"/>
         </w:numPr>
-        <w:spacing w:lineRule="exact" w:line="520"/>
+        <w:spacing w:before="0" w:after="0" w:line="500" w:lineRule="exact"/>
         <w:ind w:firstLineChars="200" w:startChars="0" w:start="0" w:endChars="0" w:end="0"/>
         <w:outlineLvl w:val="0"/>
         <w:rPr>
@@ -2178,7 +2178,7 @@
           <w:ilvl w:val="0"/>
           <w:numId w:val="0"/>
         </w:numPr>
-        <w:spacing w:lineRule="exact" w:line="520"/>
+        <w:spacing w:before="0" w:after="0" w:line="500" w:lineRule="exact"/>
         <w:ind w:firstLineChars="200" w:startChars="0" w:start="0" w:endChars="0" w:end="0"/>
         <w:outlineLvl w:val="0"/>
         <w:rPr>
@@ -2232,7 +2232,7 @@
     <w:p>
       <w:pPr>
         <w:pStyle w:val="BodyTextIndent"/>
-        <w:spacing w:lineRule="exact" w:line="520"/>
+        <w:spacing w:before="0" w:after="0" w:line="500" w:lineRule="exact"/>
         <w:rPr>
           <w:rFonts w:hint="eastAsia"/>
         </w:rPr>
@@ -2282,7 +2282,7 @@
     <w:p>
       <w:pPr>
         <w:pStyle w:val="Normal"/>
-        <w:spacing w:lineRule="exact" w:line="520"/>
+        <w:spacing w:before="0" w:after="0" w:line="500" w:lineRule="exact"/>
         <w:ind w:firstLineChars="200" w:startChars="0" w:start="0" w:endChars="0" w:end="0"/>
         <w:jc w:val="start"/>
         <w:rPr>
@@ -2308,7 +2308,7 @@
     <w:p>
       <w:pPr>
         <w:pStyle w:val="Normal"/>
-        <w:spacing w:lineRule="exact" w:line="520"/>
+        <w:spacing w:before="0" w:after="0" w:line="500" w:lineRule="exact"/>
         <w:ind w:firstLineChars="200" w:startChars="0" w:start="0" w:endChars="0" w:end="0"/>
         <w:rPr>
           <w:rFonts w:hint="eastAsia"/>
@@ -2333,7 +2333,7 @@
     <w:p>
       <w:pPr>
         <w:pStyle w:val="Normal"/>
-        <w:spacing w:lineRule="exact" w:line="520"/>
+        <w:spacing w:before="0" w:after="0" w:line="500" w:lineRule="exact"/>
         <w:ind w:firstLineChars="200" w:startChars="0" w:start="0" w:endChars="0" w:end="0"/>
         <w:rPr>
           <w:rFonts w:hint="eastAsia"/>
@@ -2372,7 +2372,7 @@
     <w:p>
       <w:pPr>
         <w:pStyle w:val="Normal"/>
-        <w:spacing w:lineRule="exact" w:line="520"/>
+        <w:spacing w:before="0" w:after="0" w:line="500" w:lineRule="exact"/>
         <w:ind w:firstLineChars="200" w:startChars="0" w:start="0" w:endChars="0" w:end="0"/>
         <w:rPr>
           <w:rFonts w:hint="eastAsia"/>
@@ -2397,7 +2397,7 @@
     <w:p>
       <w:pPr>
         <w:pStyle w:val="Normal"/>
-        <w:spacing w:lineRule="exact" w:line="520"/>
+        <w:spacing w:before="0" w:after="0" w:line="500" w:lineRule="exact"/>
         <w:ind w:firstLineChars="200" w:startChars="0" w:start="0" w:endChars="0" w:end="0"/>
         <w:rPr>
           <w:rFonts w:hint="eastAsia"/>
@@ -2423,7 +2423,7 @@
     <w:p>
       <w:pPr>
         <w:pStyle w:val="Normal"/>
-        <w:spacing w:lineRule="exact" w:line="520"/>
+        <w:spacing w:before="0" w:after="0" w:line="500" w:lineRule="exact"/>
         <w:ind w:firstLineChars="200" w:startChars="0" w:start="0" w:endChars="0" w:end="0"/>
         <w:rPr>
           <w:rFonts w:hint="eastAsia"/>
@@ -2448,10 +2448,10 @@
     <w:p>
       <w:pPr>
         <w:pStyle w:val="Normal"/>
-        <w:spacing w:lineRule="exact" w:line="520"/>
-        <w:ind w:firstLineChars="200" w:startChars="0" w:start="0" w:endChars="0" w:end="0"/>
-        <w:rPr>
-          <w:rFonts w:eastAsia="宋体"/>
+        <w:spacing w:before="0" w:after="0" w:line="500" w:lineRule="exact"/>
+        <w:ind w:firstLineChars="200" w:startChars="0" w:start="0" w:endChars="0" w:end="0"/>
+        <w:rPr>
+          <w:rFonts w:eastAsia="仿宋"/>
           <w:sz w:val="28"/>
         </w:rPr>
       </w:pPr>
@@ -2554,7 +2554,7 @@
     <w:p>
       <w:pPr>
         <w:pStyle w:val="Normal"/>
-        <w:spacing w:lineRule="exact" w:line="520"/>
+        <w:spacing w:before="0" w:after="0" w:line="500" w:lineRule="exact"/>
         <w:ind w:firstLineChars="200" w:startChars="0" w:start="0" w:endChars="0" w:end="0"/>
         <w:rPr>
           <w:rFonts w:hint="eastAsia"/>
@@ -2579,7 +2579,7 @@
     <w:p>
       <w:pPr>
         <w:pStyle w:val="Normal"/>
-        <w:spacing w:lineRule="exact" w:line="520"/>
+        <w:spacing w:before="0" w:after="0" w:line="500" w:lineRule="exact"/>
         <w:ind w:firstLineChars="200" w:startChars="0" w:start="0" w:endChars="0" w:end="0"/>
         <w:rPr>
           <w:rFonts w:hint="eastAsia"/>
@@ -2604,7 +2604,7 @@
     <w:p>
       <w:pPr>
         <w:pStyle w:val="Normal"/>
-        <w:spacing w:lineRule="exact" w:line="520"/>
+        <w:spacing w:before="0" w:after="0" w:line="500" w:lineRule="exact"/>
         <w:ind w:firstLineChars="200" w:startChars="0" w:start="0" w:endChars="0" w:end="0"/>
         <w:rPr>
           <w:rFonts w:hint="eastAsia"/>
@@ -2666,7 +2666,7 @@
     <w:p>
       <w:pPr>
         <w:pStyle w:val="Normal"/>
-        <w:spacing w:lineRule="exact" w:line="520"/>
+        <w:spacing w:before="0" w:after="0" w:line="500" w:lineRule="exact"/>
         <w:ind w:firstLineChars="200" w:startChars="0" w:start="0" w:endChars="0" w:end="0"/>
         <w:rPr>
           <w:rFonts w:hint="eastAsia"/>
@@ -2692,10 +2692,10 @@
     <w:p>
       <w:pPr>
         <w:pStyle w:val="Normal"/>
-        <w:spacing w:lineRule="exact" w:line="520"/>
-        <w:ind w:firstLineChars="200" w:startChars="0" w:start="0" w:endChars="0" w:end="0"/>
-        <w:rPr>
-          <w:rFonts w:eastAsia="宋体"/>
+        <w:spacing w:before="0" w:after="0" w:line="500" w:lineRule="exact"/>
+        <w:ind w:firstLineChars="200" w:startChars="0" w:start="0" w:endChars="0" w:end="0"/>
+        <w:rPr>
+          <w:rFonts w:eastAsia="仿宋"/>
           <w:sz w:val="28"/>
           <w:highlight w:val="none"/>
         </w:rPr>
@@ -2718,7 +2718,7 @@
     <w:p>
       <w:pPr>
         <w:pStyle w:val="Normal"/>
-        <w:spacing w:lineRule="exact" w:line="520"/>
+        <w:spacing w:before="0" w:after="0" w:line="500" w:lineRule="exact"/>
         <w:ind w:firstLineChars="200" w:startChars="0" w:start="0" w:endChars="0" w:end="0"/>
         <w:rPr>
           <w:rFonts w:hint="eastAsia"/>
@@ -2771,7 +2771,7 @@
     <w:p>
       <w:pPr>
         <w:pStyle w:val="Normal"/>
-        <w:spacing w:lineRule="exact" w:line="520"/>
+        <w:spacing w:before="0" w:after="0" w:line="500" w:lineRule="exact"/>
         <w:ind w:firstLineChars="200" w:startChars="0" w:start="0" w:endChars="0" w:end="0"/>
         <w:rPr>
           <w:rFonts w:hint="eastAsia"/>
@@ -2796,7 +2796,7 @@
     <w:p>
       <w:pPr>
         <w:pStyle w:val="Normal"/>
-        <w:spacing w:lineRule="exact" w:line="520"/>
+        <w:spacing w:before="0" w:after="0" w:line="500" w:lineRule="exact"/>
         <w:ind w:firstLineChars="200" w:startChars="0" w:start="0" w:endChars="0" w:end="0"/>
         <w:rPr>
           <w:rFonts w:hint="eastAsia"/>
@@ -2821,7 +2821,7 @@
     <w:p>
       <w:pPr>
         <w:pStyle w:val="Normal"/>
-        <w:spacing w:lineRule="exact" w:line="520"/>
+        <w:spacing w:before="0" w:after="0" w:line="500" w:lineRule="exact"/>
         <w:ind w:firstLineChars="200" w:startChars="0" w:start="0" w:endChars="0" w:end="0"/>
         <w:rPr>
           <w:rFonts w:hint="eastAsia"/>
@@ -2942,7 +2942,7 @@
     <w:p>
       <w:pPr>
         <w:pStyle w:val="Normal"/>
-        <w:spacing w:lineRule="exact" w:line="520"/>
+        <w:spacing w:before="0" w:after="0" w:line="500" w:lineRule="exact"/>
         <w:ind w:firstLineChars="200" w:startChars="0" w:start="0" w:endChars="0" w:end="0"/>
         <w:rPr>
           <w:rFonts w:hint="eastAsia"/>
@@ -2967,10 +2967,10 @@
     <w:p>
       <w:pPr>
         <w:pStyle w:val="Normal"/>
-        <w:spacing w:lineRule="exact" w:line="520"/>
-        <w:ind w:firstLineChars="200" w:startChars="0" w:start="0" w:endChars="0" w:end="0"/>
-        <w:rPr>
-          <w:rFonts w:eastAsia="宋体"/>
+        <w:spacing w:before="0" w:after="0" w:line="500" w:lineRule="exact"/>
+        <w:ind w:firstLineChars="200" w:startChars="0" w:start="0" w:endChars="0" w:end="0"/>
+        <w:rPr>
+          <w:rFonts w:eastAsia="仿宋"/>
           <w:sz w:val="28"/>
           <w:u w:val="single"/>
         </w:rPr>
@@ -2999,7 +2999,7 @@
       </w:r>
       <w:r>
         <w:rPr>
-          <w:rFonts w:ascii="Times New Roman" w:hAnsi="Times New Roman" w:cs="Times New Roman" w:hint="eastAsia" w:eastAsia="宋体"/>
+          <w:rFonts w:ascii="Times New Roman" w:hAnsi="Times New Roman" w:cs="Times New Roman" w:hint="eastAsia" w:eastAsia="仿宋"/>
           <w:sz w:val="28"/>
           <w:u w:val="single"/>
         </w:rPr>
@@ -3014,7 +3014,7 @@
       </w:r>
       <w:r>
         <w:rPr>
-          <w:rFonts w:ascii="Times New Roman" w:hAnsi="Times New Roman" w:cs="Times New Roman" w:hint="eastAsia" w:eastAsia="宋体"/>
+          <w:rFonts w:ascii="Times New Roman" w:hAnsi="Times New Roman" w:cs="Times New Roman" w:hint="eastAsia" w:eastAsia="仿宋"/>
           <w:sz w:val="28"/>
           <w:u w:val="single"/>
         </w:rPr>
@@ -3037,7 +3037,7 @@
       </w:r>
       <w:r>
         <w:rPr>
-          <w:rFonts w:ascii="Times New Roman" w:hAnsi="Times New Roman" w:cs="Times New Roman" w:hint="eastAsia" w:eastAsia="宋体"/>
+          <w:rFonts w:ascii="Times New Roman" w:hAnsi="Times New Roman" w:cs="Times New Roman" w:hint="eastAsia" w:eastAsia="仿宋"/>
           <w:sz w:val="28"/>
           <w:u w:val="single"/>
         </w:rPr>
@@ -3053,7 +3053,7 @@
       </w:r>
       <w:r>
         <w:rPr>
-          <w:rFonts w:ascii="Times New Roman" w:hAnsi="Times New Roman" w:cs="Times New Roman" w:hint="eastAsia" w:eastAsia="宋体"/>
+          <w:rFonts w:ascii="Times New Roman" w:hAnsi="Times New Roman" w:cs="Times New Roman" w:hint="eastAsia" w:eastAsia="仿宋"/>
           <w:sz w:val="28"/>
         </w:rPr>
         <w:t>。工作内容：完成合同工程要求施工内所有工作内容并由甲方验收合格 。</w:t>
@@ -3066,7 +3066,7 @@
           <w:ilvl w:val="0"/>
           <w:numId w:val="0"/>
         </w:numPr>
-        <w:spacing w:lineRule="exact" w:line="520"/>
+        <w:spacing w:before="0" w:after="0" w:line="500" w:lineRule="exact"/>
         <w:ind w:firstLineChars="200" w:startChars="0" w:start="0" w:endChars="200"/>
         <w:outlineLvl w:val="0"/>
         <w:rPr>
@@ -3126,7 +3126,7 @@
         <w:pStyle w:val="Normal"/>
         <w:ind w:firstLineChars="192" w:startChars="0" w:start="0" w:endChars="0" w:end="0"/>
         <w:rPr>
-          <w:rFonts w:ascii="宋体" w:hAnsi="宋体" w:eastAsia="宋体" w:cs="宋体"/>
+          <w:rFonts w:ascii="Times New Roman" w:hAnsi="Times New Roman" w:eastAsia="仿宋" w:cs="Times New Roman"/>
           <w:sz w:val="28"/>
           <w:szCs w:val="28"/>
         </w:rPr>
@@ -3142,7 +3142,7 @@
     <w:p>
       <w:pPr>
         <w:pStyle w:val="Normal"/>
-        <w:spacing w:lineRule="exact" w:line="520"/>
+        <w:spacing w:before="0" w:after="0" w:line="500" w:lineRule="exact"/>
         <w:ind w:firstLineChars="192" w:startChars="0" w:start="0" w:endChars="0" w:end="0"/>
         <w:rPr>
           <w:rFonts w:hint="eastAsia"/>
@@ -3162,7 +3162,7 @@
     <w:p>
       <w:pPr>
         <w:pStyle w:val="Normal"/>
-        <w:spacing w:lineRule="exact" w:line="520"/>
+        <w:spacing w:before="0" w:after="0" w:line="500" w:lineRule="exact"/>
         <w:ind w:firstLineChars="200" w:startChars="0" w:start="0" w:endChars="0" w:end="0"/>
         <w:rPr>
           <w:rFonts w:hint="eastAsia"/>
@@ -3189,18 +3189,18 @@
         <w:pStyle w:val="Normal"/>
         <w:autoSpaceDE w:val="false"/>
         <w:snapToGrid w:val="false"/>
-        <w:spacing w:lineRule="auto" w:line="360"/>
+        <w:spacing w:before="0" w:after="0" w:line="500" w:lineRule="exact"/>
         <w:ind w:firstLineChars="200" w:startChars="0" w:start="0" w:endChars="0" w:end="0"/>
         <w:jc w:val="start"/>
         <w:rPr>
-          <w:rFonts w:ascii="宋体" w:hAnsi="宋体" w:cs="宋体" w:hint="eastAsia"/>
-          <w:sz w:val="28"/>
-          <w:szCs w:val="28"/>
-        </w:rPr>
-      </w:pPr>
-      <w:r>
-        <w:rPr>
-          <w:rFonts w:cs="宋体" w:hint="eastAsia" w:ascii="宋体" w:hAnsi="宋体"/>
+          <w:rFonts w:ascii="Times New Roman" w:hAnsi="Times New Roman" w:cs="Times New Roman" w:hint="eastAsia"/>
+          <w:sz w:val="28"/>
+          <w:szCs w:val="28"/>
+        </w:rPr>
+      </w:pPr>
+      <w:r>
+        <w:rPr>
+          <w:rFonts w:cs="Times New Roman" w:hint="eastAsia" w:ascii="Times New Roman" w:hAnsi="Times New Roman"/>
           <w:sz w:val="28"/>
           <w:szCs w:val="28"/>
         </w:rPr>
@@ -3208,7 +3208,7 @@
       </w:r>
       <w:r>
         <w:rPr>
-          <w:rFonts w:ascii="宋体" w:hAnsi="宋体" w:cs="宋体" w:hint="eastAsia"/>
+          <w:rFonts w:ascii="Times New Roman" w:hAnsi="Times New Roman" w:cs="Times New Roman" w:hint="eastAsia"/>
           <w:sz w:val="28"/>
           <w:szCs w:val="28"/>
         </w:rPr>
@@ -3220,7 +3220,7 @@
         <w:pStyle w:val="Normal"/>
         <w:autoSpaceDE w:val="false"/>
         <w:snapToGrid w:val="false"/>
-        <w:spacing w:lineRule="auto" w:line="360"/>
+        <w:spacing w:before="0" w:after="0" w:line="500" w:lineRule="exact"/>
         <w:ind w:firstLineChars="200" w:startChars="0" w:start="0" w:endChars="0" w:end="0"/>
         <w:jc w:val="start"/>
         <w:rPr>
@@ -3246,7 +3246,7 @@
     <w:p>
       <w:pPr>
         <w:pStyle w:val="Normal"/>
-        <w:spacing w:lineRule="exact" w:line="520"/>
+        <w:spacing w:before="0" w:after="0" w:line="500" w:lineRule="exact"/>
         <w:ind w:firstLineChars="200" w:startChars="0" w:start="0" w:endChars="0" w:end="0"/>
         <w:rPr>
           <w:rFonts w:hint="eastAsia"/>
@@ -3280,7 +3280,7 @@
     <w:p>
       <w:pPr>
         <w:pStyle w:val="Normal"/>
-        <w:spacing w:lineRule="exact" w:line="520"/>
+        <w:spacing w:before="0" w:after="0" w:line="500" w:lineRule="exact"/>
         <w:ind w:firstLineChars="200" w:startChars="0" w:start="0" w:endChars="0" w:end="0"/>
         <w:rPr>
           <w:rFonts w:hint="eastAsia"/>
@@ -3326,7 +3326,7 @@
     <w:p>
       <w:pPr>
         <w:pStyle w:val="Normal"/>
-        <w:spacing w:lineRule="exact" w:line="520"/>
+        <w:spacing w:before="0" w:after="0" w:line="500" w:lineRule="exact"/>
         <w:ind w:firstLineChars="200" w:startChars="0" w:start="0" w:endChars="0" w:end="0"/>
         <w:rPr>
           <w:rFonts w:hint="eastAsia"/>
@@ -3365,7 +3365,7 @@
     <w:p>
       <w:pPr>
         <w:pStyle w:val="Normal"/>
-        <w:spacing w:lineRule="exact" w:line="520"/>
+        <w:spacing w:before="0" w:after="0" w:line="500" w:lineRule="exact"/>
         <w:ind w:firstLineChars="200" w:startChars="0" w:start="0" w:endChars="0" w:end="0"/>
         <w:rPr>
           <w:rFonts w:hint="eastAsia"/>
@@ -3390,7 +3390,7 @@
     <w:p>
       <w:pPr>
         <w:pStyle w:val="Normal"/>
-        <w:spacing w:lineRule="exact" w:line="520"/>
+        <w:spacing w:before="0" w:after="0" w:line="500" w:lineRule="exact"/>
         <w:ind w:firstLineChars="200" w:startChars="0" w:start="0" w:endChars="0" w:end="0"/>
         <w:rPr>
           <w:rFonts w:hint="eastAsia"/>
@@ -3441,7 +3441,7 @@
         <w:pStyle w:val="Normal"/>
         <w:ind w:firstLineChars="200" w:startChars="0" w:start="0" w:endChars="0" w:end="0"/>
         <w:rPr>
-          <w:rFonts w:ascii="宋体" w:hAnsi="宋体" w:cs="宋体" w:hint="eastAsia"/>
+          <w:rFonts w:ascii="Times New Roman" w:hAnsi="Times New Roman" w:cs="Times New Roman" w:hint="eastAsia"/>
           <w:sz w:val="28"/>
         </w:rPr>
       </w:pPr>
@@ -3461,21 +3461,21 @@
       </w:r>
       <w:r>
         <w:rPr>
-          <w:rFonts w:ascii="宋体" w:hAnsi="宋体" w:cs="宋体" w:hint="eastAsia"/>
+          <w:rFonts w:ascii="Times New Roman" w:hAnsi="Times New Roman" w:cs="Times New Roman" w:hint="eastAsia"/>
           <w:sz w:val="28"/>
         </w:rPr>
         <w:t>若非甲方原因，造成乙方不能保质量、保工期完成施工项目，甲方有权按实际完成的合格工程量的</w:t>
       </w:r>
       <w:r>
         <w:rPr>
-          <w:rFonts w:cs="宋体" w:hint="eastAsia" w:ascii="宋体" w:hAnsi="宋体"/>
+          <w:rFonts w:cs="Times New Roman" w:hint="eastAsia" w:ascii="Times New Roman" w:hAnsi="Times New Roman"/>
           <w:sz w:val="28"/>
         </w:rPr>
         <w:t>50%</w:t>
       </w:r>
       <w:r>
         <w:rPr>
-          <w:rFonts w:ascii="宋体" w:hAnsi="宋体" w:cs="宋体" w:hint="eastAsia"/>
+          <w:rFonts w:ascii="Times New Roman" w:hAnsi="Times New Roman" w:cs="Times New Roman" w:hint="eastAsia"/>
           <w:sz w:val="28"/>
         </w:rPr>
         <w:t>给乙方办理结算，同时对所完工程有质量问题部分按实际产生费用的双倍进行扣结，并要求乙方无条件按时退场。</w:t>
@@ -3533,10 +3533,10 @@
         <w:pStyle w:val="Normal"/>
         <w:autoSpaceDE w:val="false"/>
         <w:snapToGrid w:val="false"/>
-        <w:spacing w:lineRule="auto" w:line="360"/>
-        <w:ind w:firstLineChars="200" w:startChars="0" w:start="0" w:endChars="0" w:end="0"/>
-        <w:rPr>
-          <w:rFonts w:ascii="宋体" w:hAnsi="宋体" w:cs="宋体"/>
+        <w:spacing w:before="0" w:after="0" w:line="500" w:lineRule="exact"/>
+        <w:ind w:firstLineChars="200" w:startChars="0" w:start="0" w:endChars="0" w:end="0"/>
+        <w:rPr>
+          <w:rFonts w:ascii="Times New Roman" w:hAnsi="Times New Roman" w:cs="Times New Roman"/>
         </w:rPr>
       </w:pPr>
       <w:r>
@@ -3552,10 +3552,10 @@
         <w:pStyle w:val="Heading1"/>
         <w:keepLines w:val="false"/>
         <w:autoSpaceDE w:val="false"/>
-        <w:spacing w:lineRule="auto" w:line="360"/>
-        <w:ind w:firstLineChars="200" w:startChars="0" w:start="0" w:endChars="0" w:end="0"/>
-        <w:rPr>
-          <w:rFonts w:ascii="Calibri" w:hAnsi="Calibri" w:cs="Calibri"/>
+        <w:spacing w:before="0" w:after="0" w:line="500" w:lineRule="exact"/>
+        <w:ind w:firstLineChars="200" w:startChars="0" w:start="0" w:endChars="0" w:end="0"/>
+        <w:rPr>
+          <w:rFonts w:ascii="Times New Roman" w:hAnsi="Times New Roman" w:cs="Times New Roman"/>
           <w:kern w:val="2"/>
           <w:sz w:val="28"/>
           <w:szCs w:val="28"/>
@@ -3563,7 +3563,7 @@
       </w:pPr>
       <w:r>
         <w:rPr>
-          <w:rFonts w:ascii="Calibri" w:hAnsi="Calibri" w:cs="Calibri" w:hint="eastAsia"/>
+          <w:rFonts w:ascii="Times New Roman" w:hAnsi="Times New Roman" w:cs="Times New Roman" w:hint="eastAsia"/>
           <w:kern w:val="2"/>
           <w:sz w:val="28"/>
           <w:szCs w:val="28"/>
@@ -3576,7 +3576,7 @@
         <w:pStyle w:val="Normal"/>
         <w:autoSpaceDE w:val="false"/>
         <w:snapToGrid w:val="false"/>
-        <w:spacing w:lineRule="auto" w:line="360"/>
+        <w:spacing w:before="0" w:after="0" w:line="500" w:lineRule="exact"/>
         <w:ind w:firstLineChars="200" w:startChars="0" w:start="0" w:endChars="0" w:end="0"/>
         <w:jc w:val="start"/>
         <w:rPr>
@@ -3603,7 +3603,7 @@
         <w:pStyle w:val="Normal"/>
         <w:autoSpaceDE w:val="false"/>
         <w:snapToGrid w:val="false"/>
-        <w:spacing w:lineRule="auto" w:line="360"/>
+        <w:spacing w:before="0" w:after="0" w:line="500" w:lineRule="exact"/>
         <w:ind w:firstLineChars="200" w:startChars="0" w:start="0" w:endChars="0" w:end="0"/>
         <w:jc w:val="start"/>
         <w:rPr>
@@ -3630,7 +3630,7 @@
         <w:pStyle w:val="Normal"/>
         <w:autoSpaceDE w:val="false"/>
         <w:snapToGrid w:val="false"/>
-        <w:spacing w:lineRule="auto" w:line="360"/>
+        <w:spacing w:before="0" w:after="0" w:line="500" w:lineRule="exact"/>
         <w:ind w:firstLineChars="200" w:startChars="0" w:start="0" w:endChars="0" w:end="0"/>
         <w:jc w:val="start"/>
         <w:rPr>
@@ -3671,7 +3671,7 @@
         <w:pStyle w:val="Normal"/>
         <w:autoSpaceDE w:val="false"/>
         <w:snapToGrid w:val="false"/>
-        <w:spacing w:lineRule="auto" w:line="360"/>
+        <w:spacing w:before="0" w:after="0" w:line="500" w:lineRule="exact"/>
         <w:ind w:firstLineChars="200" w:startChars="0" w:start="0" w:endChars="0" w:end="0"/>
         <w:jc w:val="start"/>
         <w:rPr>
@@ -3698,8 +3698,8 @@
         <w:pStyle w:val="Normal"/>
         <w:ind w:firstLineChars="200" w:startChars="0" w:start="0" w:endChars="0" w:end="0"/>
         <w:rPr>
-          <w:rFonts w:eastAsia="宋体" w:hint="eastAsia"/>
-          <w:color w:val="FF0000"/>
+          <w:rFonts w:eastAsia="仿宋" w:hint="eastAsia"/>
+          <w:color w:val="auto"/>
           <w:sz w:val="28"/>
         </w:rPr>
       </w:pPr>
@@ -3710,16 +3710,16 @@
     <w:p>
       <w:pPr>
         <w:pStyle w:val="Normal"/>
-        <w:spacing w:lineRule="exact" w:line="520"/>
-        <w:ind w:firstLineChars="200" w:startChars="0" w:start="0" w:endChars="0" w:end="0"/>
-        <w:rPr>
-          <w:rFonts w:ascii="宋体" w:hAnsi="宋体" w:cs="宋体" w:hint="eastAsia"/>
-          <w:sz w:val="28"/>
-        </w:rPr>
-      </w:pPr>
-      <w:r>
-        <w:rPr>
-          <w:rFonts w:ascii="宋体" w:hAnsi="宋体" w:cs="宋体" w:hint="eastAsia"/>
+        <w:spacing w:before="0" w:after="0" w:line="500" w:lineRule="exact"/>
+        <w:ind w:firstLineChars="200" w:startChars="0" w:start="0" w:endChars="0" w:end="0"/>
+        <w:rPr>
+          <w:rFonts w:ascii="Times New Roman" w:hAnsi="Times New Roman" w:cs="Times New Roman" w:hint="eastAsia"/>
+          <w:sz w:val="28"/>
+        </w:rPr>
+      </w:pPr>
+      <w:r>
+        <w:rPr>
+          <w:rFonts w:ascii="Times New Roman" w:hAnsi="Times New Roman" w:cs="Times New Roman" w:hint="eastAsia"/>
           <w:sz w:val="28"/>
         </w:rPr>
         <w:t>（以下无正文）</w:t>
@@ -3734,20 +3734,20 @@
           <w:tab w:val="left" w:pos="11118" w:leader="none"/>
         </w:tabs>
         <w:rPr>
-          <w:rFonts w:ascii="Times New Roman" w:hAnsi="Times New Roman" w:eastAsia="宋体" w:cs="Times New Roman" w:hint="eastAsia"/>
+          <w:rFonts w:ascii="Times New Roman" w:hAnsi="Times New Roman" w:eastAsia="仿宋" w:cs="Times New Roman" w:hint="eastAsia"/>
           <w:color w:val="000000"/>
           <w:kern w:val="2"/>
-          <w:sz w:val="24"/>
-          <w:szCs w:val="22"/>
-        </w:rPr>
-      </w:pPr>
-      <w:r>
-        <w:rPr>
-          <w:rFonts w:ascii="Times New Roman" w:hAnsi="Times New Roman" w:cs="Times New Roman" w:hint="eastAsia" w:eastAsia="宋体"/>
+          <w:sz w:val="28"/>
+          <w:szCs w:val="28"/>
+        </w:rPr>
+      </w:pPr>
+      <w:r>
+        <w:rPr>
+          <w:rFonts w:ascii="Times New Roman" w:hAnsi="Times New Roman" w:cs="Times New Roman" w:hint="eastAsia" w:eastAsia="仿宋"/>
           <w:color w:val="000000"/>
           <w:kern w:val="2"/>
-          <w:sz w:val="24"/>
-          <w:szCs w:val="22"/>
+          <w:sz w:val="28"/>
+          <w:szCs w:val="28"/>
         </w:rPr>
         <w:t>附件一：《安全生产管理协议》</w:t>
       </w:r>
@@ -3761,20 +3761,20 @@
           <w:tab w:val="left" w:pos="11118" w:leader="none"/>
         </w:tabs>
         <w:rPr>
-          <w:rFonts w:ascii="Times New Roman" w:hAnsi="Times New Roman" w:eastAsia="宋体" w:cs="Times New Roman" w:hint="eastAsia"/>
+          <w:rFonts w:ascii="Times New Roman" w:hAnsi="Times New Roman" w:eastAsia="仿宋" w:cs="Times New Roman" w:hint="eastAsia"/>
           <w:color w:val="000000"/>
           <w:kern w:val="2"/>
-          <w:sz w:val="24"/>
-          <w:szCs w:val="22"/>
-        </w:rPr>
-      </w:pPr>
-      <w:r>
-        <w:rPr>
-          <w:rFonts w:ascii="Times New Roman" w:hAnsi="Times New Roman" w:cs="Times New Roman" w:hint="eastAsia" w:eastAsia="宋体"/>
+          <w:sz w:val="28"/>
+          <w:szCs w:val="28"/>
+        </w:rPr>
+      </w:pPr>
+      <w:r>
+        <w:rPr>
+          <w:rFonts w:ascii="Times New Roman" w:hAnsi="Times New Roman" w:cs="Times New Roman" w:hint="eastAsia" w:eastAsia="仿宋"/>
           <w:color w:val="000000"/>
           <w:kern w:val="2"/>
-          <w:sz w:val="24"/>
-          <w:szCs w:val="22"/>
+          <w:sz w:val="28"/>
+          <w:szCs w:val="28"/>
         </w:rPr>
         <w:t>附件二：《民工工资兑现承诺书》</w:t>
       </w:r>
@@ -3788,20 +3788,20 @@
           <w:tab w:val="left" w:pos="11118" w:leader="none"/>
         </w:tabs>
         <w:rPr>
-          <w:rFonts w:ascii="Times New Roman" w:hAnsi="Times New Roman" w:eastAsia="宋体" w:cs="Times New Roman" w:hint="eastAsia"/>
+          <w:rFonts w:ascii="Times New Roman" w:hAnsi="Times New Roman" w:eastAsia="仿宋" w:cs="Times New Roman" w:hint="eastAsia"/>
           <w:color w:val="000000"/>
           <w:kern w:val="2"/>
-          <w:sz w:val="24"/>
-          <w:szCs w:val="22"/>
-        </w:rPr>
-      </w:pPr>
-      <w:r>
-        <w:rPr>
-          <w:rFonts w:ascii="Times New Roman" w:hAnsi="Times New Roman" w:cs="Times New Roman" w:hint="eastAsia" w:eastAsia="宋体"/>
+          <w:sz w:val="28"/>
+          <w:szCs w:val="28"/>
+        </w:rPr>
+      </w:pPr>
+      <w:r>
+        <w:rPr>
+          <w:rFonts w:ascii="Times New Roman" w:hAnsi="Times New Roman" w:cs="Times New Roman" w:hint="eastAsia" w:eastAsia="仿宋"/>
           <w:color w:val="000000"/>
           <w:kern w:val="2"/>
-          <w:sz w:val="24"/>
-          <w:szCs w:val="22"/>
+          <w:sz w:val="28"/>
+          <w:szCs w:val="28"/>
         </w:rPr>
         <w:t>附件三：劳务分包价格清单</w:t>
       </w:r>
@@ -3811,20 +3811,20 @@
         <w:pStyle w:val="Style13"/>
         <w:ind w:firstLineChars="0" w:firstLine="0" w:startChars="0" w:start="0" w:endChars="0" w:end="0"/>
         <w:rPr>
-          <w:rFonts w:ascii="Times New Roman" w:hAnsi="Times New Roman" w:eastAsia="宋体" w:cs="Times New Roman" w:hint="eastAsia"/>
+          <w:rFonts w:ascii="Times New Roman" w:hAnsi="Times New Roman" w:eastAsia="仿宋" w:cs="Times New Roman" w:hint="eastAsia"/>
           <w:color w:val="000000"/>
           <w:kern w:val="2"/>
-          <w:sz w:val="24"/>
-          <w:szCs w:val="22"/>
-        </w:rPr>
-      </w:pPr>
-      <w:r>
-        <w:rPr>
-          <w:rFonts w:eastAsia="宋体" w:cs="Times New Roman" w:hint="eastAsia" w:ascii="Times New Roman" w:hAnsi="Times New Roman"/>
+          <w:sz w:val="28"/>
+          <w:szCs w:val="28"/>
+        </w:rPr>
+      </w:pPr>
+      <w:r>
+        <w:rPr>
+          <w:rFonts w:eastAsia="仿宋" w:cs="Times New Roman" w:hint="eastAsia" w:ascii="Times New Roman" w:hAnsi="Times New Roman"/>
           <w:color w:val="000000"/>
           <w:kern w:val="2"/>
-          <w:sz w:val="24"/>
-          <w:szCs w:val="22"/>
+          <w:sz w:val="28"/>
+          <w:szCs w:val="28"/>
         </w:rPr>
       </w:r>
     </w:p>
@@ -3833,20 +3833,20 @@
         <w:pStyle w:val="Style13"/>
         <w:ind w:firstLineChars="0" w:firstLine="0" w:startChars="0" w:start="0" w:endChars="0" w:end="0"/>
         <w:rPr>
-          <w:rFonts w:ascii="Times New Roman" w:hAnsi="Times New Roman" w:eastAsia="宋体" w:cs="Times New Roman" w:hint="eastAsia"/>
+          <w:rFonts w:ascii="Times New Roman" w:hAnsi="Times New Roman" w:eastAsia="仿宋" w:cs="Times New Roman" w:hint="eastAsia"/>
           <w:color w:val="000000"/>
           <w:kern w:val="2"/>
-          <w:sz w:val="24"/>
-          <w:szCs w:val="22"/>
-        </w:rPr>
-      </w:pPr>
-      <w:r>
-        <w:rPr>
-          <w:rFonts w:eastAsia="宋体" w:cs="Times New Roman" w:hint="eastAsia" w:ascii="Times New Roman" w:hAnsi="Times New Roman"/>
+          <w:sz w:val="28"/>
+          <w:szCs w:val="28"/>
+        </w:rPr>
+      </w:pPr>
+      <w:r>
+        <w:rPr>
+          <w:rFonts w:eastAsia="仿宋" w:cs="Times New Roman" w:hint="eastAsia" w:ascii="Times New Roman" w:hAnsi="Times New Roman"/>
           <w:color w:val="000000"/>
           <w:kern w:val="2"/>
-          <w:sz w:val="24"/>
-          <w:szCs w:val="22"/>
+          <w:sz w:val="28"/>
+          <w:szCs w:val="28"/>
         </w:rPr>
       </w:r>
     </w:p>
@@ -3855,20 +3855,20 @@
         <w:pStyle w:val="Style13"/>
         <w:ind w:firstLineChars="0" w:firstLine="0" w:startChars="0" w:start="0" w:endChars="0" w:end="0"/>
         <w:rPr>
-          <w:rFonts w:ascii="Times New Roman" w:hAnsi="Times New Roman" w:eastAsia="宋体" w:cs="Times New Roman" w:hint="eastAsia"/>
+          <w:rFonts w:ascii="Times New Roman" w:hAnsi="Times New Roman" w:eastAsia="仿宋" w:cs="Times New Roman" w:hint="eastAsia"/>
           <w:color w:val="000000"/>
           <w:kern w:val="2"/>
-          <w:sz w:val="24"/>
-          <w:szCs w:val="22"/>
-        </w:rPr>
-      </w:pPr>
-      <w:r>
-        <w:rPr>
-          <w:rFonts w:eastAsia="宋体" w:cs="Times New Roman" w:hint="eastAsia" w:ascii="Times New Roman" w:hAnsi="Times New Roman"/>
+          <w:sz w:val="28"/>
+          <w:szCs w:val="28"/>
+        </w:rPr>
+      </w:pPr>
+      <w:r>
+        <w:rPr>
+          <w:rFonts w:eastAsia="仿宋" w:cs="Times New Roman" w:hint="eastAsia" w:ascii="Times New Roman" w:hAnsi="Times New Roman"/>
           <w:color w:val="000000"/>
           <w:kern w:val="2"/>
-          <w:sz w:val="24"/>
-          <w:szCs w:val="22"/>
+          <w:sz w:val="28"/>
+          <w:szCs w:val="28"/>
         </w:rPr>
       </w:r>
     </w:p>
@@ -3877,20 +3877,20 @@
         <w:pStyle w:val="Style13"/>
         <w:ind w:firstLineChars="0" w:firstLine="0" w:startChars="0" w:start="0" w:endChars="0" w:end="0"/>
         <w:rPr>
-          <w:rFonts w:ascii="Times New Roman" w:hAnsi="Times New Roman" w:eastAsia="宋体" w:cs="Times New Roman" w:hint="eastAsia"/>
+          <w:rFonts w:ascii="Times New Roman" w:hAnsi="Times New Roman" w:eastAsia="仿宋" w:cs="Times New Roman" w:hint="eastAsia"/>
           <w:color w:val="000000"/>
           <w:kern w:val="2"/>
-          <w:sz w:val="24"/>
-          <w:szCs w:val="22"/>
-        </w:rPr>
-      </w:pPr>
-      <w:r>
-        <w:rPr>
-          <w:rFonts w:eastAsia="宋体" w:cs="Times New Roman" w:hint="eastAsia" w:ascii="Times New Roman" w:hAnsi="Times New Roman"/>
+          <w:sz w:val="28"/>
+          <w:szCs w:val="28"/>
+        </w:rPr>
+      </w:pPr>
+      <w:r>
+        <w:rPr>
+          <w:rFonts w:eastAsia="仿宋" w:cs="Times New Roman" w:hint="eastAsia" w:ascii="Times New Roman" w:hAnsi="Times New Roman"/>
           <w:color w:val="000000"/>
           <w:kern w:val="2"/>
-          <w:sz w:val="24"/>
-          <w:szCs w:val="22"/>
+          <w:sz w:val="28"/>
+          <w:szCs w:val="28"/>
         </w:rPr>
       </w:r>
     </w:p>
@@ -3899,20 +3899,20 @@
         <w:pStyle w:val="Style13"/>
         <w:ind w:firstLineChars="0" w:firstLine="0" w:startChars="0" w:start="0" w:endChars="0" w:end="0"/>
         <w:rPr>
-          <w:rFonts w:ascii="Times New Roman" w:hAnsi="Times New Roman" w:eastAsia="宋体" w:cs="Times New Roman" w:hint="eastAsia"/>
+          <w:rFonts w:ascii="Times New Roman" w:hAnsi="Times New Roman" w:eastAsia="仿宋" w:cs="Times New Roman" w:hint="eastAsia"/>
           <w:color w:val="000000"/>
           <w:kern w:val="2"/>
-          <w:sz w:val="24"/>
-          <w:szCs w:val="22"/>
-        </w:rPr>
-      </w:pPr>
-      <w:r>
-        <w:rPr>
-          <w:rFonts w:eastAsia="宋体" w:cs="Times New Roman" w:hint="eastAsia" w:ascii="Times New Roman" w:hAnsi="Times New Roman"/>
+          <w:sz w:val="28"/>
+          <w:szCs w:val="28"/>
+        </w:rPr>
+      </w:pPr>
+      <w:r>
+        <w:rPr>
+          <w:rFonts w:eastAsia="仿宋" w:cs="Times New Roman" w:hint="eastAsia" w:ascii="Times New Roman" w:hAnsi="Times New Roman"/>
           <w:color w:val="000000"/>
           <w:kern w:val="2"/>
-          <w:sz w:val="24"/>
-          <w:szCs w:val="22"/>
+          <w:sz w:val="28"/>
+          <w:szCs w:val="28"/>
         </w:rPr>
       </w:r>
     </w:p>
@@ -3921,20 +3921,20 @@
         <w:pStyle w:val="Style13"/>
         <w:ind w:firstLineChars="0" w:firstLine="0" w:startChars="0" w:start="0" w:endChars="0" w:end="0"/>
         <w:rPr>
-          <w:rFonts w:ascii="Times New Roman" w:hAnsi="Times New Roman" w:eastAsia="宋体" w:cs="Times New Roman" w:hint="eastAsia"/>
+          <w:rFonts w:ascii="Times New Roman" w:hAnsi="Times New Roman" w:eastAsia="仿宋" w:cs="Times New Roman" w:hint="eastAsia"/>
           <w:color w:val="000000"/>
           <w:kern w:val="2"/>
-          <w:sz w:val="24"/>
-          <w:szCs w:val="22"/>
-        </w:rPr>
-      </w:pPr>
-      <w:r>
-        <w:rPr>
-          <w:rFonts w:eastAsia="宋体" w:cs="Times New Roman" w:hint="eastAsia" w:ascii="Times New Roman" w:hAnsi="Times New Roman"/>
+          <w:sz w:val="28"/>
+          <w:szCs w:val="28"/>
+        </w:rPr>
+      </w:pPr>
+      <w:r>
+        <w:rPr>
+          <w:rFonts w:eastAsia="仿宋" w:cs="Times New Roman" w:hint="eastAsia" w:ascii="Times New Roman" w:hAnsi="Times New Roman"/>
           <w:color w:val="000000"/>
           <w:kern w:val="2"/>
-          <w:sz w:val="24"/>
-          <w:szCs w:val="22"/>
+          <w:sz w:val="28"/>
+          <w:szCs w:val="28"/>
         </w:rPr>
       </w:r>
     </w:p>
@@ -3943,20 +3943,20 @@
         <w:pStyle w:val="Style13"/>
         <w:ind w:firstLineChars="0" w:firstLine="0" w:startChars="0" w:start="0" w:endChars="0" w:end="0"/>
         <w:rPr>
-          <w:rFonts w:ascii="Times New Roman" w:hAnsi="Times New Roman" w:eastAsia="宋体" w:cs="Times New Roman" w:hint="eastAsia"/>
+          <w:rFonts w:ascii="Times New Roman" w:hAnsi="Times New Roman" w:eastAsia="仿宋" w:cs="Times New Roman" w:hint="eastAsia"/>
           <w:color w:val="000000"/>
           <w:kern w:val="2"/>
-          <w:sz w:val="24"/>
-          <w:szCs w:val="22"/>
-        </w:rPr>
-      </w:pPr>
-      <w:r>
-        <w:rPr>
-          <w:rFonts w:eastAsia="宋体" w:cs="Times New Roman" w:hint="eastAsia" w:ascii="Times New Roman" w:hAnsi="Times New Roman"/>
+          <w:sz w:val="28"/>
+          <w:szCs w:val="28"/>
+        </w:rPr>
+      </w:pPr>
+      <w:r>
+        <w:rPr>
+          <w:rFonts w:eastAsia="仿宋" w:cs="Times New Roman" w:hint="eastAsia" w:ascii="Times New Roman" w:hAnsi="Times New Roman"/>
           <w:color w:val="000000"/>
           <w:kern w:val="2"/>
-          <w:sz w:val="24"/>
-          <w:szCs w:val="22"/>
+          <w:sz w:val="28"/>
+          <w:szCs w:val="28"/>
         </w:rPr>
       </w:r>
     </w:p>
@@ -3965,20 +3965,20 @@
         <w:pStyle w:val="Style13"/>
         <w:ind w:firstLineChars="0" w:firstLine="0" w:startChars="0" w:start="0" w:endChars="0" w:end="0"/>
         <w:rPr>
-          <w:rFonts w:ascii="Times New Roman" w:hAnsi="Times New Roman" w:eastAsia="宋体" w:cs="Times New Roman" w:hint="eastAsia"/>
+          <w:rFonts w:ascii="Times New Roman" w:hAnsi="Times New Roman" w:eastAsia="仿宋" w:cs="Times New Roman" w:hint="eastAsia"/>
           <w:color w:val="000000"/>
           <w:kern w:val="2"/>
-          <w:sz w:val="24"/>
-          <w:szCs w:val="22"/>
-        </w:rPr>
-      </w:pPr>
-      <w:r>
-        <w:rPr>
-          <w:rFonts w:eastAsia="宋体" w:cs="Times New Roman" w:hint="eastAsia" w:ascii="Times New Roman" w:hAnsi="Times New Roman"/>
+          <w:sz w:val="28"/>
+          <w:szCs w:val="28"/>
+        </w:rPr>
+      </w:pPr>
+      <w:r>
+        <w:rPr>
+          <w:rFonts w:eastAsia="仿宋" w:cs="Times New Roman" w:hint="eastAsia" w:ascii="Times New Roman" w:hAnsi="Times New Roman"/>
           <w:color w:val="000000"/>
           <w:kern w:val="2"/>
-          <w:sz w:val="24"/>
-          <w:szCs w:val="22"/>
+          <w:sz w:val="28"/>
+          <w:szCs w:val="28"/>
         </w:rPr>
       </w:r>
     </w:p>
@@ -3987,20 +3987,20 @@
         <w:pStyle w:val="Style13"/>
         <w:ind w:firstLineChars="0" w:firstLine="0" w:startChars="0" w:start="0" w:endChars="0" w:end="0"/>
         <w:rPr>
-          <w:rFonts w:ascii="Times New Roman" w:hAnsi="Times New Roman" w:eastAsia="宋体" w:cs="Times New Roman" w:hint="eastAsia"/>
+          <w:rFonts w:ascii="Times New Roman" w:hAnsi="Times New Roman" w:eastAsia="仿宋" w:cs="Times New Roman" w:hint="eastAsia"/>
           <w:color w:val="000000"/>
           <w:kern w:val="2"/>
-          <w:sz w:val="24"/>
-          <w:szCs w:val="22"/>
-        </w:rPr>
-      </w:pPr>
-      <w:r>
-        <w:rPr>
-          <w:rFonts w:eastAsia="宋体" w:cs="Times New Roman" w:hint="eastAsia" w:ascii="Times New Roman" w:hAnsi="Times New Roman"/>
+          <w:sz w:val="28"/>
+          <w:szCs w:val="28"/>
+        </w:rPr>
+      </w:pPr>
+      <w:r>
+        <w:rPr>
+          <w:rFonts w:eastAsia="仿宋" w:cs="Times New Roman" w:hint="eastAsia" w:ascii="Times New Roman" w:hAnsi="Times New Roman"/>
           <w:color w:val="000000"/>
           <w:kern w:val="2"/>
-          <w:sz w:val="24"/>
-          <w:szCs w:val="22"/>
+          <w:sz w:val="28"/>
+          <w:szCs w:val="28"/>
         </w:rPr>
       </w:r>
     </w:p>
@@ -4008,20 +4008,20 @@
       <w:pPr>
         <w:pStyle w:val="Style13"/>
         <w:rPr>
-          <w:rFonts w:ascii="Times New Roman" w:hAnsi="Times New Roman" w:eastAsia="宋体" w:cs="Times New Roman" w:hint="eastAsia"/>
-          <w:color w:val="FF0000"/>
+          <w:rFonts w:ascii="Times New Roman" w:hAnsi="Times New Roman" w:eastAsia="仿宋" w:cs="Times New Roman" w:hint="eastAsia"/>
+          <w:color w:val="auto"/>
           <w:kern w:val="2"/>
-          <w:sz w:val="24"/>
-          <w:szCs w:val="22"/>
-        </w:rPr>
-      </w:pPr>
-      <w:r>
-        <w:rPr>
-          <w:rFonts w:eastAsia="宋体" w:cs="Times New Roman" w:hint="eastAsia" w:ascii="Times New Roman" w:hAnsi="Times New Roman"/>
-          <w:color w:val="FF0000"/>
+          <w:sz w:val="28"/>
+          <w:szCs w:val="28"/>
+        </w:rPr>
+      </w:pPr>
+      <w:r>
+        <w:rPr>
+          <w:rFonts w:eastAsia="仿宋" w:cs="Times New Roman" w:hint="eastAsia" w:ascii="Times New Roman" w:hAnsi="Times New Roman"/>
+          <w:color w:val="auto"/>
           <w:kern w:val="2"/>
-          <w:sz w:val="24"/>
-          <w:szCs w:val="22"/>
+          <w:sz w:val="28"/>
+          <w:szCs w:val="28"/>
         </w:rPr>
       </w:r>
     </w:p>
@@ -4064,7 +4064,7 @@
               <w:snapToGrid w:val="false"/>
               <w:jc w:val="both"/>
               <w:rPr>
-                <w:rFonts w:ascii="宋体" w:hAnsi="宋体" w:eastAsia="宋体" w:cs="宋体" w:hint="eastAsia"/>
+                <w:rFonts w:ascii="Times New Roman" w:hAnsi="Times New Roman" w:eastAsia="仿宋" w:cs="Times New Roman" w:hint="eastAsia"/>
                 <w:position w:val="0"/>
                 <w:sz w:val="21"/>
                 <w:szCs w:val="21"/>
@@ -4073,7 +4073,7 @@
             </w:pPr>
             <w:r>
               <w:rPr>
-                <w:rFonts w:eastAsia="宋体" w:cs="宋体" w:hint="eastAsia" w:ascii="宋体" w:hAnsi="宋体"/>
+                <w:rFonts w:eastAsia="仿宋" w:cs="Times New Roman" w:hint="eastAsia" w:ascii="Times New Roman" w:hAnsi="Times New Roman"/>
                 <w:position w:val="0"/>
                 <w:sz w:val="21"/>
                 <w:szCs w:val="21"/>
@@ -4103,7 +4103,7 @@
               <w:jc w:val="center"/>
               <w:textAlignment w:val="center"/>
               <w:rPr>
-                <w:rFonts w:ascii="宋体" w:hAnsi="宋体" w:eastAsia="宋体" w:cs="宋体" w:hint="eastAsia"/>
+                <w:rFonts w:ascii="Times New Roman" w:hAnsi="Times New Roman" w:eastAsia="仿宋" w:cs="Times New Roman" w:hint="eastAsia"/>
                 <w:b/>
                 <w:bCs/>
                 <w:i w:val="false"/>
@@ -4118,7 +4118,7 @@
             </w:pPr>
             <w:r>
               <w:rPr>
-                <w:rFonts w:ascii="宋体" w:hAnsi="宋体" w:cs="宋体" w:hint="eastAsia" w:eastAsia="宋体"/>
+                <w:rFonts w:ascii="Times New Roman" w:hAnsi="Times New Roman" w:cs="Times New Roman" w:hint="eastAsia" w:eastAsia="仿宋"/>
                 <w:b/>
                 <w:bCs/>
                 <w:i w:val="false"/>
@@ -4155,7 +4155,7 @@
               <w:jc w:val="center"/>
               <w:textAlignment w:val="center"/>
               <w:rPr>
-                <w:rFonts w:ascii="宋体" w:hAnsi="宋体" w:eastAsia="宋体" w:cs="宋体" w:hint="eastAsia"/>
+                <w:rFonts w:ascii="Times New Roman" w:hAnsi="Times New Roman" w:eastAsia="仿宋" w:cs="Times New Roman" w:hint="eastAsia"/>
                 <w:b/>
                 <w:bCs/>
                 <w:i w:val="false"/>
@@ -4170,7 +4170,7 @@
             </w:pPr>
             <w:r>
               <w:rPr>
-                <w:rFonts w:ascii="宋体" w:hAnsi="宋体" w:cs="宋体" w:hint="eastAsia" w:eastAsia="宋体"/>
+                <w:rFonts w:ascii="Times New Roman" w:hAnsi="Times New Roman" w:cs="Times New Roman" w:hint="eastAsia" w:eastAsia="仿宋"/>
                 <w:b/>
                 <w:bCs/>
                 <w:i w:val="false"/>
@@ -4212,7 +4212,7 @@
               <w:jc w:val="both"/>
               <w:textAlignment w:val="center"/>
               <w:rPr>
-                <w:rFonts w:ascii="宋体" w:hAnsi="宋体" w:eastAsia="宋体" w:cs="宋体" w:hint="eastAsia"/>
+                <w:rFonts w:ascii="Times New Roman" w:hAnsi="Times New Roman" w:eastAsia="仿宋" w:cs="Times New Roman" w:hint="eastAsia"/>
                 <w:position w:val="0"/>
                 <w:sz w:val="21"/>
                 <w:szCs w:val="21"/>
@@ -4221,7 +4221,7 @@
             </w:pPr>
             <w:r>
               <w:rPr>
-                <w:rFonts w:ascii="宋体" w:hAnsi="宋体" w:cs="宋体" w:hint="eastAsia" w:eastAsia="宋体"/>
+                <w:rFonts w:ascii="Times New Roman" w:hAnsi="Times New Roman" w:cs="Times New Roman" w:hint="eastAsia" w:eastAsia="仿宋"/>
                 <w:b/>
                 <w:bCs/>
                 <w:i w:val="false"/>
@@ -4259,7 +4259,7 @@
               <w:jc w:val="both"/>
               <w:textAlignment w:val="center"/>
               <w:rPr>
-                <w:rFonts w:ascii="宋体" w:hAnsi="宋体" w:eastAsia="宋体" w:cs="宋体" w:hint="eastAsia"/>
+                <w:rFonts w:ascii="Times New Roman" w:hAnsi="Times New Roman" w:eastAsia="仿宋" w:cs="Times New Roman" w:hint="eastAsia"/>
                 <w:kern w:val="2"/>
                 <w:position w:val="0"/>
                 <w:sz w:val="21"/>
@@ -4269,7 +4269,7 @@
             </w:pPr>
             <w:r>
               <w:rPr>
-                <w:rFonts w:eastAsia="宋体" w:cs="宋体" w:hint="eastAsia" w:ascii="宋体" w:hAnsi="宋体"/>
+                <w:rFonts w:eastAsia="仿宋" w:cs="Times New Roman" w:hint="eastAsia" w:ascii="Times New Roman" w:hAnsi="Times New Roman"/>
                 <w:kern w:val="2"/>
                 <w:position w:val="0"/>
                 <w:sz w:val="21"/>
@@ -4296,7 +4296,7 @@
               <w:snapToGrid w:val="false"/>
               <w:jc w:val="both"/>
               <w:rPr>
-                <w:rFonts w:ascii="宋体" w:hAnsi="宋体" w:eastAsia="宋体" w:cs="宋体" w:hint="eastAsia"/>
+                <w:rFonts w:ascii="Times New Roman" w:hAnsi="Times New Roman" w:eastAsia="仿宋" w:cs="Times New Roman" w:hint="eastAsia"/>
                 <w:b w:val="false"/>
                 <w:bCs w:val="false"/>
                 <w:i w:val="false"/>
@@ -4313,7 +4313,7 @@
             </w:pPr>
             <w:r>
               <w:rPr>
-                <w:rFonts w:eastAsia="宋体" w:cs="宋体" w:hint="eastAsia" w:ascii="宋体" w:hAnsi="宋体"/>
+                <w:rFonts w:eastAsia="仿宋" w:cs="Times New Roman" w:hint="eastAsia" w:ascii="Times New Roman" w:hAnsi="Times New Roman"/>
                 <w:b w:val="false"/>
                 <w:bCs w:val="false"/>
                 <w:i w:val="false"/>
@@ -4356,7 +4356,7 @@
               <w:jc w:val="both"/>
               <w:textAlignment w:val="center"/>
               <w:rPr>
-                <w:rFonts w:ascii="宋体" w:hAnsi="宋体" w:eastAsia="宋体" w:cs="宋体" w:hint="eastAsia"/>
+                <w:rFonts w:ascii="Times New Roman" w:hAnsi="Times New Roman" w:eastAsia="仿宋" w:cs="Times New Roman" w:hint="eastAsia"/>
                 <w:position w:val="0"/>
                 <w:sz w:val="21"/>
                 <w:szCs w:val="21"/>
@@ -4365,7 +4365,7 @@
             </w:pPr>
             <w:r>
               <w:rPr>
-                <w:rFonts w:ascii="宋体" w:hAnsi="宋体" w:cs="宋体" w:hint="eastAsia" w:eastAsia="宋体"/>
+                <w:rFonts w:ascii="Times New Roman" w:hAnsi="Times New Roman" w:cs="Times New Roman" w:hint="eastAsia" w:eastAsia="仿宋"/>
                 <w:b/>
                 <w:bCs/>
                 <w:i w:val="false"/>
@@ -4403,7 +4403,7 @@
               <w:jc w:val="both"/>
               <w:textAlignment w:val="center"/>
               <w:rPr>
-                <w:rFonts w:ascii="宋体" w:hAnsi="宋体" w:eastAsia="宋体" w:cs="宋体"/>
+                <w:rFonts w:ascii="Times New Roman" w:hAnsi="Times New Roman" w:eastAsia="仿宋" w:cs="Times New Roman"/>
                 <w:kern w:val="2"/>
                 <w:position w:val="0"/>
                 <w:sz w:val="21"/>
@@ -4413,7 +4413,7 @@
             </w:pPr>
             <w:r>
               <w:rPr>
-                <w:rFonts w:eastAsia="宋体" w:cs="宋体" w:ascii="宋体" w:hAnsi="宋体"/>
+                <w:rFonts w:eastAsia="仿宋" w:cs="Times New Roman" w:ascii="Times New Roman" w:hAnsi="Times New Roman"/>
                 <w:kern w:val="2"/>
                 <w:position w:val="0"/>
                 <w:sz w:val="21"/>
@@ -4440,7 +4440,7 @@
               <w:snapToGrid w:val="false"/>
               <w:jc w:val="both"/>
               <w:rPr>
-                <w:rFonts w:ascii="宋体" w:hAnsi="宋体" w:eastAsia="宋体" w:cs="宋体" w:hint="eastAsia"/>
+                <w:rFonts w:ascii="Times New Roman" w:hAnsi="Times New Roman" w:eastAsia="仿宋" w:cs="Times New Roman" w:hint="eastAsia"/>
                 <w:b w:val="false"/>
                 <w:bCs w:val="false"/>
                 <w:i w:val="false"/>
@@ -4457,7 +4457,7 @@
             </w:pPr>
             <w:r>
               <w:rPr>
-                <w:rFonts w:eastAsia="宋体" w:cs="宋体" w:hint="eastAsia" w:ascii="宋体" w:hAnsi="宋体"/>
+                <w:rFonts w:eastAsia="仿宋" w:cs="Times New Roman" w:hint="eastAsia" w:ascii="Times New Roman" w:hAnsi="Times New Roman"/>
                 <w:b w:val="false"/>
                 <w:bCs w:val="false"/>
                 <w:i w:val="false"/>
@@ -4500,7 +4500,7 @@
               <w:jc w:val="both"/>
               <w:textAlignment w:val="center"/>
               <w:rPr>
-                <w:rFonts w:ascii="宋体" w:hAnsi="宋体" w:eastAsia="宋体" w:cs="宋体" w:hint="eastAsia"/>
+                <w:rFonts w:ascii="Times New Roman" w:hAnsi="Times New Roman" w:eastAsia="仿宋" w:cs="Times New Roman" w:hint="eastAsia"/>
                 <w:position w:val="0"/>
                 <w:sz w:val="21"/>
                 <w:szCs w:val="21"/>
@@ -4509,7 +4509,7 @@
             </w:pPr>
             <w:r>
               <w:rPr>
-                <w:rFonts w:ascii="宋体" w:hAnsi="宋体" w:cs="宋体" w:hint="eastAsia" w:eastAsia="宋体"/>
+                <w:rFonts w:ascii="Times New Roman" w:hAnsi="Times New Roman" w:cs="Times New Roman" w:hint="eastAsia" w:eastAsia="仿宋"/>
                 <w:b/>
                 <w:bCs/>
                 <w:i w:val="false"/>
@@ -4547,7 +4547,7 @@
               <w:jc w:val="both"/>
               <w:textAlignment w:val="center"/>
               <w:rPr>
-                <w:rFonts w:ascii="宋体" w:hAnsi="宋体" w:eastAsia="宋体" w:cs="宋体" w:hint="eastAsia"/>
+                <w:rFonts w:ascii="Times New Roman" w:hAnsi="Times New Roman" w:eastAsia="仿宋" w:cs="Times New Roman" w:hint="eastAsia"/>
                 <w:kern w:val="2"/>
                 <w:position w:val="0"/>
                 <w:sz w:val="21"/>
@@ -4557,7 +4557,7 @@
             </w:pPr>
             <w:r>
               <w:rPr>
-                <w:rFonts w:eastAsia="宋体" w:cs="宋体" w:hint="eastAsia" w:ascii="宋体" w:hAnsi="宋体"/>
+                <w:rFonts w:eastAsia="仿宋" w:cs="Times New Roman" w:hint="eastAsia" w:ascii="Times New Roman" w:hAnsi="Times New Roman"/>
                 <w:kern w:val="2"/>
                 <w:position w:val="0"/>
                 <w:sz w:val="21"/>
@@ -4584,7 +4584,7 @@
               <w:snapToGrid w:val="false"/>
               <w:jc w:val="both"/>
               <w:rPr>
-                <w:rFonts w:ascii="宋体" w:hAnsi="宋体" w:eastAsia="宋体" w:cs="宋体" w:hint="eastAsia"/>
+                <w:rFonts w:ascii="Times New Roman" w:hAnsi="Times New Roman" w:eastAsia="仿宋" w:cs="Times New Roman" w:hint="eastAsia"/>
                 <w:b w:val="false"/>
                 <w:bCs w:val="false"/>
                 <w:i w:val="false"/>
@@ -4601,7 +4601,7 @@
             </w:pPr>
             <w:r>
               <w:rPr>
-                <w:rFonts w:eastAsia="宋体" w:cs="宋体" w:hint="eastAsia" w:ascii="宋体" w:hAnsi="宋体"/>
+                <w:rFonts w:eastAsia="仿宋" w:cs="Times New Roman" w:hint="eastAsia" w:ascii="Times New Roman" w:hAnsi="Times New Roman"/>
                 <w:b w:val="false"/>
                 <w:bCs w:val="false"/>
                 <w:i w:val="false"/>
@@ -4644,7 +4644,7 @@
               <w:jc w:val="both"/>
               <w:textAlignment w:val="center"/>
               <w:rPr>
-                <w:rFonts w:ascii="宋体" w:hAnsi="宋体" w:eastAsia="宋体" w:cs="宋体" w:hint="eastAsia"/>
+                <w:rFonts w:ascii="Times New Roman" w:hAnsi="Times New Roman" w:eastAsia="仿宋" w:cs="Times New Roman" w:hint="eastAsia"/>
                 <w:position w:val="0"/>
                 <w:sz w:val="21"/>
                 <w:szCs w:val="21"/>
@@ -4653,7 +4653,7 @@
             </w:pPr>
             <w:r>
               <w:rPr>
-                <w:rFonts w:ascii="宋体" w:hAnsi="宋体" w:cs="宋体" w:hint="eastAsia" w:eastAsia="宋体"/>
+                <w:rFonts w:ascii="Times New Roman" w:hAnsi="Times New Roman" w:cs="Times New Roman" w:hint="eastAsia" w:eastAsia="仿宋"/>
                 <w:b/>
                 <w:bCs/>
                 <w:i w:val="false"/>
@@ -4691,7 +4691,7 @@
               <w:jc w:val="both"/>
               <w:textAlignment w:val="center"/>
               <w:rPr>
-                <w:rFonts w:ascii="宋体" w:hAnsi="宋体" w:eastAsia="宋体" w:cs="宋体" w:hint="eastAsia"/>
+                <w:rFonts w:ascii="Times New Roman" w:hAnsi="Times New Roman" w:eastAsia="仿宋" w:cs="Times New Roman" w:hint="eastAsia"/>
                 <w:kern w:val="2"/>
                 <w:position w:val="0"/>
                 <w:sz w:val="21"/>
@@ -4701,7 +4701,7 @@
             </w:pPr>
             <w:r>
               <w:rPr>
-                <w:rFonts w:eastAsia="宋体" w:cs="宋体" w:hint="eastAsia" w:ascii="宋体" w:hAnsi="宋体"/>
+                <w:rFonts w:eastAsia="仿宋" w:cs="Times New Roman" w:hint="eastAsia" w:ascii="Times New Roman" w:hAnsi="Times New Roman"/>
                 <w:kern w:val="2"/>
                 <w:position w:val="0"/>
                 <w:sz w:val="21"/>
@@ -4733,7 +4733,7 @@
               <w:jc w:val="both"/>
               <w:textAlignment w:val="center"/>
               <w:rPr>
-                <w:rFonts w:ascii="宋体" w:hAnsi="宋体" w:eastAsia="宋体" w:cs="宋体" w:hint="eastAsia"/>
+                <w:rFonts w:ascii="Times New Roman" w:hAnsi="Times New Roman" w:eastAsia="仿宋" w:cs="Times New Roman" w:hint="eastAsia"/>
                 <w:b w:val="false"/>
                 <w:bCs w:val="false"/>
                 <w:i w:val="false"/>
@@ -4750,7 +4750,7 @@
             </w:pPr>
             <w:r>
               <w:rPr>
-                <w:rFonts w:eastAsia="宋体" w:cs="宋体" w:hint="eastAsia" w:ascii="宋体" w:hAnsi="宋体"/>
+                <w:rFonts w:eastAsia="仿宋" w:cs="Times New Roman" w:hint="eastAsia" w:ascii="Times New Roman" w:hAnsi="Times New Roman"/>
                 <w:b w:val="false"/>
                 <w:bCs w:val="false"/>
                 <w:i w:val="false"/>
@@ -4793,7 +4793,7 @@
               <w:jc w:val="both"/>
               <w:textAlignment w:val="center"/>
               <w:rPr>
-                <w:rFonts w:ascii="宋体" w:hAnsi="宋体" w:eastAsia="宋体" w:cs="宋体" w:hint="eastAsia"/>
+                <w:rFonts w:ascii="Times New Roman" w:hAnsi="Times New Roman" w:eastAsia="仿宋" w:cs="Times New Roman" w:hint="eastAsia"/>
                 <w:position w:val="0"/>
                 <w:sz w:val="21"/>
                 <w:szCs w:val="21"/>
@@ -4802,7 +4802,7 @@
             </w:pPr>
             <w:r>
               <w:rPr>
-                <w:rFonts w:ascii="宋体" w:hAnsi="宋体" w:cs="宋体" w:hint="eastAsia" w:eastAsia="宋体"/>
+                <w:rFonts w:ascii="Times New Roman" w:hAnsi="Times New Roman" w:cs="Times New Roman" w:hint="eastAsia" w:eastAsia="仿宋"/>
                 <w:b/>
                 <w:bCs/>
                 <w:i w:val="false"/>
@@ -4840,7 +4840,7 @@
               <w:jc w:val="both"/>
               <w:textAlignment w:val="center"/>
               <w:rPr>
-                <w:rFonts w:ascii="宋体" w:hAnsi="宋体" w:eastAsia="宋体" w:cs="宋体" w:hint="eastAsia"/>
+                <w:rFonts w:ascii="Times New Roman" w:hAnsi="Times New Roman" w:eastAsia="仿宋" w:cs="Times New Roman" w:hint="eastAsia"/>
                 <w:kern w:val="2"/>
                 <w:position w:val="0"/>
                 <w:sz w:val="21"/>
@@ -4850,7 +4850,7 @@
             </w:pPr>
             <w:r>
               <w:rPr>
-                <w:rFonts w:eastAsia="宋体" w:cs="宋体" w:hint="eastAsia" w:ascii="宋体" w:hAnsi="宋体"/>
+                <w:rFonts w:eastAsia="仿宋" w:cs="Times New Roman" w:hint="eastAsia" w:ascii="Times New Roman" w:hAnsi="Times New Roman"/>
                 <w:kern w:val="2"/>
                 <w:position w:val="0"/>
                 <w:sz w:val="21"/>
@@ -4882,7 +4882,7 @@
               <w:jc w:val="both"/>
               <w:textAlignment w:val="center"/>
               <w:rPr>
-                <w:rFonts w:ascii="宋体" w:hAnsi="宋体" w:eastAsia="宋体" w:cs="宋体" w:hint="eastAsia"/>
+                <w:rFonts w:ascii="Times New Roman" w:hAnsi="Times New Roman" w:eastAsia="仿宋" w:cs="Times New Roman" w:hint="eastAsia"/>
                 <w:b w:val="false"/>
                 <w:bCs w:val="false"/>
                 <w:i w:val="false"/>
@@ -4899,7 +4899,7 @@
             </w:pPr>
             <w:r>
               <w:rPr>
-                <w:rFonts w:eastAsia="宋体" w:cs="宋体" w:hint="eastAsia" w:ascii="宋体" w:hAnsi="宋体"/>
+                <w:rFonts w:eastAsia="仿宋" w:cs="Times New Roman" w:hint="eastAsia" w:ascii="Times New Roman" w:hAnsi="Times New Roman"/>
                 <w:b w:val="false"/>
                 <w:bCs w:val="false"/>
                 <w:i w:val="false"/>
@@ -4942,7 +4942,7 @@
               <w:jc w:val="both"/>
               <w:textAlignment w:val="center"/>
               <w:rPr>
-                <w:rFonts w:ascii="宋体" w:hAnsi="宋体" w:eastAsia="宋体" w:cs="宋体" w:hint="eastAsia"/>
+                <w:rFonts w:ascii="Times New Roman" w:hAnsi="Times New Roman" w:eastAsia="仿宋" w:cs="Times New Roman" w:hint="eastAsia"/>
                 <w:position w:val="0"/>
                 <w:sz w:val="21"/>
                 <w:szCs w:val="21"/>
@@ -4951,7 +4951,7 @@
             </w:pPr>
             <w:r>
               <w:rPr>
-                <w:rFonts w:ascii="宋体" w:hAnsi="宋体" w:cs="宋体" w:hint="eastAsia" w:eastAsia="宋体"/>
+                <w:rFonts w:ascii="Times New Roman" w:hAnsi="Times New Roman" w:cs="Times New Roman" w:hint="eastAsia" w:eastAsia="仿宋"/>
                 <w:b/>
                 <w:bCs/>
                 <w:i w:val="false"/>
@@ -4988,7 +4988,7 @@
               <w:jc w:val="both"/>
               <w:textAlignment w:val="center"/>
               <w:rPr>
-                <w:rFonts w:ascii="宋体" w:hAnsi="宋体" w:eastAsia="宋体" w:cs="宋体" w:hint="eastAsia"/>
+                <w:rFonts w:ascii="Times New Roman" w:hAnsi="Times New Roman" w:eastAsia="仿宋" w:cs="Times New Roman" w:hint="eastAsia"/>
                 <w:kern w:val="2"/>
                 <w:position w:val="0"/>
                 <w:sz w:val="21"/>
@@ -4998,7 +4998,7 @@
             </w:pPr>
             <w:r>
               <w:rPr>
-                <w:rFonts w:ascii="宋体" w:hAnsi="宋体" w:cs="宋体" w:hint="eastAsia" w:eastAsia="宋体"/>
+                <w:rFonts w:ascii="Times New Roman" w:hAnsi="Times New Roman" w:cs="Times New Roman" w:hint="eastAsia" w:eastAsia="仿宋"/>
                 <w:b w:val="false"/>
                 <w:bCs w:val="false"/>
                 <w:i w:val="false"/>
@@ -5036,7 +5036,7 @@
               <w:jc w:val="both"/>
               <w:textAlignment w:val="center"/>
               <w:rPr>
-                <w:rFonts w:ascii="宋体" w:hAnsi="宋体" w:eastAsia="宋体" w:cs="宋体" w:hint="eastAsia"/>
+                <w:rFonts w:ascii="Times New Roman" w:hAnsi="Times New Roman" w:eastAsia="仿宋" w:cs="Times New Roman" w:hint="eastAsia"/>
                 <w:b w:val="false"/>
                 <w:bCs w:val="false"/>
                 <w:i w:val="false"/>
@@ -5053,7 +5053,7 @@
             </w:pPr>
             <w:r>
               <w:rPr>
-                <w:rFonts w:eastAsia="宋体" w:cs="宋体" w:hint="eastAsia" w:ascii="宋体" w:hAnsi="宋体"/>
+                <w:rFonts w:eastAsia="仿宋" w:cs="Times New Roman" w:hint="eastAsia" w:ascii="Times New Roman" w:hAnsi="Times New Roman"/>
                 <w:b w:val="false"/>
                 <w:bCs w:val="false"/>
                 <w:i w:val="false"/>
@@ -5096,7 +5096,7 @@
               <w:jc w:val="both"/>
               <w:textAlignment w:val="center"/>
               <w:rPr>
-                <w:rFonts w:ascii="宋体" w:hAnsi="宋体" w:eastAsia="宋体" w:cs="宋体" w:hint="eastAsia"/>
+                <w:rFonts w:ascii="Times New Roman" w:hAnsi="Times New Roman" w:eastAsia="仿宋" w:cs="Times New Roman" w:hint="eastAsia"/>
                 <w:position w:val="0"/>
                 <w:sz w:val="21"/>
                 <w:szCs w:val="21"/>
@@ -5105,7 +5105,7 @@
             </w:pPr>
             <w:r>
               <w:rPr>
-                <w:rFonts w:ascii="宋体" w:hAnsi="宋体" w:cs="宋体" w:hint="eastAsia" w:eastAsia="宋体"/>
+                <w:rFonts w:ascii="Times New Roman" w:hAnsi="Times New Roman" w:cs="Times New Roman" w:hint="eastAsia" w:eastAsia="仿宋"/>
                 <w:b/>
                 <w:bCs/>
                 <w:i w:val="false"/>
@@ -5143,7 +5143,7 @@
               <w:jc w:val="both"/>
               <w:textAlignment w:val="center"/>
               <w:rPr>
-                <w:rFonts w:ascii="宋体" w:hAnsi="宋体" w:eastAsia="宋体" w:cs="宋体" w:hint="eastAsia"/>
+                <w:rFonts w:ascii="Times New Roman" w:hAnsi="Times New Roman" w:eastAsia="仿宋" w:cs="Times New Roman" w:hint="eastAsia"/>
                 <w:kern w:val="2"/>
                 <w:position w:val="0"/>
                 <w:sz w:val="21"/>
@@ -5153,7 +5153,7 @@
             </w:pPr>
             <w:r>
               <w:rPr>
-                <w:rFonts w:eastAsia="宋体" w:cs="宋体" w:hint="eastAsia" w:ascii="宋体" w:hAnsi="宋体"/>
+                <w:rFonts w:eastAsia="仿宋" w:cs="Times New Roman" w:hint="eastAsia" w:ascii="Times New Roman" w:hAnsi="Times New Roman"/>
                 <w:kern w:val="2"/>
                 <w:position w:val="0"/>
                 <w:sz w:val="21"/>
@@ -5185,7 +5185,7 @@
               <w:jc w:val="both"/>
               <w:textAlignment w:val="center"/>
               <w:rPr>
-                <w:rFonts w:ascii="宋体" w:hAnsi="宋体" w:eastAsia="宋体" w:cs="宋体" w:hint="eastAsia"/>
+                <w:rFonts w:ascii="Times New Roman" w:hAnsi="Times New Roman" w:eastAsia="仿宋" w:cs="Times New Roman" w:hint="eastAsia"/>
                 <w:b w:val="false"/>
                 <w:bCs w:val="false"/>
                 <w:i w:val="false"/>
@@ -5202,7 +5202,7 @@
             </w:pPr>
             <w:r>
               <w:rPr>
-                <w:rFonts w:eastAsia="宋体" w:cs="宋体" w:hint="eastAsia" w:ascii="宋体" w:hAnsi="宋体"/>
+                <w:rFonts w:eastAsia="仿宋" w:cs="Times New Roman" w:hint="eastAsia" w:ascii="Times New Roman" w:hAnsi="Times New Roman"/>
                 <w:b w:val="false"/>
                 <w:bCs w:val="false"/>
                 <w:i w:val="false"/>
@@ -5245,7 +5245,7 @@
               <w:jc w:val="both"/>
               <w:textAlignment w:val="center"/>
               <w:rPr>
-                <w:rFonts w:ascii="宋体" w:hAnsi="宋体" w:eastAsia="宋体" w:cs="宋体" w:hint="eastAsia"/>
+                <w:rFonts w:ascii="Times New Roman" w:hAnsi="Times New Roman" w:eastAsia="仿宋" w:cs="Times New Roman" w:hint="eastAsia"/>
                 <w:position w:val="0"/>
                 <w:sz w:val="21"/>
                 <w:szCs w:val="21"/>
@@ -5254,7 +5254,7 @@
             </w:pPr>
             <w:r>
               <w:rPr>
-                <w:rFonts w:ascii="宋体" w:hAnsi="宋体" w:cs="宋体" w:hint="eastAsia" w:eastAsia="宋体"/>
+                <w:rFonts w:ascii="Times New Roman" w:hAnsi="Times New Roman" w:cs="Times New Roman" w:hint="eastAsia" w:eastAsia="仿宋"/>
                 <w:b/>
                 <w:bCs/>
                 <w:i w:val="false"/>
@@ -5288,7 +5288,7 @@
               <w:ind w:firstLineChars="1100" w:startChars="0" w:start="0" w:endChars="0" w:end="0"/>
               <w:jc w:val="both"/>
               <w:rPr>
-                <w:rFonts w:ascii="宋体" w:hAnsi="宋体" w:eastAsia="宋体" w:cs="宋体" w:hint="eastAsia"/>
+                <w:rFonts w:ascii="Times New Roman" w:hAnsi="Times New Roman" w:eastAsia="仿宋" w:cs="Times New Roman" w:hint="eastAsia"/>
                 <w:position w:val="0"/>
                 <w:sz w:val="21"/>
                 <w:szCs w:val="21"/>
@@ -5297,7 +5297,7 @@
             </w:pPr>
             <w:r>
               <w:rPr>
-                <w:rFonts w:ascii="宋体" w:hAnsi="宋体" w:cs="宋体" w:hint="eastAsia" w:eastAsia="宋体"/>
+                <w:rFonts w:ascii="Times New Roman" w:hAnsi="Times New Roman" w:cs="Times New Roman" w:hint="eastAsia" w:eastAsia="仿宋"/>
                 <w:sz w:val="21"/>
                 <w:szCs w:val="21"/>
               </w:rPr>
@@ -5305,7 +5305,7 @@
             </w:r>
             <w:r>
               <w:rPr>
-                <w:rFonts w:ascii="宋体" w:hAnsi="宋体" w:cs="宋体" w:hint="eastAsia" w:eastAsia="宋体"/>
+                <w:rFonts w:ascii="Times New Roman" w:hAnsi="Times New Roman" w:cs="Times New Roman" w:hint="eastAsia" w:eastAsia="仿宋"/>
                 <w:sz w:val="21"/>
                 <w:szCs w:val="21"/>
               </w:rPr>
@@ -5320,12 +5320,12 @@
         <w:pStyle w:val="Style13"/>
         <w:ind w:firstLineChars="0" w:firstLine="0" w:startChars="0" w:start="0" w:endChars="0" w:end="0"/>
         <w:rPr>
-          <w:rFonts w:eastAsia="宋体" w:hint="eastAsia"/>
-        </w:rPr>
-      </w:pPr>
-      <w:r>
-        <w:rPr>
-          <w:rFonts w:eastAsia="宋体" w:hint="eastAsia"/>
+          <w:rFonts w:eastAsia="仿宋" w:hint="eastAsia"/>
+        </w:rPr>
+      </w:pPr>
+      <w:r>
+        <w:rPr>
+          <w:rFonts w:eastAsia="仿宋" w:hint="eastAsia"/>
         </w:rPr>
       </w:r>
     </w:p>
@@ -5334,12 +5334,12 @@
         <w:pStyle w:val="Style13"/>
         <w:ind w:firstLineChars="0" w:firstLine="0" w:startChars="0" w:start="0" w:endChars="0" w:end="0"/>
         <w:rPr>
-          <w:rFonts w:eastAsia="宋体" w:hint="eastAsia"/>
-        </w:rPr>
-      </w:pPr>
-      <w:r>
-        <w:rPr>
-          <w:rFonts w:eastAsia="宋体" w:hint="eastAsia"/>
+          <w:rFonts w:eastAsia="仿宋" w:hint="eastAsia"/>
+        </w:rPr>
+      </w:pPr>
+      <w:r>
+        <w:rPr>
+          <w:rFonts w:eastAsia="仿宋" w:hint="eastAsia"/>
         </w:rPr>
       </w:r>
     </w:p>
@@ -5348,12 +5348,12 @@
         <w:pStyle w:val="Style13"/>
         <w:ind w:firstLineChars="0" w:firstLine="0" w:startChars="0" w:start="0" w:endChars="0" w:end="0"/>
         <w:rPr>
-          <w:rFonts w:eastAsia="宋体" w:hint="eastAsia"/>
-        </w:rPr>
-      </w:pPr>
-      <w:r>
-        <w:rPr>
-          <w:rFonts w:eastAsia="宋体" w:hint="eastAsia"/>
+          <w:rFonts w:eastAsia="仿宋" w:hint="eastAsia"/>
+        </w:rPr>
+      </w:pPr>
+      <w:r>
+        <w:rPr>
+          <w:rFonts w:eastAsia="仿宋" w:hint="eastAsia"/>
         </w:rPr>
       </w:r>
     </w:p>
@@ -5362,12 +5362,12 @@
         <w:pStyle w:val="Style13"/>
         <w:ind w:firstLineChars="0" w:firstLine="0" w:startChars="0" w:start="0" w:endChars="0" w:end="0"/>
         <w:rPr>
-          <w:rFonts w:eastAsia="宋体" w:hint="eastAsia"/>
-        </w:rPr>
-      </w:pPr>
-      <w:r>
-        <w:rPr>
-          <w:rFonts w:eastAsia="宋体" w:hint="eastAsia"/>
+          <w:rFonts w:eastAsia="仿宋" w:hint="eastAsia"/>
+        </w:rPr>
+      </w:pPr>
+      <w:r>
+        <w:rPr>
+          <w:rFonts w:eastAsia="仿宋" w:hint="eastAsia"/>
         </w:rPr>
       </w:r>
     </w:p>
@@ -5376,12 +5376,12 @@
         <w:pStyle w:val="Style13"/>
         <w:ind w:firstLineChars="0" w:firstLine="0" w:startChars="0" w:start="0" w:endChars="0" w:end="0"/>
         <w:rPr>
-          <w:rFonts w:eastAsia="宋体" w:hint="eastAsia"/>
-        </w:rPr>
-      </w:pPr>
-      <w:r>
-        <w:rPr>
-          <w:rFonts w:eastAsia="宋体" w:hint="eastAsia"/>
+          <w:rFonts w:eastAsia="仿宋" w:hint="eastAsia"/>
+        </w:rPr>
+      </w:pPr>
+      <w:r>
+        <w:rPr>
+          <w:rFonts w:eastAsia="仿宋" w:hint="eastAsia"/>
         </w:rPr>
       </w:r>
     </w:p>
@@ -5390,12 +5390,12 @@
         <w:pStyle w:val="Style13"/>
         <w:ind w:firstLineChars="0" w:firstLine="0" w:startChars="0" w:start="0" w:endChars="0" w:end="0"/>
         <w:rPr>
-          <w:rFonts w:eastAsia="宋体" w:hint="eastAsia"/>
-        </w:rPr>
-      </w:pPr>
-      <w:r>
-        <w:rPr>
-          <w:rFonts w:eastAsia="宋体" w:hint="eastAsia"/>
+          <w:rFonts w:eastAsia="仿宋" w:hint="eastAsia"/>
+        </w:rPr>
+      </w:pPr>
+      <w:r>
+        <w:rPr>
+          <w:rFonts w:eastAsia="仿宋" w:hint="eastAsia"/>
         </w:rPr>
       </w:r>
     </w:p>
@@ -5404,12 +5404,12 @@
         <w:pStyle w:val="Style13"/>
         <w:ind w:firstLineChars="0" w:firstLine="0" w:startChars="0" w:start="0" w:endChars="0" w:end="0"/>
         <w:rPr>
-          <w:rFonts w:eastAsia="宋体" w:hint="eastAsia"/>
-        </w:rPr>
-      </w:pPr>
-      <w:r>
-        <w:rPr>
-          <w:rFonts w:eastAsia="宋体" w:hint="eastAsia"/>
+          <w:rFonts w:eastAsia="仿宋" w:hint="eastAsia"/>
+        </w:rPr>
+      </w:pPr>
+      <w:r>
+        <w:rPr>
+          <w:rFonts w:eastAsia="仿宋" w:hint="eastAsia"/>
         </w:rPr>
       </w:r>
     </w:p>
@@ -5418,12 +5418,12 @@
         <w:pStyle w:val="Style13"/>
         <w:ind w:firstLineChars="0" w:firstLine="0" w:startChars="0" w:start="0" w:endChars="0" w:end="0"/>
         <w:rPr>
-          <w:rFonts w:eastAsia="宋体" w:hint="eastAsia"/>
-        </w:rPr>
-      </w:pPr>
-      <w:r>
-        <w:rPr>
-          <w:rFonts w:eastAsia="宋体" w:hint="eastAsia"/>
+          <w:rFonts w:eastAsia="仿宋" w:hint="eastAsia"/>
+        </w:rPr>
+      </w:pPr>
+      <w:r>
+        <w:rPr>
+          <w:rFonts w:eastAsia="仿宋" w:hint="eastAsia"/>
         </w:rPr>
       </w:r>
     </w:p>
@@ -5432,12 +5432,12 @@
         <w:pStyle w:val="Style13"/>
         <w:ind w:firstLineChars="0" w:firstLine="0" w:startChars="0" w:start="0" w:endChars="0" w:end="0"/>
         <w:rPr>
-          <w:rFonts w:eastAsia="宋体" w:hint="eastAsia"/>
-        </w:rPr>
-      </w:pPr>
-      <w:r>
-        <w:rPr>
-          <w:rFonts w:eastAsia="宋体" w:hint="eastAsia"/>
+          <w:rFonts w:eastAsia="仿宋" w:hint="eastAsia"/>
+        </w:rPr>
+      </w:pPr>
+      <w:r>
+        <w:rPr>
+          <w:rFonts w:eastAsia="仿宋" w:hint="eastAsia"/>
         </w:rPr>
       </w:r>
     </w:p>
@@ -5446,12 +5446,12 @@
         <w:pStyle w:val="Style13"/>
         <w:ind w:firstLineChars="0" w:firstLine="0" w:startChars="0" w:start="0" w:endChars="0" w:end="0"/>
         <w:rPr>
-          <w:rFonts w:eastAsia="宋体" w:hint="eastAsia"/>
-        </w:rPr>
-      </w:pPr>
-      <w:r>
-        <w:rPr>
-          <w:rFonts w:eastAsia="宋体" w:hint="eastAsia"/>
+          <w:rFonts w:eastAsia="仿宋" w:hint="eastAsia"/>
+        </w:rPr>
+      </w:pPr>
+      <w:r>
+        <w:rPr>
+          <w:rFonts w:eastAsia="仿宋" w:hint="eastAsia"/>
         </w:rPr>
       </w:r>
     </w:p>
@@ -5460,12 +5460,12 @@
         <w:pStyle w:val="Style13"/>
         <w:ind w:firstLineChars="0" w:firstLine="0" w:startChars="0" w:start="0" w:endChars="0" w:end="0"/>
         <w:rPr>
-          <w:rFonts w:eastAsia="宋体" w:hint="eastAsia"/>
-        </w:rPr>
-      </w:pPr>
-      <w:r>
-        <w:rPr>
-          <w:rFonts w:eastAsia="宋体" w:hint="eastAsia"/>
+          <w:rFonts w:eastAsia="仿宋" w:hint="eastAsia"/>
+        </w:rPr>
+      </w:pPr>
+      <w:r>
+        <w:rPr>
+          <w:rFonts w:eastAsia="仿宋" w:hint="eastAsia"/>
         </w:rPr>
       </w:r>
     </w:p>
@@ -5474,12 +5474,12 @@
         <w:pStyle w:val="Style13"/>
         <w:ind w:firstLineChars="0" w:firstLine="0" w:startChars="0" w:start="0" w:endChars="0" w:end="0"/>
         <w:rPr>
-          <w:rFonts w:eastAsia="宋体" w:hint="eastAsia"/>
-        </w:rPr>
-      </w:pPr>
-      <w:r>
-        <w:rPr>
-          <w:rFonts w:eastAsia="宋体" w:hint="eastAsia"/>
+          <w:rFonts w:eastAsia="仿宋" w:hint="eastAsia"/>
+        </w:rPr>
+      </w:pPr>
+      <w:r>
+        <w:rPr>
+          <w:rFonts w:eastAsia="仿宋" w:hint="eastAsia"/>
         </w:rPr>
       </w:r>
     </w:p>
@@ -5488,12 +5488,12 @@
         <w:pStyle w:val="Style13"/>
         <w:ind w:firstLineChars="0" w:firstLine="0" w:startChars="0" w:start="0" w:endChars="0" w:end="0"/>
         <w:rPr>
-          <w:rFonts w:eastAsia="宋体" w:hint="eastAsia"/>
-        </w:rPr>
-      </w:pPr>
-      <w:r>
-        <w:rPr>
-          <w:rFonts w:eastAsia="宋体" w:hint="eastAsia"/>
+          <w:rFonts w:eastAsia="仿宋" w:hint="eastAsia"/>
+        </w:rPr>
+      </w:pPr>
+      <w:r>
+        <w:rPr>
+          <w:rFonts w:eastAsia="仿宋" w:hint="eastAsia"/>
         </w:rPr>
       </w:r>
     </w:p>
@@ -5502,12 +5502,12 @@
         <w:pStyle w:val="Style13"/>
         <w:ind w:firstLineChars="0" w:firstLine="0" w:startChars="0" w:start="0" w:endChars="0" w:end="0"/>
         <w:rPr>
-          <w:rFonts w:eastAsia="宋体" w:hint="eastAsia"/>
-        </w:rPr>
-      </w:pPr>
-      <w:r>
-        <w:rPr>
-          <w:rFonts w:eastAsia="宋体" w:hint="eastAsia"/>
+          <w:rFonts w:eastAsia="仿宋" w:hint="eastAsia"/>
+        </w:rPr>
+      </w:pPr>
+      <w:r>
+        <w:rPr>
+          <w:rFonts w:eastAsia="仿宋" w:hint="eastAsia"/>
         </w:rPr>
       </w:r>
     </w:p>
@@ -5516,12 +5516,12 @@
         <w:pStyle w:val="Style13"/>
         <w:ind w:firstLineChars="0" w:firstLine="0" w:startChars="0" w:start="0" w:endChars="0" w:end="0"/>
         <w:rPr>
-          <w:rFonts w:eastAsia="宋体" w:hint="eastAsia"/>
-        </w:rPr>
-      </w:pPr>
-      <w:r>
-        <w:rPr>
-          <w:rFonts w:eastAsia="宋体" w:hint="eastAsia"/>
+          <w:rFonts w:eastAsia="仿宋" w:hint="eastAsia"/>
+        </w:rPr>
+      </w:pPr>
+      <w:r>
+        <w:rPr>
+          <w:rFonts w:eastAsia="仿宋" w:hint="eastAsia"/>
         </w:rPr>
       </w:r>
     </w:p>
@@ -5530,12 +5530,12 @@
         <w:pStyle w:val="Style13"/>
         <w:ind w:firstLineChars="0" w:firstLine="0" w:startChars="0" w:start="0" w:endChars="0" w:end="0"/>
         <w:rPr>
-          <w:rFonts w:eastAsia="宋体" w:hint="eastAsia"/>
-        </w:rPr>
-      </w:pPr>
-      <w:r>
-        <w:rPr>
-          <w:rFonts w:eastAsia="宋体" w:hint="eastAsia"/>
+          <w:rFonts w:eastAsia="仿宋" w:hint="eastAsia"/>
+        </w:rPr>
+      </w:pPr>
+      <w:r>
+        <w:rPr>
+          <w:rFonts w:eastAsia="仿宋" w:hint="eastAsia"/>
         </w:rPr>
       </w:r>
     </w:p>
@@ -5544,12 +5544,12 @@
         <w:pStyle w:val="Style13"/>
         <w:ind w:firstLineChars="0" w:firstLine="0" w:startChars="0" w:start="0" w:endChars="0" w:end="0"/>
         <w:rPr>
-          <w:rFonts w:eastAsia="宋体" w:hint="eastAsia"/>
-        </w:rPr>
-      </w:pPr>
-      <w:r>
-        <w:rPr>
-          <w:rFonts w:eastAsia="宋体" w:hint="eastAsia"/>
+          <w:rFonts w:eastAsia="仿宋" w:hint="eastAsia"/>
+        </w:rPr>
+      </w:pPr>
+      <w:r>
+        <w:rPr>
+          <w:rFonts w:eastAsia="仿宋" w:hint="eastAsia"/>
         </w:rPr>
       </w:r>
     </w:p>
@@ -5558,12 +5558,12 @@
         <w:pStyle w:val="Style13"/>
         <w:ind w:firstLineChars="0" w:firstLine="0" w:startChars="0" w:start="0" w:endChars="0" w:end="0"/>
         <w:rPr>
-          <w:rFonts w:eastAsia="宋体" w:hint="eastAsia"/>
-        </w:rPr>
-      </w:pPr>
-      <w:r>
-        <w:rPr>
-          <w:rFonts w:eastAsia="宋体" w:hint="eastAsia"/>
+          <w:rFonts w:eastAsia="仿宋" w:hint="eastAsia"/>
+        </w:rPr>
+      </w:pPr>
+      <w:r>
+        <w:rPr>
+          <w:rFonts w:eastAsia="仿宋" w:hint="eastAsia"/>
         </w:rPr>
       </w:r>
     </w:p>
@@ -5574,26 +5574,26 @@
           <w:ilvl w:val="0"/>
           <w:numId w:val="0"/>
         </w:numPr>
-        <w:spacing w:lineRule="auto" w:line="312" w:before="240" w:after="60"/>
+        <w:spacing w:before="0" w:after="0" w:line="500" w:lineRule="exact"/>
         <w:jc w:val="start"/>
         <w:outlineLvl w:val="1"/>
         <w:rPr>
-          <w:rFonts w:ascii="仿宋" w:hAnsi="仿宋" w:eastAsia="仿宋" w:cs="仿宋"/>
+          <w:rFonts w:ascii="Times New Roman" w:hAnsi="Times New Roman" w:eastAsia="仿宋" w:cs="Times New Roman"/>
           <w:b/>
           <w:bCs/>
           <w:kern w:val="2"/>
-          <w:sz w:val="24"/>
-          <w:szCs w:val="24"/>
-        </w:rPr>
-      </w:pPr>
-      <w:r>
-        <w:rPr>
-          <w:rFonts w:ascii="仿宋" w:hAnsi="仿宋" w:cs="仿宋" w:hint="eastAsia" w:eastAsia="仿宋"/>
+          <w:sz w:val="28"/>
+          <w:szCs w:val="28"/>
+        </w:rPr>
+      </w:pPr>
+      <w:r>
+        <w:rPr>
+          <w:rFonts w:ascii="Times New Roman" w:hAnsi="Times New Roman" w:cs="Times New Roman" w:hint="eastAsia" w:eastAsia="仿宋"/>
           <w:b/>
           <w:bCs/>
           <w:kern w:val="2"/>
-          <w:sz w:val="24"/>
-          <w:szCs w:val="24"/>
+          <w:sz w:val="28"/>
+          <w:szCs w:val="28"/>
         </w:rPr>
         <w:t>附件一：《安全生产管理协议》</w:t>
       </w:r>
@@ -5601,22 +5601,22 @@
     <w:p>
       <w:pPr>
         <w:pStyle w:val="Normal"/>
-        <w:spacing w:lineRule="auto" w:line="480" w:before="0" w:after="0"/>
+        <w:spacing w:before="0" w:after="0" w:line="500" w:lineRule="exact"/>
         <w:contextualSpacing/>
         <w:jc w:val="center"/>
         <w:rPr>
-          <w:rFonts w:ascii="仿宋" w:hAnsi="仿宋" w:eastAsia="仿宋" w:cs="仿宋"/>
+          <w:rFonts w:ascii="Times New Roman" w:hAnsi="Times New Roman" w:eastAsia="仿宋" w:cs="Times New Roman"/>
           <w:b/>
-          <w:sz w:val="24"/>
-          <w:szCs w:val="24"/>
-        </w:rPr>
-      </w:pPr>
-      <w:r>
-        <w:rPr>
-          <w:rFonts w:ascii="仿宋" w:hAnsi="仿宋" w:cs="仿宋" w:hint="eastAsia" w:eastAsia="仿宋"/>
+          <w:sz w:val="28"/>
+          <w:szCs w:val="28"/>
+        </w:rPr>
+      </w:pPr>
+      <w:r>
+        <w:rPr>
+          <w:rFonts w:ascii="Times New Roman" w:hAnsi="Times New Roman" w:cs="Times New Roman" w:hint="eastAsia" w:eastAsia="仿宋"/>
           <w:b/>
-          <w:sz w:val="24"/>
-          <w:szCs w:val="24"/>
+          <w:sz w:val="28"/>
+          <w:szCs w:val="28"/>
         </w:rPr>
         <w:t>安全生产管理协议</w:t>
       </w:r>
@@ -5624,19 +5624,19 @@
     <w:p>
       <w:pPr>
         <w:pStyle w:val="Normal"/>
-        <w:spacing w:lineRule="exact" w:line="540" w:before="0" w:after="0"/>
+        <w:spacing w:before="0" w:after="0" w:line="500" w:lineRule="exact"/>
         <w:contextualSpacing/>
         <w:rPr>
-          <w:rFonts w:ascii="仿宋" w:hAnsi="仿宋" w:eastAsia="仿宋" w:cs="仿宋" w:hint="eastAsia"/>
-          <w:sz w:val="24"/>
-          <w:szCs w:val="24"/>
-        </w:rPr>
-      </w:pPr>
-      <w:r>
-        <w:rPr>
-          <w:rFonts w:ascii="仿宋" w:hAnsi="仿宋" w:cs="仿宋" w:hint="eastAsia" w:eastAsia="仿宋"/>
-          <w:sz w:val="24"/>
-          <w:szCs w:val="24"/>
+          <w:rFonts w:ascii="Times New Roman" w:hAnsi="Times New Roman" w:eastAsia="仿宋" w:cs="Times New Roman" w:hint="eastAsia"/>
+          <w:sz w:val="28"/>
+          <w:szCs w:val="28"/>
+        </w:rPr>
+      </w:pPr>
+      <w:r>
+        <w:rPr>
+          <w:rFonts w:ascii="Times New Roman" w:hAnsi="Times New Roman" w:cs="Times New Roman" w:hint="eastAsia" w:eastAsia="仿宋"/>
+          <w:sz w:val="28"/>
+          <w:szCs w:val="28"/>
         </w:rPr>
         <w:t>甲方（盖章）：</w:t>
       </w:r>
@@ -5644,19 +5644,19 @@
     <w:p>
       <w:pPr>
         <w:pStyle w:val="Normal"/>
-        <w:spacing w:lineRule="exact" w:line="540" w:before="0" w:after="0"/>
+        <w:spacing w:before="0" w:after="0" w:line="500" w:lineRule="exact"/>
         <w:contextualSpacing/>
         <w:rPr>
-          <w:rFonts w:ascii="仿宋" w:hAnsi="仿宋" w:eastAsia="仿宋" w:cs="仿宋" w:hint="eastAsia"/>
-          <w:sz w:val="24"/>
-          <w:szCs w:val="24"/>
-        </w:rPr>
-      </w:pPr>
-      <w:r>
-        <w:rPr>
-          <w:rFonts w:ascii="仿宋" w:hAnsi="仿宋" w:cs="仿宋" w:hint="eastAsia" w:eastAsia="仿宋"/>
-          <w:sz w:val="24"/>
-          <w:szCs w:val="24"/>
+          <w:rFonts w:ascii="Times New Roman" w:hAnsi="Times New Roman" w:eastAsia="仿宋" w:cs="Times New Roman" w:hint="eastAsia"/>
+          <w:sz w:val="28"/>
+          <w:szCs w:val="28"/>
+        </w:rPr>
+      </w:pPr>
+      <w:r>
+        <w:rPr>
+          <w:rFonts w:ascii="Times New Roman" w:hAnsi="Times New Roman" w:cs="Times New Roman" w:hint="eastAsia" w:eastAsia="仿宋"/>
+          <w:sz w:val="28"/>
+          <w:szCs w:val="28"/>
         </w:rPr>
         <w:t xml:space="preserve">乙方（盖章）：   </w:t>
       </w:r>
@@ -5664,13 +5664,13 @@
     <w:p>
       <w:pPr>
         <w:pStyle w:val="Normal"/>
-        <w:spacing w:lineRule="exact" w:line="540" w:before="0" w:after="0"/>
+        <w:spacing w:before="0" w:after="0" w:line="500" w:lineRule="exact"/>
         <w:ind w:firstLineChars="200" w:startChars="0" w:start="0" w:endChars="0" w:end="0"/>
         <w:contextualSpacing/>
         <w:rPr>
-          <w:rFonts w:ascii="仿宋" w:hAnsi="仿宋" w:eastAsia="仿宋" w:cs="仿宋"/>
-          <w:sz w:val="24"/>
-          <w:szCs w:val="24"/>
+          <w:rFonts w:ascii="Times New Roman" w:hAnsi="Times New Roman" w:eastAsia="仿宋" w:cs="Times New Roman"/>
+          <w:sz w:val="28"/>
+          <w:szCs w:val="28"/>
         </w:rPr>
       </w:pPr>
       <w:r>
@@ -5680,28 +5680,28 @@
     <w:p>
       <w:pPr>
         <w:pStyle w:val="Normal"/>
-        <w:spacing w:lineRule="exact" w:line="540" w:before="0" w:after="0"/>
+        <w:spacing w:before="0" w:after="0" w:line="500" w:lineRule="exact"/>
         <w:ind w:firstLineChars="200" w:startChars="0" w:start="0" w:endChars="0" w:end="0"/>
         <w:contextualSpacing/>
         <w:rPr>
-          <w:rFonts w:ascii="仿宋" w:hAnsi="仿宋" w:eastAsia="仿宋" w:cs="仿宋"/>
-          <w:sz w:val="24"/>
-          <w:szCs w:val="24"/>
-        </w:rPr>
-      </w:pPr>
-      <w:r>
-        <w:rPr>
-          <w:rFonts w:eastAsia="仿宋" w:cs="仿宋" w:hint="eastAsia" w:ascii="仿宋" w:hAnsi="仿宋"/>
-          <w:sz w:val="24"/>
-          <w:szCs w:val="24"/>
+          <w:rFonts w:ascii="Times New Roman" w:hAnsi="Times New Roman" w:eastAsia="仿宋" w:cs="Times New Roman"/>
+          <w:sz w:val="28"/>
+          <w:szCs w:val="28"/>
+        </w:rPr>
+      </w:pPr>
+      <w:r>
+        <w:rPr>
+          <w:rFonts w:eastAsia="仿宋" w:cs="Times New Roman" w:hint="eastAsia" w:ascii="Times New Roman" w:hAnsi="Times New Roman"/>
+          <w:sz w:val="28"/>
+          <w:szCs w:val="28"/>
         </w:rPr>
         <w:t>1</w:t>
       </w:r>
       <w:r>
         <w:rPr>
-          <w:rFonts w:ascii="仿宋" w:hAnsi="仿宋" w:cs="仿宋" w:hint="eastAsia" w:eastAsia="仿宋"/>
-          <w:sz w:val="24"/>
-          <w:szCs w:val="24"/>
+          <w:rFonts w:ascii="Times New Roman" w:hAnsi="Times New Roman" w:cs="Times New Roman" w:hint="eastAsia" w:eastAsia="仿宋"/>
+          <w:sz w:val="28"/>
+          <w:szCs w:val="28"/>
         </w:rPr>
         <w:t xml:space="preserve">、乙方施工人员中的特殊工种，必须持有特种作业人员操作证，不执证不准上岗。所有进场的施工人员，乙方均应造册登记并向甲方项目部上报《进场人员花名册》。 </w:t>
       </w:r>
@@ -5709,28 +5709,28 @@
     <w:p>
       <w:pPr>
         <w:pStyle w:val="Normal"/>
-        <w:spacing w:lineRule="exact" w:line="540" w:before="0" w:after="0"/>
+        <w:spacing w:before="0" w:after="0" w:line="500" w:lineRule="exact"/>
         <w:ind w:firstLineChars="200" w:startChars="0" w:start="0" w:endChars="0" w:end="0"/>
         <w:contextualSpacing/>
         <w:rPr>
-          <w:rFonts w:ascii="仿宋" w:hAnsi="仿宋" w:eastAsia="仿宋" w:cs="仿宋"/>
-          <w:sz w:val="24"/>
-          <w:szCs w:val="24"/>
-        </w:rPr>
-      </w:pPr>
-      <w:r>
-        <w:rPr>
-          <w:rFonts w:eastAsia="仿宋" w:cs="仿宋" w:hint="eastAsia" w:ascii="仿宋" w:hAnsi="仿宋"/>
-          <w:sz w:val="24"/>
-          <w:szCs w:val="24"/>
+          <w:rFonts w:ascii="Times New Roman" w:hAnsi="Times New Roman" w:eastAsia="仿宋" w:cs="Times New Roman"/>
+          <w:sz w:val="28"/>
+          <w:szCs w:val="28"/>
+        </w:rPr>
+      </w:pPr>
+      <w:r>
+        <w:rPr>
+          <w:rFonts w:eastAsia="仿宋" w:cs="Times New Roman" w:hint="eastAsia" w:ascii="Times New Roman" w:hAnsi="Times New Roman"/>
+          <w:sz w:val="28"/>
+          <w:szCs w:val="28"/>
         </w:rPr>
         <w:t>2</w:t>
       </w:r>
       <w:r>
         <w:rPr>
-          <w:rFonts w:ascii="仿宋" w:hAnsi="仿宋" w:cs="仿宋" w:hint="eastAsia" w:eastAsia="仿宋"/>
-          <w:sz w:val="24"/>
-          <w:szCs w:val="24"/>
+          <w:rFonts w:ascii="Times New Roman" w:hAnsi="Times New Roman" w:cs="Times New Roman" w:hint="eastAsia" w:eastAsia="仿宋"/>
+          <w:sz w:val="28"/>
+          <w:szCs w:val="28"/>
         </w:rPr>
         <w:t xml:space="preserve">、乙方队伍进场前，须办理施工人员出入证，无出入证者，不准进入施工现场。 </w:t>
       </w:r>
@@ -5738,28 +5738,28 @@
     <w:p>
       <w:pPr>
         <w:pStyle w:val="Normal"/>
-        <w:spacing w:lineRule="exact" w:line="540" w:before="0" w:after="0"/>
+        <w:spacing w:before="0" w:after="0" w:line="500" w:lineRule="exact"/>
         <w:ind w:firstLineChars="200" w:startChars="0" w:start="0" w:endChars="0" w:end="0"/>
         <w:contextualSpacing/>
         <w:rPr>
-          <w:rFonts w:ascii="仿宋" w:hAnsi="仿宋" w:eastAsia="仿宋" w:cs="仿宋"/>
-          <w:sz w:val="24"/>
-          <w:szCs w:val="24"/>
-        </w:rPr>
-      </w:pPr>
-      <w:r>
-        <w:rPr>
-          <w:rFonts w:eastAsia="仿宋" w:cs="仿宋" w:hint="eastAsia" w:ascii="仿宋" w:hAnsi="仿宋"/>
-          <w:sz w:val="24"/>
-          <w:szCs w:val="24"/>
+          <w:rFonts w:ascii="Times New Roman" w:hAnsi="Times New Roman" w:eastAsia="仿宋" w:cs="Times New Roman"/>
+          <w:sz w:val="28"/>
+          <w:szCs w:val="28"/>
+        </w:rPr>
+      </w:pPr>
+      <w:r>
+        <w:rPr>
+          <w:rFonts w:eastAsia="仿宋" w:cs="Times New Roman" w:hint="eastAsia" w:ascii="Times New Roman" w:hAnsi="Times New Roman"/>
+          <w:sz w:val="28"/>
+          <w:szCs w:val="28"/>
         </w:rPr>
         <w:t>3</w:t>
       </w:r>
       <w:r>
         <w:rPr>
-          <w:rFonts w:ascii="仿宋" w:hAnsi="仿宋" w:cs="仿宋" w:hint="eastAsia" w:eastAsia="仿宋"/>
-          <w:sz w:val="24"/>
-          <w:szCs w:val="24"/>
+          <w:rFonts w:ascii="Times New Roman" w:hAnsi="Times New Roman" w:cs="Times New Roman" w:hint="eastAsia" w:eastAsia="仿宋"/>
+          <w:sz w:val="28"/>
+          <w:szCs w:val="28"/>
         </w:rPr>
         <w:t xml:space="preserve">、乙方负责人在组织施工人员时，必须严格把关，按照劳动用工要求招收工人。 </w:t>
       </w:r>
@@ -5767,28 +5767,28 @@
     <w:p>
       <w:pPr>
         <w:pStyle w:val="Normal"/>
-        <w:spacing w:lineRule="exact" w:line="540" w:before="0" w:after="0"/>
+        <w:spacing w:before="0" w:after="0" w:line="500" w:lineRule="exact"/>
         <w:ind w:firstLineChars="200" w:startChars="0" w:start="0" w:endChars="0" w:end="0"/>
         <w:contextualSpacing/>
         <w:rPr>
-          <w:rFonts w:ascii="仿宋" w:hAnsi="仿宋" w:eastAsia="仿宋" w:cs="仿宋"/>
-          <w:sz w:val="24"/>
-          <w:szCs w:val="24"/>
-        </w:rPr>
-      </w:pPr>
-      <w:r>
-        <w:rPr>
-          <w:rFonts w:eastAsia="仿宋" w:cs="仿宋" w:hint="eastAsia" w:ascii="仿宋" w:hAnsi="仿宋"/>
-          <w:sz w:val="24"/>
-          <w:szCs w:val="24"/>
+          <w:rFonts w:ascii="Times New Roman" w:hAnsi="Times New Roman" w:eastAsia="仿宋" w:cs="Times New Roman"/>
+          <w:sz w:val="28"/>
+          <w:szCs w:val="28"/>
+        </w:rPr>
+      </w:pPr>
+      <w:r>
+        <w:rPr>
+          <w:rFonts w:eastAsia="仿宋" w:cs="Times New Roman" w:hint="eastAsia" w:ascii="Times New Roman" w:hAnsi="Times New Roman"/>
+          <w:sz w:val="28"/>
+          <w:szCs w:val="28"/>
         </w:rPr>
         <w:t>4</w:t>
       </w:r>
       <w:r>
         <w:rPr>
-          <w:rFonts w:ascii="仿宋" w:hAnsi="仿宋" w:cs="仿宋" w:hint="eastAsia" w:eastAsia="仿宋"/>
-          <w:sz w:val="24"/>
-          <w:szCs w:val="24"/>
+          <w:rFonts w:ascii="Times New Roman" w:hAnsi="Times New Roman" w:cs="Times New Roman" w:hint="eastAsia" w:eastAsia="仿宋"/>
+          <w:sz w:val="28"/>
+          <w:szCs w:val="28"/>
         </w:rPr>
         <w:t xml:space="preserve">、乙方施工队伍进场后，按照国家规定的“三级安全教育”的精神，对所有的班组加强安全教育和安全管理，严格遵守各项安全生产制度，严格执行各项安全操作规程。 </w:t>
       </w:r>
@@ -5796,28 +5796,28 @@
     <w:p>
       <w:pPr>
         <w:pStyle w:val="Normal"/>
-        <w:spacing w:lineRule="exact" w:line="540" w:before="0" w:after="0"/>
+        <w:spacing w:before="0" w:after="0" w:line="500" w:lineRule="exact"/>
         <w:ind w:firstLineChars="200" w:startChars="0" w:start="0" w:endChars="0" w:end="0"/>
         <w:contextualSpacing/>
         <w:rPr>
-          <w:rFonts w:ascii="仿宋" w:hAnsi="仿宋" w:eastAsia="仿宋" w:cs="仿宋"/>
-          <w:sz w:val="24"/>
-          <w:szCs w:val="24"/>
-        </w:rPr>
-      </w:pPr>
-      <w:r>
-        <w:rPr>
-          <w:rFonts w:eastAsia="仿宋" w:cs="仿宋" w:hint="eastAsia" w:ascii="仿宋" w:hAnsi="仿宋"/>
-          <w:sz w:val="24"/>
-          <w:szCs w:val="24"/>
+          <w:rFonts w:ascii="Times New Roman" w:hAnsi="Times New Roman" w:eastAsia="仿宋" w:cs="Times New Roman"/>
+          <w:sz w:val="28"/>
+          <w:szCs w:val="28"/>
+        </w:rPr>
+      </w:pPr>
+      <w:r>
+        <w:rPr>
+          <w:rFonts w:eastAsia="仿宋" w:cs="Times New Roman" w:hint="eastAsia" w:ascii="Times New Roman" w:hAnsi="Times New Roman"/>
+          <w:sz w:val="28"/>
+          <w:szCs w:val="28"/>
         </w:rPr>
         <w:t>5</w:t>
       </w:r>
       <w:r>
         <w:rPr>
-          <w:rFonts w:ascii="仿宋" w:hAnsi="仿宋" w:cs="仿宋" w:hint="eastAsia" w:eastAsia="仿宋"/>
-          <w:sz w:val="24"/>
-          <w:szCs w:val="24"/>
+          <w:rFonts w:ascii="Times New Roman" w:hAnsi="Times New Roman" w:cs="Times New Roman" w:hint="eastAsia" w:eastAsia="仿宋"/>
+          <w:sz w:val="28"/>
+          <w:szCs w:val="28"/>
         </w:rPr>
         <w:t xml:space="preserve">、各班组、各工种人员在施工中必须遵章守纪，搞好自己的本职工作，严禁随意动用机械设备，严禁私自乱接电线，严禁擅自动用或拆除施工现场的安全防护设施。 </w:t>
       </w:r>
@@ -5825,28 +5825,28 @@
     <w:p>
       <w:pPr>
         <w:pStyle w:val="Normal"/>
-        <w:spacing w:lineRule="exact" w:line="540" w:before="0" w:after="0"/>
+        <w:spacing w:before="0" w:after="0" w:line="500" w:lineRule="exact"/>
         <w:ind w:firstLineChars="200" w:startChars="0" w:start="0" w:endChars="0" w:end="0"/>
         <w:contextualSpacing/>
         <w:rPr>
-          <w:rFonts w:ascii="仿宋" w:hAnsi="仿宋" w:eastAsia="仿宋" w:cs="仿宋"/>
-          <w:sz w:val="24"/>
-          <w:szCs w:val="24"/>
-        </w:rPr>
-      </w:pPr>
-      <w:r>
-        <w:rPr>
-          <w:rFonts w:eastAsia="仿宋" w:cs="仿宋" w:hint="eastAsia" w:ascii="仿宋" w:hAnsi="仿宋"/>
-          <w:sz w:val="24"/>
-          <w:szCs w:val="24"/>
+          <w:rFonts w:ascii="Times New Roman" w:hAnsi="Times New Roman" w:eastAsia="仿宋" w:cs="Times New Roman"/>
+          <w:sz w:val="28"/>
+          <w:szCs w:val="28"/>
+        </w:rPr>
+      </w:pPr>
+      <w:r>
+        <w:rPr>
+          <w:rFonts w:eastAsia="仿宋" w:cs="Times New Roman" w:hint="eastAsia" w:ascii="Times New Roman" w:hAnsi="Times New Roman"/>
+          <w:sz w:val="28"/>
+          <w:szCs w:val="28"/>
         </w:rPr>
         <w:t>6</w:t>
       </w:r>
       <w:r>
         <w:rPr>
-          <w:rFonts w:ascii="仿宋" w:hAnsi="仿宋" w:cs="仿宋" w:hint="eastAsia" w:eastAsia="仿宋"/>
-          <w:sz w:val="24"/>
-          <w:szCs w:val="24"/>
+          <w:rFonts w:ascii="Times New Roman" w:hAnsi="Times New Roman" w:cs="Times New Roman" w:hint="eastAsia" w:eastAsia="仿宋"/>
+          <w:sz w:val="28"/>
+          <w:szCs w:val="28"/>
         </w:rPr>
         <w:t>、乙方施工人员严禁饮酒后进入施工现场，凡酗酒闹事或酒后工作造成事故者，一切后果自行负责，“建筑施工意外伤害保险”对这类人员不予保护。</w:t>
       </w:r>
@@ -5854,28 +5854,28 @@
     <w:p>
       <w:pPr>
         <w:pStyle w:val="Normal"/>
-        <w:spacing w:lineRule="exact" w:line="540" w:before="0" w:after="0"/>
+        <w:spacing w:before="0" w:after="0" w:line="500" w:lineRule="exact"/>
         <w:ind w:firstLineChars="200" w:startChars="0" w:start="0" w:endChars="0" w:end="0"/>
         <w:contextualSpacing/>
         <w:rPr>
-          <w:rFonts w:ascii="仿宋" w:hAnsi="仿宋" w:eastAsia="仿宋" w:cs="仿宋"/>
-          <w:sz w:val="24"/>
-          <w:szCs w:val="24"/>
-        </w:rPr>
-      </w:pPr>
-      <w:r>
-        <w:rPr>
-          <w:rFonts w:eastAsia="仿宋" w:cs="仿宋" w:hint="eastAsia" w:ascii="仿宋" w:hAnsi="仿宋"/>
-          <w:sz w:val="24"/>
-          <w:szCs w:val="24"/>
+          <w:rFonts w:ascii="Times New Roman" w:hAnsi="Times New Roman" w:eastAsia="仿宋" w:cs="Times New Roman"/>
+          <w:sz w:val="28"/>
+          <w:szCs w:val="28"/>
+        </w:rPr>
+      </w:pPr>
+      <w:r>
+        <w:rPr>
+          <w:rFonts w:eastAsia="仿宋" w:cs="Times New Roman" w:hint="eastAsia" w:ascii="Times New Roman" w:hAnsi="Times New Roman"/>
+          <w:sz w:val="28"/>
+          <w:szCs w:val="28"/>
         </w:rPr>
         <w:t>7</w:t>
       </w:r>
       <w:r>
         <w:rPr>
-          <w:rFonts w:ascii="仿宋" w:hAnsi="仿宋" w:cs="仿宋" w:hint="eastAsia" w:eastAsia="仿宋"/>
-          <w:sz w:val="24"/>
-          <w:szCs w:val="24"/>
+          <w:rFonts w:ascii="Times New Roman" w:hAnsi="Times New Roman" w:cs="Times New Roman" w:hint="eastAsia" w:eastAsia="仿宋"/>
+          <w:sz w:val="28"/>
+          <w:szCs w:val="28"/>
         </w:rPr>
         <w:t xml:space="preserve">、乙方施工人员严禁带家属、孕妇及小孩进入施工现场，严禁偷盗公司及项目部的财产，严禁浪费项目部的建筑材料，违者重罚。并移交公安机关制裁。 </w:t>
       </w:r>
@@ -5883,28 +5883,28 @@
     <w:p>
       <w:pPr>
         <w:pStyle w:val="Normal"/>
-        <w:spacing w:lineRule="exact" w:line="540" w:before="0" w:after="0"/>
+        <w:spacing w:before="0" w:after="0" w:line="500" w:lineRule="exact"/>
         <w:ind w:firstLineChars="200" w:startChars="0" w:start="0" w:endChars="0" w:end="0"/>
         <w:contextualSpacing/>
         <w:rPr>
-          <w:rFonts w:ascii="仿宋" w:hAnsi="仿宋" w:eastAsia="仿宋" w:cs="仿宋"/>
-          <w:sz w:val="24"/>
-          <w:szCs w:val="24"/>
-        </w:rPr>
-      </w:pPr>
-      <w:r>
-        <w:rPr>
-          <w:rFonts w:eastAsia="仿宋" w:cs="仿宋" w:hint="eastAsia" w:ascii="仿宋" w:hAnsi="仿宋"/>
-          <w:sz w:val="24"/>
-          <w:szCs w:val="24"/>
+          <w:rFonts w:ascii="Times New Roman" w:hAnsi="Times New Roman" w:eastAsia="仿宋" w:cs="Times New Roman"/>
+          <w:sz w:val="28"/>
+          <w:szCs w:val="28"/>
+        </w:rPr>
+      </w:pPr>
+      <w:r>
+        <w:rPr>
+          <w:rFonts w:eastAsia="仿宋" w:cs="Times New Roman" w:hint="eastAsia" w:ascii="Times New Roman" w:hAnsi="Times New Roman"/>
+          <w:sz w:val="28"/>
+          <w:szCs w:val="28"/>
         </w:rPr>
         <w:t>8</w:t>
       </w:r>
       <w:r>
         <w:rPr>
-          <w:rFonts w:ascii="仿宋" w:hAnsi="仿宋" w:cs="仿宋" w:hint="eastAsia" w:eastAsia="仿宋"/>
-          <w:sz w:val="24"/>
-          <w:szCs w:val="24"/>
+          <w:rFonts w:ascii="Times New Roman" w:hAnsi="Times New Roman" w:cs="Times New Roman" w:hint="eastAsia" w:eastAsia="仿宋"/>
+          <w:sz w:val="28"/>
+          <w:szCs w:val="28"/>
         </w:rPr>
         <w:t xml:space="preserve">、工作区域内，严禁打架斗殴，聚众赌博，严禁吸毒贩毒，召娼嫖宿，违者重处，并移交公安机关制裁。  </w:t>
       </w:r>
@@ -5912,28 +5912,28 @@
     <w:p>
       <w:pPr>
         <w:pStyle w:val="Normal"/>
-        <w:spacing w:lineRule="exact" w:line="540" w:before="0" w:after="0"/>
+        <w:spacing w:before="0" w:after="0" w:line="500" w:lineRule="exact"/>
         <w:ind w:firstLineChars="200" w:startChars="0" w:start="0" w:endChars="0" w:end="0"/>
         <w:contextualSpacing/>
         <w:rPr>
-          <w:rFonts w:ascii="仿宋" w:hAnsi="仿宋" w:eastAsia="仿宋" w:cs="仿宋"/>
-          <w:sz w:val="24"/>
-          <w:szCs w:val="24"/>
-        </w:rPr>
-      </w:pPr>
-      <w:r>
-        <w:rPr>
-          <w:rFonts w:eastAsia="仿宋" w:cs="仿宋" w:hint="eastAsia" w:ascii="仿宋" w:hAnsi="仿宋"/>
-          <w:sz w:val="24"/>
-          <w:szCs w:val="24"/>
+          <w:rFonts w:ascii="Times New Roman" w:hAnsi="Times New Roman" w:eastAsia="仿宋" w:cs="Times New Roman"/>
+          <w:sz w:val="28"/>
+          <w:szCs w:val="28"/>
+        </w:rPr>
+      </w:pPr>
+      <w:r>
+        <w:rPr>
+          <w:rFonts w:eastAsia="仿宋" w:cs="Times New Roman" w:hint="eastAsia" w:ascii="Times New Roman" w:hAnsi="Times New Roman"/>
+          <w:sz w:val="28"/>
+          <w:szCs w:val="28"/>
         </w:rPr>
         <w:t>9</w:t>
       </w:r>
       <w:r>
         <w:rPr>
-          <w:rFonts w:ascii="仿宋" w:hAnsi="仿宋" w:cs="仿宋" w:hint="eastAsia" w:eastAsia="仿宋"/>
-          <w:sz w:val="24"/>
-          <w:szCs w:val="24"/>
+          <w:rFonts w:ascii="Times New Roman" w:hAnsi="Times New Roman" w:cs="Times New Roman" w:hint="eastAsia" w:eastAsia="仿宋"/>
+          <w:sz w:val="28"/>
+          <w:szCs w:val="28"/>
         </w:rPr>
         <w:t xml:space="preserve">、在施工作业中，必须严格执行甲方施工人员的技术交底和安全交底，按规范作业，不准野蛮施工，违章作业；各班组在施工中要展开安全生产文明施工竞赛，增产节约，工完场清，表现优秀的班组甲方予以奖励。 </w:t>
       </w:r>
@@ -5941,44 +5941,44 @@
     <w:p>
       <w:pPr>
         <w:pStyle w:val="Normal"/>
-        <w:spacing w:lineRule="exact" w:line="540" w:before="0" w:after="0"/>
+        <w:spacing w:before="0" w:after="0" w:line="500" w:lineRule="exact"/>
         <w:ind w:firstLineChars="200" w:startChars="0" w:start="0" w:endChars="0" w:end="0"/>
         <w:contextualSpacing/>
         <w:rPr>
-          <w:rFonts w:ascii="仿宋" w:hAnsi="仿宋" w:eastAsia="仿宋" w:cs="仿宋"/>
-          <w:sz w:val="24"/>
-          <w:szCs w:val="24"/>
-        </w:rPr>
-      </w:pPr>
-      <w:r>
-        <w:rPr>
-          <w:rFonts w:eastAsia="仿宋" w:cs="仿宋" w:hint="eastAsia" w:ascii="仿宋" w:hAnsi="仿宋"/>
-          <w:sz w:val="24"/>
-          <w:szCs w:val="24"/>
+          <w:rFonts w:ascii="Times New Roman" w:hAnsi="Times New Roman" w:eastAsia="仿宋" w:cs="Times New Roman"/>
+          <w:sz w:val="28"/>
+          <w:szCs w:val="28"/>
+        </w:rPr>
+      </w:pPr>
+      <w:r>
+        <w:rPr>
+          <w:rFonts w:eastAsia="仿宋" w:cs="Times New Roman" w:hint="eastAsia" w:ascii="Times New Roman" w:hAnsi="Times New Roman"/>
+          <w:sz w:val="28"/>
+          <w:szCs w:val="28"/>
         </w:rPr>
         <w:t>10</w:t>
       </w:r>
       <w:r>
         <w:rPr>
-          <w:rFonts w:ascii="仿宋" w:hAnsi="仿宋" w:cs="仿宋" w:hint="eastAsia" w:eastAsia="仿宋"/>
-          <w:sz w:val="24"/>
-          <w:szCs w:val="24"/>
+          <w:rFonts w:ascii="Times New Roman" w:hAnsi="Times New Roman" w:cs="Times New Roman" w:hint="eastAsia" w:eastAsia="仿宋"/>
+          <w:sz w:val="28"/>
+          <w:szCs w:val="28"/>
         </w:rPr>
         <w:t>、按时参加甲方组织的安全生产教育和安全技术学习，强化自我安全意识。对不遵守以上</w:t>
       </w:r>
       <w:r>
         <w:rPr>
-          <w:rFonts w:eastAsia="仿宋" w:cs="仿宋" w:hint="eastAsia" w:ascii="仿宋" w:hAnsi="仿宋"/>
-          <w:sz w:val="24"/>
-          <w:szCs w:val="24"/>
+          <w:rFonts w:eastAsia="仿宋" w:cs="Times New Roman" w:hint="eastAsia" w:ascii="Times New Roman" w:hAnsi="Times New Roman"/>
+          <w:sz w:val="28"/>
+          <w:szCs w:val="28"/>
         </w:rPr>
         <w:t>1-9</w:t>
       </w:r>
       <w:r>
         <w:rPr>
-          <w:rFonts w:ascii="仿宋" w:hAnsi="仿宋" w:cs="仿宋" w:hint="eastAsia" w:eastAsia="仿宋"/>
-          <w:sz w:val="24"/>
-          <w:szCs w:val="24"/>
+          <w:rFonts w:ascii="Times New Roman" w:hAnsi="Times New Roman" w:cs="Times New Roman" w:hint="eastAsia" w:eastAsia="仿宋"/>
+          <w:sz w:val="28"/>
+          <w:szCs w:val="28"/>
         </w:rPr>
         <w:t xml:space="preserve">条安全条款的违章作业者，以示警告；三次警告未改正的，甲方有权立即终止与乙方签订的所有合同，并责令其限期离场。 </w:t>
       </w:r>
@@ -5986,28 +5986,28 @@
     <w:p>
       <w:pPr>
         <w:pStyle w:val="Normal"/>
-        <w:spacing w:lineRule="exact" w:line="540" w:before="0" w:after="0"/>
+        <w:spacing w:before="0" w:after="0" w:line="500" w:lineRule="exact"/>
         <w:ind w:firstLineChars="200" w:startChars="0" w:start="0" w:endChars="0" w:end="0"/>
         <w:contextualSpacing/>
         <w:rPr>
-          <w:rFonts w:ascii="仿宋" w:hAnsi="仿宋" w:eastAsia="仿宋" w:cs="仿宋"/>
-          <w:sz w:val="24"/>
-          <w:szCs w:val="24"/>
-        </w:rPr>
-      </w:pPr>
-      <w:r>
-        <w:rPr>
-          <w:rFonts w:eastAsia="仿宋" w:cs="仿宋" w:hint="eastAsia" w:ascii="仿宋" w:hAnsi="仿宋"/>
-          <w:sz w:val="24"/>
-          <w:szCs w:val="24"/>
+          <w:rFonts w:ascii="Times New Roman" w:hAnsi="Times New Roman" w:eastAsia="仿宋" w:cs="Times New Roman"/>
+          <w:sz w:val="28"/>
+          <w:szCs w:val="28"/>
+        </w:rPr>
+      </w:pPr>
+      <w:r>
+        <w:rPr>
+          <w:rFonts w:eastAsia="仿宋" w:cs="Times New Roman" w:hint="eastAsia" w:ascii="Times New Roman" w:hAnsi="Times New Roman"/>
+          <w:sz w:val="28"/>
+          <w:szCs w:val="28"/>
         </w:rPr>
         <w:t>11</w:t>
       </w:r>
       <w:r>
         <w:rPr>
-          <w:rFonts w:ascii="仿宋" w:hAnsi="仿宋" w:cs="仿宋" w:hint="eastAsia" w:eastAsia="仿宋"/>
-          <w:sz w:val="24"/>
-          <w:szCs w:val="24"/>
+          <w:rFonts w:ascii="Times New Roman" w:hAnsi="Times New Roman" w:cs="Times New Roman" w:hint="eastAsia" w:eastAsia="仿宋"/>
+          <w:sz w:val="28"/>
+          <w:szCs w:val="28"/>
         </w:rPr>
         <w:t xml:space="preserve">、凡是乙方人员在施工作业中不遵守安全操作规程，不听从甲方管理人员指挥，盲目蛮干，违章作业所导致的一切安全事故，经济损失及刑事民事责任，均由乙方承担，甲方不承担，甲方不承担任何连带责任。 </w:t>
       </w:r>
@@ -6015,28 +6015,28 @@
     <w:p>
       <w:pPr>
         <w:pStyle w:val="Normal"/>
-        <w:spacing w:lineRule="exact" w:line="540" w:before="0" w:after="0"/>
+        <w:spacing w:before="0" w:after="0" w:line="500" w:lineRule="exact"/>
         <w:ind w:firstLineChars="200" w:startChars="0" w:start="0" w:endChars="0" w:end="0"/>
         <w:contextualSpacing/>
         <w:rPr>
-          <w:rFonts w:ascii="仿宋" w:hAnsi="仿宋" w:eastAsia="仿宋" w:cs="仿宋"/>
-          <w:sz w:val="24"/>
-          <w:szCs w:val="24"/>
-        </w:rPr>
-      </w:pPr>
-      <w:r>
-        <w:rPr>
-          <w:rFonts w:eastAsia="仿宋" w:cs="仿宋" w:hint="eastAsia" w:ascii="仿宋" w:hAnsi="仿宋"/>
-          <w:sz w:val="24"/>
-          <w:szCs w:val="24"/>
+          <w:rFonts w:ascii="Times New Roman" w:hAnsi="Times New Roman" w:eastAsia="仿宋" w:cs="Times New Roman"/>
+          <w:sz w:val="28"/>
+          <w:szCs w:val="28"/>
+        </w:rPr>
+      </w:pPr>
+      <w:r>
+        <w:rPr>
+          <w:rFonts w:eastAsia="仿宋" w:cs="Times New Roman" w:hint="eastAsia" w:ascii="Times New Roman" w:hAnsi="Times New Roman"/>
+          <w:sz w:val="28"/>
+          <w:szCs w:val="28"/>
         </w:rPr>
         <w:t>12</w:t>
       </w:r>
       <w:r>
         <w:rPr>
-          <w:rFonts w:ascii="仿宋" w:hAnsi="仿宋" w:cs="仿宋" w:hint="eastAsia" w:eastAsia="仿宋"/>
-          <w:sz w:val="24"/>
-          <w:szCs w:val="24"/>
+          <w:rFonts w:ascii="Times New Roman" w:hAnsi="Times New Roman" w:cs="Times New Roman" w:hint="eastAsia" w:eastAsia="仿宋"/>
+          <w:sz w:val="28"/>
+          <w:szCs w:val="28"/>
         </w:rPr>
         <w:t>、本合同随主合同同时生效、同时失效。</w:t>
       </w:r>
@@ -6080,35 +6080,35 @@
               <w:pStyle w:val="Normal"/>
               <w:ind w:hangingChars="700" w:startChars="0" w:start="0" w:endChars="0" w:end="0"/>
               <w:rPr>
-                <w:rFonts w:ascii="仿宋" w:hAnsi="仿宋" w:eastAsia="仿宋" w:cs="仿宋"/>
-                <w:sz w:val="24"/>
-                <w:szCs w:val="24"/>
+                <w:rFonts w:ascii="Times New Roman" w:hAnsi="Times New Roman" w:eastAsia="仿宋" w:cs="Times New Roman"/>
+                <w:sz w:val="28"/>
+                <w:szCs w:val="28"/>
               </w:rPr>
             </w:pPr>
             <w:r>
               <w:rPr>
-                <w:rFonts w:ascii="仿宋" w:hAnsi="仿宋" w:cs="仿宋" w:hint="eastAsia" w:eastAsia="仿宋"/>
+                <w:rFonts w:ascii="Times New Roman" w:hAnsi="Times New Roman" w:cs="Times New Roman" w:hint="eastAsia" w:eastAsia="仿宋"/>
                 <w:szCs w:val="21"/>
               </w:rPr>
               <w:t>发包人：</w:t>
             </w:r>
             <w:r>
               <w:rPr>
-                <w:rFonts w:eastAsia="仿宋" w:cs="仿宋" w:hint="eastAsia" w:ascii="仿宋" w:hAnsi="仿宋"/>
+                <w:rFonts w:eastAsia="仿宋" w:cs="Times New Roman" w:hint="eastAsia" w:ascii="Times New Roman" w:hAnsi="Times New Roman"/>
                 <w:szCs w:val="21"/>
               </w:rPr>
               <w:t>(</w:t>
             </w:r>
             <w:r>
               <w:rPr>
-                <w:rFonts w:ascii="仿宋" w:hAnsi="仿宋" w:cs="仿宋" w:hint="eastAsia" w:eastAsia="仿宋"/>
+                <w:rFonts w:ascii="Times New Roman" w:hAnsi="Times New Roman" w:cs="Times New Roman" w:hint="eastAsia" w:eastAsia="仿宋"/>
                 <w:szCs w:val="21"/>
               </w:rPr>
               <w:t>盖章</w:t>
             </w:r>
             <w:r>
               <w:rPr>
-                <w:rFonts w:eastAsia="仿宋" w:cs="仿宋" w:hint="eastAsia" w:ascii="仿宋" w:hAnsi="仿宋"/>
+                <w:rFonts w:eastAsia="仿宋" w:cs="Times New Roman" w:hint="eastAsia" w:ascii="Times New Roman" w:hAnsi="Times New Roman"/>
                 <w:szCs w:val="21"/>
               </w:rPr>
               <w:t>)</w:t>
@@ -6129,46 +6129,46 @@
           <w:p>
             <w:pPr>
               <w:pStyle w:val="Normal"/>
-              <w:spacing w:lineRule="exact" w:line="540" w:before="0" w:after="0"/>
+              <w:spacing w:before="0" w:after="0" w:line="500" w:lineRule="exact"/>
               <w:contextualSpacing/>
               <w:rPr>
-                <w:rFonts w:ascii="仿宋" w:hAnsi="仿宋" w:eastAsia="仿宋" w:cs="仿宋" w:hint="eastAsia"/>
+                <w:rFonts w:ascii="Times New Roman" w:hAnsi="Times New Roman" w:eastAsia="仿宋" w:cs="Times New Roman" w:hint="eastAsia"/>
                 <w:szCs w:val="21"/>
               </w:rPr>
             </w:pPr>
             <w:r>
               <w:rPr>
-                <w:rFonts w:ascii="仿宋" w:hAnsi="仿宋" w:cs="仿宋" w:hint="eastAsia" w:eastAsia="仿宋"/>
+                <w:rFonts w:ascii="Times New Roman" w:hAnsi="Times New Roman" w:cs="Times New Roman" w:hint="eastAsia" w:eastAsia="仿宋"/>
                 <w:szCs w:val="21"/>
               </w:rPr>
               <w:t>承包人：</w:t>
             </w:r>
             <w:r>
               <w:rPr>
-                <w:rFonts w:eastAsia="仿宋" w:cs="仿宋" w:hint="eastAsia" w:ascii="仿宋" w:hAnsi="仿宋"/>
+                <w:rFonts w:eastAsia="仿宋" w:cs="Times New Roman" w:hint="eastAsia" w:ascii="Times New Roman" w:hAnsi="Times New Roman"/>
                 <w:szCs w:val="21"/>
               </w:rPr>
               <w:t>(</w:t>
             </w:r>
             <w:r>
               <w:rPr>
-                <w:rFonts w:ascii="仿宋" w:hAnsi="仿宋" w:cs="仿宋" w:hint="eastAsia" w:eastAsia="仿宋"/>
+                <w:rFonts w:ascii="Times New Roman" w:hAnsi="Times New Roman" w:cs="Times New Roman" w:hint="eastAsia" w:eastAsia="仿宋"/>
                 <w:szCs w:val="21"/>
               </w:rPr>
               <w:t>盖章</w:t>
             </w:r>
             <w:r>
               <w:rPr>
-                <w:rFonts w:eastAsia="仿宋" w:cs="仿宋" w:hint="eastAsia" w:ascii="仿宋" w:hAnsi="仿宋"/>
+                <w:rFonts w:eastAsia="仿宋" w:cs="Times New Roman" w:hint="eastAsia" w:ascii="Times New Roman" w:hAnsi="Times New Roman"/>
                 <w:szCs w:val="21"/>
               </w:rPr>
               <w:t>)</w:t>
             </w:r>
             <w:r>
               <w:rPr>
-                <w:rFonts w:eastAsia="仿宋" w:cs="仿宋" w:hint="eastAsia" w:ascii="仿宋" w:hAnsi="仿宋"/>
-                <w:sz w:val="24"/>
-                <w:szCs w:val="24"/>
+                <w:rFonts w:eastAsia="仿宋" w:cs="Times New Roman" w:hint="eastAsia" w:ascii="Times New Roman" w:hAnsi="Times New Roman"/>
+                <w:sz w:val="28"/>
+                <w:szCs w:val="28"/>
               </w:rPr>
               <w:t xml:space="preserve"> </w:t>
             </w:r>
@@ -6193,15 +6193,15 @@
           <w:p>
             <w:pPr>
               <w:pStyle w:val="Normal"/>
-              <w:spacing w:lineRule="atLeast" w:line="26"/>
-              <w:rPr>
-                <w:rFonts w:ascii="仿宋" w:hAnsi="仿宋" w:eastAsia="仿宋" w:cs="仿宋"/>
+              <w:spacing w:before="0" w:after="0" w:line="500" w:lineRule="exact"/>
+              <w:rPr>
+                <w:rFonts w:ascii="Times New Roman" w:hAnsi="Times New Roman" w:eastAsia="仿宋" w:cs="Times New Roman"/>
                 <w:szCs w:val="21"/>
               </w:rPr>
             </w:pPr>
             <w:r>
               <w:rPr>
-                <w:rFonts w:ascii="仿宋" w:hAnsi="仿宋" w:cs="仿宋" w:hint="eastAsia" w:eastAsia="仿宋"/>
+                <w:rFonts w:ascii="Times New Roman" w:hAnsi="Times New Roman" w:cs="Times New Roman" w:hint="eastAsia" w:eastAsia="仿宋"/>
                 <w:szCs w:val="21"/>
               </w:rPr>
               <w:t>法定代表人</w:t>
@@ -6210,44 +6210,44 @@
           <w:p>
             <w:pPr>
               <w:pStyle w:val="Normal"/>
-              <w:spacing w:lineRule="exact" w:line="520"/>
-              <w:rPr>
-                <w:rFonts w:ascii="仿宋" w:hAnsi="仿宋" w:eastAsia="仿宋" w:cs="仿宋"/>
-                <w:sz w:val="24"/>
-                <w:szCs w:val="24"/>
+              <w:spacing w:before="0" w:after="0" w:line="500" w:lineRule="exact"/>
+              <w:rPr>
+                <w:rFonts w:ascii="Times New Roman" w:hAnsi="Times New Roman" w:eastAsia="仿宋" w:cs="Times New Roman"/>
+                <w:sz w:val="28"/>
+                <w:szCs w:val="28"/>
               </w:rPr>
             </w:pPr>
             <w:r>
               <w:rPr>
-                <w:rFonts w:ascii="仿宋" w:hAnsi="仿宋" w:cs="仿宋" w:hint="eastAsia" w:eastAsia="仿宋"/>
+                <w:rFonts w:ascii="Times New Roman" w:hAnsi="Times New Roman" w:cs="Times New Roman" w:hint="eastAsia" w:eastAsia="仿宋"/>
                 <w:szCs w:val="21"/>
               </w:rPr>
               <w:t>委托代理人</w:t>
             </w:r>
             <w:r>
               <w:rPr>
-                <w:rFonts w:eastAsia="仿宋" w:cs="仿宋" w:hint="eastAsia" w:ascii="仿宋" w:hAnsi="仿宋"/>
+                <w:rFonts w:eastAsia="仿宋" w:cs="Times New Roman" w:hint="eastAsia" w:ascii="Times New Roman" w:hAnsi="Times New Roman"/>
                 <w:szCs w:val="21"/>
               </w:rPr>
               <w:t>(</w:t>
             </w:r>
             <w:r>
               <w:rPr>
-                <w:rFonts w:ascii="仿宋" w:hAnsi="仿宋" w:cs="仿宋" w:hint="eastAsia" w:eastAsia="仿宋"/>
+                <w:rFonts w:ascii="Times New Roman" w:hAnsi="Times New Roman" w:cs="Times New Roman" w:hint="eastAsia" w:eastAsia="仿宋"/>
                 <w:szCs w:val="21"/>
               </w:rPr>
               <w:t>签字</w:t>
             </w:r>
             <w:r>
               <w:rPr>
-                <w:rFonts w:eastAsia="仿宋" w:cs="仿宋" w:hint="eastAsia" w:ascii="仿宋" w:hAnsi="仿宋"/>
+                <w:rFonts w:eastAsia="仿宋" w:cs="Times New Roman" w:hint="eastAsia" w:ascii="Times New Roman" w:hAnsi="Times New Roman"/>
                 <w:szCs w:val="21"/>
               </w:rPr>
               <w:t>)</w:t>
             </w:r>
             <w:r>
               <w:rPr>
-                <w:rFonts w:ascii="仿宋" w:hAnsi="仿宋" w:cs="仿宋" w:hint="eastAsia" w:eastAsia="仿宋"/>
+                <w:rFonts w:ascii="Times New Roman" w:hAnsi="Times New Roman" w:cs="Times New Roman" w:hint="eastAsia" w:eastAsia="仿宋"/>
                 <w:szCs w:val="21"/>
               </w:rPr>
               <w:t>：</w:t>
@@ -6268,15 +6268,15 @@
           <w:p>
             <w:pPr>
               <w:pStyle w:val="Normal"/>
-              <w:spacing w:lineRule="atLeast" w:line="26"/>
-              <w:rPr>
-                <w:rFonts w:ascii="仿宋" w:hAnsi="仿宋" w:eastAsia="仿宋" w:cs="仿宋"/>
+              <w:spacing w:before="0" w:after="0" w:line="500" w:lineRule="exact"/>
+              <w:rPr>
+                <w:rFonts w:ascii="Times New Roman" w:hAnsi="Times New Roman" w:eastAsia="仿宋" w:cs="Times New Roman"/>
                 <w:szCs w:val="21"/>
               </w:rPr>
             </w:pPr>
             <w:r>
               <w:rPr>
-                <w:rFonts w:ascii="仿宋" w:hAnsi="仿宋" w:cs="仿宋" w:hint="eastAsia" w:eastAsia="仿宋"/>
+                <w:rFonts w:ascii="Times New Roman" w:hAnsi="Times New Roman" w:cs="Times New Roman" w:hint="eastAsia" w:eastAsia="仿宋"/>
                 <w:szCs w:val="21"/>
               </w:rPr>
               <w:t>法定代表人</w:t>
@@ -6285,44 +6285,44 @@
           <w:p>
             <w:pPr>
               <w:pStyle w:val="Normal"/>
-              <w:spacing w:lineRule="exact" w:line="520"/>
-              <w:rPr>
-                <w:rFonts w:ascii="仿宋" w:hAnsi="仿宋" w:eastAsia="仿宋" w:cs="仿宋"/>
-                <w:sz w:val="24"/>
-                <w:szCs w:val="24"/>
+              <w:spacing w:before="0" w:after="0" w:line="500" w:lineRule="exact"/>
+              <w:rPr>
+                <w:rFonts w:ascii="Times New Roman" w:hAnsi="Times New Roman" w:eastAsia="仿宋" w:cs="Times New Roman"/>
+                <w:sz w:val="28"/>
+                <w:szCs w:val="28"/>
               </w:rPr>
             </w:pPr>
             <w:r>
               <w:rPr>
-                <w:rFonts w:ascii="仿宋" w:hAnsi="仿宋" w:cs="仿宋" w:hint="eastAsia" w:eastAsia="仿宋"/>
+                <w:rFonts w:ascii="Times New Roman" w:hAnsi="Times New Roman" w:cs="Times New Roman" w:hint="eastAsia" w:eastAsia="仿宋"/>
                 <w:szCs w:val="21"/>
               </w:rPr>
               <w:t>委托代理人</w:t>
             </w:r>
             <w:r>
               <w:rPr>
-                <w:rFonts w:eastAsia="仿宋" w:cs="仿宋" w:hint="eastAsia" w:ascii="仿宋" w:hAnsi="仿宋"/>
+                <w:rFonts w:eastAsia="仿宋" w:cs="Times New Roman" w:hint="eastAsia" w:ascii="Times New Roman" w:hAnsi="Times New Roman"/>
                 <w:szCs w:val="21"/>
               </w:rPr>
               <w:t>(</w:t>
             </w:r>
             <w:r>
               <w:rPr>
-                <w:rFonts w:ascii="仿宋" w:hAnsi="仿宋" w:cs="仿宋" w:hint="eastAsia" w:eastAsia="仿宋"/>
+                <w:rFonts w:ascii="Times New Roman" w:hAnsi="Times New Roman" w:cs="Times New Roman" w:hint="eastAsia" w:eastAsia="仿宋"/>
                 <w:szCs w:val="21"/>
               </w:rPr>
               <w:t>签字</w:t>
             </w:r>
             <w:r>
               <w:rPr>
-                <w:rFonts w:eastAsia="仿宋" w:cs="仿宋" w:hint="eastAsia" w:ascii="仿宋" w:hAnsi="仿宋"/>
+                <w:rFonts w:eastAsia="仿宋" w:cs="Times New Roman" w:hint="eastAsia" w:ascii="Times New Roman" w:hAnsi="Times New Roman"/>
                 <w:szCs w:val="21"/>
               </w:rPr>
               <w:t>)</w:t>
             </w:r>
             <w:r>
               <w:rPr>
-                <w:rFonts w:ascii="仿宋" w:hAnsi="仿宋" w:cs="仿宋" w:hint="eastAsia" w:eastAsia="仿宋"/>
+                <w:rFonts w:ascii="Times New Roman" w:hAnsi="Times New Roman" w:cs="Times New Roman" w:hint="eastAsia" w:eastAsia="仿宋"/>
                 <w:szCs w:val="21"/>
               </w:rPr>
               <w:t>：</w:t>
@@ -6349,31 +6349,31 @@
           <w:p>
             <w:pPr>
               <w:pStyle w:val="Normal"/>
-              <w:spacing w:lineRule="exact" w:line="520"/>
-              <w:rPr>
-                <w:rFonts w:ascii="仿宋" w:hAnsi="仿宋" w:eastAsia="仿宋" w:cs="仿宋"/>
-                <w:sz w:val="24"/>
-                <w:szCs w:val="24"/>
+              <w:spacing w:before="0" w:after="0" w:line="500" w:lineRule="exact"/>
+              <w:rPr>
+                <w:rFonts w:ascii="Times New Roman" w:hAnsi="Times New Roman" w:eastAsia="仿宋" w:cs="Times New Roman"/>
+                <w:sz w:val="28"/>
+                <w:szCs w:val="28"/>
               </w:rPr>
             </w:pPr>
             <w:r>
               <w:rPr>
-                <w:rFonts w:ascii="仿宋" w:hAnsi="仿宋" w:cs="仿宋" w:hint="eastAsia" w:eastAsia="仿宋"/>
-                <w:sz w:val="24"/>
-                <w:szCs w:val="24"/>
+                <w:rFonts w:ascii="Times New Roman" w:hAnsi="Times New Roman" w:cs="Times New Roman" w:hint="eastAsia" w:eastAsia="仿宋"/>
+                <w:sz w:val="28"/>
+                <w:szCs w:val="28"/>
               </w:rPr>
               <w:t>签约时间：</w:t>
             </w:r>
             <w:r>
               <w:rPr>
-                <w:rFonts w:eastAsia="仿宋" w:cs="仿宋" w:hint="eastAsia" w:ascii="仿宋" w:hAnsi="仿宋"/>
+                <w:rFonts w:eastAsia="仿宋" w:cs="Times New Roman" w:hint="eastAsia" w:ascii="Times New Roman" w:hAnsi="Times New Roman"/>
                 <w:szCs w:val="21"/>
               </w:rPr>
               <w:t xml:space="preserve">2026 </w:t>
             </w:r>
             <w:r>
               <w:rPr>
-                <w:rFonts w:ascii="仿宋" w:hAnsi="仿宋" w:cs="仿宋" w:hint="eastAsia" w:eastAsia="仿宋"/>
+                <w:rFonts w:ascii="Times New Roman" w:hAnsi="Times New Roman" w:cs="Times New Roman" w:hint="eastAsia" w:eastAsia="仿宋"/>
                 <w:szCs w:val="21"/>
               </w:rPr>
               <w:t>年  月  日</w:t>
@@ -6389,18 +6389,18 @@
           <w:tab w:val="clear" w:pos="420"/>
           <w:tab w:val="left" w:pos="0" w:leader="none"/>
         </w:tabs>
-        <w:spacing w:lineRule="auto" w:line="480"/>
-        <w:rPr>
-          <w:rFonts w:ascii="仿宋" w:hAnsi="仿宋" w:eastAsia="仿宋" w:cs="仿宋"/>
-          <w:sz w:val="24"/>
-          <w:szCs w:val="24"/>
-        </w:rPr>
-      </w:pPr>
-      <w:r>
-        <w:rPr>
-          <w:rFonts w:eastAsia="仿宋" w:cs="仿宋" w:ascii="仿宋" w:hAnsi="仿宋"/>
-          <w:sz w:val="24"/>
-          <w:szCs w:val="24"/>
+        <w:spacing w:before="0" w:after="0" w:line="500" w:lineRule="exact"/>
+        <w:rPr>
+          <w:rFonts w:ascii="Times New Roman" w:hAnsi="Times New Roman" w:eastAsia="仿宋" w:cs="Times New Roman"/>
+          <w:sz w:val="28"/>
+          <w:szCs w:val="28"/>
+        </w:rPr>
+      </w:pPr>
+      <w:r>
+        <w:rPr>
+          <w:rFonts w:eastAsia="仿宋" w:cs="Times New Roman" w:ascii="Times New Roman" w:hAnsi="Times New Roman"/>
+          <w:sz w:val="28"/>
+          <w:szCs w:val="28"/>
         </w:rPr>
       </w:r>
     </w:p>
@@ -6411,18 +6411,18 @@
           <w:tab w:val="clear" w:pos="420"/>
           <w:tab w:val="left" w:pos="0" w:leader="none"/>
         </w:tabs>
-        <w:spacing w:lineRule="auto" w:line="480"/>
-        <w:rPr>
-          <w:rFonts w:ascii="仿宋" w:hAnsi="仿宋" w:eastAsia="仿宋" w:cs="仿宋"/>
-          <w:sz w:val="24"/>
-          <w:szCs w:val="24"/>
-        </w:rPr>
-      </w:pPr>
-      <w:r>
-        <w:rPr>
-          <w:rFonts w:eastAsia="仿宋" w:cs="仿宋" w:ascii="仿宋" w:hAnsi="仿宋"/>
-          <w:sz w:val="24"/>
-          <w:szCs w:val="24"/>
+        <w:spacing w:before="0" w:after="0" w:line="500" w:lineRule="exact"/>
+        <w:rPr>
+          <w:rFonts w:ascii="Times New Roman" w:hAnsi="Times New Roman" w:eastAsia="仿宋" w:cs="Times New Roman"/>
+          <w:sz w:val="28"/>
+          <w:szCs w:val="28"/>
+        </w:rPr>
+      </w:pPr>
+      <w:r>
+        <w:rPr>
+          <w:rFonts w:eastAsia="仿宋" w:cs="Times New Roman" w:ascii="Times New Roman" w:hAnsi="Times New Roman"/>
+          <w:sz w:val="28"/>
+          <w:szCs w:val="28"/>
         </w:rPr>
       </w:r>
     </w:p>
@@ -6433,18 +6433,18 @@
           <w:tab w:val="clear" w:pos="420"/>
           <w:tab w:val="left" w:pos="0" w:leader="none"/>
         </w:tabs>
-        <w:spacing w:lineRule="auto" w:line="480"/>
-        <w:rPr>
-          <w:rFonts w:ascii="仿宋" w:hAnsi="仿宋" w:eastAsia="仿宋" w:cs="仿宋"/>
-          <w:sz w:val="24"/>
-          <w:szCs w:val="24"/>
-        </w:rPr>
-      </w:pPr>
-      <w:r>
-        <w:rPr>
-          <w:rFonts w:eastAsia="仿宋" w:cs="仿宋" w:ascii="仿宋" w:hAnsi="仿宋"/>
-          <w:sz w:val="24"/>
-          <w:szCs w:val="24"/>
+        <w:spacing w:before="0" w:after="0" w:line="500" w:lineRule="exact"/>
+        <w:rPr>
+          <w:rFonts w:ascii="Times New Roman" w:hAnsi="Times New Roman" w:eastAsia="仿宋" w:cs="Times New Roman"/>
+          <w:sz w:val="28"/>
+          <w:szCs w:val="28"/>
+        </w:rPr>
+      </w:pPr>
+      <w:r>
+        <w:rPr>
+          <w:rFonts w:eastAsia="仿宋" w:cs="Times New Roman" w:ascii="Times New Roman" w:hAnsi="Times New Roman"/>
+          <w:sz w:val="28"/>
+          <w:szCs w:val="28"/>
         </w:rPr>
       </w:r>
     </w:p>
@@ -6455,18 +6455,18 @@
           <w:tab w:val="clear" w:pos="420"/>
           <w:tab w:val="left" w:pos="0" w:leader="none"/>
         </w:tabs>
-        <w:spacing w:lineRule="auto" w:line="480"/>
-        <w:rPr>
-          <w:rFonts w:ascii="仿宋" w:hAnsi="仿宋" w:eastAsia="仿宋" w:cs="仿宋"/>
-          <w:sz w:val="24"/>
-          <w:szCs w:val="24"/>
-        </w:rPr>
-      </w:pPr>
-      <w:r>
-        <w:rPr>
-          <w:rFonts w:eastAsia="仿宋" w:cs="仿宋" w:ascii="仿宋" w:hAnsi="仿宋"/>
-          <w:sz w:val="24"/>
-          <w:szCs w:val="24"/>
+        <w:spacing w:before="0" w:after="0" w:line="500" w:lineRule="exact"/>
+        <w:rPr>
+          <w:rFonts w:ascii="Times New Roman" w:hAnsi="Times New Roman" w:eastAsia="仿宋" w:cs="Times New Roman"/>
+          <w:sz w:val="28"/>
+          <w:szCs w:val="28"/>
+        </w:rPr>
+      </w:pPr>
+      <w:r>
+        <w:rPr>
+          <w:rFonts w:eastAsia="仿宋" w:cs="Times New Roman" w:ascii="Times New Roman" w:hAnsi="Times New Roman"/>
+          <w:sz w:val="28"/>
+          <w:szCs w:val="28"/>
         </w:rPr>
       </w:r>
     </w:p>
@@ -6477,18 +6477,18 @@
           <w:tab w:val="clear" w:pos="420"/>
           <w:tab w:val="left" w:pos="0" w:leader="none"/>
         </w:tabs>
-        <w:spacing w:lineRule="auto" w:line="480"/>
-        <w:rPr>
-          <w:rFonts w:ascii="仿宋" w:hAnsi="仿宋" w:eastAsia="仿宋" w:cs="仿宋"/>
-          <w:sz w:val="24"/>
-          <w:szCs w:val="24"/>
-        </w:rPr>
-      </w:pPr>
-      <w:r>
-        <w:rPr>
-          <w:rFonts w:eastAsia="仿宋" w:cs="仿宋" w:ascii="仿宋" w:hAnsi="仿宋"/>
-          <w:sz w:val="24"/>
-          <w:szCs w:val="24"/>
+        <w:spacing w:before="0" w:after="0" w:line="500" w:lineRule="exact"/>
+        <w:rPr>
+          <w:rFonts w:ascii="Times New Roman" w:hAnsi="Times New Roman" w:eastAsia="仿宋" w:cs="Times New Roman"/>
+          <w:sz w:val="28"/>
+          <w:szCs w:val="28"/>
+        </w:rPr>
+      </w:pPr>
+      <w:r>
+        <w:rPr>
+          <w:rFonts w:eastAsia="仿宋" w:cs="Times New Roman" w:ascii="Times New Roman" w:hAnsi="Times New Roman"/>
+          <w:sz w:val="28"/>
+          <w:szCs w:val="28"/>
         </w:rPr>
       </w:r>
     </w:p>
@@ -6499,18 +6499,18 @@
           <w:tab w:val="clear" w:pos="420"/>
           <w:tab w:val="left" w:pos="0" w:leader="none"/>
         </w:tabs>
-        <w:spacing w:lineRule="auto" w:line="480"/>
-        <w:rPr>
-          <w:rFonts w:ascii="仿宋" w:hAnsi="仿宋" w:eastAsia="仿宋" w:cs="仿宋"/>
-          <w:sz w:val="24"/>
-          <w:szCs w:val="24"/>
-        </w:rPr>
-      </w:pPr>
-      <w:r>
-        <w:rPr>
-          <w:rFonts w:eastAsia="仿宋" w:cs="仿宋" w:ascii="仿宋" w:hAnsi="仿宋"/>
-          <w:sz w:val="24"/>
-          <w:szCs w:val="24"/>
+        <w:spacing w:before="0" w:after="0" w:line="500" w:lineRule="exact"/>
+        <w:rPr>
+          <w:rFonts w:ascii="Times New Roman" w:hAnsi="Times New Roman" w:eastAsia="仿宋" w:cs="Times New Roman"/>
+          <w:sz w:val="28"/>
+          <w:szCs w:val="28"/>
+        </w:rPr>
+      </w:pPr>
+      <w:r>
+        <w:rPr>
+          <w:rFonts w:eastAsia="仿宋" w:cs="Times New Roman" w:ascii="Times New Roman" w:hAnsi="Times New Roman"/>
+          <w:sz w:val="28"/>
+          <w:szCs w:val="28"/>
         </w:rPr>
       </w:r>
     </w:p>
@@ -6521,18 +6521,18 @@
           <w:tab w:val="clear" w:pos="420"/>
           <w:tab w:val="left" w:pos="0" w:leader="none"/>
         </w:tabs>
-        <w:spacing w:lineRule="auto" w:line="480"/>
-        <w:rPr>
-          <w:rFonts w:ascii="仿宋" w:hAnsi="仿宋" w:eastAsia="仿宋" w:cs="仿宋"/>
-          <w:sz w:val="24"/>
-          <w:szCs w:val="24"/>
-        </w:rPr>
-      </w:pPr>
-      <w:r>
-        <w:rPr>
-          <w:rFonts w:eastAsia="仿宋" w:cs="仿宋" w:ascii="仿宋" w:hAnsi="仿宋"/>
-          <w:sz w:val="24"/>
-          <w:szCs w:val="24"/>
+        <w:spacing w:before="0" w:after="0" w:line="500" w:lineRule="exact"/>
+        <w:rPr>
+          <w:rFonts w:ascii="Times New Roman" w:hAnsi="Times New Roman" w:eastAsia="仿宋" w:cs="Times New Roman"/>
+          <w:sz w:val="28"/>
+          <w:szCs w:val="28"/>
+        </w:rPr>
+      </w:pPr>
+      <w:r>
+        <w:rPr>
+          <w:rFonts w:eastAsia="仿宋" w:cs="Times New Roman" w:ascii="Times New Roman" w:hAnsi="Times New Roman"/>
+          <w:sz w:val="28"/>
+          <w:szCs w:val="28"/>
         </w:rPr>
       </w:r>
     </w:p>
@@ -6543,18 +6543,18 @@
           <w:tab w:val="clear" w:pos="420"/>
           <w:tab w:val="left" w:pos="0" w:leader="none"/>
         </w:tabs>
-        <w:spacing w:lineRule="auto" w:line="480"/>
-        <w:rPr>
-          <w:rFonts w:ascii="仿宋" w:hAnsi="仿宋" w:eastAsia="仿宋" w:cs="仿宋"/>
-          <w:sz w:val="24"/>
-          <w:szCs w:val="24"/>
-        </w:rPr>
-      </w:pPr>
-      <w:r>
-        <w:rPr>
-          <w:rFonts w:eastAsia="仿宋" w:cs="仿宋" w:ascii="仿宋" w:hAnsi="仿宋"/>
-          <w:sz w:val="24"/>
-          <w:szCs w:val="24"/>
+        <w:spacing w:before="0" w:after="0" w:line="500" w:lineRule="exact"/>
+        <w:rPr>
+          <w:rFonts w:ascii="Times New Roman" w:hAnsi="Times New Roman" w:eastAsia="仿宋" w:cs="Times New Roman"/>
+          <w:sz w:val="28"/>
+          <w:szCs w:val="28"/>
+        </w:rPr>
+      </w:pPr>
+      <w:r>
+        <w:rPr>
+          <w:rFonts w:eastAsia="仿宋" w:cs="Times New Roman" w:ascii="Times New Roman" w:hAnsi="Times New Roman"/>
+          <w:sz w:val="28"/>
+          <w:szCs w:val="28"/>
         </w:rPr>
       </w:r>
     </w:p>
@@ -6565,18 +6565,18 @@
           <w:tab w:val="clear" w:pos="420"/>
           <w:tab w:val="left" w:pos="0" w:leader="none"/>
         </w:tabs>
-        <w:spacing w:lineRule="auto" w:line="480"/>
-        <w:rPr>
-          <w:rFonts w:ascii="仿宋" w:hAnsi="仿宋" w:eastAsia="仿宋" w:cs="仿宋"/>
-          <w:sz w:val="24"/>
-          <w:szCs w:val="24"/>
-        </w:rPr>
-      </w:pPr>
-      <w:r>
-        <w:rPr>
-          <w:rFonts w:eastAsia="仿宋" w:cs="仿宋" w:ascii="仿宋" w:hAnsi="仿宋"/>
-          <w:sz w:val="24"/>
-          <w:szCs w:val="24"/>
+        <w:spacing w:before="0" w:after="0" w:line="500" w:lineRule="exact"/>
+        <w:rPr>
+          <w:rFonts w:ascii="Times New Roman" w:hAnsi="Times New Roman" w:eastAsia="仿宋" w:cs="Times New Roman"/>
+          <w:sz w:val="28"/>
+          <w:szCs w:val="28"/>
+        </w:rPr>
+      </w:pPr>
+      <w:r>
+        <w:rPr>
+          <w:rFonts w:eastAsia="仿宋" w:cs="Times New Roman" w:ascii="Times New Roman" w:hAnsi="Times New Roman"/>
+          <w:sz w:val="28"/>
+          <w:szCs w:val="28"/>
         </w:rPr>
       </w:r>
     </w:p>
@@ -6587,18 +6587,18 @@
           <w:tab w:val="clear" w:pos="420"/>
           <w:tab w:val="left" w:pos="0" w:leader="none"/>
         </w:tabs>
-        <w:spacing w:lineRule="auto" w:line="480"/>
-        <w:rPr>
-          <w:rFonts w:ascii="仿宋" w:hAnsi="仿宋" w:eastAsia="仿宋" w:cs="仿宋"/>
-          <w:sz w:val="24"/>
-          <w:szCs w:val="24"/>
-        </w:rPr>
-      </w:pPr>
-      <w:r>
-        <w:rPr>
-          <w:rFonts w:eastAsia="仿宋" w:cs="仿宋" w:ascii="仿宋" w:hAnsi="仿宋"/>
-          <w:sz w:val="24"/>
-          <w:szCs w:val="24"/>
+        <w:spacing w:before="0" w:after="0" w:line="500" w:lineRule="exact"/>
+        <w:rPr>
+          <w:rFonts w:ascii="Times New Roman" w:hAnsi="Times New Roman" w:eastAsia="仿宋" w:cs="Times New Roman"/>
+          <w:sz w:val="28"/>
+          <w:szCs w:val="28"/>
+        </w:rPr>
+      </w:pPr>
+      <w:r>
+        <w:rPr>
+          <w:rFonts w:eastAsia="仿宋" w:cs="Times New Roman" w:ascii="Times New Roman" w:hAnsi="Times New Roman"/>
+          <w:sz w:val="28"/>
+          <w:szCs w:val="28"/>
         </w:rPr>
       </w:r>
     </w:p>
@@ -6609,18 +6609,18 @@
           <w:tab w:val="clear" w:pos="420"/>
           <w:tab w:val="left" w:pos="0" w:leader="none"/>
         </w:tabs>
-        <w:spacing w:lineRule="auto" w:line="480"/>
-        <w:rPr>
-          <w:rFonts w:ascii="仿宋" w:hAnsi="仿宋" w:eastAsia="仿宋" w:cs="仿宋"/>
-          <w:sz w:val="24"/>
-          <w:szCs w:val="24"/>
-        </w:rPr>
-      </w:pPr>
-      <w:r>
-        <w:rPr>
-          <w:rFonts w:eastAsia="仿宋" w:cs="仿宋" w:ascii="仿宋" w:hAnsi="仿宋"/>
-          <w:sz w:val="24"/>
-          <w:szCs w:val="24"/>
+        <w:spacing w:before="0" w:after="0" w:line="500" w:lineRule="exact"/>
+        <w:rPr>
+          <w:rFonts w:ascii="Times New Roman" w:hAnsi="Times New Roman" w:eastAsia="仿宋" w:cs="Times New Roman"/>
+          <w:sz w:val="28"/>
+          <w:szCs w:val="28"/>
+        </w:rPr>
+      </w:pPr>
+      <w:r>
+        <w:rPr>
+          <w:rFonts w:eastAsia="仿宋" w:cs="Times New Roman" w:ascii="Times New Roman" w:hAnsi="Times New Roman"/>
+          <w:sz w:val="28"/>
+          <w:szCs w:val="28"/>
         </w:rPr>
       </w:r>
     </w:p>
@@ -6631,18 +6631,18 @@
           <w:tab w:val="clear" w:pos="420"/>
           <w:tab w:val="left" w:pos="0" w:leader="none"/>
         </w:tabs>
-        <w:spacing w:lineRule="auto" w:line="480"/>
-        <w:rPr>
-          <w:rFonts w:ascii="仿宋" w:hAnsi="仿宋" w:eastAsia="仿宋" w:cs="仿宋"/>
-          <w:sz w:val="24"/>
-          <w:szCs w:val="24"/>
-        </w:rPr>
-      </w:pPr>
-      <w:r>
-        <w:rPr>
-          <w:rFonts w:eastAsia="仿宋" w:cs="仿宋" w:ascii="仿宋" w:hAnsi="仿宋"/>
-          <w:sz w:val="24"/>
-          <w:szCs w:val="24"/>
+        <w:spacing w:before="0" w:after="0" w:line="500" w:lineRule="exact"/>
+        <w:rPr>
+          <w:rFonts w:ascii="Times New Roman" w:hAnsi="Times New Roman" w:eastAsia="仿宋" w:cs="Times New Roman"/>
+          <w:sz w:val="28"/>
+          <w:szCs w:val="28"/>
+        </w:rPr>
+      </w:pPr>
+      <w:r>
+        <w:rPr>
+          <w:rFonts w:eastAsia="仿宋" w:cs="Times New Roman" w:ascii="Times New Roman" w:hAnsi="Times New Roman"/>
+          <w:sz w:val="28"/>
+          <w:szCs w:val="28"/>
         </w:rPr>
       </w:r>
     </w:p>
@@ -6653,18 +6653,18 @@
           <w:tab w:val="clear" w:pos="420"/>
           <w:tab w:val="left" w:pos="0" w:leader="none"/>
         </w:tabs>
-        <w:spacing w:lineRule="auto" w:line="480"/>
-        <w:rPr>
-          <w:rFonts w:ascii="仿宋" w:hAnsi="仿宋" w:eastAsia="仿宋" w:cs="仿宋"/>
-          <w:sz w:val="24"/>
-          <w:szCs w:val="24"/>
-        </w:rPr>
-      </w:pPr>
-      <w:r>
-        <w:rPr>
-          <w:rFonts w:eastAsia="仿宋" w:cs="仿宋" w:ascii="仿宋" w:hAnsi="仿宋"/>
-          <w:sz w:val="24"/>
-          <w:szCs w:val="24"/>
+        <w:spacing w:before="0" w:after="0" w:line="500" w:lineRule="exact"/>
+        <w:rPr>
+          <w:rFonts w:ascii="Times New Roman" w:hAnsi="Times New Roman" w:eastAsia="仿宋" w:cs="Times New Roman"/>
+          <w:sz w:val="28"/>
+          <w:szCs w:val="28"/>
+        </w:rPr>
+      </w:pPr>
+      <w:r>
+        <w:rPr>
+          <w:rFonts w:eastAsia="仿宋" w:cs="Times New Roman" w:ascii="Times New Roman" w:hAnsi="Times New Roman"/>
+          <w:sz w:val="28"/>
+          <w:szCs w:val="28"/>
         </w:rPr>
       </w:r>
     </w:p>
@@ -6675,18 +6675,18 @@
           <w:tab w:val="clear" w:pos="420"/>
           <w:tab w:val="left" w:pos="0" w:leader="none"/>
         </w:tabs>
-        <w:spacing w:lineRule="auto" w:line="480"/>
-        <w:rPr>
-          <w:rFonts w:ascii="仿宋" w:hAnsi="仿宋" w:eastAsia="仿宋" w:cs="仿宋"/>
-          <w:sz w:val="24"/>
-          <w:szCs w:val="24"/>
-        </w:rPr>
-      </w:pPr>
-      <w:r>
-        <w:rPr>
-          <w:rFonts w:eastAsia="仿宋" w:cs="仿宋" w:ascii="仿宋" w:hAnsi="仿宋"/>
-          <w:sz w:val="24"/>
-          <w:szCs w:val="24"/>
+        <w:spacing w:before="0" w:after="0" w:line="500" w:lineRule="exact"/>
+        <w:rPr>
+          <w:rFonts w:ascii="Times New Roman" w:hAnsi="Times New Roman" w:eastAsia="仿宋" w:cs="Times New Roman"/>
+          <w:sz w:val="28"/>
+          <w:szCs w:val="28"/>
+        </w:rPr>
+      </w:pPr>
+      <w:r>
+        <w:rPr>
+          <w:rFonts w:eastAsia="仿宋" w:cs="Times New Roman" w:ascii="Times New Roman" w:hAnsi="Times New Roman"/>
+          <w:sz w:val="28"/>
+          <w:szCs w:val="28"/>
         </w:rPr>
       </w:r>
     </w:p>
@@ -6697,26 +6697,26 @@
           <w:ilvl w:val="0"/>
           <w:numId w:val="0"/>
         </w:numPr>
-        <w:spacing w:lineRule="auto" w:line="312" w:before="240" w:after="60"/>
+        <w:spacing w:before="0" w:after="0" w:line="500" w:lineRule="exact"/>
         <w:jc w:val="start"/>
         <w:outlineLvl w:val="1"/>
         <w:rPr>
-          <w:rFonts w:ascii="仿宋" w:hAnsi="仿宋" w:eastAsia="仿宋" w:cs="仿宋"/>
+          <w:rFonts w:ascii="Times New Roman" w:hAnsi="Times New Roman" w:eastAsia="仿宋" w:cs="Times New Roman"/>
           <w:b/>
           <w:bCs/>
           <w:kern w:val="2"/>
-          <w:sz w:val="24"/>
-          <w:szCs w:val="24"/>
-        </w:rPr>
-      </w:pPr>
-      <w:r>
-        <w:rPr>
-          <w:rFonts w:ascii="仿宋" w:hAnsi="仿宋" w:cs="仿宋" w:hint="eastAsia" w:eastAsia="仿宋"/>
+          <w:sz w:val="28"/>
+          <w:szCs w:val="28"/>
+        </w:rPr>
+      </w:pPr>
+      <w:r>
+        <w:rPr>
+          <w:rFonts w:ascii="Times New Roman" w:hAnsi="Times New Roman" w:cs="Times New Roman" w:hint="eastAsia" w:eastAsia="仿宋"/>
           <w:b/>
           <w:bCs/>
           <w:kern w:val="2"/>
-          <w:sz w:val="24"/>
-          <w:szCs w:val="24"/>
+          <w:sz w:val="28"/>
+          <w:szCs w:val="28"/>
         </w:rPr>
         <w:t>附件二：《民工工资兑现承诺书》</w:t>
       </w:r>
@@ -6725,24 +6725,24 @@
       <w:pPr>
         <w:pStyle w:val="Normal"/>
         <w:autoSpaceDE w:val="false"/>
-        <w:spacing w:lineRule="auto" w:line="720" w:before="0" w:after="0"/>
+        <w:spacing w:before="0" w:after="0" w:line="500" w:lineRule="exact"/>
         <w:contextualSpacing/>
         <w:jc w:val="center"/>
         <w:rPr>
-          <w:rFonts w:ascii="仿宋" w:hAnsi="仿宋" w:eastAsia="仿宋" w:cs="仿宋"/>
+          <w:rFonts w:ascii="Times New Roman" w:hAnsi="Times New Roman" w:eastAsia="仿宋" w:cs="Times New Roman"/>
           <w:b/>
           <w:kern w:val="0"/>
-          <w:sz w:val="24"/>
-          <w:szCs w:val="24"/>
-        </w:rPr>
-      </w:pPr>
-      <w:r>
-        <w:rPr>
-          <w:rFonts w:ascii="仿宋" w:hAnsi="仿宋" w:cs="仿宋" w:hint="eastAsia" w:eastAsia="仿宋"/>
+          <w:sz w:val="28"/>
+          <w:szCs w:val="28"/>
+        </w:rPr>
+      </w:pPr>
+      <w:r>
+        <w:rPr>
+          <w:rFonts w:ascii="Times New Roman" w:hAnsi="Times New Roman" w:cs="Times New Roman" w:hint="eastAsia" w:eastAsia="仿宋"/>
           <w:b/>
           <w:kern w:val="0"/>
-          <w:sz w:val="24"/>
-          <w:szCs w:val="24"/>
+          <w:sz w:val="28"/>
+          <w:szCs w:val="28"/>
         </w:rPr>
         <w:t>关于不拖欠工程民工工资的承诺</w:t>
       </w:r>
@@ -6753,20 +6753,20 @@
         <w:autoSpaceDE w:val="false"/>
         <w:jc w:val="start"/>
         <w:rPr>
-          <w:rFonts w:ascii="仿宋" w:hAnsi="仿宋" w:eastAsia="仿宋" w:cs="仿宋"/>
+          <w:rFonts w:ascii="Times New Roman" w:hAnsi="Times New Roman" w:eastAsia="仿宋" w:cs="Times New Roman"/>
           <w:b/>
           <w:kern w:val="0"/>
-          <w:sz w:val="24"/>
-          <w:szCs w:val="24"/>
-        </w:rPr>
-      </w:pPr>
-      <w:r>
-        <w:rPr>
-          <w:rFonts w:eastAsia="仿宋" w:cs="仿宋" w:ascii="仿宋" w:hAnsi="仿宋"/>
+          <w:sz w:val="28"/>
+          <w:szCs w:val="28"/>
+        </w:rPr>
+      </w:pPr>
+      <w:r>
+        <w:rPr>
+          <w:rFonts w:eastAsia="仿宋" w:cs="Times New Roman" w:ascii="Times New Roman" w:hAnsi="Times New Roman"/>
           <w:b/>
           <w:kern w:val="0"/>
-          <w:sz w:val="24"/>
-          <w:szCs w:val="24"/>
+          <w:sz w:val="28"/>
+          <w:szCs w:val="28"/>
         </w:rPr>
       </w:r>
     </w:p>
@@ -6774,14 +6774,14 @@
       <w:pPr>
         <w:pStyle w:val="Normal"/>
         <w:autoSpaceDE w:val="false"/>
-        <w:spacing w:lineRule="auto" w:line="360" w:before="0" w:after="0"/>
+        <w:spacing w:before="0" w:after="0" w:line="500" w:lineRule="exact"/>
         <w:ind w:firstLineChars="200" w:startChars="0" w:start="0" w:endChars="0" w:end="0"/>
         <w:contextualSpacing/>
         <w:rPr>
-          <w:rFonts w:ascii="仿宋" w:hAnsi="仿宋" w:eastAsia="仿宋" w:cs="仿宋"/>
+          <w:rFonts w:ascii="Times New Roman" w:hAnsi="Times New Roman" w:eastAsia="仿宋" w:cs="Times New Roman"/>
           <w:kern w:val="0"/>
-          <w:sz w:val="24"/>
-          <w:szCs w:val="24"/>
+          <w:sz w:val="28"/>
+          <w:szCs w:val="28"/>
         </w:rPr>
       </w:pPr>
       <w:r>
@@ -6792,31 +6792,31 @@
       <w:pPr>
         <w:pStyle w:val="Normal"/>
         <w:autoSpaceDE w:val="false"/>
-        <w:spacing w:lineRule="auto" w:line="360" w:before="0" w:after="0"/>
+        <w:spacing w:before="0" w:after="0" w:line="500" w:lineRule="exact"/>
         <w:ind w:firstLineChars="200" w:startChars="0" w:start="0" w:endChars="0" w:end="0"/>
         <w:contextualSpacing/>
         <w:rPr>
-          <w:rFonts w:ascii="仿宋" w:hAnsi="仿宋" w:eastAsia="仿宋" w:cs="仿宋"/>
+          <w:rFonts w:ascii="Times New Roman" w:hAnsi="Times New Roman" w:eastAsia="仿宋" w:cs="Times New Roman"/>
           <w:kern w:val="0"/>
-          <w:sz w:val="24"/>
-          <w:szCs w:val="24"/>
-        </w:rPr>
-      </w:pPr>
-      <w:r>
-        <w:rPr>
-          <w:rFonts w:eastAsia="仿宋" w:cs="仿宋" w:hint="eastAsia" w:ascii="仿宋" w:hAnsi="仿宋"/>
+          <w:sz w:val="28"/>
+          <w:szCs w:val="28"/>
+        </w:rPr>
+      </w:pPr>
+      <w:r>
+        <w:rPr>
+          <w:rFonts w:eastAsia="仿宋" w:cs="Times New Roman" w:hint="eastAsia" w:ascii="Times New Roman" w:hAnsi="Times New Roman"/>
           <w:kern w:val="0"/>
-          <w:sz w:val="24"/>
-          <w:szCs w:val="24"/>
+          <w:sz w:val="28"/>
+          <w:szCs w:val="28"/>
         </w:rPr>
         <w:t>1</w:t>
       </w:r>
       <w:r>
         <w:rPr>
-          <w:rFonts w:ascii="仿宋" w:hAnsi="仿宋" w:cs="仿宋" w:hint="eastAsia" w:eastAsia="仿宋"/>
+          <w:rFonts w:ascii="Times New Roman" w:hAnsi="Times New Roman" w:cs="Times New Roman" w:hint="eastAsia" w:eastAsia="仿宋"/>
           <w:kern w:val="0"/>
-          <w:sz w:val="24"/>
-          <w:szCs w:val="24"/>
+          <w:sz w:val="28"/>
+          <w:szCs w:val="28"/>
         </w:rPr>
         <w:t>、严格执行国务院《关于切实解决建设领域拖欠工程款的通知》和当地有关规定，遵守国家的有关工程建设的法规，自觉维护和规范建筑市场秩序，诚信守法，不拖欠农民工工资。</w:t>
       </w:r>
@@ -6825,31 +6825,31 @@
       <w:pPr>
         <w:pStyle w:val="Normal"/>
         <w:autoSpaceDE w:val="false"/>
-        <w:spacing w:lineRule="auto" w:line="360" w:before="0" w:after="0"/>
+        <w:spacing w:before="0" w:after="0" w:line="500" w:lineRule="exact"/>
         <w:ind w:firstLineChars="200" w:startChars="0" w:start="0" w:endChars="0" w:end="0"/>
         <w:contextualSpacing/>
         <w:rPr>
-          <w:rFonts w:ascii="仿宋" w:hAnsi="仿宋" w:eastAsia="仿宋" w:cs="仿宋"/>
+          <w:rFonts w:ascii="Times New Roman" w:hAnsi="Times New Roman" w:eastAsia="仿宋" w:cs="Times New Roman"/>
           <w:kern w:val="0"/>
-          <w:sz w:val="24"/>
-          <w:szCs w:val="24"/>
-        </w:rPr>
-      </w:pPr>
-      <w:r>
-        <w:rPr>
-          <w:rFonts w:eastAsia="仿宋" w:cs="仿宋" w:hint="eastAsia" w:ascii="仿宋" w:hAnsi="仿宋"/>
+          <w:sz w:val="28"/>
+          <w:szCs w:val="28"/>
+        </w:rPr>
+      </w:pPr>
+      <w:r>
+        <w:rPr>
+          <w:rFonts w:eastAsia="仿宋" w:cs="Times New Roman" w:hint="eastAsia" w:ascii="Times New Roman" w:hAnsi="Times New Roman"/>
           <w:kern w:val="0"/>
-          <w:sz w:val="24"/>
-          <w:szCs w:val="24"/>
+          <w:sz w:val="28"/>
+          <w:szCs w:val="28"/>
         </w:rPr>
         <w:t>2</w:t>
       </w:r>
       <w:r>
         <w:rPr>
-          <w:rFonts w:ascii="仿宋" w:hAnsi="仿宋" w:cs="仿宋" w:hint="eastAsia" w:eastAsia="仿宋"/>
+          <w:rFonts w:ascii="Times New Roman" w:hAnsi="Times New Roman" w:cs="Times New Roman" w:hint="eastAsia" w:eastAsia="仿宋"/>
           <w:kern w:val="0"/>
-          <w:sz w:val="24"/>
-          <w:szCs w:val="24"/>
+          <w:sz w:val="28"/>
+          <w:szCs w:val="28"/>
         </w:rPr>
         <w:t>、规范劳务用工行为，与劳动者签订劳动合同，杜绝非法用工；在获得工程款后，优先支付农民工工资。</w:t>
       </w:r>
@@ -6858,31 +6858,31 @@
       <w:pPr>
         <w:pStyle w:val="Normal"/>
         <w:autoSpaceDE w:val="false"/>
-        <w:spacing w:lineRule="auto" w:line="360" w:before="0" w:after="0"/>
+        <w:spacing w:before="0" w:after="0" w:line="500" w:lineRule="exact"/>
         <w:ind w:firstLineChars="200" w:startChars="0" w:start="0" w:endChars="0" w:end="0"/>
         <w:contextualSpacing/>
         <w:rPr>
-          <w:rFonts w:ascii="仿宋" w:hAnsi="仿宋" w:eastAsia="仿宋" w:cs="仿宋"/>
+          <w:rFonts w:ascii="Times New Roman" w:hAnsi="Times New Roman" w:eastAsia="仿宋" w:cs="Times New Roman"/>
           <w:kern w:val="0"/>
-          <w:sz w:val="24"/>
-          <w:szCs w:val="24"/>
-        </w:rPr>
-      </w:pPr>
-      <w:r>
-        <w:rPr>
-          <w:rFonts w:eastAsia="仿宋" w:cs="仿宋" w:hint="eastAsia" w:ascii="仿宋" w:hAnsi="仿宋"/>
+          <w:sz w:val="28"/>
+          <w:szCs w:val="28"/>
+        </w:rPr>
+      </w:pPr>
+      <w:r>
+        <w:rPr>
+          <w:rFonts w:eastAsia="仿宋" w:cs="Times New Roman" w:hint="eastAsia" w:ascii="Times New Roman" w:hAnsi="Times New Roman"/>
           <w:kern w:val="0"/>
-          <w:sz w:val="24"/>
-          <w:szCs w:val="24"/>
+          <w:sz w:val="28"/>
+          <w:szCs w:val="28"/>
         </w:rPr>
         <w:t>3</w:t>
       </w:r>
       <w:r>
         <w:rPr>
-          <w:rFonts w:ascii="仿宋" w:hAnsi="仿宋" w:cs="仿宋" w:hint="eastAsia" w:eastAsia="仿宋"/>
+          <w:rFonts w:ascii="Times New Roman" w:hAnsi="Times New Roman" w:cs="Times New Roman" w:hint="eastAsia" w:eastAsia="仿宋"/>
           <w:kern w:val="0"/>
-          <w:sz w:val="24"/>
-          <w:szCs w:val="24"/>
+          <w:sz w:val="28"/>
+          <w:szCs w:val="28"/>
         </w:rPr>
         <w:t>、承接的工程不转包、不挂靠。</w:t>
       </w:r>
@@ -6891,31 +6891,31 @@
       <w:pPr>
         <w:pStyle w:val="Normal"/>
         <w:autoSpaceDE w:val="false"/>
-        <w:spacing w:lineRule="auto" w:line="360" w:before="0" w:after="0"/>
+        <w:spacing w:before="0" w:after="0" w:line="500" w:lineRule="exact"/>
         <w:ind w:firstLineChars="200" w:startChars="0" w:start="0" w:endChars="0" w:end="0"/>
         <w:contextualSpacing/>
         <w:rPr>
-          <w:rFonts w:ascii="仿宋" w:hAnsi="仿宋" w:eastAsia="仿宋" w:cs="仿宋"/>
+          <w:rFonts w:ascii="Times New Roman" w:hAnsi="Times New Roman" w:eastAsia="仿宋" w:cs="Times New Roman"/>
           <w:kern w:val="0"/>
-          <w:sz w:val="24"/>
-          <w:szCs w:val="24"/>
-        </w:rPr>
-      </w:pPr>
-      <w:r>
-        <w:rPr>
-          <w:rFonts w:eastAsia="仿宋" w:cs="仿宋" w:hint="eastAsia" w:ascii="仿宋" w:hAnsi="仿宋"/>
+          <w:sz w:val="28"/>
+          <w:szCs w:val="28"/>
+        </w:rPr>
+      </w:pPr>
+      <w:r>
+        <w:rPr>
+          <w:rFonts w:eastAsia="仿宋" w:cs="Times New Roman" w:hint="eastAsia" w:ascii="Times New Roman" w:hAnsi="Times New Roman"/>
           <w:kern w:val="0"/>
-          <w:sz w:val="24"/>
-          <w:szCs w:val="24"/>
+          <w:sz w:val="28"/>
+          <w:szCs w:val="28"/>
         </w:rPr>
         <w:t>4</w:t>
       </w:r>
       <w:r>
         <w:rPr>
-          <w:rFonts w:ascii="仿宋" w:hAnsi="仿宋" w:cs="仿宋" w:hint="eastAsia" w:eastAsia="仿宋"/>
+          <w:rFonts w:ascii="Times New Roman" w:hAnsi="Times New Roman" w:cs="Times New Roman" w:hint="eastAsia" w:eastAsia="仿宋"/>
           <w:kern w:val="0"/>
-          <w:sz w:val="24"/>
-          <w:szCs w:val="24"/>
+          <w:sz w:val="28"/>
+          <w:szCs w:val="28"/>
         </w:rPr>
         <w:t>、严格执行有关规定，按时按月支付民工工资，所付月工资不低于当地最低工资标准。</w:t>
       </w:r>
@@ -6924,31 +6924,31 @@
       <w:pPr>
         <w:pStyle w:val="Normal"/>
         <w:autoSpaceDE w:val="false"/>
-        <w:spacing w:lineRule="auto" w:line="360" w:before="0" w:after="0"/>
+        <w:spacing w:before="0" w:after="0" w:line="500" w:lineRule="exact"/>
         <w:ind w:firstLineChars="200" w:startChars="0" w:start="0" w:endChars="0" w:end="0"/>
         <w:contextualSpacing/>
         <w:rPr>
-          <w:rFonts w:ascii="仿宋" w:hAnsi="仿宋" w:eastAsia="仿宋" w:cs="仿宋"/>
+          <w:rFonts w:ascii="Times New Roman" w:hAnsi="Times New Roman" w:eastAsia="仿宋" w:cs="Times New Roman"/>
           <w:kern w:val="0"/>
-          <w:sz w:val="24"/>
-          <w:szCs w:val="24"/>
-        </w:rPr>
-      </w:pPr>
-      <w:r>
-        <w:rPr>
-          <w:rFonts w:eastAsia="仿宋" w:cs="仿宋" w:hint="eastAsia" w:ascii="仿宋" w:hAnsi="仿宋"/>
+          <w:sz w:val="28"/>
+          <w:szCs w:val="28"/>
+        </w:rPr>
+      </w:pPr>
+      <w:r>
+        <w:rPr>
+          <w:rFonts w:eastAsia="仿宋" w:cs="Times New Roman" w:hint="eastAsia" w:ascii="Times New Roman" w:hAnsi="Times New Roman"/>
           <w:kern w:val="0"/>
-          <w:sz w:val="24"/>
-          <w:szCs w:val="24"/>
+          <w:sz w:val="28"/>
+          <w:szCs w:val="28"/>
         </w:rPr>
         <w:t>5</w:t>
       </w:r>
       <w:r>
         <w:rPr>
-          <w:rFonts w:ascii="仿宋" w:hAnsi="仿宋" w:cs="仿宋" w:hint="eastAsia" w:eastAsia="仿宋"/>
+          <w:rFonts w:ascii="Times New Roman" w:hAnsi="Times New Roman" w:cs="Times New Roman" w:hint="eastAsia" w:eastAsia="仿宋"/>
           <w:kern w:val="0"/>
-          <w:sz w:val="24"/>
-          <w:szCs w:val="24"/>
+          <w:sz w:val="28"/>
+          <w:szCs w:val="28"/>
         </w:rPr>
         <w:t>、如发生工程款或拖欠民工工资纠纷，自觉主动配合有关部门做好调解工作，杜绝民工上访事件发生，确保社会稳定。如果发生类似事件，与甲方无关。</w:t>
       </w:r>
@@ -6957,31 +6957,31 @@
       <w:pPr>
         <w:pStyle w:val="Normal"/>
         <w:autoSpaceDE w:val="false"/>
-        <w:spacing w:lineRule="auto" w:line="360" w:before="0" w:after="0"/>
+        <w:spacing w:before="0" w:after="0" w:line="500" w:lineRule="exact"/>
         <w:ind w:firstLineChars="200" w:startChars="0" w:start="0" w:endChars="0" w:end="0"/>
         <w:contextualSpacing/>
         <w:rPr>
-          <w:rFonts w:ascii="仿宋" w:hAnsi="仿宋" w:eastAsia="仿宋" w:cs="仿宋"/>
+          <w:rFonts w:ascii="Times New Roman" w:hAnsi="Times New Roman" w:eastAsia="仿宋" w:cs="Times New Roman"/>
           <w:kern w:val="0"/>
-          <w:sz w:val="24"/>
-          <w:szCs w:val="24"/>
-        </w:rPr>
-      </w:pPr>
-      <w:r>
-        <w:rPr>
-          <w:rFonts w:eastAsia="仿宋" w:cs="仿宋" w:hint="eastAsia" w:ascii="仿宋" w:hAnsi="仿宋"/>
+          <w:sz w:val="28"/>
+          <w:szCs w:val="28"/>
+        </w:rPr>
+      </w:pPr>
+      <w:r>
+        <w:rPr>
+          <w:rFonts w:eastAsia="仿宋" w:cs="Times New Roman" w:hint="eastAsia" w:ascii="Times New Roman" w:hAnsi="Times New Roman"/>
           <w:kern w:val="0"/>
-          <w:sz w:val="24"/>
-          <w:szCs w:val="24"/>
+          <w:sz w:val="28"/>
+          <w:szCs w:val="28"/>
         </w:rPr>
         <w:t>6</w:t>
       </w:r>
       <w:r>
         <w:rPr>
-          <w:rFonts w:ascii="仿宋" w:hAnsi="仿宋" w:cs="仿宋" w:hint="eastAsia" w:eastAsia="仿宋"/>
+          <w:rFonts w:ascii="Times New Roman" w:hAnsi="Times New Roman" w:cs="Times New Roman" w:hint="eastAsia" w:eastAsia="仿宋"/>
           <w:kern w:val="0"/>
-          <w:sz w:val="24"/>
-          <w:szCs w:val="24"/>
+          <w:sz w:val="28"/>
+          <w:szCs w:val="28"/>
         </w:rPr>
         <w:t>、在申报进度款时，如没有同时提供民工工资清单及全额发放民工工资的承诺书，甲方不对进度款进行拨付，由此产生的一切后果皆由乙方自行承担。</w:t>
       </w:r>
@@ -6990,22 +6990,22 @@
       <w:pPr>
         <w:pStyle w:val="Normal"/>
         <w:autoSpaceDE w:val="false"/>
-        <w:spacing w:lineRule="auto" w:line="360" w:before="0" w:after="0"/>
+        <w:spacing w:before="0" w:after="0" w:line="500" w:lineRule="exact"/>
         <w:ind w:firstLineChars="200" w:startChars="0" w:start="0" w:endChars="0" w:end="0"/>
         <w:contextualSpacing/>
         <w:rPr>
-          <w:rFonts w:ascii="仿宋" w:hAnsi="仿宋" w:eastAsia="仿宋" w:cs="仿宋"/>
+          <w:rFonts w:ascii="Times New Roman" w:hAnsi="Times New Roman" w:eastAsia="仿宋" w:cs="Times New Roman"/>
           <w:kern w:val="0"/>
-          <w:sz w:val="24"/>
-          <w:szCs w:val="24"/>
-        </w:rPr>
-      </w:pPr>
-      <w:r>
-        <w:rPr>
-          <w:rFonts w:eastAsia="仿宋" w:cs="仿宋" w:ascii="仿宋" w:hAnsi="仿宋"/>
+          <w:sz w:val="28"/>
+          <w:szCs w:val="28"/>
+        </w:rPr>
+      </w:pPr>
+      <w:r>
+        <w:rPr>
+          <w:rFonts w:eastAsia="仿宋" w:cs="Times New Roman" w:ascii="Times New Roman" w:hAnsi="Times New Roman"/>
           <w:kern w:val="0"/>
-          <w:sz w:val="24"/>
-          <w:szCs w:val="24"/>
+          <w:sz w:val="28"/>
+          <w:szCs w:val="28"/>
         </w:rPr>
       </w:r>
     </w:p>
@@ -7013,30 +7013,30 @@
       <w:pPr>
         <w:pStyle w:val="Normal"/>
         <w:autoSpaceDE w:val="false"/>
-        <w:spacing w:lineRule="auto" w:line="720" w:before="0" w:after="0"/>
+        <w:spacing w:before="0" w:after="0" w:line="500" w:lineRule="exact"/>
         <w:ind w:firstLineChars="200" w:startChars="0" w:start="0" w:endChars="0" w:end="0"/>
         <w:contextualSpacing/>
         <w:rPr>
-          <w:rFonts w:ascii="仿宋" w:hAnsi="仿宋" w:eastAsia="仿宋" w:cs="仿宋"/>
+          <w:rFonts w:ascii="Times New Roman" w:hAnsi="Times New Roman" w:eastAsia="仿宋" w:cs="Times New Roman"/>
           <w:kern w:val="0"/>
-          <w:sz w:val="24"/>
-          <w:szCs w:val="24"/>
-        </w:rPr>
-      </w:pPr>
-      <w:r>
-        <w:rPr>
-          <w:rFonts w:ascii="仿宋" w:hAnsi="仿宋" w:cs="仿宋" w:hint="eastAsia" w:eastAsia="仿宋"/>
+          <w:sz w:val="28"/>
+          <w:szCs w:val="28"/>
+        </w:rPr>
+      </w:pPr>
+      <w:r>
+        <w:rPr>
+          <w:rFonts w:ascii="Times New Roman" w:hAnsi="Times New Roman" w:cs="Times New Roman" w:hint="eastAsia" w:eastAsia="仿宋"/>
           <w:kern w:val="0"/>
-          <w:sz w:val="24"/>
-          <w:szCs w:val="24"/>
+          <w:sz w:val="28"/>
+          <w:szCs w:val="28"/>
         </w:rPr>
         <w:t>乙方（盖章）：</w:t>
       </w:r>
       <w:r>
         <w:rPr>
-          <w:rFonts w:ascii="仿宋" w:hAnsi="仿宋" w:cs="仿宋" w:hint="eastAsia" w:eastAsia="仿宋"/>
-          <w:sz w:val="24"/>
-          <w:szCs w:val="24"/>
+          <w:rFonts w:ascii="Times New Roman" w:hAnsi="Times New Roman" w:cs="Times New Roman" w:hint="eastAsia" w:eastAsia="仿宋"/>
+          <w:sz w:val="28"/>
+          <w:szCs w:val="28"/>
         </w:rPr>
         <w:t xml:space="preserve">  </w:t>
       </w:r>
@@ -7051,22 +7051,22 @@
       <w:pPr>
         <w:pStyle w:val="Normal"/>
         <w:autoSpaceDE w:val="false"/>
-        <w:spacing w:lineRule="auto" w:line="720" w:before="0" w:after="0"/>
+        <w:spacing w:before="0" w:after="0" w:line="500" w:lineRule="exact"/>
         <w:ind w:firstLineChars="200" w:startChars="0" w:start="0" w:endChars="0" w:end="0"/>
         <w:contextualSpacing/>
         <w:rPr>
-          <w:rFonts w:ascii="仿宋" w:hAnsi="仿宋" w:eastAsia="仿宋" w:cs="仿宋"/>
+          <w:rFonts w:ascii="Times New Roman" w:hAnsi="Times New Roman" w:eastAsia="仿宋" w:cs="Times New Roman"/>
           <w:kern w:val="0"/>
-          <w:sz w:val="24"/>
-          <w:szCs w:val="24"/>
-        </w:rPr>
-      </w:pPr>
-      <w:r>
-        <w:rPr>
-          <w:rFonts w:ascii="仿宋" w:hAnsi="仿宋" w:cs="仿宋" w:hint="eastAsia" w:eastAsia="仿宋"/>
+          <w:sz w:val="28"/>
+          <w:szCs w:val="28"/>
+        </w:rPr>
+      </w:pPr>
+      <w:r>
+        <w:rPr>
+          <w:rFonts w:ascii="Times New Roman" w:hAnsi="Times New Roman" w:cs="Times New Roman" w:hint="eastAsia" w:eastAsia="仿宋"/>
           <w:kern w:val="0"/>
-          <w:sz w:val="24"/>
-          <w:szCs w:val="24"/>
+          <w:sz w:val="28"/>
+          <w:szCs w:val="28"/>
         </w:rPr>
         <w:t>法定代表人（签字）：</w:t>
       </w:r>
@@ -7075,22 +7075,22 @@
       <w:pPr>
         <w:pStyle w:val="Normal"/>
         <w:autoSpaceDE w:val="false"/>
-        <w:spacing w:lineRule="auto" w:line="720" w:before="0" w:after="0"/>
+        <w:spacing w:before="0" w:after="0" w:line="500" w:lineRule="exact"/>
         <w:ind w:firstLineChars="200" w:startChars="0" w:start="0" w:endChars="0" w:end="0"/>
         <w:contextualSpacing/>
         <w:rPr>
-          <w:rFonts w:ascii="仿宋" w:hAnsi="仿宋" w:eastAsia="仿宋" w:cs="仿宋"/>
+          <w:rFonts w:ascii="Times New Roman" w:hAnsi="Times New Roman" w:eastAsia="仿宋" w:cs="Times New Roman"/>
           <w:kern w:val="0"/>
-          <w:sz w:val="24"/>
-          <w:szCs w:val="24"/>
-        </w:rPr>
-      </w:pPr>
-      <w:r>
-        <w:rPr>
-          <w:rFonts w:ascii="仿宋" w:hAnsi="仿宋" w:cs="仿宋" w:hint="eastAsia" w:eastAsia="仿宋"/>
+          <w:sz w:val="28"/>
+          <w:szCs w:val="28"/>
+        </w:rPr>
+      </w:pPr>
+      <w:r>
+        <w:rPr>
+          <w:rFonts w:ascii="Times New Roman" w:hAnsi="Times New Roman" w:cs="Times New Roman" w:hint="eastAsia" w:eastAsia="仿宋"/>
           <w:kern w:val="0"/>
-          <w:sz w:val="24"/>
-          <w:szCs w:val="24"/>
+          <w:sz w:val="28"/>
+          <w:szCs w:val="28"/>
         </w:rPr>
         <w:t>委托代理人（签字）：</w:t>
       </w:r>
@@ -7102,39 +7102,39 @@
           <w:tab w:val="clear" w:pos="420"/>
           <w:tab w:val="left" w:pos="0" w:leader="none"/>
         </w:tabs>
-        <w:spacing w:lineRule="auto" w:line="480"/>
-        <w:ind w:firstLineChars="200" w:startChars="0" w:start="0" w:endChars="0" w:end="0"/>
-        <w:rPr>
-          <w:rFonts w:ascii="仿宋" w:hAnsi="仿宋" w:eastAsia="仿宋" w:cs="仿宋" w:hint="eastAsia"/>
+        <w:spacing w:before="0" w:after="0" w:line="500" w:lineRule="exact"/>
+        <w:ind w:firstLineChars="200" w:startChars="0" w:start="0" w:endChars="0" w:end="0"/>
+        <w:rPr>
+          <w:rFonts w:ascii="Times New Roman" w:hAnsi="Times New Roman" w:eastAsia="仿宋" w:cs="Times New Roman" w:hint="eastAsia"/>
           <w:kern w:val="0"/>
-          <w:sz w:val="24"/>
-          <w:szCs w:val="24"/>
-        </w:rPr>
-      </w:pPr>
-      <w:r>
-        <w:rPr>
-          <w:rFonts w:ascii="仿宋" w:hAnsi="仿宋" w:cs="仿宋" w:hint="eastAsia" w:eastAsia="仿宋"/>
+          <w:sz w:val="28"/>
+          <w:szCs w:val="28"/>
+        </w:rPr>
+      </w:pPr>
+      <w:r>
+        <w:rPr>
+          <w:rFonts w:ascii="Times New Roman" w:hAnsi="Times New Roman" w:cs="Times New Roman" w:hint="eastAsia" w:eastAsia="仿宋"/>
           <w:kern w:val="0"/>
-          <w:sz w:val="24"/>
-          <w:szCs w:val="24"/>
+          <w:sz w:val="28"/>
+          <w:szCs w:val="28"/>
         </w:rPr>
         <w:t>日期：</w:t>
       </w:r>
       <w:r>
         <w:rPr>
-          <w:rFonts w:eastAsia="仿宋" w:cs="仿宋" w:hint="eastAsia" w:ascii="仿宋" w:hAnsi="仿宋"/>
+          <w:rFonts w:eastAsia="仿宋" w:cs="Times New Roman" w:hint="eastAsia" w:ascii="Times New Roman" w:hAnsi="Times New Roman"/>
           <w:kern w:val="0"/>
-          <w:sz w:val="24"/>
-          <w:szCs w:val="24"/>
+          <w:sz w:val="28"/>
+          <w:szCs w:val="28"/>
         </w:rPr>
         <w:t xml:space="preserve">2026 </w:t>
       </w:r>
       <w:r>
         <w:rPr>
-          <w:rFonts w:ascii="仿宋" w:hAnsi="仿宋" w:cs="仿宋" w:hint="eastAsia" w:eastAsia="仿宋"/>
+          <w:rFonts w:ascii="Times New Roman" w:hAnsi="Times New Roman" w:cs="Times New Roman" w:hint="eastAsia" w:eastAsia="仿宋"/>
           <w:kern w:val="0"/>
-          <w:sz w:val="24"/>
-          <w:szCs w:val="24"/>
+          <w:sz w:val="28"/>
+          <w:szCs w:val="28"/>
         </w:rPr>
         <w:t>年  月  日</w:t>
       </w:r>
@@ -7143,18 +7143,18 @@
       <w:pPr>
         <w:pStyle w:val="Style13"/>
         <w:rPr>
-          <w:rFonts w:ascii="仿宋" w:hAnsi="仿宋" w:eastAsia="仿宋" w:cs="仿宋" w:hint="eastAsia"/>
+          <w:rFonts w:ascii="Times New Roman" w:hAnsi="Times New Roman" w:eastAsia="仿宋" w:cs="Times New Roman" w:hint="eastAsia"/>
           <w:kern w:val="0"/>
-          <w:sz w:val="24"/>
-          <w:szCs w:val="24"/>
-        </w:rPr>
-      </w:pPr>
-      <w:r>
-        <w:rPr>
-          <w:rFonts w:eastAsia="仿宋" w:cs="仿宋" w:hint="eastAsia" w:ascii="仿宋" w:hAnsi="仿宋"/>
+          <w:sz w:val="28"/>
+          <w:szCs w:val="28"/>
+        </w:rPr>
+      </w:pPr>
+      <w:r>
+        <w:rPr>
+          <w:rFonts w:eastAsia="仿宋" w:cs="Times New Roman" w:hint="eastAsia" w:ascii="Times New Roman" w:hAnsi="Times New Roman"/>
           <w:kern w:val="0"/>
-          <w:sz w:val="24"/>
-          <w:szCs w:val="24"/>
+          <w:sz w:val="28"/>
+          <w:szCs w:val="28"/>
         </w:rPr>
       </w:r>
     </w:p>
@@ -7178,21 +7178,21 @@
           <w:tab w:val="clear" w:pos="420"/>
           <w:tab w:val="left" w:pos="0" w:leader="none"/>
         </w:tabs>
-        <w:spacing w:lineRule="auto" w:line="480"/>
-        <w:ind w:firstLineChars="200" w:startChars="0" w:start="0" w:endChars="0" w:end="0"/>
-        <w:rPr>
-          <w:rFonts w:ascii="仿宋" w:hAnsi="仿宋" w:eastAsia="仿宋" w:cs="仿宋"/>
+        <w:spacing w:before="0" w:after="0" w:line="500" w:lineRule="exact"/>
+        <w:ind w:firstLineChars="200" w:startChars="0" w:start="0" w:endChars="0" w:end="0"/>
+        <w:rPr>
+          <w:rFonts w:ascii="Times New Roman" w:hAnsi="Times New Roman" w:eastAsia="仿宋" w:cs="Times New Roman"/>
           <w:kern w:val="0"/>
-          <w:sz w:val="24"/>
-          <w:szCs w:val="24"/>
-        </w:rPr>
-      </w:pPr>
-      <w:r>
-        <w:rPr>
-          <w:rFonts w:eastAsia="仿宋" w:cs="仿宋" w:ascii="仿宋" w:hAnsi="仿宋"/>
+          <w:sz w:val="28"/>
+          <w:szCs w:val="28"/>
+        </w:rPr>
+      </w:pPr>
+      <w:r>
+        <w:rPr>
+          <w:rFonts w:eastAsia="仿宋" w:cs="Times New Roman" w:ascii="Times New Roman" w:hAnsi="Times New Roman"/>
           <w:kern w:val="0"/>
-          <w:sz w:val="24"/>
-          <w:szCs w:val="24"/>
+          <w:sz w:val="28"/>
+          <w:szCs w:val="28"/>
         </w:rPr>
       </w:r>
     </w:p>
@@ -7203,21 +7203,21 @@
           <w:tab w:val="clear" w:pos="420"/>
           <w:tab w:val="left" w:pos="0" w:leader="none"/>
         </w:tabs>
-        <w:spacing w:lineRule="auto" w:line="480"/>
-        <w:ind w:firstLineChars="200" w:startChars="0" w:start="0" w:endChars="0" w:end="0"/>
-        <w:rPr>
-          <w:rFonts w:ascii="仿宋" w:hAnsi="仿宋" w:eastAsia="仿宋" w:cs="仿宋"/>
+        <w:spacing w:before="0" w:after="0" w:line="500" w:lineRule="exact"/>
+        <w:ind w:firstLineChars="200" w:startChars="0" w:start="0" w:endChars="0" w:end="0"/>
+        <w:rPr>
+          <w:rFonts w:ascii="Times New Roman" w:hAnsi="Times New Roman" w:eastAsia="仿宋" w:cs="Times New Roman"/>
           <w:kern w:val="0"/>
-          <w:sz w:val="24"/>
-          <w:szCs w:val="24"/>
-        </w:rPr>
-      </w:pPr>
-      <w:r>
-        <w:rPr>
-          <w:rFonts w:eastAsia="仿宋" w:cs="仿宋" w:ascii="仿宋" w:hAnsi="仿宋"/>
+          <w:sz w:val="28"/>
+          <w:szCs w:val="28"/>
+        </w:rPr>
+      </w:pPr>
+      <w:r>
+        <w:rPr>
+          <w:rFonts w:eastAsia="仿宋" w:cs="Times New Roman" w:ascii="Times New Roman" w:hAnsi="Times New Roman"/>
           <w:kern w:val="0"/>
-          <w:sz w:val="24"/>
-          <w:szCs w:val="24"/>
+          <w:sz w:val="28"/>
+          <w:szCs w:val="28"/>
         </w:rPr>
       </w:r>
     </w:p>
@@ -7225,18 +7225,18 @@
       <w:pPr>
         <w:pStyle w:val="Style13"/>
         <w:rPr>
-          <w:rFonts w:ascii="仿宋" w:hAnsi="仿宋" w:eastAsia="仿宋" w:cs="仿宋"/>
+          <w:rFonts w:ascii="Times New Roman" w:hAnsi="Times New Roman" w:eastAsia="仿宋" w:cs="Times New Roman"/>
           <w:kern w:val="0"/>
-          <w:sz w:val="24"/>
-          <w:szCs w:val="24"/>
-        </w:rPr>
-      </w:pPr>
-      <w:r>
-        <w:rPr>
-          <w:rFonts w:eastAsia="仿宋" w:cs="仿宋" w:ascii="仿宋" w:hAnsi="仿宋"/>
+          <w:sz w:val="28"/>
+          <w:szCs w:val="28"/>
+        </w:rPr>
+      </w:pPr>
+      <w:r>
+        <w:rPr>
+          <w:rFonts w:eastAsia="仿宋" w:cs="Times New Roman" w:ascii="Times New Roman" w:hAnsi="Times New Roman"/>
           <w:kern w:val="0"/>
-          <w:sz w:val="24"/>
-          <w:szCs w:val="24"/>
+          <w:sz w:val="28"/>
+          <w:szCs w:val="28"/>
         </w:rPr>
       </w:r>
     </w:p>
@@ -7495,18 +7495,18 @@
       <w:pPr>
         <w:pStyle w:val="Style13"/>
         <w:rPr>
-          <w:rFonts w:ascii="仿宋" w:hAnsi="仿宋" w:eastAsia="仿宋" w:cs="仿宋"/>
+          <w:rFonts w:ascii="Times New Roman" w:hAnsi="Times New Roman" w:eastAsia="仿宋" w:cs="Times New Roman"/>
           <w:kern w:val="0"/>
-          <w:sz w:val="24"/>
-          <w:szCs w:val="24"/>
-        </w:rPr>
-      </w:pPr>
-      <w:r>
-        <w:rPr>
-          <w:rFonts w:eastAsia="仿宋" w:cs="仿宋" w:ascii="仿宋" w:hAnsi="仿宋"/>
+          <w:sz w:val="28"/>
+          <w:szCs w:val="28"/>
+        </w:rPr>
+      </w:pPr>
+      <w:r>
+        <w:rPr>
+          <w:rFonts w:eastAsia="仿宋" w:cs="Times New Roman" w:ascii="Times New Roman" w:hAnsi="Times New Roman"/>
           <w:kern w:val="0"/>
-          <w:sz w:val="24"/>
-          <w:szCs w:val="24"/>
+          <w:sz w:val="28"/>
+          <w:szCs w:val="28"/>
         </w:rPr>
       </w:r>
     </w:p>
@@ -7517,7 +7517,7 @@
           <w:tab w:val="clear" w:pos="420"/>
           <w:tab w:val="left" w:pos="0" w:leader="none"/>
         </w:tabs>
-        <w:spacing w:lineRule="auto" w:line="480"/>
+        <w:spacing w:before="0" w:after="0" w:line="500" w:lineRule="exact"/>
         <w:rPr/>
       </w:pPr>
       <w:r>
@@ -7532,7 +7532,7 @@
           <w:tab w:val="clear" w:pos="420"/>
           <w:tab w:val="left" w:pos="0" w:leader="none"/>
         </w:tabs>
-        <w:spacing w:lineRule="auto" w:line="480"/>
+        <w:spacing w:before="0" w:after="0" w:line="500" w:lineRule="exact"/>
         <w:rPr/>
       </w:pPr>
       <w:r>
@@ -7561,7 +7561,7 @@
     <w:p>
       <w:pPr>
         <w:pStyle w:val="Style13"/>
-        <w:spacing w:before="0" w:after="200"/>
+        <w:spacing w:before="0" w:after="0" w:line="500" w:lineRule="exact"/>
         <w:rPr/>
       </w:pPr>
       <w:r>
@@ -7572,8 +7572,8 @@
       <w:headerReference w:type="default" r:id="rIdContractWatermarkHeader"/>
       <w:footerReference w:type="default" r:id="rIdContractTemplateFooter"/>
       <w:type w:val="nextPage"/>
-      <w:pgSz w:orient="landscape" w:w="11906" w:h="16838"/>
-      <w:pgMar w:left="1080" w:right="1080" w:gutter="0" w:header="851" w:top="1157" w:footer="992" w:bottom="1157"/>
+      <w:pgSz w:w="16838" w:h="11906" w:orient="landscape"/>
+      <w:pgMar w:top="1417" w:right="1701" w:bottom="1417" w:left="1701" w:header="720" w:footer="720" w:gutter="0"/>
       <w:pgNumType w:fmt="decimal"/>
       <w:formProt w:val="false"/>
       <w:textDirection w:val="lrTb"/>
@@ -7583,255 +7583,43 @@
 </w:document>
 </file>
 
+<file path=word/footer-contract-page.xml><?xml version="1.0" encoding="utf-8"?>
+<w:ftr xmlns:w="http://schemas.openxmlformats.org/wordprocessingml/2006/main">
+  <w:p>
+    <w:pPr>
+      <w:pStyle w:val="ContractMeta"/>
+      <w:jc w:val="center"/>
+    </w:pPr>
+    <w:r>
+      <w:t xml:space="preserve">第    页 / 共    页</w:t>
+    </w:r>
+  </w:p>
+</w:ftr>
+</file>
+
 <file path=word/footer-contract-template.xml><?xml version="1.0" encoding="utf-8"?>
 <w:ftr xmlns:w="http://schemas.openxmlformats.org/wordprocessingml/2006/main">
   <w:p>
     <w:pPr>
+      <w:pStyle w:val="ContractMeta"/>
       <w:jc w:val="center"/>
     </w:pPr>
     <w:r>
-      <w:t xml:space="preserve">合同正文</w:t>
+      <w:t xml:space="preserve">第    页 / 共    页</w:t>
     </w:r>
   </w:p>
 </w:ftr>
 </file>
 
 <file path=word/footer1.xml><?xml version="1.0" encoding="utf-8"?>
-<w:ftr xmlns:o="urn:schemas-microsoft-com:office:office" xmlns:r="http://schemas.openxmlformats.org/officeDocument/2006/relationships" xmlns:v="urn:schemas-microsoft-com:vml" xmlns:w="http://schemas.openxmlformats.org/wordprocessingml/2006/main" xmlns:w10="urn:schemas-microsoft-com:office:word" xmlns:wp="http://schemas.openxmlformats.org/drawingml/2006/wordprocessingDrawing" xmlns:pic="http://schemas.openxmlformats.org/drawingml/2006/picture" xmlns:wps="http://schemas.microsoft.com/office/word/2010/wordprocessingShape" xmlns:wpg="http://schemas.microsoft.com/office/word/2010/wordprocessingGroup" xmlns:mc="http://schemas.openxmlformats.org/markup-compatibility/2006" xmlns:wp14="http://schemas.microsoft.com/office/word/2010/wordprocessingDrawing" xmlns:w14="http://schemas.microsoft.com/office/word/2010/wordml" xmlns:w15="http://schemas.microsoft.com/office/word/2012/wordml" mc:Ignorable="w14 wp14 w15">
+<w:ftr xmlns:w="http://schemas.openxmlformats.org/wordprocessingml/2006/main">
   <w:p>
     <w:pPr>
-      <w:pStyle w:val="Footer"/>
-      <w:rPr/>
+      <w:pStyle w:val="ContractMeta"/>
+      <w:jc w:val="center"/>
     </w:pPr>
     <w:r>
-      <w:rPr/>
-    </w:r>
-    <w:r>
-      <mc:AlternateContent>
-        <mc:Choice Requires="wps">
-          <w:drawing>
-            <wp:anchor distT="0" distB="0" distL="114935" distR="114935" simplePos="0" relativeHeight="23" behindDoc="1" locked="0" layoutInCell="0" allowOverlap="1">
-              <wp:simplePos x="0" y="0"/>
-              <wp:positionH relativeFrom="margin">
-                <wp:align>center</wp:align>
-              </wp:positionH>
-              <wp:positionV relativeFrom="paragraph">
-                <wp:posOffset>635</wp:posOffset>
-              </wp:positionV>
-              <wp:extent cx="846455" cy="195580"/>
-              <wp:effectExtent l="0" t="0" r="0" b="0"/>
-              <wp:wrapNone/>
-              <wp:docPr id="1" name="Frame2"/>
-              <a:graphic xmlns:a="http://schemas.openxmlformats.org/drawingml/2006/main">
-                <a:graphicData uri="http://schemas.microsoft.com/office/word/2010/wordprocessingShape">
-                  <wps:wsp>
-                    <wps:cNvSpPr txBox="1"/>
-                    <wps:spPr>
-                      <a:xfrm>
-                        <a:off x="0" y="0"/>
-                        <a:ext cx="846455" cy="195580"/>
-                      </a:xfrm>
-                      <a:prstGeom prst="rect"/>
-                      <a:solidFill>
-                        <a:srgbClr val="FFFFFF">
-                          <a:alpha val="0"/>
-                        </a:srgbClr>
-                      </a:solidFill>
-                    </wps:spPr>
-                    <wps:txbx>
-                      <w:txbxContent>
-                        <w:p>
-                          <w:pPr>
-                            <w:pStyle w:val="Footer"/>
-                            <w:rPr/>
-                          </w:pPr>
-                          <w:r>
-                            <w:rPr>
-                              <w:rFonts w:hint="eastAsia"/>
-                            </w:rPr>
-                            <w:t xml:space="preserve">第 </w:t>
-                          </w:r>
-                          <w:r>
-                            <w:rPr>
-                              <w:rFonts w:hint="eastAsia"/>
-                            </w:rPr>
-                            <w:fldChar w:fldCharType="begin"/>
-                          </w:r>
-                          <w:r>
-                            <w:rPr>
-                              <w:rFonts w:hint="eastAsia"/>
-                            </w:rPr>
-                            <w:instrText xml:space="preserve"> PAGE </w:instrText>
-                          </w:r>
-                          <w:r>
-                            <w:rPr>
-                              <w:rFonts w:hint="eastAsia"/>
-                            </w:rPr>
-                            <w:fldChar w:fldCharType="separate"/>
-                          </w:r>
-                          <w:r>
-                            <w:rPr>
-                              <w:rFonts w:hint="eastAsia"/>
-                            </w:rPr>
-                            <w:t>21</w:t>
-                          </w:r>
-                          <w:r>
-                            <w:rPr>
-                              <w:rFonts w:hint="eastAsia"/>
-                            </w:rPr>
-                            <w:fldChar w:fldCharType="end"/>
-                          </w:r>
-                          <w:r>
-                            <w:rPr>
-                              <w:rFonts w:hint="eastAsia"/>
-                            </w:rPr>
-                            <w:t xml:space="preserve"> 页 共 </w:t>
-                          </w:r>
-                          <w:r>
-                            <w:rPr>
-                              <w:rFonts w:hint="eastAsia"/>
-                            </w:rPr>
-                            <w:fldChar w:fldCharType="begin"/>
-                          </w:r>
-                          <w:r>
-                            <w:rPr>
-                              <w:rFonts w:hint="eastAsia"/>
-                            </w:rPr>
-                            <w:instrText xml:space="preserve"> NUMPAGES \* ARABIC </w:instrText>
-                          </w:r>
-                          <w:r>
-                            <w:rPr>
-                              <w:rFonts w:hint="eastAsia"/>
-                            </w:rPr>
-                            <w:fldChar w:fldCharType="separate"/>
-                          </w:r>
-                          <w:r>
-                            <w:rPr>
-                              <w:rFonts w:hint="eastAsia"/>
-                            </w:rPr>
-                            <w:t>21</w:t>
-                          </w:r>
-                          <w:r>
-                            <w:rPr>
-                              <w:rFonts w:hint="eastAsia"/>
-                            </w:rPr>
-                            <w:fldChar w:fldCharType="end"/>
-                          </w:r>
-                          <w:r>
-                            <w:rPr>
-                              <w:rFonts w:hint="eastAsia"/>
-                            </w:rPr>
-                            <w:t xml:space="preserve"> 页</w:t>
-                          </w:r>
-                        </w:p>
-                      </w:txbxContent>
-                    </wps:txbx>
-                    <wps:bodyPr anchor="t" lIns="635" tIns="635" rIns="635" bIns="635">
-                      <a:spAutoFit/>
-                    </wps:bodyPr>
-                  </wps:wsp>
-                </a:graphicData>
-              </a:graphic>
-            </wp:anchor>
-          </w:drawing>
-        </mc:Choice>
-        <mc:Fallback>
-          <w:pict>
-            <v:rect fillcolor="#FFFFFF" style="position:absolute;rotation:-0;width:66.65pt;height:15.4pt;mso-wrap-distance-left:9.05pt;mso-wrap-distance-right:9.05pt;mso-wrap-distance-top:0pt;mso-wrap-distance-bottom:0pt;margin-top:0pt;mso-position-vertical-relative:text;margin-left:210.35pt;mso-position-horizontal:center;mso-position-horizontal-relative:margin">
-              <v:fill opacity="0f"/>
-              <v:textbox inset="0.000694444444444445in,0.000694444444444445in,0.000694444444444445in,0.000694444444444445in">
-                <w:txbxContent>
-                  <w:p>
-                    <w:pPr>
-                      <w:pStyle w:val="Footer"/>
-                      <w:rPr/>
-                    </w:pPr>
-                    <w:r>
-                      <w:rPr>
-                        <w:rFonts w:hint="eastAsia"/>
-                      </w:rPr>
-                      <w:t xml:space="preserve">第 </w:t>
-                    </w:r>
-                    <w:r>
-                      <w:rPr>
-                        <w:rFonts w:hint="eastAsia"/>
-                      </w:rPr>
-                      <w:fldChar w:fldCharType="begin"/>
-                    </w:r>
-                    <w:r>
-                      <w:rPr>
-                        <w:rFonts w:hint="eastAsia"/>
-                      </w:rPr>
-                      <w:instrText xml:space="preserve"> PAGE </w:instrText>
-                    </w:r>
-                    <w:r>
-                      <w:rPr>
-                        <w:rFonts w:hint="eastAsia"/>
-                      </w:rPr>
-                      <w:fldChar w:fldCharType="separate"/>
-                    </w:r>
-                    <w:r>
-                      <w:rPr>
-                        <w:rFonts w:hint="eastAsia"/>
-                      </w:rPr>
-                      <w:t>21</w:t>
-                    </w:r>
-                    <w:r>
-                      <w:rPr>
-                        <w:rFonts w:hint="eastAsia"/>
-                      </w:rPr>
-                      <w:fldChar w:fldCharType="end"/>
-                    </w:r>
-                    <w:r>
-                      <w:rPr>
-                        <w:rFonts w:hint="eastAsia"/>
-                      </w:rPr>
-                      <w:t xml:space="preserve"> 页 共 </w:t>
-                    </w:r>
-                    <w:r>
-                      <w:rPr>
-                        <w:rFonts w:hint="eastAsia"/>
-                      </w:rPr>
-                      <w:fldChar w:fldCharType="begin"/>
-                    </w:r>
-                    <w:r>
-                      <w:rPr>
-                        <w:rFonts w:hint="eastAsia"/>
-                      </w:rPr>
-                      <w:instrText xml:space="preserve"> NUMPAGES \* ARABIC </w:instrText>
-                    </w:r>
-                    <w:r>
-                      <w:rPr>
-                        <w:rFonts w:hint="eastAsia"/>
-                      </w:rPr>
-                      <w:fldChar w:fldCharType="separate"/>
-                    </w:r>
-                    <w:r>
-                      <w:rPr>
-                        <w:rFonts w:hint="eastAsia"/>
-                      </w:rPr>
-                      <w:t>21</w:t>
-                    </w:r>
-                    <w:r>
-                      <w:rPr>
-                        <w:rFonts w:hint="eastAsia"/>
-                      </w:rPr>
-                      <w:fldChar w:fldCharType="end"/>
-                    </w:r>
-                    <w:r>
-                      <w:rPr>
-                        <w:rFonts w:hint="eastAsia"/>
-                      </w:rPr>
-                      <w:t xml:space="preserve"> 页</w:t>
-                    </w:r>
-                  </w:p>
-                </w:txbxContent>
-              </v:textbox>
-              <w10:wrap type="none"/>
-            </v:rect>
-          </w:pict>
-        </mc:Fallback>
-      </mc:AlternateContent>
+      <w:t xml:space="preserve">第    页 / 共    页</w:t>
     </w:r>
   </w:p>
 </w:ftr>
@@ -7841,6 +7629,7 @@
 <w:hdr xmlns:w="http://schemas.openxmlformats.org/wordprocessingml/2006/main">
   <w:p>
     <w:pPr>
+      <w:pStyle w:val="ContractMeta"/>
       <w:jc w:val="center"/>
     </w:pPr>
     <w:r>
@@ -7851,14 +7640,14 @@
 </file>
 
 <file path=word/header1.xml><?xml version="1.0" encoding="utf-8"?>
-<w:hdr xmlns:o="urn:schemas-microsoft-com:office:office" xmlns:r="http://schemas.openxmlformats.org/officeDocument/2006/relationships" xmlns:v="urn:schemas-microsoft-com:vml" xmlns:w="http://schemas.openxmlformats.org/wordprocessingml/2006/main" xmlns:w10="urn:schemas-microsoft-com:office:word" xmlns:wp="http://schemas.openxmlformats.org/drawingml/2006/wordprocessingDrawing" xmlns:pic="http://schemas.openxmlformats.org/drawingml/2006/picture" xmlns:wps="http://schemas.microsoft.com/office/word/2010/wordprocessingShape" xmlns:wpg="http://schemas.microsoft.com/office/word/2010/wordprocessingGroup" xmlns:mc="http://schemas.openxmlformats.org/markup-compatibility/2006" xmlns:wp14="http://schemas.microsoft.com/office/word/2010/wordprocessingDrawing" xmlns:w14="http://schemas.microsoft.com/office/word/2010/wordml" xmlns:w15="http://schemas.microsoft.com/office/word/2012/wordml" mc:Ignorable="w14 wp14 w15">
+<w:hdr xmlns:w="http://schemas.openxmlformats.org/wordprocessingml/2006/main">
   <w:p>
     <w:pPr>
-      <w:pStyle w:val="Header"/>
-      <w:rPr/>
+      <w:pStyle w:val="ContractMeta"/>
+      <w:jc w:val="center"/>
     </w:pPr>
     <w:r>
-      <w:rPr/>
+      <w:t xml:space="preserve">{document.watermark}</w:t>
     </w:r>
   </w:p>
 </w:hdr>
@@ -7994,350 +7783,47 @@
 </file>
 
 <file path=word/styles.xml><?xml version="1.0" encoding="utf-8"?>
-<w:styles xmlns:w="http://schemas.openxmlformats.org/wordprocessingml/2006/main" xmlns:w14="http://schemas.microsoft.com/office/word/2010/wordml" xmlns:mc="http://schemas.openxmlformats.org/markup-compatibility/2006" mc:Ignorable="w14">
-  <w:docDefaults>
-    <w:rPrDefault>
-      <w:rPr>
-        <w:rFonts w:ascii="Liberation Serif" w:hAnsi="Liberation Serif" w:eastAsia="华文宋体" w:cs="Arial Unicode MS"/>
-        <w:sz w:val="24"/>
-        <w:szCs w:val="24"/>
-        <w:lang w:val="en-US" w:eastAsia="zh-CN" w:bidi="hi-IN"/>
-      </w:rPr>
-    </w:rPrDefault>
-    <w:pPrDefault>
-      <w:pPr>
-        <w:suppressAutoHyphens w:val="true"/>
-      </w:pPr>
-    </w:pPrDefault>
-  </w:docDefaults>
-  <w:style w:type="paragraph" w:styleId="Normal">
+<w:styles xmlns:w="http://schemas.openxmlformats.org/wordprocessingml/2006/main">
+  <w:style w:type="paragraph" w:default="1" w:styleId="Normal">
     <w:name w:val="Normal"/>
-    <w:next w:val="Style13"/>
-    <w:qFormat/>
     <w:pPr>
-      <w:widowControl w:val="false"/>
-      <w:bidi w:val="0"/>
+      <w:spacing w:before="0" w:after="0" w:line="500" w:lineRule="exact"/>
+      <w:ind w:firstLineChars="200"/>
       <w:jc w:val="both"/>
     </w:pPr>
     <w:rPr>
-      <w:rFonts w:ascii="Times New Roman" w:hAnsi="Times New Roman" w:eastAsia="宋体" w:cs="Times New Roman"/>
-      <w:color w:val="auto"/>
-      <w:kern w:val="2"/>
-      <w:sz w:val="21"/>
-      <w:szCs w:val="24"/>
-      <w:lang w:bidi="ar-SA" w:val="en-US" w:eastAsia="zh-CN"/>
+      <w:rFonts w:ascii="Times New Roman" w:hAnsi="Times New Roman" w:eastAsia="仿宋" w:cs="Times New Roman"/>
+      <w:sz w:val="28"/>
+      <w:szCs w:val="28"/>
     </w:rPr>
   </w:style>
-  <w:style w:type="paragraph" w:styleId="Heading1">
-    <w:name w:val="heading 1"/>
+  <w:style w:type="paragraph" w:styleId="ContractTitle">
+    <w:name w:val="Contract Title"/>
     <w:basedOn w:val="Normal"/>
-    <w:next w:val="Normal"/>
-    <w:qFormat/>
     <w:pPr>
-      <w:keepNext w:val="true"/>
-      <w:keepLines/>
-      <w:numPr>
-        <w:ilvl w:val="0"/>
-        <w:numId w:val="1"/>
-      </w:numPr>
-      <w:spacing w:lineRule="auto" w:line="576"/>
-      <w:outlineLvl w:val="0"/>
+      <w:spacing w:before="0" w:after="0" w:line="500" w:lineRule="exact"/>
+      <w:jc w:val="center"/>
     </w:pPr>
     <w:rPr>
-      <w:rFonts w:ascii="Times New Roman" w:hAnsi="Times New Roman" w:cs="Times New Roman"/>
+      <w:rFonts w:ascii="Times New Roman" w:hAnsi="Times New Roman" w:eastAsia="黑体" w:cs="Times New Roman"/>
       <w:b/>
       <w:bCs/>
-      <w:kern w:val="2"/>
       <w:sz w:val="44"/>
       <w:szCs w:val="44"/>
     </w:rPr>
   </w:style>
-  <w:style w:type="paragraph" w:styleId="Heading4">
-    <w:name w:val="heading 4"/>
+  <w:style w:type="paragraph" w:styleId="ContractMeta">
+    <w:name w:val="Contract Meta"/>
     <w:basedOn w:val="Normal"/>
-    <w:next w:val="Normal"/>
-    <w:qFormat/>
     <w:pPr>
-      <w:keepNext w:val="true"/>
-      <w:keepLines/>
-      <w:numPr>
-        <w:ilvl w:val="3"/>
-        <w:numId w:val="1"/>
-      </w:numPr>
-      <w:spacing w:lineRule="auto" w:line="372" w:before="280" w:after="290"/>
-      <w:outlineLvl w:val="3"/>
+      <w:spacing w:before="0" w:after="0" w:line="500" w:lineRule="exact"/>
+      <w:ind w:firstLineChars="0"/>
     </w:pPr>
     <w:rPr>
-      <w:rFonts w:ascii="Cambria" w:hAnsi="Cambria" w:cs="Cambria"/>
-      <w:b/>
-      <w:bCs/>
+      <w:rFonts w:ascii="Times New Roman" w:hAnsi="Times New Roman" w:eastAsia="仿宋" w:cs="Times New Roman"/>
       <w:sz w:val="28"/>
       <w:szCs w:val="28"/>
     </w:rPr>
-  </w:style>
-  <w:style w:type="character" w:styleId="Style12">
-    <w:name w:val="默认段落字体"/>
-    <w:qFormat/>
-    <w:rPr/>
-  </w:style>
-  <w:style w:type="character" w:styleId="1Char">
-    <w:name w:val="标题 1 Char"/>
-    <w:basedOn w:val="Style12"/>
-    <w:qFormat/>
-    <w:rPr>
-      <w:rFonts w:ascii="Times New Roman" w:hAnsi="Times New Roman" w:cs="Times New Roman"/>
-      <w:b/>
-      <w:bCs/>
-      <w:kern w:val="2"/>
-      <w:sz w:val="44"/>
-      <w:szCs w:val="44"/>
-    </w:rPr>
-  </w:style>
-  <w:style w:type="character" w:styleId="Char">
-    <w:name w:val="文档结构图 Char"/>
-    <w:basedOn w:val="Style12"/>
-    <w:qFormat/>
-    <w:rPr>
-      <w:rFonts w:ascii="宋体" w:hAnsi="宋体"/>
-      <w:kern w:val="2"/>
-      <w:sz w:val="18"/>
-      <w:szCs w:val="18"/>
-    </w:rPr>
-  </w:style>
-  <w:style w:type="character" w:styleId="Char1">
-    <w:name w:val="页脚 Char"/>
-    <w:basedOn w:val="Style12"/>
-    <w:qFormat/>
-    <w:rPr>
-      <w:kern w:val="2"/>
-      <w:sz w:val="18"/>
-      <w:szCs w:val="18"/>
-    </w:rPr>
-  </w:style>
-  <w:style w:type="character" w:styleId="PageNumber">
-    <w:name w:val="page number"/>
-    <w:basedOn w:val="Style12"/>
-    <w:rPr/>
-  </w:style>
-  <w:style w:type="paragraph" w:styleId="Heading">
-    <w:name w:val="Heading"/>
-    <w:basedOn w:val="Normal"/>
-    <w:next w:val="BodyText"/>
-    <w:qFormat/>
-    <w:pPr>
-      <w:keepNext w:val="true"/>
-      <w:spacing w:before="240" w:after="120"/>
-    </w:pPr>
-    <w:rPr>
-      <w:rFonts w:ascii="Liberation Sans" w:hAnsi="Liberation Sans" w:eastAsia="Arial Unicode MS" w:cs="Arial Unicode MS"/>
-      <w:sz w:val="28"/>
-      <w:szCs w:val="28"/>
-    </w:rPr>
-  </w:style>
-  <w:style w:type="paragraph" w:styleId="BodyText">
-    <w:name w:val="Body Text"/>
-    <w:basedOn w:val="Normal"/>
-    <w:next w:val="Normal"/>
-    <w:pPr>
-      <w:spacing w:before="0" w:after="120"/>
-    </w:pPr>
-    <w:rPr/>
-  </w:style>
-  <w:style w:type="paragraph" w:styleId="List">
-    <w:name w:val="List"/>
-    <w:basedOn w:val="BodyText"/>
-    <w:pPr/>
-    <w:rPr>
-      <w:rFonts w:cs="Arial Unicode MS"/>
-    </w:rPr>
-  </w:style>
-  <w:style w:type="paragraph" w:styleId="Caption">
-    <w:name w:val="caption"/>
-    <w:basedOn w:val="Normal"/>
-    <w:qFormat/>
-    <w:pPr>
-      <w:suppressLineNumbers/>
-      <w:spacing w:before="120" w:after="120"/>
-    </w:pPr>
-    <w:rPr>
-      <w:rFonts w:cs="Arial Unicode MS"/>
-      <w:i/>
-      <w:iCs/>
-      <w:sz w:val="24"/>
-      <w:szCs w:val="24"/>
-    </w:rPr>
-  </w:style>
-  <w:style w:type="paragraph" w:styleId="Index">
-    <w:name w:val="Index"/>
-    <w:basedOn w:val="Normal"/>
-    <w:qFormat/>
-    <w:pPr>
-      <w:suppressLineNumbers/>
-    </w:pPr>
-    <w:rPr>
-      <w:rFonts w:cs="Arial Unicode MS"/>
-    </w:rPr>
-  </w:style>
-  <w:style w:type="paragraph" w:styleId="Normal1">
-    <w:name w:val="Normal_1"/>
-    <w:qFormat/>
-    <w:pPr>
-      <w:widowControl w:val="false"/>
-      <w:bidi w:val="0"/>
-      <w:spacing w:lineRule="auto" w:line="276" w:before="0" w:after="200"/>
-      <w:jc w:val="both"/>
-    </w:pPr>
-    <w:rPr>
-      <w:rFonts w:ascii="Times New Roman" w:hAnsi="Times New Roman" w:eastAsia="宋体" w:cs="Times New Roman"/>
-      <w:color w:val="auto"/>
-      <w:sz w:val="21"/>
-      <w:szCs w:val="21"/>
-      <w:lang w:bidi="ar-SA" w:val="en-US" w:eastAsia="zh-CN"/>
-    </w:rPr>
-  </w:style>
-  <w:style w:type="paragraph" w:styleId="Style13">
-    <w:name w:val="正文缩进"/>
-    <w:basedOn w:val="Normal1"/>
-    <w:qFormat/>
-    <w:pPr>
-      <w:ind w:firstLine="420" w:start="0" w:end="0"/>
-    </w:pPr>
-    <w:rPr>
-      <w:rFonts w:eastAsia="宋体" w:cs="Times New Roman"/>
-      <w:kern w:val="2"/>
-      <w:sz w:val="21"/>
-      <w:szCs w:val="22"/>
-    </w:rPr>
-  </w:style>
-  <w:style w:type="paragraph" w:styleId="Style14">
-    <w:name w:val="文档结构图"/>
-    <w:basedOn w:val="Normal"/>
-    <w:qFormat/>
-    <w:pPr/>
-    <w:rPr>
-      <w:rFonts w:ascii="宋体" w:hAnsi="宋体"/>
-      <w:sz w:val="18"/>
-      <w:szCs w:val="18"/>
-    </w:rPr>
-  </w:style>
-  <w:style w:type="paragraph" w:styleId="Style15">
-    <w:name w:val="批注文字"/>
-    <w:basedOn w:val="Normal"/>
-    <w:qFormat/>
-    <w:pPr>
-      <w:jc w:val="start"/>
-    </w:pPr>
-    <w:rPr/>
-  </w:style>
-  <w:style w:type="paragraph" w:styleId="BodyTextIndent">
-    <w:name w:val="Body Text Indent"/>
-    <w:basedOn w:val="Normal"/>
-    <w:pPr>
-      <w:ind w:firstLineChars="192" w:startChars="0" w:start="0" w:endChars="0" w:end="0"/>
-    </w:pPr>
-    <w:rPr>
-      <w:sz w:val="28"/>
-    </w:rPr>
-  </w:style>
-  <w:style w:type="paragraph" w:styleId="HeaderandFooter">
-    <w:name w:val="Header and Footer"/>
-    <w:basedOn w:val="Normal"/>
-    <w:qFormat/>
-    <w:pPr>
-      <w:suppressLineNumbers/>
-      <w:tabs>
-        <w:tab w:val="clear" w:pos="420"/>
-        <w:tab w:val="center" w:pos="4819" w:leader="none"/>
-        <w:tab w:val="right" w:pos="9638" w:leader="none"/>
-      </w:tabs>
-    </w:pPr>
-    <w:rPr/>
-  </w:style>
-  <w:style w:type="paragraph" w:styleId="Footer">
-    <w:name w:val="footer"/>
-    <w:basedOn w:val="Normal"/>
-    <w:pPr>
-      <w:tabs>
-        <w:tab w:val="clear" w:pos="420"/>
-        <w:tab w:val="center" w:pos="4153" w:leader="none"/>
-        <w:tab w:val="right" w:pos="8306" w:leader="none"/>
-      </w:tabs>
-      <w:snapToGrid w:val="false"/>
-      <w:jc w:val="start"/>
-    </w:pPr>
-    <w:rPr>
-      <w:sz w:val="18"/>
-      <w:szCs w:val="18"/>
-    </w:rPr>
-  </w:style>
-  <w:style w:type="paragraph" w:styleId="Header">
-    <w:name w:val="header"/>
-    <w:basedOn w:val="Normal"/>
-    <w:pPr>
-      <w:pBdr>
-        <w:bottom w:val="single" w:sz="6" w:space="1" w:color="000000"/>
-      </w:pBdr>
-      <w:tabs>
-        <w:tab w:val="clear" w:pos="420"/>
-        <w:tab w:val="center" w:pos="4153" w:leader="none"/>
-        <w:tab w:val="right" w:pos="8306" w:leader="none"/>
-      </w:tabs>
-      <w:snapToGrid w:val="false"/>
-      <w:jc w:val="center"/>
-    </w:pPr>
-    <w:rPr>
-      <w:sz w:val="18"/>
-      <w:szCs w:val="18"/>
-    </w:rPr>
-  </w:style>
-  <w:style w:type="paragraph" w:styleId="Style16">
-    <w:name w:val="段"/>
-    <w:next w:val="Normal"/>
-    <w:qFormat/>
-    <w:pPr>
-      <w:widowControl/>
-      <w:autoSpaceDE w:val="false"/>
-      <w:bidi w:val="0"/>
-      <w:ind w:firstLineChars="200" w:startChars="0" w:start="0" w:endChars="0" w:end="0"/>
-      <w:jc w:val="both"/>
-    </w:pPr>
-    <w:rPr>
-      <w:rFonts w:ascii="宋体" w:hAnsi="宋体" w:eastAsia="宋体" w:cs="Times New Roman"/>
-      <w:color w:val="auto"/>
-      <w:sz w:val="21"/>
-      <w:szCs w:val="20"/>
-      <w:lang w:bidi="ar-SA" w:val="en-US" w:eastAsia="zh-CN"/>
-    </w:rPr>
-  </w:style>
-  <w:style w:type="paragraph" w:styleId="TableContents">
-    <w:name w:val="Table Contents"/>
-    <w:basedOn w:val="Normal"/>
-    <w:qFormat/>
-    <w:pPr>
-      <w:widowControl w:val="false"/>
-      <w:suppressLineNumbers/>
-    </w:pPr>
-    <w:rPr/>
-  </w:style>
-  <w:style w:type="paragraph" w:styleId="TableHeading">
-    <w:name w:val="Table Heading"/>
-    <w:basedOn w:val="TableContents"/>
-    <w:qFormat/>
-    <w:pPr>
-      <w:suppressLineNumbers/>
-      <w:jc w:val="center"/>
-    </w:pPr>
-    <w:rPr>
-      <w:b/>
-      <w:bCs/>
-    </w:rPr>
-  </w:style>
-  <w:style w:type="paragraph" w:styleId="FrameContents">
-    <w:name w:val="Frame Contents"/>
-    <w:basedOn w:val="Normal"/>
-    <w:qFormat/>
-    <w:pPr/>
-    <w:rPr/>
   </w:style>
 </w:styles>
 </file>

--- a/services/api/assets/templates/labor-subcontract-real-v1.docx
+++ b/services/api/assets/templates/labor-subcontract-real-v1.docx
@@ -8,7 +8,7 @@
         <w:pStyle w:val="Normal"/>
         <w:jc w:val="end"/>
         <w:rPr>
-          <w:rFonts w:ascii="Times New Roman" w:hAnsi="Times New Roman" w:eastAsia="仿宋" w:cs="Times New Roman" w:hint="eastAsia"/>
+          <w:rFonts w:ascii="Times New Roman" w:hAnsi="Times New Roman" w:eastAsia="仿宋_GB2312" w:cs="Times New Roman" w:hint="eastAsia"/>
           <w:sz w:val="28"/>
           <w:szCs w:val="28"/>
           <w:u w:val="none"/>
@@ -23,7 +23,7 @@
         <w:pStyle w:val="Normal"/>
         <w:jc w:val="center"/>
         <w:rPr>
-          <w:rFonts w:ascii="Times New Roman" w:hAnsi="Times New Roman" w:eastAsia="仿宋" w:cs="Times New Roman" w:hint="eastAsia"/>
+          <w:rFonts w:ascii="Times New Roman" w:hAnsi="Times New Roman" w:eastAsia="仿宋_GB2312" w:cs="Times New Roman" w:hint="eastAsia"/>
           <w:sz w:val="44"/>
           <w:szCs w:val="44"/>
           <w:u w:val="none"/>
@@ -31,7 +31,7 @@
       </w:pPr>
       <w:r>
         <w:rPr>
-          <w:rFonts w:eastAsia="仿宋" w:cs="Times New Roman" w:hint="eastAsia" w:ascii="Times New Roman" w:hAnsi="Times New Roman"/>
+          <w:rFonts w:eastAsia="仿宋_GB2312" w:cs="Times New Roman" w:hint="eastAsia" w:ascii="Times New Roman" w:hAnsi="Times New Roman"/>
           <w:sz w:val="44"/>
           <w:szCs w:val="44"/>
           <w:u w:val="none"/>
@@ -260,7 +260,7 @@
         <w:pStyle w:val="Normal"/>
         <w:ind w:hangingChars="50" w:startChars="399" w:endChars="0" w:end="0"/>
         <w:rPr>
-          <w:rFonts w:ascii="Times New Roman" w:hAnsi="Times New Roman" w:eastAsia="仿宋" w:cs="Times New Roman"/>
+          <w:rFonts w:ascii="Times New Roman" w:hAnsi="Times New Roman" w:eastAsia="仿宋_GB2312" w:cs="Times New Roman"/>
           <w:sz w:val="28"/>
           <w:u w:val="single"/>
         </w:rPr>
@@ -276,7 +276,7 @@
       </w:r>
       <w:r>
         <w:rPr>
-          <w:rFonts w:ascii="Times New Roman" w:hAnsi="Times New Roman" w:cs="Times New Roman" w:hint="eastAsia" w:eastAsia="仿宋"/>
+          <w:rFonts w:ascii="Times New Roman" w:hAnsi="Times New Roman" w:cs="Times New Roman" w:hint="eastAsia" w:eastAsia="仿宋_GB2312"/>
           <w:sz w:val="28"/>
           <w:szCs w:val="28"/>
           <w:u w:val="single"/>
@@ -307,7 +307,7 @@
       </w:r>
       <w:r>
         <w:rPr>
-          <w:rFonts w:ascii="Times New Roman" w:hAnsi="Times New Roman" w:cs="Times New Roman" w:hint="eastAsia" w:eastAsia="仿宋"/>
+          <w:rFonts w:ascii="Times New Roman" w:hAnsi="Times New Roman" w:cs="Times New Roman" w:hint="eastAsia" w:eastAsia="仿宋_GB2312"/>
           <w:sz w:val="28"/>
           <w:szCs w:val="28"/>
           <w:u w:val="single"/>
@@ -320,7 +320,7 @@
         <w:pStyle w:val="Normal"/>
         <w:ind w:firstLineChars="300" w:startChars="0" w:start="0" w:endChars="0" w:end="0"/>
         <w:rPr>
-          <w:rFonts w:ascii="Times New Roman" w:hAnsi="Times New Roman" w:eastAsia="仿宋" w:cs="Times New Roman"/>
+          <w:rFonts w:ascii="Times New Roman" w:hAnsi="Times New Roman" w:eastAsia="仿宋_GB2312" w:cs="Times New Roman"/>
           <w:b/>
           <w:sz w:val="28"/>
           <w:szCs w:val="28"/>
@@ -338,7 +338,7 @@
       </w:r>
       <w:r>
         <w:rPr>
-          <w:rFonts w:ascii="Times New Roman" w:hAnsi="Times New Roman" w:cs="Times New Roman" w:hint="eastAsia" w:eastAsia="仿宋"/>
+          <w:rFonts w:ascii="Times New Roman" w:hAnsi="Times New Roman" w:cs="Times New Roman" w:hint="eastAsia" w:eastAsia="仿宋_GB2312"/>
           <w:sz w:val="28"/>
           <w:szCs w:val="28"/>
           <w:u w:val="single"/>
@@ -351,7 +351,7 @@
         <w:pStyle w:val="Normal"/>
         <w:ind w:firstLineChars="300" w:startChars="0" w:start="0" w:endChars="0" w:end="0"/>
         <w:rPr>
-          <w:rFonts w:ascii="Times New Roman" w:hAnsi="Times New Roman" w:eastAsia="仿宋" w:cs="Times New Roman"/>
+          <w:rFonts w:ascii="Times New Roman" w:hAnsi="Times New Roman" w:eastAsia="仿宋_GB2312" w:cs="Times New Roman"/>
           <w:b/>
           <w:sz w:val="28"/>
           <w:szCs w:val="28"/>
@@ -369,7 +369,7 @@
       </w:r>
       <w:r>
         <w:rPr>
-          <w:rFonts w:ascii="Times New Roman" w:hAnsi="Times New Roman" w:cs="Times New Roman" w:hint="eastAsia" w:eastAsia="仿宋"/>
+          <w:rFonts w:ascii="Times New Roman" w:hAnsi="Times New Roman" w:cs="Times New Roman" w:hint="eastAsia" w:eastAsia="仿宋_GB2312"/>
           <w:sz w:val="28"/>
           <w:szCs w:val="28"/>
           <w:u w:val="single"/>
@@ -399,7 +399,7 @@
       </w:r>
       <w:r>
         <w:rPr>
-          <w:rFonts w:ascii="Times New Roman" w:hAnsi="Times New Roman" w:cs="Times New Roman" w:hint="eastAsia" w:eastAsia="仿宋"/>
+          <w:rFonts w:ascii="Times New Roman" w:hAnsi="Times New Roman" w:cs="Times New Roman" w:hint="eastAsia" w:eastAsia="仿宋_GB2312"/>
           <w:sz w:val="28"/>
           <w:szCs w:val="28"/>
           <w:u w:val="single"/>
@@ -408,7 +408,7 @@
       </w:r>
       <w:r>
         <w:rPr>
-          <w:rFonts w:ascii="Times New Roman" w:hAnsi="Times New Roman" w:cs="Times New Roman" w:hint="eastAsia" w:eastAsia="仿宋"/>
+          <w:rFonts w:ascii="Times New Roman" w:hAnsi="Times New Roman" w:cs="Times New Roman" w:hint="eastAsia" w:eastAsia="仿宋_GB2312"/>
           <w:sz w:val="28"/>
           <w:szCs w:val="28"/>
           <w:u w:val="none"/>
@@ -417,7 +417,7 @@
       </w:r>
       <w:r>
         <w:rPr>
-          <w:rFonts w:ascii="Times New Roman" w:hAnsi="Times New Roman" w:cs="Times New Roman" w:hint="eastAsia" w:eastAsia="仿宋"/>
+          <w:rFonts w:ascii="Times New Roman" w:hAnsi="Times New Roman" w:cs="Times New Roman" w:hint="eastAsia" w:eastAsia="仿宋_GB2312"/>
           <w:sz w:val="28"/>
           <w:szCs w:val="28"/>
           <w:u w:val="single"/>
@@ -426,7 +426,7 @@
       </w:r>
       <w:r>
         <w:rPr>
-          <w:rFonts w:ascii="Times New Roman" w:hAnsi="Times New Roman" w:cs="Times New Roman" w:hint="eastAsia" w:eastAsia="仿宋"/>
+          <w:rFonts w:ascii="Times New Roman" w:hAnsi="Times New Roman" w:cs="Times New Roman" w:hint="eastAsia" w:eastAsia="仿宋_GB2312"/>
           <w:sz w:val="28"/>
           <w:szCs w:val="28"/>
           <w:u w:val="none"/>
@@ -435,7 +435,7 @@
       </w:r>
       <w:r>
         <w:rPr>
-          <w:rFonts w:ascii="Times New Roman" w:hAnsi="Times New Roman" w:cs="Times New Roman" w:hint="eastAsia" w:eastAsia="仿宋"/>
+          <w:rFonts w:ascii="Times New Roman" w:hAnsi="Times New Roman" w:cs="Times New Roman" w:hint="eastAsia" w:eastAsia="仿宋_GB2312"/>
           <w:sz w:val="28"/>
           <w:szCs w:val="28"/>
           <w:u w:val="single"/>
@@ -444,7 +444,7 @@
       </w:r>
       <w:r>
         <w:rPr>
-          <w:rFonts w:ascii="Times New Roman" w:hAnsi="Times New Roman" w:cs="Times New Roman" w:hint="eastAsia" w:eastAsia="仿宋"/>
+          <w:rFonts w:ascii="Times New Roman" w:hAnsi="Times New Roman" w:cs="Times New Roman" w:hint="eastAsia" w:eastAsia="仿宋_GB2312"/>
           <w:sz w:val="28"/>
           <w:szCs w:val="28"/>
           <w:u w:val="none"/>
@@ -539,7 +539,7 @@
       </w:r>
       <w:r>
         <w:rPr>
-          <w:rFonts w:ascii="Times New Roman" w:hAnsi="Times New Roman" w:cs="Times New Roman" w:hint="eastAsia" w:eastAsia="仿宋"/>
+          <w:rFonts w:ascii="Times New Roman" w:hAnsi="Times New Roman" w:cs="Times New Roman" w:hint="eastAsia" w:eastAsia="仿宋_GB2312"/>
           <w:sz w:val="28"/>
           <w:szCs w:val="28"/>
           <w:u w:val="single"/>
@@ -598,7 +598,7 @@
       </w:r>
       <w:r>
         <w:rPr>
-          <w:rFonts w:ascii="Times New Roman" w:hAnsi="Times New Roman" w:cs="Times New Roman" w:hint="eastAsia" w:eastAsia="仿宋"/>
+          <w:rFonts w:ascii="Times New Roman" w:hAnsi="Times New Roman" w:cs="Times New Roman" w:hint="eastAsia" w:eastAsia="仿宋_GB2312"/>
           <w:sz w:val="28"/>
           <w:szCs w:val="28"/>
           <w:u w:val="single"/>
@@ -615,7 +615,7 @@
       </w:r>
       <w:r>
         <w:rPr>
-          <w:rFonts w:ascii="Times New Roman" w:hAnsi="Times New Roman" w:cs="Times New Roman" w:hint="eastAsia" w:eastAsia="仿宋"/>
+          <w:rFonts w:ascii="Times New Roman" w:hAnsi="Times New Roman" w:cs="Times New Roman" w:hint="eastAsia" w:eastAsia="仿宋_GB2312"/>
           <w:sz w:val="28"/>
           <w:szCs w:val="28"/>
           <w:u w:val="single"/>
@@ -624,7 +624,7 @@
       </w:r>
       <w:r>
         <w:rPr>
-          <w:rFonts w:ascii="Times New Roman" w:hAnsi="Times New Roman" w:cs="Times New Roman" w:hint="eastAsia" w:eastAsia="仿宋"/>
+          <w:rFonts w:ascii="Times New Roman" w:hAnsi="Times New Roman" w:cs="Times New Roman" w:hint="eastAsia" w:eastAsia="仿宋_GB2312"/>
           <w:sz w:val="28"/>
           <w:szCs w:val="28"/>
           <w:u w:val="none"/>
@@ -696,7 +696,7 @@
         <w:pStyle w:val="Normal"/>
         <w:ind w:firstLineChars="200" w:startChars="0" w:start="0" w:endChars="0" w:end="0"/>
         <w:rPr>
-          <w:rFonts w:ascii="Times New Roman" w:hAnsi="Times New Roman" w:eastAsia="仿宋" w:cs="Times New Roman" w:hint="eastAsia"/>
+          <w:rFonts w:ascii="Times New Roman" w:hAnsi="Times New Roman" w:eastAsia="仿宋_GB2312" w:cs="Times New Roman" w:hint="eastAsia"/>
           <w:sz w:val="28"/>
           <w:szCs w:val="28"/>
           <w:u w:val="single"/>
@@ -711,7 +711,7 @@
         <w:pStyle w:val="Normal"/>
         <w:ind w:firstLineChars="0" w:firstLine="0" w:startChars="266" w:endChars="0" w:end="0"/>
         <w:rPr>
-          <w:rFonts w:ascii="Times New Roman" w:hAnsi="Times New Roman" w:eastAsia="仿宋" w:cs="Times New Roman" w:hint="eastAsia"/>
+          <w:rFonts w:ascii="Times New Roman" w:hAnsi="Times New Roman" w:eastAsia="仿宋_GB2312" w:cs="Times New Roman" w:hint="eastAsia"/>
           <w:sz w:val="28"/>
           <w:u w:val="single"/>
         </w:rPr>
@@ -780,7 +780,7 @@
       </w:r>
       <w:r>
         <w:rPr>
-          <w:rFonts w:ascii="Times New Roman" w:hAnsi="Times New Roman" w:cs="Times New Roman" w:hint="eastAsia" w:eastAsia="仿宋"/>
+          <w:rFonts w:ascii="Times New Roman" w:hAnsi="Times New Roman" w:cs="Times New Roman" w:hint="eastAsia" w:eastAsia="仿宋_GB2312"/>
           <w:sz w:val="28"/>
           <w:szCs w:val="28"/>
           <w:u w:val="single"/>
@@ -822,7 +822,7 @@
       </w:r>
       <w:r>
         <w:rPr>
-          <w:rFonts w:ascii="Times New Roman" w:hAnsi="Times New Roman" w:cs="Times New Roman" w:hint="eastAsia" w:eastAsia="仿宋"/>
+          <w:rFonts w:ascii="Times New Roman" w:hAnsi="Times New Roman" w:cs="Times New Roman" w:hint="eastAsia" w:eastAsia="仿宋_GB2312"/>
           <w:bCs/>
           <w:sz w:val="28"/>
         </w:rPr>
@@ -888,7 +888,7 @@
       </w:r>
       <w:r>
         <w:rPr>
-          <w:rFonts w:ascii="Times New Roman" w:hAnsi="Times New Roman" w:cs="Times New Roman" w:hint="eastAsia" w:eastAsia="仿宋"/>
+          <w:rFonts w:ascii="Times New Roman" w:hAnsi="Times New Roman" w:cs="Times New Roman" w:hint="eastAsia" w:eastAsia="仿宋_GB2312"/>
           <w:sz w:val="28"/>
           <w:szCs w:val="28"/>
           <w:u w:val="single"/>
@@ -897,7 +897,7 @@
       </w:r>
       <w:r>
         <w:rPr>
-          <w:rFonts w:eastAsia="仿宋" w:cs="Times New Roman" w:hint="eastAsia" w:ascii="Times New Roman" w:hAnsi="Times New Roman"/>
+          <w:rFonts w:eastAsia="仿宋_GB2312" w:cs="Times New Roman" w:hint="eastAsia" w:ascii="Times New Roman" w:hAnsi="Times New Roman"/>
           <w:sz w:val="28"/>
           <w:szCs w:val="28"/>
           <w:u w:val="single"/>
@@ -906,7 +906,7 @@
       </w:r>
       <w:r>
         <w:rPr>
-          <w:rFonts w:ascii="Times New Roman" w:hAnsi="Times New Roman" w:cs="Times New Roman" w:hint="eastAsia" w:eastAsia="仿宋"/>
+          <w:rFonts w:ascii="Times New Roman" w:hAnsi="Times New Roman" w:cs="Times New Roman" w:hint="eastAsia" w:eastAsia="仿宋_GB2312"/>
           <w:sz w:val="28"/>
           <w:szCs w:val="28"/>
           <w:u w:val="single"/>
@@ -1075,7 +1075,7 @@
         <w:pStyle w:val="Normal"/>
         <w:ind w:firstLineChars="200" w:startChars="0" w:start="0" w:endChars="0" w:end="0"/>
         <w:rPr>
-          <w:rFonts w:eastAsia="仿宋" w:hint="eastAsia"/>
+          <w:rFonts w:eastAsia="仿宋_GB2312" w:hint="eastAsia"/>
           <w:b/>
           <w:sz w:val="28"/>
           <w:u w:val="single"/>
@@ -1090,7 +1090,7 @@
       </w:r>
       <w:r>
         <w:rPr>
-          <w:rFonts w:ascii="Times New Roman" w:hAnsi="Times New Roman" w:cs="Times New Roman" w:hint="eastAsia" w:eastAsia="仿宋"/>
+          <w:rFonts w:ascii="Times New Roman" w:hAnsi="Times New Roman" w:cs="Times New Roman" w:hint="eastAsia" w:eastAsia="仿宋_GB2312"/>
           <w:sz w:val="28"/>
           <w:szCs w:val="28"/>
           <w:u w:val="single"/>
@@ -1167,7 +1167,7 @@
         <w:pStyle w:val="Normal"/>
         <w:ind w:firstLineChars="192" w:startChars="0" w:start="0" w:endChars="0" w:end="0"/>
         <w:rPr>
-          <w:rFonts w:eastAsia="仿宋" w:hint="eastAsia"/>
+          <w:rFonts w:eastAsia="仿宋_GB2312" w:hint="eastAsia"/>
           <w:sz w:val="28"/>
         </w:rPr>
       </w:pPr>
@@ -1180,7 +1180,7 @@
       </w:r>
       <w:r>
         <w:rPr>
-          <w:rFonts w:ascii="Times New Roman" w:hAnsi="Times New Roman" w:cs="Times New Roman" w:hint="eastAsia" w:eastAsia="仿宋"/>
+          <w:rFonts w:ascii="Times New Roman" w:hAnsi="Times New Roman" w:cs="Times New Roman" w:hint="eastAsia" w:eastAsia="仿宋_GB2312"/>
           <w:sz w:val="28"/>
         </w:rPr>
         <w:t>含量，超耗部分的材料费由乙方承担。</w:t>
@@ -1653,7 +1653,7 @@
       </w:pPr>
       <w:r>
         <w:rPr>
-          <w:rFonts w:ascii="Times New Roman" w:hAnsi="Times New Roman" w:cs="Times New Roman" w:hint="eastAsia" w:eastAsia="仿宋"/>
+          <w:rFonts w:ascii="Times New Roman" w:hAnsi="Times New Roman" w:cs="Times New Roman" w:hint="eastAsia" w:eastAsia="仿宋_GB2312"/>
           <w:sz w:val="28"/>
           <w:szCs w:val="28"/>
         </w:rPr>
@@ -1719,7 +1719,7 @@
         <w:pStyle w:val="Normal"/>
         <w:ind w:firstLineChars="200" w:startChars="0" w:start="0" w:endChars="0" w:end="0"/>
         <w:rPr>
-          <w:rFonts w:ascii="Times New Roman" w:hAnsi="Times New Roman" w:eastAsia="仿宋" w:cs="Times New Roman" w:hint="eastAsia"/>
+          <w:rFonts w:ascii="Times New Roman" w:hAnsi="Times New Roman" w:eastAsia="仿宋_GB2312" w:cs="Times New Roman" w:hint="eastAsia"/>
           <w:sz w:val="28"/>
         </w:rPr>
       </w:pPr>
@@ -1732,41 +1732,41 @@
         <w:pStyle w:val="Normal"/>
         <w:ind w:firstLineChars="200" w:startChars="0" w:start="0" w:endChars="0" w:end="0"/>
         <w:rPr>
-          <w:rFonts w:ascii="Times New Roman" w:hAnsi="Times New Roman" w:eastAsia="仿宋" w:cs="Times New Roman" w:hint="eastAsia"/>
-          <w:sz w:val="28"/>
-        </w:rPr>
-      </w:pPr>
-      <w:r>
-        <w:rPr>
-          <w:rFonts w:ascii="Times New Roman" w:hAnsi="Times New Roman" w:cs="Times New Roman" w:hint="eastAsia" w:eastAsia="仿宋"/>
+          <w:rFonts w:ascii="Times New Roman" w:hAnsi="Times New Roman" w:eastAsia="仿宋_GB2312" w:cs="Times New Roman" w:hint="eastAsia"/>
+          <w:sz w:val="28"/>
+        </w:rPr>
+      </w:pPr>
+      <w:r>
+        <w:rPr>
+          <w:rFonts w:ascii="Times New Roman" w:hAnsi="Times New Roman" w:cs="Times New Roman" w:hint="eastAsia" w:eastAsia="仿宋_GB2312"/>
           <w:sz w:val="28"/>
         </w:rPr>
         <w:t>（</w:t>
       </w:r>
       <w:r>
         <w:rPr>
-          <w:rFonts w:eastAsia="仿宋" w:cs="Times New Roman" w:hint="eastAsia" w:ascii="Times New Roman" w:hAnsi="Times New Roman"/>
+          <w:rFonts w:eastAsia="仿宋_GB2312" w:cs="Times New Roman" w:hint="eastAsia" w:ascii="Times New Roman" w:hAnsi="Times New Roman"/>
           <w:sz w:val="28"/>
         </w:rPr>
         <w:t>2</w:t>
       </w:r>
       <w:r>
         <w:rPr>
-          <w:rFonts w:ascii="Times New Roman" w:hAnsi="Times New Roman" w:cs="Times New Roman" w:hint="eastAsia" w:eastAsia="仿宋"/>
+          <w:rFonts w:ascii="Times New Roman" w:hAnsi="Times New Roman" w:cs="Times New Roman" w:hint="eastAsia" w:eastAsia="仿宋_GB2312"/>
           <w:sz w:val="28"/>
         </w:rPr>
         <w:t>）结算方式： 固定不含税单价乘以实际完成工程量</w:t>
       </w:r>
       <w:r>
         <w:rPr>
-          <w:rFonts w:eastAsia="仿宋" w:cs="Times New Roman" w:hint="eastAsia" w:ascii="Times New Roman" w:hAnsi="Times New Roman"/>
+          <w:rFonts w:eastAsia="仿宋_GB2312" w:cs="Times New Roman" w:hint="eastAsia" w:ascii="Times New Roman" w:hAnsi="Times New Roman"/>
           <w:sz w:val="28"/>
         </w:rPr>
         <w:t>+</w:t>
       </w:r>
       <w:r>
         <w:rPr>
-          <w:rFonts w:ascii="Times New Roman" w:hAnsi="Times New Roman" w:cs="Times New Roman" w:hint="eastAsia" w:eastAsia="仿宋"/>
+          <w:rFonts w:ascii="Times New Roman" w:hAnsi="Times New Roman" w:cs="Times New Roman" w:hint="eastAsia" w:eastAsia="仿宋_GB2312"/>
           <w:sz w:val="28"/>
         </w:rPr>
         <w:t>增值税进行结算。</w:t>
@@ -1777,27 +1777,27 @@
         <w:pStyle w:val="Normal"/>
         <w:ind w:firstLineChars="200" w:startChars="0" w:start="0" w:endChars="0" w:end="0"/>
         <w:rPr>
-          <w:rFonts w:ascii="Times New Roman" w:hAnsi="Times New Roman" w:eastAsia="仿宋" w:cs="Times New Roman" w:hint="eastAsia"/>
-          <w:sz w:val="28"/>
-        </w:rPr>
-      </w:pPr>
-      <w:r>
-        <w:rPr>
-          <w:rFonts w:ascii="Times New Roman" w:hAnsi="Times New Roman" w:cs="Times New Roman" w:hint="eastAsia" w:eastAsia="仿宋"/>
+          <w:rFonts w:ascii="Times New Roman" w:hAnsi="Times New Roman" w:eastAsia="仿宋_GB2312" w:cs="Times New Roman" w:hint="eastAsia"/>
+          <w:sz w:val="28"/>
+        </w:rPr>
+      </w:pPr>
+      <w:r>
+        <w:rPr>
+          <w:rFonts w:ascii="Times New Roman" w:hAnsi="Times New Roman" w:cs="Times New Roman" w:hint="eastAsia" w:eastAsia="仿宋_GB2312"/>
           <w:sz w:val="28"/>
         </w:rPr>
         <w:t>（</w:t>
       </w:r>
       <w:r>
         <w:rPr>
-          <w:rFonts w:eastAsia="仿宋" w:cs="Times New Roman" w:hint="eastAsia" w:ascii="Times New Roman" w:hAnsi="Times New Roman"/>
+          <w:rFonts w:eastAsia="仿宋_GB2312" w:cs="Times New Roman" w:hint="eastAsia" w:ascii="Times New Roman" w:hAnsi="Times New Roman"/>
           <w:sz w:val="28"/>
         </w:rPr>
         <w:t>3</w:t>
       </w:r>
       <w:r>
         <w:rPr>
-          <w:rFonts w:ascii="Times New Roman" w:hAnsi="Times New Roman" w:cs="Times New Roman" w:hint="eastAsia" w:eastAsia="仿宋"/>
+          <w:rFonts w:ascii="Times New Roman" w:hAnsi="Times New Roman" w:cs="Times New Roman" w:hint="eastAsia" w:eastAsia="仿宋_GB2312"/>
           <w:sz w:val="28"/>
         </w:rPr>
         <w:t>）过程结算仅作为过程进度款的支付依据，不作为最终结算依据，最终 结算资料（包括但不限于结算单及附件）必须经项目部及直管部层面相关人员本人签字，且签字齐全，公司审批后方可生效，否则不予作为最终结算依据。</w:t>
@@ -1808,27 +1808,27 @@
         <w:pStyle w:val="Normal"/>
         <w:ind w:firstLineChars="200" w:startChars="0" w:start="0" w:endChars="0" w:end="0"/>
         <w:rPr>
-          <w:rFonts w:ascii="Times New Roman" w:hAnsi="Times New Roman" w:eastAsia="仿宋" w:cs="Times New Roman"/>
-          <w:sz w:val="28"/>
-        </w:rPr>
-      </w:pPr>
-      <w:r>
-        <w:rPr>
-          <w:rFonts w:ascii="Times New Roman" w:hAnsi="Times New Roman" w:cs="Times New Roman" w:hint="eastAsia" w:eastAsia="仿宋"/>
+          <w:rFonts w:ascii="Times New Roman" w:hAnsi="Times New Roman" w:eastAsia="仿宋_GB2312" w:cs="Times New Roman"/>
+          <w:sz w:val="28"/>
+        </w:rPr>
+      </w:pPr>
+      <w:r>
+        <w:rPr>
+          <w:rFonts w:ascii="Times New Roman" w:hAnsi="Times New Roman" w:cs="Times New Roman" w:hint="eastAsia" w:eastAsia="仿宋_GB2312"/>
           <w:sz w:val="28"/>
         </w:rPr>
         <w:t>（</w:t>
       </w:r>
       <w:r>
         <w:rPr>
-          <w:rFonts w:eastAsia="仿宋" w:cs="Times New Roman" w:hint="eastAsia" w:ascii="Times New Roman" w:hAnsi="Times New Roman"/>
+          <w:rFonts w:eastAsia="仿宋_GB2312" w:cs="Times New Roman" w:hint="eastAsia" w:ascii="Times New Roman" w:hAnsi="Times New Roman"/>
           <w:sz w:val="28"/>
         </w:rPr>
         <w:t>4</w:t>
       </w:r>
       <w:r>
         <w:rPr>
-          <w:rFonts w:ascii="Times New Roman" w:hAnsi="Times New Roman" w:cs="Times New Roman" w:hint="eastAsia" w:eastAsia="仿宋"/>
+          <w:rFonts w:ascii="Times New Roman" w:hAnsi="Times New Roman" w:cs="Times New Roman" w:hint="eastAsia" w:eastAsia="仿宋_GB2312"/>
           <w:sz w:val="28"/>
         </w:rPr>
         <w:t>）本合同项下各项违约金及罚款甲方有权从直接工程进度款、竣工结算款中予以扣除。</w:t>
@@ -1903,13 +1903,13 @@
         <w:pStyle w:val="Normal"/>
         <w:ind w:firstLineChars="200" w:startChars="0" w:start="0" w:endChars="0" w:end="0"/>
         <w:rPr>
-          <w:rFonts w:ascii="Times New Roman" w:hAnsi="Times New Roman" w:eastAsia="仿宋" w:cs="Times New Roman" w:hint="eastAsia"/>
-          <w:sz w:val="28"/>
-        </w:rPr>
-      </w:pPr>
-      <w:r>
-        <w:rPr>
-          <w:rFonts w:ascii="Times New Roman" w:hAnsi="Times New Roman" w:cs="Times New Roman" w:hint="eastAsia" w:eastAsia="仿宋"/>
+          <w:rFonts w:ascii="Times New Roman" w:hAnsi="Times New Roman" w:eastAsia="仿宋_GB2312" w:cs="Times New Roman" w:hint="eastAsia"/>
+          <w:sz w:val="28"/>
+        </w:rPr>
+      </w:pPr>
+      <w:r>
+        <w:rPr>
+          <w:rFonts w:ascii="Times New Roman" w:hAnsi="Times New Roman" w:cs="Times New Roman" w:hint="eastAsia" w:eastAsia="仿宋_GB2312"/>
           <w:sz w:val="28"/>
         </w:rPr>
         <w:t>在劳务作业人员进场前，乙方应向甲方上报人员名单清册及劳动合同、银行卡、身份证复印件备案。</w:t>
@@ -1920,7 +1920,7 @@
         <w:pStyle w:val="Normal"/>
         <w:ind w:firstLineChars="200" w:startChars="0" w:start="0" w:endChars="0" w:end="0"/>
         <w:rPr>
-          <w:rFonts w:eastAsia="仿宋"/>
+          <w:rFonts w:eastAsia="仿宋_GB2312"/>
           <w:sz w:val="28"/>
         </w:rPr>
       </w:pPr>
@@ -1991,7 +1991,7 @@
         <w:spacing w:before="0" w:after="0" w:line="500" w:lineRule="exact"/>
         <w:ind w:firstLineChars="200" w:startChars="0" w:start="0" w:endChars="0" w:end="0"/>
         <w:rPr>
-          <w:rFonts w:ascii="Times New Roman" w:hAnsi="Times New Roman" w:eastAsia="仿宋" w:cs="Times New Roman" w:hint="eastAsia"/>
+          <w:rFonts w:ascii="Times New Roman" w:hAnsi="Times New Roman" w:eastAsia="仿宋_GB2312" w:cs="Times New Roman" w:hint="eastAsia"/>
           <w:kern w:val="2"/>
           <w:sz w:val="28"/>
           <w:szCs w:val="28"/>
@@ -1999,7 +1999,7 @@
       </w:pPr>
       <w:r>
         <w:rPr>
-          <w:rFonts w:ascii="Times New Roman" w:hAnsi="Times New Roman" w:cs="Times New Roman" w:hint="eastAsia" w:eastAsia="仿宋"/>
+          <w:rFonts w:ascii="Times New Roman" w:hAnsi="Times New Roman" w:cs="Times New Roman" w:hint="eastAsia" w:eastAsia="仿宋_GB2312"/>
           <w:kern w:val="2"/>
           <w:sz w:val="28"/>
           <w:szCs w:val="28"/>
@@ -2008,7 +2008,7 @@
       </w:r>
       <w:r>
         <w:rPr>
-          <w:rFonts w:eastAsia="仿宋" w:cs="Times New Roman" w:hint="eastAsia" w:ascii="Times New Roman" w:hAnsi="Times New Roman"/>
+          <w:rFonts w:eastAsia="仿宋_GB2312" w:cs="Times New Roman" w:hint="eastAsia" w:ascii="Times New Roman" w:hAnsi="Times New Roman"/>
           <w:kern w:val="2"/>
           <w:sz w:val="28"/>
           <w:szCs w:val="28"/>
@@ -2017,7 +2017,7 @@
       </w:r>
       <w:r>
         <w:rPr>
-          <w:rFonts w:ascii="Times New Roman" w:hAnsi="Times New Roman" w:cs="Times New Roman" w:hint="eastAsia" w:eastAsia="仿宋"/>
+          <w:rFonts w:ascii="Times New Roman" w:hAnsi="Times New Roman" w:cs="Times New Roman" w:hint="eastAsia" w:eastAsia="仿宋_GB2312"/>
           <w:kern w:val="2"/>
           <w:sz w:val="28"/>
           <w:szCs w:val="28"/>
@@ -2026,7 +2026,7 @@
       </w:r>
       <w:r>
         <w:rPr>
-          <w:rFonts w:eastAsia="仿宋" w:cs="Times New Roman" w:hint="eastAsia" w:ascii="Times New Roman" w:hAnsi="Times New Roman"/>
+          <w:rFonts w:eastAsia="仿宋_GB2312" w:cs="Times New Roman" w:hint="eastAsia" w:ascii="Times New Roman" w:hAnsi="Times New Roman"/>
           <w:kern w:val="2"/>
           <w:sz w:val="28"/>
           <w:szCs w:val="28"/>
@@ -2035,7 +2035,7 @@
       </w:r>
       <w:r>
         <w:rPr>
-          <w:rFonts w:ascii="Times New Roman" w:hAnsi="Times New Roman" w:cs="Times New Roman" w:hint="eastAsia" w:eastAsia="仿宋"/>
+          <w:rFonts w:ascii="Times New Roman" w:hAnsi="Times New Roman" w:cs="Times New Roman" w:hint="eastAsia" w:eastAsia="仿宋_GB2312"/>
           <w:kern w:val="2"/>
           <w:sz w:val="28"/>
           <w:szCs w:val="28"/>
@@ -2451,7 +2451,7 @@
         <w:spacing w:before="0" w:after="0" w:line="500" w:lineRule="exact"/>
         <w:ind w:firstLineChars="200" w:startChars="0" w:start="0" w:endChars="0" w:end="0"/>
         <w:rPr>
-          <w:rFonts w:eastAsia="仿宋"/>
+          <w:rFonts w:eastAsia="仿宋_GB2312"/>
           <w:sz w:val="28"/>
         </w:rPr>
       </w:pPr>
@@ -2695,7 +2695,7 @@
         <w:spacing w:before="0" w:after="0" w:line="500" w:lineRule="exact"/>
         <w:ind w:firstLineChars="200" w:startChars="0" w:start="0" w:endChars="0" w:end="0"/>
         <w:rPr>
-          <w:rFonts w:eastAsia="仿宋"/>
+          <w:rFonts w:eastAsia="仿宋_GB2312"/>
           <w:sz w:val="28"/>
           <w:highlight w:val="none"/>
         </w:rPr>
@@ -2970,7 +2970,7 @@
         <w:spacing w:before="0" w:after="0" w:line="500" w:lineRule="exact"/>
         <w:ind w:firstLineChars="200" w:startChars="0" w:start="0" w:endChars="0" w:end="0"/>
         <w:rPr>
-          <w:rFonts w:eastAsia="仿宋"/>
+          <w:rFonts w:eastAsia="仿宋_GB2312"/>
           <w:sz w:val="28"/>
           <w:u w:val="single"/>
         </w:rPr>
@@ -2999,7 +2999,7 @@
       </w:r>
       <w:r>
         <w:rPr>
-          <w:rFonts w:ascii="Times New Roman" w:hAnsi="Times New Roman" w:cs="Times New Roman" w:hint="eastAsia" w:eastAsia="仿宋"/>
+          <w:rFonts w:ascii="Times New Roman" w:hAnsi="Times New Roman" w:cs="Times New Roman" w:hint="eastAsia" w:eastAsia="仿宋_GB2312"/>
           <w:sz w:val="28"/>
           <w:u w:val="single"/>
         </w:rPr>
@@ -3014,7 +3014,7 @@
       </w:r>
       <w:r>
         <w:rPr>
-          <w:rFonts w:ascii="Times New Roman" w:hAnsi="Times New Roman" w:cs="Times New Roman" w:hint="eastAsia" w:eastAsia="仿宋"/>
+          <w:rFonts w:ascii="Times New Roman" w:hAnsi="Times New Roman" w:cs="Times New Roman" w:hint="eastAsia" w:eastAsia="仿宋_GB2312"/>
           <w:sz w:val="28"/>
           <w:u w:val="single"/>
         </w:rPr>
@@ -3037,7 +3037,7 @@
       </w:r>
       <w:r>
         <w:rPr>
-          <w:rFonts w:ascii="Times New Roman" w:hAnsi="Times New Roman" w:cs="Times New Roman" w:hint="eastAsia" w:eastAsia="仿宋"/>
+          <w:rFonts w:ascii="Times New Roman" w:hAnsi="Times New Roman" w:cs="Times New Roman" w:hint="eastAsia" w:eastAsia="仿宋_GB2312"/>
           <w:sz w:val="28"/>
           <w:u w:val="single"/>
         </w:rPr>
@@ -3053,7 +3053,7 @@
       </w:r>
       <w:r>
         <w:rPr>
-          <w:rFonts w:ascii="Times New Roman" w:hAnsi="Times New Roman" w:cs="Times New Roman" w:hint="eastAsia" w:eastAsia="仿宋"/>
+          <w:rFonts w:ascii="Times New Roman" w:hAnsi="Times New Roman" w:cs="Times New Roman" w:hint="eastAsia" w:eastAsia="仿宋_GB2312"/>
           <w:sz w:val="28"/>
         </w:rPr>
         <w:t>。工作内容：完成合同工程要求施工内所有工作内容并由甲方验收合格 。</w:t>
@@ -3126,7 +3126,7 @@
         <w:pStyle w:val="Normal"/>
         <w:ind w:firstLineChars="192" w:startChars="0" w:start="0" w:endChars="0" w:end="0"/>
         <w:rPr>
-          <w:rFonts w:ascii="Times New Roman" w:hAnsi="Times New Roman" w:eastAsia="仿宋" w:cs="Times New Roman"/>
+          <w:rFonts w:ascii="Times New Roman" w:hAnsi="Times New Roman" w:eastAsia="仿宋_GB2312" w:cs="Times New Roman"/>
           <w:sz w:val="28"/>
           <w:szCs w:val="28"/>
         </w:rPr>
@@ -3698,7 +3698,7 @@
         <w:pStyle w:val="Normal"/>
         <w:ind w:firstLineChars="200" w:startChars="0" w:start="0" w:endChars="0" w:end="0"/>
         <w:rPr>
-          <w:rFonts w:eastAsia="仿宋" w:hint="eastAsia"/>
+          <w:rFonts w:eastAsia="仿宋_GB2312" w:hint="eastAsia"/>
           <w:color w:val="auto"/>
           <w:sz w:val="28"/>
         </w:rPr>
@@ -3734,7 +3734,7 @@
           <w:tab w:val="left" w:pos="11118" w:leader="none"/>
         </w:tabs>
         <w:rPr>
-          <w:rFonts w:ascii="Times New Roman" w:hAnsi="Times New Roman" w:eastAsia="仿宋" w:cs="Times New Roman" w:hint="eastAsia"/>
+          <w:rFonts w:ascii="Times New Roman" w:hAnsi="Times New Roman" w:eastAsia="仿宋_GB2312" w:cs="Times New Roman" w:hint="eastAsia"/>
           <w:color w:val="000000"/>
           <w:kern w:val="2"/>
           <w:sz w:val="28"/>
@@ -3743,7 +3743,7 @@
       </w:pPr>
       <w:r>
         <w:rPr>
-          <w:rFonts w:ascii="Times New Roman" w:hAnsi="Times New Roman" w:cs="Times New Roman" w:hint="eastAsia" w:eastAsia="仿宋"/>
+          <w:rFonts w:ascii="Times New Roman" w:hAnsi="Times New Roman" w:cs="Times New Roman" w:hint="eastAsia" w:eastAsia="仿宋_GB2312"/>
           <w:color w:val="000000"/>
           <w:kern w:val="2"/>
           <w:sz w:val="28"/>
@@ -3761,7 +3761,7 @@
           <w:tab w:val="left" w:pos="11118" w:leader="none"/>
         </w:tabs>
         <w:rPr>
-          <w:rFonts w:ascii="Times New Roman" w:hAnsi="Times New Roman" w:eastAsia="仿宋" w:cs="Times New Roman" w:hint="eastAsia"/>
+          <w:rFonts w:ascii="Times New Roman" w:hAnsi="Times New Roman" w:eastAsia="仿宋_GB2312" w:cs="Times New Roman" w:hint="eastAsia"/>
           <w:color w:val="000000"/>
           <w:kern w:val="2"/>
           <w:sz w:val="28"/>
@@ -3770,7 +3770,7 @@
       </w:pPr>
       <w:r>
         <w:rPr>
-          <w:rFonts w:ascii="Times New Roman" w:hAnsi="Times New Roman" w:cs="Times New Roman" w:hint="eastAsia" w:eastAsia="仿宋"/>
+          <w:rFonts w:ascii="Times New Roman" w:hAnsi="Times New Roman" w:cs="Times New Roman" w:hint="eastAsia" w:eastAsia="仿宋_GB2312"/>
           <w:color w:val="000000"/>
           <w:kern w:val="2"/>
           <w:sz w:val="28"/>
@@ -3788,7 +3788,7 @@
           <w:tab w:val="left" w:pos="11118" w:leader="none"/>
         </w:tabs>
         <w:rPr>
-          <w:rFonts w:ascii="Times New Roman" w:hAnsi="Times New Roman" w:eastAsia="仿宋" w:cs="Times New Roman" w:hint="eastAsia"/>
+          <w:rFonts w:ascii="Times New Roman" w:hAnsi="Times New Roman" w:eastAsia="仿宋_GB2312" w:cs="Times New Roman" w:hint="eastAsia"/>
           <w:color w:val="000000"/>
           <w:kern w:val="2"/>
           <w:sz w:val="28"/>
@@ -3797,7 +3797,7 @@
       </w:pPr>
       <w:r>
         <w:rPr>
-          <w:rFonts w:ascii="Times New Roman" w:hAnsi="Times New Roman" w:cs="Times New Roman" w:hint="eastAsia" w:eastAsia="仿宋"/>
+          <w:rFonts w:ascii="Times New Roman" w:hAnsi="Times New Roman" w:cs="Times New Roman" w:hint="eastAsia" w:eastAsia="仿宋_GB2312"/>
           <w:color w:val="000000"/>
           <w:kern w:val="2"/>
           <w:sz w:val="28"/>
@@ -3811,7 +3811,7 @@
         <w:pStyle w:val="Style13"/>
         <w:ind w:firstLineChars="0" w:firstLine="0" w:startChars="0" w:start="0" w:endChars="0" w:end="0"/>
         <w:rPr>
-          <w:rFonts w:ascii="Times New Roman" w:hAnsi="Times New Roman" w:eastAsia="仿宋" w:cs="Times New Roman" w:hint="eastAsia"/>
+          <w:rFonts w:ascii="Times New Roman" w:hAnsi="Times New Roman" w:eastAsia="仿宋_GB2312" w:cs="Times New Roman" w:hint="eastAsia"/>
           <w:color w:val="000000"/>
           <w:kern w:val="2"/>
           <w:sz w:val="28"/>
@@ -3820,7 +3820,7 @@
       </w:pPr>
       <w:r>
         <w:rPr>
-          <w:rFonts w:eastAsia="仿宋" w:cs="Times New Roman" w:hint="eastAsia" w:ascii="Times New Roman" w:hAnsi="Times New Roman"/>
+          <w:rFonts w:eastAsia="仿宋_GB2312" w:cs="Times New Roman" w:hint="eastAsia" w:ascii="Times New Roman" w:hAnsi="Times New Roman"/>
           <w:color w:val="000000"/>
           <w:kern w:val="2"/>
           <w:sz w:val="28"/>
@@ -3833,7 +3833,7 @@
         <w:pStyle w:val="Style13"/>
         <w:ind w:firstLineChars="0" w:firstLine="0" w:startChars="0" w:start="0" w:endChars="0" w:end="0"/>
         <w:rPr>
-          <w:rFonts w:ascii="Times New Roman" w:hAnsi="Times New Roman" w:eastAsia="仿宋" w:cs="Times New Roman" w:hint="eastAsia"/>
+          <w:rFonts w:ascii="Times New Roman" w:hAnsi="Times New Roman" w:eastAsia="仿宋_GB2312" w:cs="Times New Roman" w:hint="eastAsia"/>
           <w:color w:val="000000"/>
           <w:kern w:val="2"/>
           <w:sz w:val="28"/>
@@ -3842,7 +3842,7 @@
       </w:pPr>
       <w:r>
         <w:rPr>
-          <w:rFonts w:eastAsia="仿宋" w:cs="Times New Roman" w:hint="eastAsia" w:ascii="Times New Roman" w:hAnsi="Times New Roman"/>
+          <w:rFonts w:eastAsia="仿宋_GB2312" w:cs="Times New Roman" w:hint="eastAsia" w:ascii="Times New Roman" w:hAnsi="Times New Roman"/>
           <w:color w:val="000000"/>
           <w:kern w:val="2"/>
           <w:sz w:val="28"/>
@@ -3855,7 +3855,7 @@
         <w:pStyle w:val="Style13"/>
         <w:ind w:firstLineChars="0" w:firstLine="0" w:startChars="0" w:start="0" w:endChars="0" w:end="0"/>
         <w:rPr>
-          <w:rFonts w:ascii="Times New Roman" w:hAnsi="Times New Roman" w:eastAsia="仿宋" w:cs="Times New Roman" w:hint="eastAsia"/>
+          <w:rFonts w:ascii="Times New Roman" w:hAnsi="Times New Roman" w:eastAsia="仿宋_GB2312" w:cs="Times New Roman" w:hint="eastAsia"/>
           <w:color w:val="000000"/>
           <w:kern w:val="2"/>
           <w:sz w:val="28"/>
@@ -3864,7 +3864,7 @@
       </w:pPr>
       <w:r>
         <w:rPr>
-          <w:rFonts w:eastAsia="仿宋" w:cs="Times New Roman" w:hint="eastAsia" w:ascii="Times New Roman" w:hAnsi="Times New Roman"/>
+          <w:rFonts w:eastAsia="仿宋_GB2312" w:cs="Times New Roman" w:hint="eastAsia" w:ascii="Times New Roman" w:hAnsi="Times New Roman"/>
           <w:color w:val="000000"/>
           <w:kern w:val="2"/>
           <w:sz w:val="28"/>
@@ -3877,7 +3877,7 @@
         <w:pStyle w:val="Style13"/>
         <w:ind w:firstLineChars="0" w:firstLine="0" w:startChars="0" w:start="0" w:endChars="0" w:end="0"/>
         <w:rPr>
-          <w:rFonts w:ascii="Times New Roman" w:hAnsi="Times New Roman" w:eastAsia="仿宋" w:cs="Times New Roman" w:hint="eastAsia"/>
+          <w:rFonts w:ascii="Times New Roman" w:hAnsi="Times New Roman" w:eastAsia="仿宋_GB2312" w:cs="Times New Roman" w:hint="eastAsia"/>
           <w:color w:val="000000"/>
           <w:kern w:val="2"/>
           <w:sz w:val="28"/>
@@ -3886,7 +3886,7 @@
       </w:pPr>
       <w:r>
         <w:rPr>
-          <w:rFonts w:eastAsia="仿宋" w:cs="Times New Roman" w:hint="eastAsia" w:ascii="Times New Roman" w:hAnsi="Times New Roman"/>
+          <w:rFonts w:eastAsia="仿宋_GB2312" w:cs="Times New Roman" w:hint="eastAsia" w:ascii="Times New Roman" w:hAnsi="Times New Roman"/>
           <w:color w:val="000000"/>
           <w:kern w:val="2"/>
           <w:sz w:val="28"/>
@@ -3899,7 +3899,7 @@
         <w:pStyle w:val="Style13"/>
         <w:ind w:firstLineChars="0" w:firstLine="0" w:startChars="0" w:start="0" w:endChars="0" w:end="0"/>
         <w:rPr>
-          <w:rFonts w:ascii="Times New Roman" w:hAnsi="Times New Roman" w:eastAsia="仿宋" w:cs="Times New Roman" w:hint="eastAsia"/>
+          <w:rFonts w:ascii="Times New Roman" w:hAnsi="Times New Roman" w:eastAsia="仿宋_GB2312" w:cs="Times New Roman" w:hint="eastAsia"/>
           <w:color w:val="000000"/>
           <w:kern w:val="2"/>
           <w:sz w:val="28"/>
@@ -3908,7 +3908,7 @@
       </w:pPr>
       <w:r>
         <w:rPr>
-          <w:rFonts w:eastAsia="仿宋" w:cs="Times New Roman" w:hint="eastAsia" w:ascii="Times New Roman" w:hAnsi="Times New Roman"/>
+          <w:rFonts w:eastAsia="仿宋_GB2312" w:cs="Times New Roman" w:hint="eastAsia" w:ascii="Times New Roman" w:hAnsi="Times New Roman"/>
           <w:color w:val="000000"/>
           <w:kern w:val="2"/>
           <w:sz w:val="28"/>
@@ -3921,7 +3921,7 @@
         <w:pStyle w:val="Style13"/>
         <w:ind w:firstLineChars="0" w:firstLine="0" w:startChars="0" w:start="0" w:endChars="0" w:end="0"/>
         <w:rPr>
-          <w:rFonts w:ascii="Times New Roman" w:hAnsi="Times New Roman" w:eastAsia="仿宋" w:cs="Times New Roman" w:hint="eastAsia"/>
+          <w:rFonts w:ascii="Times New Roman" w:hAnsi="Times New Roman" w:eastAsia="仿宋_GB2312" w:cs="Times New Roman" w:hint="eastAsia"/>
           <w:color w:val="000000"/>
           <w:kern w:val="2"/>
           <w:sz w:val="28"/>
@@ -3930,7 +3930,7 @@
       </w:pPr>
       <w:r>
         <w:rPr>
-          <w:rFonts w:eastAsia="仿宋" w:cs="Times New Roman" w:hint="eastAsia" w:ascii="Times New Roman" w:hAnsi="Times New Roman"/>
+          <w:rFonts w:eastAsia="仿宋_GB2312" w:cs="Times New Roman" w:hint="eastAsia" w:ascii="Times New Roman" w:hAnsi="Times New Roman"/>
           <w:color w:val="000000"/>
           <w:kern w:val="2"/>
           <w:sz w:val="28"/>
@@ -3943,7 +3943,7 @@
         <w:pStyle w:val="Style13"/>
         <w:ind w:firstLineChars="0" w:firstLine="0" w:startChars="0" w:start="0" w:endChars="0" w:end="0"/>
         <w:rPr>
-          <w:rFonts w:ascii="Times New Roman" w:hAnsi="Times New Roman" w:eastAsia="仿宋" w:cs="Times New Roman" w:hint="eastAsia"/>
+          <w:rFonts w:ascii="Times New Roman" w:hAnsi="Times New Roman" w:eastAsia="仿宋_GB2312" w:cs="Times New Roman" w:hint="eastAsia"/>
           <w:color w:val="000000"/>
           <w:kern w:val="2"/>
           <w:sz w:val="28"/>
@@ -3952,7 +3952,7 @@
       </w:pPr>
       <w:r>
         <w:rPr>
-          <w:rFonts w:eastAsia="仿宋" w:cs="Times New Roman" w:hint="eastAsia" w:ascii="Times New Roman" w:hAnsi="Times New Roman"/>
+          <w:rFonts w:eastAsia="仿宋_GB2312" w:cs="Times New Roman" w:hint="eastAsia" w:ascii="Times New Roman" w:hAnsi="Times New Roman"/>
           <w:color w:val="000000"/>
           <w:kern w:val="2"/>
           <w:sz w:val="28"/>
@@ -3965,7 +3965,7 @@
         <w:pStyle w:val="Style13"/>
         <w:ind w:firstLineChars="0" w:firstLine="0" w:startChars="0" w:start="0" w:endChars="0" w:end="0"/>
         <w:rPr>
-          <w:rFonts w:ascii="Times New Roman" w:hAnsi="Times New Roman" w:eastAsia="仿宋" w:cs="Times New Roman" w:hint="eastAsia"/>
+          <w:rFonts w:ascii="Times New Roman" w:hAnsi="Times New Roman" w:eastAsia="仿宋_GB2312" w:cs="Times New Roman" w:hint="eastAsia"/>
           <w:color w:val="000000"/>
           <w:kern w:val="2"/>
           <w:sz w:val="28"/>
@@ -3974,7 +3974,7 @@
       </w:pPr>
       <w:r>
         <w:rPr>
-          <w:rFonts w:eastAsia="仿宋" w:cs="Times New Roman" w:hint="eastAsia" w:ascii="Times New Roman" w:hAnsi="Times New Roman"/>
+          <w:rFonts w:eastAsia="仿宋_GB2312" w:cs="Times New Roman" w:hint="eastAsia" w:ascii="Times New Roman" w:hAnsi="Times New Roman"/>
           <w:color w:val="000000"/>
           <w:kern w:val="2"/>
           <w:sz w:val="28"/>
@@ -3987,7 +3987,7 @@
         <w:pStyle w:val="Style13"/>
         <w:ind w:firstLineChars="0" w:firstLine="0" w:startChars="0" w:start="0" w:endChars="0" w:end="0"/>
         <w:rPr>
-          <w:rFonts w:ascii="Times New Roman" w:hAnsi="Times New Roman" w:eastAsia="仿宋" w:cs="Times New Roman" w:hint="eastAsia"/>
+          <w:rFonts w:ascii="Times New Roman" w:hAnsi="Times New Roman" w:eastAsia="仿宋_GB2312" w:cs="Times New Roman" w:hint="eastAsia"/>
           <w:color w:val="000000"/>
           <w:kern w:val="2"/>
           <w:sz w:val="28"/>
@@ -3996,7 +3996,7 @@
       </w:pPr>
       <w:r>
         <w:rPr>
-          <w:rFonts w:eastAsia="仿宋" w:cs="Times New Roman" w:hint="eastAsia" w:ascii="Times New Roman" w:hAnsi="Times New Roman"/>
+          <w:rFonts w:eastAsia="仿宋_GB2312" w:cs="Times New Roman" w:hint="eastAsia" w:ascii="Times New Roman" w:hAnsi="Times New Roman"/>
           <w:color w:val="000000"/>
           <w:kern w:val="2"/>
           <w:sz w:val="28"/>
@@ -4008,7 +4008,7 @@
       <w:pPr>
         <w:pStyle w:val="Style13"/>
         <w:rPr>
-          <w:rFonts w:ascii="Times New Roman" w:hAnsi="Times New Roman" w:eastAsia="仿宋" w:cs="Times New Roman" w:hint="eastAsia"/>
+          <w:rFonts w:ascii="Times New Roman" w:hAnsi="Times New Roman" w:eastAsia="仿宋_GB2312" w:cs="Times New Roman" w:hint="eastAsia"/>
           <w:color w:val="auto"/>
           <w:kern w:val="2"/>
           <w:sz w:val="28"/>
@@ -4017,7 +4017,7 @@
       </w:pPr>
       <w:r>
         <w:rPr>
-          <w:rFonts w:eastAsia="仿宋" w:cs="Times New Roman" w:hint="eastAsia" w:ascii="Times New Roman" w:hAnsi="Times New Roman"/>
+          <w:rFonts w:eastAsia="仿宋_GB2312" w:cs="Times New Roman" w:hint="eastAsia" w:ascii="Times New Roman" w:hAnsi="Times New Roman"/>
           <w:color w:val="auto"/>
           <w:kern w:val="2"/>
           <w:sz w:val="28"/>
@@ -4064,7 +4064,7 @@
               <w:snapToGrid w:val="false"/>
               <w:jc w:val="both"/>
               <w:rPr>
-                <w:rFonts w:ascii="Times New Roman" w:hAnsi="Times New Roman" w:eastAsia="仿宋" w:cs="Times New Roman" w:hint="eastAsia"/>
+                <w:rFonts w:ascii="Times New Roman" w:hAnsi="Times New Roman" w:eastAsia="仿宋_GB2312" w:cs="Times New Roman" w:hint="eastAsia"/>
                 <w:position w:val="0"/>
                 <w:sz w:val="21"/>
                 <w:szCs w:val="21"/>
@@ -4073,7 +4073,7 @@
             </w:pPr>
             <w:r>
               <w:rPr>
-                <w:rFonts w:eastAsia="仿宋" w:cs="Times New Roman" w:hint="eastAsia" w:ascii="Times New Roman" w:hAnsi="Times New Roman"/>
+                <w:rFonts w:eastAsia="仿宋_GB2312" w:cs="Times New Roman" w:hint="eastAsia" w:ascii="Times New Roman" w:hAnsi="Times New Roman"/>
                 <w:position w:val="0"/>
                 <w:sz w:val="21"/>
                 <w:szCs w:val="21"/>
@@ -4103,7 +4103,7 @@
               <w:jc w:val="center"/>
               <w:textAlignment w:val="center"/>
               <w:rPr>
-                <w:rFonts w:ascii="Times New Roman" w:hAnsi="Times New Roman" w:eastAsia="仿宋" w:cs="Times New Roman" w:hint="eastAsia"/>
+                <w:rFonts w:ascii="Times New Roman" w:hAnsi="Times New Roman" w:eastAsia="仿宋_GB2312" w:cs="Times New Roman" w:hint="eastAsia"/>
                 <w:b/>
                 <w:bCs/>
                 <w:i w:val="false"/>
@@ -4118,7 +4118,7 @@
             </w:pPr>
             <w:r>
               <w:rPr>
-                <w:rFonts w:ascii="Times New Roman" w:hAnsi="Times New Roman" w:cs="Times New Roman" w:hint="eastAsia" w:eastAsia="仿宋"/>
+                <w:rFonts w:ascii="Times New Roman" w:hAnsi="Times New Roman" w:cs="Times New Roman" w:hint="eastAsia" w:eastAsia="仿宋_GB2312"/>
                 <w:b/>
                 <w:bCs/>
                 <w:i w:val="false"/>
@@ -4155,7 +4155,7 @@
               <w:jc w:val="center"/>
               <w:textAlignment w:val="center"/>
               <w:rPr>
-                <w:rFonts w:ascii="Times New Roman" w:hAnsi="Times New Roman" w:eastAsia="仿宋" w:cs="Times New Roman" w:hint="eastAsia"/>
+                <w:rFonts w:ascii="Times New Roman" w:hAnsi="Times New Roman" w:eastAsia="仿宋_GB2312" w:cs="Times New Roman" w:hint="eastAsia"/>
                 <w:b/>
                 <w:bCs/>
                 <w:i w:val="false"/>
@@ -4170,7 +4170,7 @@
             </w:pPr>
             <w:r>
               <w:rPr>
-                <w:rFonts w:ascii="Times New Roman" w:hAnsi="Times New Roman" w:cs="Times New Roman" w:hint="eastAsia" w:eastAsia="仿宋"/>
+                <w:rFonts w:ascii="Times New Roman" w:hAnsi="Times New Roman" w:cs="Times New Roman" w:hint="eastAsia" w:eastAsia="仿宋_GB2312"/>
                 <w:b/>
                 <w:bCs/>
                 <w:i w:val="false"/>
@@ -4212,7 +4212,7 @@
               <w:jc w:val="both"/>
               <w:textAlignment w:val="center"/>
               <w:rPr>
-                <w:rFonts w:ascii="Times New Roman" w:hAnsi="Times New Roman" w:eastAsia="仿宋" w:cs="Times New Roman" w:hint="eastAsia"/>
+                <w:rFonts w:ascii="Times New Roman" w:hAnsi="Times New Roman" w:eastAsia="仿宋_GB2312" w:cs="Times New Roman" w:hint="eastAsia"/>
                 <w:position w:val="0"/>
                 <w:sz w:val="21"/>
                 <w:szCs w:val="21"/>
@@ -4221,7 +4221,7 @@
             </w:pPr>
             <w:r>
               <w:rPr>
-                <w:rFonts w:ascii="Times New Roman" w:hAnsi="Times New Roman" w:cs="Times New Roman" w:hint="eastAsia" w:eastAsia="仿宋"/>
+                <w:rFonts w:ascii="Times New Roman" w:hAnsi="Times New Roman" w:cs="Times New Roman" w:hint="eastAsia" w:eastAsia="仿宋_GB2312"/>
                 <w:b/>
                 <w:bCs/>
                 <w:i w:val="false"/>
@@ -4259,7 +4259,7 @@
               <w:jc w:val="both"/>
               <w:textAlignment w:val="center"/>
               <w:rPr>
-                <w:rFonts w:ascii="Times New Roman" w:hAnsi="Times New Roman" w:eastAsia="仿宋" w:cs="Times New Roman" w:hint="eastAsia"/>
+                <w:rFonts w:ascii="Times New Roman" w:hAnsi="Times New Roman" w:eastAsia="仿宋_GB2312" w:cs="Times New Roman" w:hint="eastAsia"/>
                 <w:kern w:val="2"/>
                 <w:position w:val="0"/>
                 <w:sz w:val="21"/>
@@ -4269,7 +4269,7 @@
             </w:pPr>
             <w:r>
               <w:rPr>
-                <w:rFonts w:eastAsia="仿宋" w:cs="Times New Roman" w:hint="eastAsia" w:ascii="Times New Roman" w:hAnsi="Times New Roman"/>
+                <w:rFonts w:eastAsia="仿宋_GB2312" w:cs="Times New Roman" w:hint="eastAsia" w:ascii="Times New Roman" w:hAnsi="Times New Roman"/>
                 <w:kern w:val="2"/>
                 <w:position w:val="0"/>
                 <w:sz w:val="21"/>
@@ -4296,7 +4296,7 @@
               <w:snapToGrid w:val="false"/>
               <w:jc w:val="both"/>
               <w:rPr>
-                <w:rFonts w:ascii="Times New Roman" w:hAnsi="Times New Roman" w:eastAsia="仿宋" w:cs="Times New Roman" w:hint="eastAsia"/>
+                <w:rFonts w:ascii="Times New Roman" w:hAnsi="Times New Roman" w:eastAsia="仿宋_GB2312" w:cs="Times New Roman" w:hint="eastAsia"/>
                 <w:b w:val="false"/>
                 <w:bCs w:val="false"/>
                 <w:i w:val="false"/>
@@ -4313,7 +4313,7 @@
             </w:pPr>
             <w:r>
               <w:rPr>
-                <w:rFonts w:eastAsia="仿宋" w:cs="Times New Roman" w:hint="eastAsia" w:ascii="Times New Roman" w:hAnsi="Times New Roman"/>
+                <w:rFonts w:eastAsia="仿宋_GB2312" w:cs="Times New Roman" w:hint="eastAsia" w:ascii="Times New Roman" w:hAnsi="Times New Roman"/>
                 <w:b w:val="false"/>
                 <w:bCs w:val="false"/>
                 <w:i w:val="false"/>
@@ -4356,7 +4356,7 @@
               <w:jc w:val="both"/>
               <w:textAlignment w:val="center"/>
               <w:rPr>
-                <w:rFonts w:ascii="Times New Roman" w:hAnsi="Times New Roman" w:eastAsia="仿宋" w:cs="Times New Roman" w:hint="eastAsia"/>
+                <w:rFonts w:ascii="Times New Roman" w:hAnsi="Times New Roman" w:eastAsia="仿宋_GB2312" w:cs="Times New Roman" w:hint="eastAsia"/>
                 <w:position w:val="0"/>
                 <w:sz w:val="21"/>
                 <w:szCs w:val="21"/>
@@ -4365,7 +4365,7 @@
             </w:pPr>
             <w:r>
               <w:rPr>
-                <w:rFonts w:ascii="Times New Roman" w:hAnsi="Times New Roman" w:cs="Times New Roman" w:hint="eastAsia" w:eastAsia="仿宋"/>
+                <w:rFonts w:ascii="Times New Roman" w:hAnsi="Times New Roman" w:cs="Times New Roman" w:hint="eastAsia" w:eastAsia="仿宋_GB2312"/>
                 <w:b/>
                 <w:bCs/>
                 <w:i w:val="false"/>
@@ -4403,7 +4403,7 @@
               <w:jc w:val="both"/>
               <w:textAlignment w:val="center"/>
               <w:rPr>
-                <w:rFonts w:ascii="Times New Roman" w:hAnsi="Times New Roman" w:eastAsia="仿宋" w:cs="Times New Roman"/>
+                <w:rFonts w:ascii="Times New Roman" w:hAnsi="Times New Roman" w:eastAsia="仿宋_GB2312" w:cs="Times New Roman"/>
                 <w:kern w:val="2"/>
                 <w:position w:val="0"/>
                 <w:sz w:val="21"/>
@@ -4413,7 +4413,7 @@
             </w:pPr>
             <w:r>
               <w:rPr>
-                <w:rFonts w:eastAsia="仿宋" w:cs="Times New Roman" w:ascii="Times New Roman" w:hAnsi="Times New Roman"/>
+                <w:rFonts w:eastAsia="仿宋_GB2312" w:cs="Times New Roman" w:ascii="Times New Roman" w:hAnsi="Times New Roman"/>
                 <w:kern w:val="2"/>
                 <w:position w:val="0"/>
                 <w:sz w:val="21"/>
@@ -4440,7 +4440,7 @@
               <w:snapToGrid w:val="false"/>
               <w:jc w:val="both"/>
               <w:rPr>
-                <w:rFonts w:ascii="Times New Roman" w:hAnsi="Times New Roman" w:eastAsia="仿宋" w:cs="Times New Roman" w:hint="eastAsia"/>
+                <w:rFonts w:ascii="Times New Roman" w:hAnsi="Times New Roman" w:eastAsia="仿宋_GB2312" w:cs="Times New Roman" w:hint="eastAsia"/>
                 <w:b w:val="false"/>
                 <w:bCs w:val="false"/>
                 <w:i w:val="false"/>
@@ -4457,7 +4457,7 @@
             </w:pPr>
             <w:r>
               <w:rPr>
-                <w:rFonts w:eastAsia="仿宋" w:cs="Times New Roman" w:hint="eastAsia" w:ascii="Times New Roman" w:hAnsi="Times New Roman"/>
+                <w:rFonts w:eastAsia="仿宋_GB2312" w:cs="Times New Roman" w:hint="eastAsia" w:ascii="Times New Roman" w:hAnsi="Times New Roman"/>
                 <w:b w:val="false"/>
                 <w:bCs w:val="false"/>
                 <w:i w:val="false"/>
@@ -4500,7 +4500,7 @@
               <w:jc w:val="both"/>
               <w:textAlignment w:val="center"/>
               <w:rPr>
-                <w:rFonts w:ascii="Times New Roman" w:hAnsi="Times New Roman" w:eastAsia="仿宋" w:cs="Times New Roman" w:hint="eastAsia"/>
+                <w:rFonts w:ascii="Times New Roman" w:hAnsi="Times New Roman" w:eastAsia="仿宋_GB2312" w:cs="Times New Roman" w:hint="eastAsia"/>
                 <w:position w:val="0"/>
                 <w:sz w:val="21"/>
                 <w:szCs w:val="21"/>
@@ -4509,7 +4509,7 @@
             </w:pPr>
             <w:r>
               <w:rPr>
-                <w:rFonts w:ascii="Times New Roman" w:hAnsi="Times New Roman" w:cs="Times New Roman" w:hint="eastAsia" w:eastAsia="仿宋"/>
+                <w:rFonts w:ascii="Times New Roman" w:hAnsi="Times New Roman" w:cs="Times New Roman" w:hint="eastAsia" w:eastAsia="仿宋_GB2312"/>
                 <w:b/>
                 <w:bCs/>
                 <w:i w:val="false"/>
@@ -4547,7 +4547,7 @@
               <w:jc w:val="both"/>
               <w:textAlignment w:val="center"/>
               <w:rPr>
-                <w:rFonts w:ascii="Times New Roman" w:hAnsi="Times New Roman" w:eastAsia="仿宋" w:cs="Times New Roman" w:hint="eastAsia"/>
+                <w:rFonts w:ascii="Times New Roman" w:hAnsi="Times New Roman" w:eastAsia="仿宋_GB2312" w:cs="Times New Roman" w:hint="eastAsia"/>
                 <w:kern w:val="2"/>
                 <w:position w:val="0"/>
                 <w:sz w:val="21"/>
@@ -4557,7 +4557,7 @@
             </w:pPr>
             <w:r>
               <w:rPr>
-                <w:rFonts w:eastAsia="仿宋" w:cs="Times New Roman" w:hint="eastAsia" w:ascii="Times New Roman" w:hAnsi="Times New Roman"/>
+                <w:rFonts w:eastAsia="仿宋_GB2312" w:cs="Times New Roman" w:hint="eastAsia" w:ascii="Times New Roman" w:hAnsi="Times New Roman"/>
                 <w:kern w:val="2"/>
                 <w:position w:val="0"/>
                 <w:sz w:val="21"/>
@@ -4584,7 +4584,7 @@
               <w:snapToGrid w:val="false"/>
               <w:jc w:val="both"/>
               <w:rPr>
-                <w:rFonts w:ascii="Times New Roman" w:hAnsi="Times New Roman" w:eastAsia="仿宋" w:cs="Times New Roman" w:hint="eastAsia"/>
+                <w:rFonts w:ascii="Times New Roman" w:hAnsi="Times New Roman" w:eastAsia="仿宋_GB2312" w:cs="Times New Roman" w:hint="eastAsia"/>
                 <w:b w:val="false"/>
                 <w:bCs w:val="false"/>
                 <w:i w:val="false"/>
@@ -4601,7 +4601,7 @@
             </w:pPr>
             <w:r>
               <w:rPr>
-                <w:rFonts w:eastAsia="仿宋" w:cs="Times New Roman" w:hint="eastAsia" w:ascii="Times New Roman" w:hAnsi="Times New Roman"/>
+                <w:rFonts w:eastAsia="仿宋_GB2312" w:cs="Times New Roman" w:hint="eastAsia" w:ascii="Times New Roman" w:hAnsi="Times New Roman"/>
                 <w:b w:val="false"/>
                 <w:bCs w:val="false"/>
                 <w:i w:val="false"/>
@@ -4644,7 +4644,7 @@
               <w:jc w:val="both"/>
               <w:textAlignment w:val="center"/>
               <w:rPr>
-                <w:rFonts w:ascii="Times New Roman" w:hAnsi="Times New Roman" w:eastAsia="仿宋" w:cs="Times New Roman" w:hint="eastAsia"/>
+                <w:rFonts w:ascii="Times New Roman" w:hAnsi="Times New Roman" w:eastAsia="仿宋_GB2312" w:cs="Times New Roman" w:hint="eastAsia"/>
                 <w:position w:val="0"/>
                 <w:sz w:val="21"/>
                 <w:szCs w:val="21"/>
@@ -4653,7 +4653,7 @@
             </w:pPr>
             <w:r>
               <w:rPr>
-                <w:rFonts w:ascii="Times New Roman" w:hAnsi="Times New Roman" w:cs="Times New Roman" w:hint="eastAsia" w:eastAsia="仿宋"/>
+                <w:rFonts w:ascii="Times New Roman" w:hAnsi="Times New Roman" w:cs="Times New Roman" w:hint="eastAsia" w:eastAsia="仿宋_GB2312"/>
                 <w:b/>
                 <w:bCs/>
                 <w:i w:val="false"/>
@@ -4691,7 +4691,7 @@
               <w:jc w:val="both"/>
               <w:textAlignment w:val="center"/>
               <w:rPr>
-                <w:rFonts w:ascii="Times New Roman" w:hAnsi="Times New Roman" w:eastAsia="仿宋" w:cs="Times New Roman" w:hint="eastAsia"/>
+                <w:rFonts w:ascii="Times New Roman" w:hAnsi="Times New Roman" w:eastAsia="仿宋_GB2312" w:cs="Times New Roman" w:hint="eastAsia"/>
                 <w:kern w:val="2"/>
                 <w:position w:val="0"/>
                 <w:sz w:val="21"/>
@@ -4701,7 +4701,7 @@
             </w:pPr>
             <w:r>
               <w:rPr>
-                <w:rFonts w:eastAsia="仿宋" w:cs="Times New Roman" w:hint="eastAsia" w:ascii="Times New Roman" w:hAnsi="Times New Roman"/>
+                <w:rFonts w:eastAsia="仿宋_GB2312" w:cs="Times New Roman" w:hint="eastAsia" w:ascii="Times New Roman" w:hAnsi="Times New Roman"/>
                 <w:kern w:val="2"/>
                 <w:position w:val="0"/>
                 <w:sz w:val="21"/>
@@ -4733,7 +4733,7 @@
               <w:jc w:val="both"/>
               <w:textAlignment w:val="center"/>
               <w:rPr>
-                <w:rFonts w:ascii="Times New Roman" w:hAnsi="Times New Roman" w:eastAsia="仿宋" w:cs="Times New Roman" w:hint="eastAsia"/>
+                <w:rFonts w:ascii="Times New Roman" w:hAnsi="Times New Roman" w:eastAsia="仿宋_GB2312" w:cs="Times New Roman" w:hint="eastAsia"/>
                 <w:b w:val="false"/>
                 <w:bCs w:val="false"/>
                 <w:i w:val="false"/>
@@ -4750,7 +4750,7 @@
             </w:pPr>
             <w:r>
               <w:rPr>
-                <w:rFonts w:eastAsia="仿宋" w:cs="Times New Roman" w:hint="eastAsia" w:ascii="Times New Roman" w:hAnsi="Times New Roman"/>
+                <w:rFonts w:eastAsia="仿宋_GB2312" w:cs="Times New Roman" w:hint="eastAsia" w:ascii="Times New Roman" w:hAnsi="Times New Roman"/>
                 <w:b w:val="false"/>
                 <w:bCs w:val="false"/>
                 <w:i w:val="false"/>
@@ -4793,7 +4793,7 @@
               <w:jc w:val="both"/>
               <w:textAlignment w:val="center"/>
               <w:rPr>
-                <w:rFonts w:ascii="Times New Roman" w:hAnsi="Times New Roman" w:eastAsia="仿宋" w:cs="Times New Roman" w:hint="eastAsia"/>
+                <w:rFonts w:ascii="Times New Roman" w:hAnsi="Times New Roman" w:eastAsia="仿宋_GB2312" w:cs="Times New Roman" w:hint="eastAsia"/>
                 <w:position w:val="0"/>
                 <w:sz w:val="21"/>
                 <w:szCs w:val="21"/>
@@ -4802,7 +4802,7 @@
             </w:pPr>
             <w:r>
               <w:rPr>
-                <w:rFonts w:ascii="Times New Roman" w:hAnsi="Times New Roman" w:cs="Times New Roman" w:hint="eastAsia" w:eastAsia="仿宋"/>
+                <w:rFonts w:ascii="Times New Roman" w:hAnsi="Times New Roman" w:cs="Times New Roman" w:hint="eastAsia" w:eastAsia="仿宋_GB2312"/>
                 <w:b/>
                 <w:bCs/>
                 <w:i w:val="false"/>
@@ -4840,7 +4840,7 @@
               <w:jc w:val="both"/>
               <w:textAlignment w:val="center"/>
               <w:rPr>
-                <w:rFonts w:ascii="Times New Roman" w:hAnsi="Times New Roman" w:eastAsia="仿宋" w:cs="Times New Roman" w:hint="eastAsia"/>
+                <w:rFonts w:ascii="Times New Roman" w:hAnsi="Times New Roman" w:eastAsia="仿宋_GB2312" w:cs="Times New Roman" w:hint="eastAsia"/>
                 <w:kern w:val="2"/>
                 <w:position w:val="0"/>
                 <w:sz w:val="21"/>
@@ -4850,7 +4850,7 @@
             </w:pPr>
             <w:r>
               <w:rPr>
-                <w:rFonts w:eastAsia="仿宋" w:cs="Times New Roman" w:hint="eastAsia" w:ascii="Times New Roman" w:hAnsi="Times New Roman"/>
+                <w:rFonts w:eastAsia="仿宋_GB2312" w:cs="Times New Roman" w:hint="eastAsia" w:ascii="Times New Roman" w:hAnsi="Times New Roman"/>
                 <w:kern w:val="2"/>
                 <w:position w:val="0"/>
                 <w:sz w:val="21"/>
@@ -4882,7 +4882,7 @@
               <w:jc w:val="both"/>
               <w:textAlignment w:val="center"/>
               <w:rPr>
-                <w:rFonts w:ascii="Times New Roman" w:hAnsi="Times New Roman" w:eastAsia="仿宋" w:cs="Times New Roman" w:hint="eastAsia"/>
+                <w:rFonts w:ascii="Times New Roman" w:hAnsi="Times New Roman" w:eastAsia="仿宋_GB2312" w:cs="Times New Roman" w:hint="eastAsia"/>
                 <w:b w:val="false"/>
                 <w:bCs w:val="false"/>
                 <w:i w:val="false"/>
@@ -4899,7 +4899,7 @@
             </w:pPr>
             <w:r>
               <w:rPr>
-                <w:rFonts w:eastAsia="仿宋" w:cs="Times New Roman" w:hint="eastAsia" w:ascii="Times New Roman" w:hAnsi="Times New Roman"/>
+                <w:rFonts w:eastAsia="仿宋_GB2312" w:cs="Times New Roman" w:hint="eastAsia" w:ascii="Times New Roman" w:hAnsi="Times New Roman"/>
                 <w:b w:val="false"/>
                 <w:bCs w:val="false"/>
                 <w:i w:val="false"/>
@@ -4942,7 +4942,7 @@
               <w:jc w:val="both"/>
               <w:textAlignment w:val="center"/>
               <w:rPr>
-                <w:rFonts w:ascii="Times New Roman" w:hAnsi="Times New Roman" w:eastAsia="仿宋" w:cs="Times New Roman" w:hint="eastAsia"/>
+                <w:rFonts w:ascii="Times New Roman" w:hAnsi="Times New Roman" w:eastAsia="仿宋_GB2312" w:cs="Times New Roman" w:hint="eastAsia"/>
                 <w:position w:val="0"/>
                 <w:sz w:val="21"/>
                 <w:szCs w:val="21"/>
@@ -4951,7 +4951,7 @@
             </w:pPr>
             <w:r>
               <w:rPr>
-                <w:rFonts w:ascii="Times New Roman" w:hAnsi="Times New Roman" w:cs="Times New Roman" w:hint="eastAsia" w:eastAsia="仿宋"/>
+                <w:rFonts w:ascii="Times New Roman" w:hAnsi="Times New Roman" w:cs="Times New Roman" w:hint="eastAsia" w:eastAsia="仿宋_GB2312"/>
                 <w:b/>
                 <w:bCs/>
                 <w:i w:val="false"/>
@@ -4988,7 +4988,7 @@
               <w:jc w:val="both"/>
               <w:textAlignment w:val="center"/>
               <w:rPr>
-                <w:rFonts w:ascii="Times New Roman" w:hAnsi="Times New Roman" w:eastAsia="仿宋" w:cs="Times New Roman" w:hint="eastAsia"/>
+                <w:rFonts w:ascii="Times New Roman" w:hAnsi="Times New Roman" w:eastAsia="仿宋_GB2312" w:cs="Times New Roman" w:hint="eastAsia"/>
                 <w:kern w:val="2"/>
                 <w:position w:val="0"/>
                 <w:sz w:val="21"/>
@@ -4998,7 +4998,7 @@
             </w:pPr>
             <w:r>
               <w:rPr>
-                <w:rFonts w:ascii="Times New Roman" w:hAnsi="Times New Roman" w:cs="Times New Roman" w:hint="eastAsia" w:eastAsia="仿宋"/>
+                <w:rFonts w:ascii="Times New Roman" w:hAnsi="Times New Roman" w:cs="Times New Roman" w:hint="eastAsia" w:eastAsia="仿宋_GB2312"/>
                 <w:b w:val="false"/>
                 <w:bCs w:val="false"/>
                 <w:i w:val="false"/>
@@ -5036,7 +5036,7 @@
               <w:jc w:val="both"/>
               <w:textAlignment w:val="center"/>
               <w:rPr>
-                <w:rFonts w:ascii="Times New Roman" w:hAnsi="Times New Roman" w:eastAsia="仿宋" w:cs="Times New Roman" w:hint="eastAsia"/>
+                <w:rFonts w:ascii="Times New Roman" w:hAnsi="Times New Roman" w:eastAsia="仿宋_GB2312" w:cs="Times New Roman" w:hint="eastAsia"/>
                 <w:b w:val="false"/>
                 <w:bCs w:val="false"/>
                 <w:i w:val="false"/>
@@ -5053,7 +5053,7 @@
             </w:pPr>
             <w:r>
               <w:rPr>
-                <w:rFonts w:eastAsia="仿宋" w:cs="Times New Roman" w:hint="eastAsia" w:ascii="Times New Roman" w:hAnsi="Times New Roman"/>
+                <w:rFonts w:eastAsia="仿宋_GB2312" w:cs="Times New Roman" w:hint="eastAsia" w:ascii="Times New Roman" w:hAnsi="Times New Roman"/>
                 <w:b w:val="false"/>
                 <w:bCs w:val="false"/>
                 <w:i w:val="false"/>
@@ -5096,7 +5096,7 @@
               <w:jc w:val="both"/>
               <w:textAlignment w:val="center"/>
               <w:rPr>
-                <w:rFonts w:ascii="Times New Roman" w:hAnsi="Times New Roman" w:eastAsia="仿宋" w:cs="Times New Roman" w:hint="eastAsia"/>
+                <w:rFonts w:ascii="Times New Roman" w:hAnsi="Times New Roman" w:eastAsia="仿宋_GB2312" w:cs="Times New Roman" w:hint="eastAsia"/>
                 <w:position w:val="0"/>
                 <w:sz w:val="21"/>
                 <w:szCs w:val="21"/>
@@ -5105,7 +5105,7 @@
             </w:pPr>
             <w:r>
               <w:rPr>
-                <w:rFonts w:ascii="Times New Roman" w:hAnsi="Times New Roman" w:cs="Times New Roman" w:hint="eastAsia" w:eastAsia="仿宋"/>
+                <w:rFonts w:ascii="Times New Roman" w:hAnsi="Times New Roman" w:cs="Times New Roman" w:hint="eastAsia" w:eastAsia="仿宋_GB2312"/>
                 <w:b/>
                 <w:bCs/>
                 <w:i w:val="false"/>
@@ -5143,7 +5143,7 @@
               <w:jc w:val="both"/>
               <w:textAlignment w:val="center"/>
               <w:rPr>
-                <w:rFonts w:ascii="Times New Roman" w:hAnsi="Times New Roman" w:eastAsia="仿宋" w:cs="Times New Roman" w:hint="eastAsia"/>
+                <w:rFonts w:ascii="Times New Roman" w:hAnsi="Times New Roman" w:eastAsia="仿宋_GB2312" w:cs="Times New Roman" w:hint="eastAsia"/>
                 <w:kern w:val="2"/>
                 <w:position w:val="0"/>
                 <w:sz w:val="21"/>
@@ -5153,7 +5153,7 @@
             </w:pPr>
             <w:r>
               <w:rPr>
-                <w:rFonts w:eastAsia="仿宋" w:cs="Times New Roman" w:hint="eastAsia" w:ascii="Times New Roman" w:hAnsi="Times New Roman"/>
+                <w:rFonts w:eastAsia="仿宋_GB2312" w:cs="Times New Roman" w:hint="eastAsia" w:ascii="Times New Roman" w:hAnsi="Times New Roman"/>
                 <w:kern w:val="2"/>
                 <w:position w:val="0"/>
                 <w:sz w:val="21"/>
@@ -5185,7 +5185,7 @@
               <w:jc w:val="both"/>
               <w:textAlignment w:val="center"/>
               <w:rPr>
-                <w:rFonts w:ascii="Times New Roman" w:hAnsi="Times New Roman" w:eastAsia="仿宋" w:cs="Times New Roman" w:hint="eastAsia"/>
+                <w:rFonts w:ascii="Times New Roman" w:hAnsi="Times New Roman" w:eastAsia="仿宋_GB2312" w:cs="Times New Roman" w:hint="eastAsia"/>
                 <w:b w:val="false"/>
                 <w:bCs w:val="false"/>
                 <w:i w:val="false"/>
@@ -5202,7 +5202,7 @@
             </w:pPr>
             <w:r>
               <w:rPr>
-                <w:rFonts w:eastAsia="仿宋" w:cs="Times New Roman" w:hint="eastAsia" w:ascii="Times New Roman" w:hAnsi="Times New Roman"/>
+                <w:rFonts w:eastAsia="仿宋_GB2312" w:cs="Times New Roman" w:hint="eastAsia" w:ascii="Times New Roman" w:hAnsi="Times New Roman"/>
                 <w:b w:val="false"/>
                 <w:bCs w:val="false"/>
                 <w:i w:val="false"/>
@@ -5245,7 +5245,7 @@
               <w:jc w:val="both"/>
               <w:textAlignment w:val="center"/>
               <w:rPr>
-                <w:rFonts w:ascii="Times New Roman" w:hAnsi="Times New Roman" w:eastAsia="仿宋" w:cs="Times New Roman" w:hint="eastAsia"/>
+                <w:rFonts w:ascii="Times New Roman" w:hAnsi="Times New Roman" w:eastAsia="仿宋_GB2312" w:cs="Times New Roman" w:hint="eastAsia"/>
                 <w:position w:val="0"/>
                 <w:sz w:val="21"/>
                 <w:szCs w:val="21"/>
@@ -5254,7 +5254,7 @@
             </w:pPr>
             <w:r>
               <w:rPr>
-                <w:rFonts w:ascii="Times New Roman" w:hAnsi="Times New Roman" w:cs="Times New Roman" w:hint="eastAsia" w:eastAsia="仿宋"/>
+                <w:rFonts w:ascii="Times New Roman" w:hAnsi="Times New Roman" w:cs="Times New Roman" w:hint="eastAsia" w:eastAsia="仿宋_GB2312"/>
                 <w:b/>
                 <w:bCs/>
                 <w:i w:val="false"/>
@@ -5288,7 +5288,7 @@
               <w:ind w:firstLineChars="1100" w:startChars="0" w:start="0" w:endChars="0" w:end="0"/>
               <w:jc w:val="both"/>
               <w:rPr>
-                <w:rFonts w:ascii="Times New Roman" w:hAnsi="Times New Roman" w:eastAsia="仿宋" w:cs="Times New Roman" w:hint="eastAsia"/>
+                <w:rFonts w:ascii="Times New Roman" w:hAnsi="Times New Roman" w:eastAsia="仿宋_GB2312" w:cs="Times New Roman" w:hint="eastAsia"/>
                 <w:position w:val="0"/>
                 <w:sz w:val="21"/>
                 <w:szCs w:val="21"/>
@@ -5297,7 +5297,7 @@
             </w:pPr>
             <w:r>
               <w:rPr>
-                <w:rFonts w:ascii="Times New Roman" w:hAnsi="Times New Roman" w:cs="Times New Roman" w:hint="eastAsia" w:eastAsia="仿宋"/>
+                <w:rFonts w:ascii="Times New Roman" w:hAnsi="Times New Roman" w:cs="Times New Roman" w:hint="eastAsia" w:eastAsia="仿宋_GB2312"/>
                 <w:sz w:val="21"/>
                 <w:szCs w:val="21"/>
               </w:rPr>
@@ -5305,7 +5305,7 @@
             </w:r>
             <w:r>
               <w:rPr>
-                <w:rFonts w:ascii="Times New Roman" w:hAnsi="Times New Roman" w:cs="Times New Roman" w:hint="eastAsia" w:eastAsia="仿宋"/>
+                <w:rFonts w:ascii="Times New Roman" w:hAnsi="Times New Roman" w:cs="Times New Roman" w:hint="eastAsia" w:eastAsia="仿宋_GB2312"/>
                 <w:sz w:val="21"/>
                 <w:szCs w:val="21"/>
               </w:rPr>
@@ -5320,12 +5320,12 @@
         <w:pStyle w:val="Style13"/>
         <w:ind w:firstLineChars="0" w:firstLine="0" w:startChars="0" w:start="0" w:endChars="0" w:end="0"/>
         <w:rPr>
-          <w:rFonts w:eastAsia="仿宋" w:hint="eastAsia"/>
-        </w:rPr>
-      </w:pPr>
-      <w:r>
-        <w:rPr>
-          <w:rFonts w:eastAsia="仿宋" w:hint="eastAsia"/>
+          <w:rFonts w:eastAsia="仿宋_GB2312" w:hint="eastAsia"/>
+        </w:rPr>
+      </w:pPr>
+      <w:r>
+        <w:rPr>
+          <w:rFonts w:eastAsia="仿宋_GB2312" w:hint="eastAsia"/>
         </w:rPr>
       </w:r>
     </w:p>
@@ -5334,12 +5334,12 @@
         <w:pStyle w:val="Style13"/>
         <w:ind w:firstLineChars="0" w:firstLine="0" w:startChars="0" w:start="0" w:endChars="0" w:end="0"/>
         <w:rPr>
-          <w:rFonts w:eastAsia="仿宋" w:hint="eastAsia"/>
-        </w:rPr>
-      </w:pPr>
-      <w:r>
-        <w:rPr>
-          <w:rFonts w:eastAsia="仿宋" w:hint="eastAsia"/>
+          <w:rFonts w:eastAsia="仿宋_GB2312" w:hint="eastAsia"/>
+        </w:rPr>
+      </w:pPr>
+      <w:r>
+        <w:rPr>
+          <w:rFonts w:eastAsia="仿宋_GB2312" w:hint="eastAsia"/>
         </w:rPr>
       </w:r>
     </w:p>
@@ -5348,12 +5348,12 @@
         <w:pStyle w:val="Style13"/>
         <w:ind w:firstLineChars="0" w:firstLine="0" w:startChars="0" w:start="0" w:endChars="0" w:end="0"/>
         <w:rPr>
-          <w:rFonts w:eastAsia="仿宋" w:hint="eastAsia"/>
-        </w:rPr>
-      </w:pPr>
-      <w:r>
-        <w:rPr>
-          <w:rFonts w:eastAsia="仿宋" w:hint="eastAsia"/>
+          <w:rFonts w:eastAsia="仿宋_GB2312" w:hint="eastAsia"/>
+        </w:rPr>
+      </w:pPr>
+      <w:r>
+        <w:rPr>
+          <w:rFonts w:eastAsia="仿宋_GB2312" w:hint="eastAsia"/>
         </w:rPr>
       </w:r>
     </w:p>
@@ -5362,12 +5362,12 @@
         <w:pStyle w:val="Style13"/>
         <w:ind w:firstLineChars="0" w:firstLine="0" w:startChars="0" w:start="0" w:endChars="0" w:end="0"/>
         <w:rPr>
-          <w:rFonts w:eastAsia="仿宋" w:hint="eastAsia"/>
-        </w:rPr>
-      </w:pPr>
-      <w:r>
-        <w:rPr>
-          <w:rFonts w:eastAsia="仿宋" w:hint="eastAsia"/>
+          <w:rFonts w:eastAsia="仿宋_GB2312" w:hint="eastAsia"/>
+        </w:rPr>
+      </w:pPr>
+      <w:r>
+        <w:rPr>
+          <w:rFonts w:eastAsia="仿宋_GB2312" w:hint="eastAsia"/>
         </w:rPr>
       </w:r>
     </w:p>
@@ -5376,12 +5376,12 @@
         <w:pStyle w:val="Style13"/>
         <w:ind w:firstLineChars="0" w:firstLine="0" w:startChars="0" w:start="0" w:endChars="0" w:end="0"/>
         <w:rPr>
-          <w:rFonts w:eastAsia="仿宋" w:hint="eastAsia"/>
-        </w:rPr>
-      </w:pPr>
-      <w:r>
-        <w:rPr>
-          <w:rFonts w:eastAsia="仿宋" w:hint="eastAsia"/>
+          <w:rFonts w:eastAsia="仿宋_GB2312" w:hint="eastAsia"/>
+        </w:rPr>
+      </w:pPr>
+      <w:r>
+        <w:rPr>
+          <w:rFonts w:eastAsia="仿宋_GB2312" w:hint="eastAsia"/>
         </w:rPr>
       </w:r>
     </w:p>
@@ -5390,12 +5390,12 @@
         <w:pStyle w:val="Style13"/>
         <w:ind w:firstLineChars="0" w:firstLine="0" w:startChars="0" w:start="0" w:endChars="0" w:end="0"/>
         <w:rPr>
-          <w:rFonts w:eastAsia="仿宋" w:hint="eastAsia"/>
-        </w:rPr>
-      </w:pPr>
-      <w:r>
-        <w:rPr>
-          <w:rFonts w:eastAsia="仿宋" w:hint="eastAsia"/>
+          <w:rFonts w:eastAsia="仿宋_GB2312" w:hint="eastAsia"/>
+        </w:rPr>
+      </w:pPr>
+      <w:r>
+        <w:rPr>
+          <w:rFonts w:eastAsia="仿宋_GB2312" w:hint="eastAsia"/>
         </w:rPr>
       </w:r>
     </w:p>
@@ -5404,12 +5404,12 @@
         <w:pStyle w:val="Style13"/>
         <w:ind w:firstLineChars="0" w:firstLine="0" w:startChars="0" w:start="0" w:endChars="0" w:end="0"/>
         <w:rPr>
-          <w:rFonts w:eastAsia="仿宋" w:hint="eastAsia"/>
-        </w:rPr>
-      </w:pPr>
-      <w:r>
-        <w:rPr>
-          <w:rFonts w:eastAsia="仿宋" w:hint="eastAsia"/>
+          <w:rFonts w:eastAsia="仿宋_GB2312" w:hint="eastAsia"/>
+        </w:rPr>
+      </w:pPr>
+      <w:r>
+        <w:rPr>
+          <w:rFonts w:eastAsia="仿宋_GB2312" w:hint="eastAsia"/>
         </w:rPr>
       </w:r>
     </w:p>
@@ -5418,12 +5418,12 @@
         <w:pStyle w:val="Style13"/>
         <w:ind w:firstLineChars="0" w:firstLine="0" w:startChars="0" w:start="0" w:endChars="0" w:end="0"/>
         <w:rPr>
-          <w:rFonts w:eastAsia="仿宋" w:hint="eastAsia"/>
-        </w:rPr>
-      </w:pPr>
-      <w:r>
-        <w:rPr>
-          <w:rFonts w:eastAsia="仿宋" w:hint="eastAsia"/>
+          <w:rFonts w:eastAsia="仿宋_GB2312" w:hint="eastAsia"/>
+        </w:rPr>
+      </w:pPr>
+      <w:r>
+        <w:rPr>
+          <w:rFonts w:eastAsia="仿宋_GB2312" w:hint="eastAsia"/>
         </w:rPr>
       </w:r>
     </w:p>
@@ -5432,12 +5432,12 @@
         <w:pStyle w:val="Style13"/>
         <w:ind w:firstLineChars="0" w:firstLine="0" w:startChars="0" w:start="0" w:endChars="0" w:end="0"/>
         <w:rPr>
-          <w:rFonts w:eastAsia="仿宋" w:hint="eastAsia"/>
-        </w:rPr>
-      </w:pPr>
-      <w:r>
-        <w:rPr>
-          <w:rFonts w:eastAsia="仿宋" w:hint="eastAsia"/>
+          <w:rFonts w:eastAsia="仿宋_GB2312" w:hint="eastAsia"/>
+        </w:rPr>
+      </w:pPr>
+      <w:r>
+        <w:rPr>
+          <w:rFonts w:eastAsia="仿宋_GB2312" w:hint="eastAsia"/>
         </w:rPr>
       </w:r>
     </w:p>
@@ -5446,12 +5446,12 @@
         <w:pStyle w:val="Style13"/>
         <w:ind w:firstLineChars="0" w:firstLine="0" w:startChars="0" w:start="0" w:endChars="0" w:end="0"/>
         <w:rPr>
-          <w:rFonts w:eastAsia="仿宋" w:hint="eastAsia"/>
-        </w:rPr>
-      </w:pPr>
-      <w:r>
-        <w:rPr>
-          <w:rFonts w:eastAsia="仿宋" w:hint="eastAsia"/>
+          <w:rFonts w:eastAsia="仿宋_GB2312" w:hint="eastAsia"/>
+        </w:rPr>
+      </w:pPr>
+      <w:r>
+        <w:rPr>
+          <w:rFonts w:eastAsia="仿宋_GB2312" w:hint="eastAsia"/>
         </w:rPr>
       </w:r>
     </w:p>
@@ -5460,12 +5460,12 @@
         <w:pStyle w:val="Style13"/>
         <w:ind w:firstLineChars="0" w:firstLine="0" w:startChars="0" w:start="0" w:endChars="0" w:end="0"/>
         <w:rPr>
-          <w:rFonts w:eastAsia="仿宋" w:hint="eastAsia"/>
-        </w:rPr>
-      </w:pPr>
-      <w:r>
-        <w:rPr>
-          <w:rFonts w:eastAsia="仿宋" w:hint="eastAsia"/>
+          <w:rFonts w:eastAsia="仿宋_GB2312" w:hint="eastAsia"/>
+        </w:rPr>
+      </w:pPr>
+      <w:r>
+        <w:rPr>
+          <w:rFonts w:eastAsia="仿宋_GB2312" w:hint="eastAsia"/>
         </w:rPr>
       </w:r>
     </w:p>
@@ -5474,12 +5474,12 @@
         <w:pStyle w:val="Style13"/>
         <w:ind w:firstLineChars="0" w:firstLine="0" w:startChars="0" w:start="0" w:endChars="0" w:end="0"/>
         <w:rPr>
-          <w:rFonts w:eastAsia="仿宋" w:hint="eastAsia"/>
-        </w:rPr>
-      </w:pPr>
-      <w:r>
-        <w:rPr>
-          <w:rFonts w:eastAsia="仿宋" w:hint="eastAsia"/>
+          <w:rFonts w:eastAsia="仿宋_GB2312" w:hint="eastAsia"/>
+        </w:rPr>
+      </w:pPr>
+      <w:r>
+        <w:rPr>
+          <w:rFonts w:eastAsia="仿宋_GB2312" w:hint="eastAsia"/>
         </w:rPr>
       </w:r>
     </w:p>
@@ -5488,12 +5488,12 @@
         <w:pStyle w:val="Style13"/>
         <w:ind w:firstLineChars="0" w:firstLine="0" w:startChars="0" w:start="0" w:endChars="0" w:end="0"/>
         <w:rPr>
-          <w:rFonts w:eastAsia="仿宋" w:hint="eastAsia"/>
-        </w:rPr>
-      </w:pPr>
-      <w:r>
-        <w:rPr>
-          <w:rFonts w:eastAsia="仿宋" w:hint="eastAsia"/>
+          <w:rFonts w:eastAsia="仿宋_GB2312" w:hint="eastAsia"/>
+        </w:rPr>
+      </w:pPr>
+      <w:r>
+        <w:rPr>
+          <w:rFonts w:eastAsia="仿宋_GB2312" w:hint="eastAsia"/>
         </w:rPr>
       </w:r>
     </w:p>
@@ -5502,12 +5502,12 @@
         <w:pStyle w:val="Style13"/>
         <w:ind w:firstLineChars="0" w:firstLine="0" w:startChars="0" w:start="0" w:endChars="0" w:end="0"/>
         <w:rPr>
-          <w:rFonts w:eastAsia="仿宋" w:hint="eastAsia"/>
-        </w:rPr>
-      </w:pPr>
-      <w:r>
-        <w:rPr>
-          <w:rFonts w:eastAsia="仿宋" w:hint="eastAsia"/>
+          <w:rFonts w:eastAsia="仿宋_GB2312" w:hint="eastAsia"/>
+        </w:rPr>
+      </w:pPr>
+      <w:r>
+        <w:rPr>
+          <w:rFonts w:eastAsia="仿宋_GB2312" w:hint="eastAsia"/>
         </w:rPr>
       </w:r>
     </w:p>
@@ -5516,12 +5516,12 @@
         <w:pStyle w:val="Style13"/>
         <w:ind w:firstLineChars="0" w:firstLine="0" w:startChars="0" w:start="0" w:endChars="0" w:end="0"/>
         <w:rPr>
-          <w:rFonts w:eastAsia="仿宋" w:hint="eastAsia"/>
-        </w:rPr>
-      </w:pPr>
-      <w:r>
-        <w:rPr>
-          <w:rFonts w:eastAsia="仿宋" w:hint="eastAsia"/>
+          <w:rFonts w:eastAsia="仿宋_GB2312" w:hint="eastAsia"/>
+        </w:rPr>
+      </w:pPr>
+      <w:r>
+        <w:rPr>
+          <w:rFonts w:eastAsia="仿宋_GB2312" w:hint="eastAsia"/>
         </w:rPr>
       </w:r>
     </w:p>
@@ -5530,12 +5530,12 @@
         <w:pStyle w:val="Style13"/>
         <w:ind w:firstLineChars="0" w:firstLine="0" w:startChars="0" w:start="0" w:endChars="0" w:end="0"/>
         <w:rPr>
-          <w:rFonts w:eastAsia="仿宋" w:hint="eastAsia"/>
-        </w:rPr>
-      </w:pPr>
-      <w:r>
-        <w:rPr>
-          <w:rFonts w:eastAsia="仿宋" w:hint="eastAsia"/>
+          <w:rFonts w:eastAsia="仿宋_GB2312" w:hint="eastAsia"/>
+        </w:rPr>
+      </w:pPr>
+      <w:r>
+        <w:rPr>
+          <w:rFonts w:eastAsia="仿宋_GB2312" w:hint="eastAsia"/>
         </w:rPr>
       </w:r>
     </w:p>
@@ -5544,12 +5544,12 @@
         <w:pStyle w:val="Style13"/>
         <w:ind w:firstLineChars="0" w:firstLine="0" w:startChars="0" w:start="0" w:endChars="0" w:end="0"/>
         <w:rPr>
-          <w:rFonts w:eastAsia="仿宋" w:hint="eastAsia"/>
-        </w:rPr>
-      </w:pPr>
-      <w:r>
-        <w:rPr>
-          <w:rFonts w:eastAsia="仿宋" w:hint="eastAsia"/>
+          <w:rFonts w:eastAsia="仿宋_GB2312" w:hint="eastAsia"/>
+        </w:rPr>
+      </w:pPr>
+      <w:r>
+        <w:rPr>
+          <w:rFonts w:eastAsia="仿宋_GB2312" w:hint="eastAsia"/>
         </w:rPr>
       </w:r>
     </w:p>
@@ -5558,12 +5558,12 @@
         <w:pStyle w:val="Style13"/>
         <w:ind w:firstLineChars="0" w:firstLine="0" w:startChars="0" w:start="0" w:endChars="0" w:end="0"/>
         <w:rPr>
-          <w:rFonts w:eastAsia="仿宋" w:hint="eastAsia"/>
-        </w:rPr>
-      </w:pPr>
-      <w:r>
-        <w:rPr>
-          <w:rFonts w:eastAsia="仿宋" w:hint="eastAsia"/>
+          <w:rFonts w:eastAsia="仿宋_GB2312" w:hint="eastAsia"/>
+        </w:rPr>
+      </w:pPr>
+      <w:r>
+        <w:rPr>
+          <w:rFonts w:eastAsia="仿宋_GB2312" w:hint="eastAsia"/>
         </w:rPr>
       </w:r>
     </w:p>
@@ -5578,7 +5578,7 @@
         <w:jc w:val="start"/>
         <w:outlineLvl w:val="1"/>
         <w:rPr>
-          <w:rFonts w:ascii="Times New Roman" w:hAnsi="Times New Roman" w:eastAsia="仿宋" w:cs="Times New Roman"/>
+          <w:rFonts w:ascii="Times New Roman" w:hAnsi="Times New Roman" w:eastAsia="仿宋_GB2312" w:cs="Times New Roman"/>
           <w:b/>
           <w:bCs/>
           <w:kern w:val="2"/>
@@ -5588,7 +5588,7 @@
       </w:pPr>
       <w:r>
         <w:rPr>
-          <w:rFonts w:ascii="Times New Roman" w:hAnsi="Times New Roman" w:cs="Times New Roman" w:hint="eastAsia" w:eastAsia="仿宋"/>
+          <w:rFonts w:ascii="Times New Roman" w:hAnsi="Times New Roman" w:cs="Times New Roman" w:hint="eastAsia" w:eastAsia="仿宋_GB2312"/>
           <w:b/>
           <w:bCs/>
           <w:kern w:val="2"/>
@@ -5605,7 +5605,7 @@
         <w:contextualSpacing/>
         <w:jc w:val="center"/>
         <w:rPr>
-          <w:rFonts w:ascii="Times New Roman" w:hAnsi="Times New Roman" w:eastAsia="仿宋" w:cs="Times New Roman"/>
+          <w:rFonts w:ascii="Times New Roman" w:hAnsi="Times New Roman" w:eastAsia="仿宋_GB2312" w:cs="Times New Roman"/>
           <w:b/>
           <w:sz w:val="28"/>
           <w:szCs w:val="28"/>
@@ -5613,7 +5613,7 @@
       </w:pPr>
       <w:r>
         <w:rPr>
-          <w:rFonts w:ascii="Times New Roman" w:hAnsi="Times New Roman" w:cs="Times New Roman" w:hint="eastAsia" w:eastAsia="仿宋"/>
+          <w:rFonts w:ascii="Times New Roman" w:hAnsi="Times New Roman" w:cs="Times New Roman" w:hint="eastAsia" w:eastAsia="仿宋_GB2312"/>
           <w:b/>
           <w:sz w:val="28"/>
           <w:szCs w:val="28"/>
@@ -5627,14 +5627,14 @@
         <w:spacing w:before="0" w:after="0" w:line="500" w:lineRule="exact"/>
         <w:contextualSpacing/>
         <w:rPr>
-          <w:rFonts w:ascii="Times New Roman" w:hAnsi="Times New Roman" w:eastAsia="仿宋" w:cs="Times New Roman" w:hint="eastAsia"/>
-          <w:sz w:val="28"/>
-          <w:szCs w:val="28"/>
-        </w:rPr>
-      </w:pPr>
-      <w:r>
-        <w:rPr>
-          <w:rFonts w:ascii="Times New Roman" w:hAnsi="Times New Roman" w:cs="Times New Roman" w:hint="eastAsia" w:eastAsia="仿宋"/>
+          <w:rFonts w:ascii="Times New Roman" w:hAnsi="Times New Roman" w:eastAsia="仿宋_GB2312" w:cs="Times New Roman" w:hint="eastAsia"/>
+          <w:sz w:val="28"/>
+          <w:szCs w:val="28"/>
+        </w:rPr>
+      </w:pPr>
+      <w:r>
+        <w:rPr>
+          <w:rFonts w:ascii="Times New Roman" w:hAnsi="Times New Roman" w:cs="Times New Roman" w:hint="eastAsia" w:eastAsia="仿宋_GB2312"/>
           <w:sz w:val="28"/>
           <w:szCs w:val="28"/>
         </w:rPr>
@@ -5647,14 +5647,14 @@
         <w:spacing w:before="0" w:after="0" w:line="500" w:lineRule="exact"/>
         <w:contextualSpacing/>
         <w:rPr>
-          <w:rFonts w:ascii="Times New Roman" w:hAnsi="Times New Roman" w:eastAsia="仿宋" w:cs="Times New Roman" w:hint="eastAsia"/>
-          <w:sz w:val="28"/>
-          <w:szCs w:val="28"/>
-        </w:rPr>
-      </w:pPr>
-      <w:r>
-        <w:rPr>
-          <w:rFonts w:ascii="Times New Roman" w:hAnsi="Times New Roman" w:cs="Times New Roman" w:hint="eastAsia" w:eastAsia="仿宋"/>
+          <w:rFonts w:ascii="Times New Roman" w:hAnsi="Times New Roman" w:eastAsia="仿宋_GB2312" w:cs="Times New Roman" w:hint="eastAsia"/>
+          <w:sz w:val="28"/>
+          <w:szCs w:val="28"/>
+        </w:rPr>
+      </w:pPr>
+      <w:r>
+        <w:rPr>
+          <w:rFonts w:ascii="Times New Roman" w:hAnsi="Times New Roman" w:cs="Times New Roman" w:hint="eastAsia" w:eastAsia="仿宋_GB2312"/>
           <w:sz w:val="28"/>
           <w:szCs w:val="28"/>
         </w:rPr>
@@ -5668,7 +5668,7 @@
         <w:ind w:firstLineChars="200" w:startChars="0" w:start="0" w:endChars="0" w:end="0"/>
         <w:contextualSpacing/>
         <w:rPr>
-          <w:rFonts w:ascii="Times New Roman" w:hAnsi="Times New Roman" w:eastAsia="仿宋" w:cs="Times New Roman"/>
+          <w:rFonts w:ascii="Times New Roman" w:hAnsi="Times New Roman" w:eastAsia="仿宋_GB2312" w:cs="Times New Roman"/>
           <w:sz w:val="28"/>
           <w:szCs w:val="28"/>
         </w:rPr>
@@ -5684,14 +5684,14 @@
         <w:ind w:firstLineChars="200" w:startChars="0" w:start="0" w:endChars="0" w:end="0"/>
         <w:contextualSpacing/>
         <w:rPr>
-          <w:rFonts w:ascii="Times New Roman" w:hAnsi="Times New Roman" w:eastAsia="仿宋" w:cs="Times New Roman"/>
-          <w:sz w:val="28"/>
-          <w:szCs w:val="28"/>
-        </w:rPr>
-      </w:pPr>
-      <w:r>
-        <w:rPr>
-          <w:rFonts w:eastAsia="仿宋" w:cs="Times New Roman" w:hint="eastAsia" w:ascii="Times New Roman" w:hAnsi="Times New Roman"/>
+          <w:rFonts w:ascii="Times New Roman" w:hAnsi="Times New Roman" w:eastAsia="仿宋_GB2312" w:cs="Times New Roman"/>
+          <w:sz w:val="28"/>
+          <w:szCs w:val="28"/>
+        </w:rPr>
+      </w:pPr>
+      <w:r>
+        <w:rPr>
+          <w:rFonts w:eastAsia="仿宋_GB2312" w:cs="Times New Roman" w:hint="eastAsia" w:ascii="Times New Roman" w:hAnsi="Times New Roman"/>
           <w:sz w:val="28"/>
           <w:szCs w:val="28"/>
         </w:rPr>
@@ -5699,7 +5699,7 @@
       </w:r>
       <w:r>
         <w:rPr>
-          <w:rFonts w:ascii="Times New Roman" w:hAnsi="Times New Roman" w:cs="Times New Roman" w:hint="eastAsia" w:eastAsia="仿宋"/>
+          <w:rFonts w:ascii="Times New Roman" w:hAnsi="Times New Roman" w:cs="Times New Roman" w:hint="eastAsia" w:eastAsia="仿宋_GB2312"/>
           <w:sz w:val="28"/>
           <w:szCs w:val="28"/>
         </w:rPr>
@@ -5713,14 +5713,14 @@
         <w:ind w:firstLineChars="200" w:startChars="0" w:start="0" w:endChars="0" w:end="0"/>
         <w:contextualSpacing/>
         <w:rPr>
-          <w:rFonts w:ascii="Times New Roman" w:hAnsi="Times New Roman" w:eastAsia="仿宋" w:cs="Times New Roman"/>
-          <w:sz w:val="28"/>
-          <w:szCs w:val="28"/>
-        </w:rPr>
-      </w:pPr>
-      <w:r>
-        <w:rPr>
-          <w:rFonts w:eastAsia="仿宋" w:cs="Times New Roman" w:hint="eastAsia" w:ascii="Times New Roman" w:hAnsi="Times New Roman"/>
+          <w:rFonts w:ascii="Times New Roman" w:hAnsi="Times New Roman" w:eastAsia="仿宋_GB2312" w:cs="Times New Roman"/>
+          <w:sz w:val="28"/>
+          <w:szCs w:val="28"/>
+        </w:rPr>
+      </w:pPr>
+      <w:r>
+        <w:rPr>
+          <w:rFonts w:eastAsia="仿宋_GB2312" w:cs="Times New Roman" w:hint="eastAsia" w:ascii="Times New Roman" w:hAnsi="Times New Roman"/>
           <w:sz w:val="28"/>
           <w:szCs w:val="28"/>
         </w:rPr>
@@ -5728,7 +5728,7 @@
       </w:r>
       <w:r>
         <w:rPr>
-          <w:rFonts w:ascii="Times New Roman" w:hAnsi="Times New Roman" w:cs="Times New Roman" w:hint="eastAsia" w:eastAsia="仿宋"/>
+          <w:rFonts w:ascii="Times New Roman" w:hAnsi="Times New Roman" w:cs="Times New Roman" w:hint="eastAsia" w:eastAsia="仿宋_GB2312"/>
           <w:sz w:val="28"/>
           <w:szCs w:val="28"/>
         </w:rPr>
@@ -5742,14 +5742,14 @@
         <w:ind w:firstLineChars="200" w:startChars="0" w:start="0" w:endChars="0" w:end="0"/>
         <w:contextualSpacing/>
         <w:rPr>
-          <w:rFonts w:ascii="Times New Roman" w:hAnsi="Times New Roman" w:eastAsia="仿宋" w:cs="Times New Roman"/>
-          <w:sz w:val="28"/>
-          <w:szCs w:val="28"/>
-        </w:rPr>
-      </w:pPr>
-      <w:r>
-        <w:rPr>
-          <w:rFonts w:eastAsia="仿宋" w:cs="Times New Roman" w:hint="eastAsia" w:ascii="Times New Roman" w:hAnsi="Times New Roman"/>
+          <w:rFonts w:ascii="Times New Roman" w:hAnsi="Times New Roman" w:eastAsia="仿宋_GB2312" w:cs="Times New Roman"/>
+          <w:sz w:val="28"/>
+          <w:szCs w:val="28"/>
+        </w:rPr>
+      </w:pPr>
+      <w:r>
+        <w:rPr>
+          <w:rFonts w:eastAsia="仿宋_GB2312" w:cs="Times New Roman" w:hint="eastAsia" w:ascii="Times New Roman" w:hAnsi="Times New Roman"/>
           <w:sz w:val="28"/>
           <w:szCs w:val="28"/>
         </w:rPr>
@@ -5757,7 +5757,7 @@
       </w:r>
       <w:r>
         <w:rPr>
-          <w:rFonts w:ascii="Times New Roman" w:hAnsi="Times New Roman" w:cs="Times New Roman" w:hint="eastAsia" w:eastAsia="仿宋"/>
+          <w:rFonts w:ascii="Times New Roman" w:hAnsi="Times New Roman" w:cs="Times New Roman" w:hint="eastAsia" w:eastAsia="仿宋_GB2312"/>
           <w:sz w:val="28"/>
           <w:szCs w:val="28"/>
         </w:rPr>
@@ -5771,14 +5771,14 @@
         <w:ind w:firstLineChars="200" w:startChars="0" w:start="0" w:endChars="0" w:end="0"/>
         <w:contextualSpacing/>
         <w:rPr>
-          <w:rFonts w:ascii="Times New Roman" w:hAnsi="Times New Roman" w:eastAsia="仿宋" w:cs="Times New Roman"/>
-          <w:sz w:val="28"/>
-          <w:szCs w:val="28"/>
-        </w:rPr>
-      </w:pPr>
-      <w:r>
-        <w:rPr>
-          <w:rFonts w:eastAsia="仿宋" w:cs="Times New Roman" w:hint="eastAsia" w:ascii="Times New Roman" w:hAnsi="Times New Roman"/>
+          <w:rFonts w:ascii="Times New Roman" w:hAnsi="Times New Roman" w:eastAsia="仿宋_GB2312" w:cs="Times New Roman"/>
+          <w:sz w:val="28"/>
+          <w:szCs w:val="28"/>
+        </w:rPr>
+      </w:pPr>
+      <w:r>
+        <w:rPr>
+          <w:rFonts w:eastAsia="仿宋_GB2312" w:cs="Times New Roman" w:hint="eastAsia" w:ascii="Times New Roman" w:hAnsi="Times New Roman"/>
           <w:sz w:val="28"/>
           <w:szCs w:val="28"/>
         </w:rPr>
@@ -5786,7 +5786,7 @@
       </w:r>
       <w:r>
         <w:rPr>
-          <w:rFonts w:ascii="Times New Roman" w:hAnsi="Times New Roman" w:cs="Times New Roman" w:hint="eastAsia" w:eastAsia="仿宋"/>
+          <w:rFonts w:ascii="Times New Roman" w:hAnsi="Times New Roman" w:cs="Times New Roman" w:hint="eastAsia" w:eastAsia="仿宋_GB2312"/>
           <w:sz w:val="28"/>
           <w:szCs w:val="28"/>
         </w:rPr>
@@ -5800,14 +5800,14 @@
         <w:ind w:firstLineChars="200" w:startChars="0" w:start="0" w:endChars="0" w:end="0"/>
         <w:contextualSpacing/>
         <w:rPr>
-          <w:rFonts w:ascii="Times New Roman" w:hAnsi="Times New Roman" w:eastAsia="仿宋" w:cs="Times New Roman"/>
-          <w:sz w:val="28"/>
-          <w:szCs w:val="28"/>
-        </w:rPr>
-      </w:pPr>
-      <w:r>
-        <w:rPr>
-          <w:rFonts w:eastAsia="仿宋" w:cs="Times New Roman" w:hint="eastAsia" w:ascii="Times New Roman" w:hAnsi="Times New Roman"/>
+          <w:rFonts w:ascii="Times New Roman" w:hAnsi="Times New Roman" w:eastAsia="仿宋_GB2312" w:cs="Times New Roman"/>
+          <w:sz w:val="28"/>
+          <w:szCs w:val="28"/>
+        </w:rPr>
+      </w:pPr>
+      <w:r>
+        <w:rPr>
+          <w:rFonts w:eastAsia="仿宋_GB2312" w:cs="Times New Roman" w:hint="eastAsia" w:ascii="Times New Roman" w:hAnsi="Times New Roman"/>
           <w:sz w:val="28"/>
           <w:szCs w:val="28"/>
         </w:rPr>
@@ -5815,7 +5815,7 @@
       </w:r>
       <w:r>
         <w:rPr>
-          <w:rFonts w:ascii="Times New Roman" w:hAnsi="Times New Roman" w:cs="Times New Roman" w:hint="eastAsia" w:eastAsia="仿宋"/>
+          <w:rFonts w:ascii="Times New Roman" w:hAnsi="Times New Roman" w:cs="Times New Roman" w:hint="eastAsia" w:eastAsia="仿宋_GB2312"/>
           <w:sz w:val="28"/>
           <w:szCs w:val="28"/>
         </w:rPr>
@@ -5829,14 +5829,14 @@
         <w:ind w:firstLineChars="200" w:startChars="0" w:start="0" w:endChars="0" w:end="0"/>
         <w:contextualSpacing/>
         <w:rPr>
-          <w:rFonts w:ascii="Times New Roman" w:hAnsi="Times New Roman" w:eastAsia="仿宋" w:cs="Times New Roman"/>
-          <w:sz w:val="28"/>
-          <w:szCs w:val="28"/>
-        </w:rPr>
-      </w:pPr>
-      <w:r>
-        <w:rPr>
-          <w:rFonts w:eastAsia="仿宋" w:cs="Times New Roman" w:hint="eastAsia" w:ascii="Times New Roman" w:hAnsi="Times New Roman"/>
+          <w:rFonts w:ascii="Times New Roman" w:hAnsi="Times New Roman" w:eastAsia="仿宋_GB2312" w:cs="Times New Roman"/>
+          <w:sz w:val="28"/>
+          <w:szCs w:val="28"/>
+        </w:rPr>
+      </w:pPr>
+      <w:r>
+        <w:rPr>
+          <w:rFonts w:eastAsia="仿宋_GB2312" w:cs="Times New Roman" w:hint="eastAsia" w:ascii="Times New Roman" w:hAnsi="Times New Roman"/>
           <w:sz w:val="28"/>
           <w:szCs w:val="28"/>
         </w:rPr>
@@ -5844,7 +5844,7 @@
       </w:r>
       <w:r>
         <w:rPr>
-          <w:rFonts w:ascii="Times New Roman" w:hAnsi="Times New Roman" w:cs="Times New Roman" w:hint="eastAsia" w:eastAsia="仿宋"/>
+          <w:rFonts w:ascii="Times New Roman" w:hAnsi="Times New Roman" w:cs="Times New Roman" w:hint="eastAsia" w:eastAsia="仿宋_GB2312"/>
           <w:sz w:val="28"/>
           <w:szCs w:val="28"/>
         </w:rPr>
@@ -5858,14 +5858,14 @@
         <w:ind w:firstLineChars="200" w:startChars="0" w:start="0" w:endChars="0" w:end="0"/>
         <w:contextualSpacing/>
         <w:rPr>
-          <w:rFonts w:ascii="Times New Roman" w:hAnsi="Times New Roman" w:eastAsia="仿宋" w:cs="Times New Roman"/>
-          <w:sz w:val="28"/>
-          <w:szCs w:val="28"/>
-        </w:rPr>
-      </w:pPr>
-      <w:r>
-        <w:rPr>
-          <w:rFonts w:eastAsia="仿宋" w:cs="Times New Roman" w:hint="eastAsia" w:ascii="Times New Roman" w:hAnsi="Times New Roman"/>
+          <w:rFonts w:ascii="Times New Roman" w:hAnsi="Times New Roman" w:eastAsia="仿宋_GB2312" w:cs="Times New Roman"/>
+          <w:sz w:val="28"/>
+          <w:szCs w:val="28"/>
+        </w:rPr>
+      </w:pPr>
+      <w:r>
+        <w:rPr>
+          <w:rFonts w:eastAsia="仿宋_GB2312" w:cs="Times New Roman" w:hint="eastAsia" w:ascii="Times New Roman" w:hAnsi="Times New Roman"/>
           <w:sz w:val="28"/>
           <w:szCs w:val="28"/>
         </w:rPr>
@@ -5873,7 +5873,7 @@
       </w:r>
       <w:r>
         <w:rPr>
-          <w:rFonts w:ascii="Times New Roman" w:hAnsi="Times New Roman" w:cs="Times New Roman" w:hint="eastAsia" w:eastAsia="仿宋"/>
+          <w:rFonts w:ascii="Times New Roman" w:hAnsi="Times New Roman" w:cs="Times New Roman" w:hint="eastAsia" w:eastAsia="仿宋_GB2312"/>
           <w:sz w:val="28"/>
           <w:szCs w:val="28"/>
         </w:rPr>
@@ -5887,14 +5887,14 @@
         <w:ind w:firstLineChars="200" w:startChars="0" w:start="0" w:endChars="0" w:end="0"/>
         <w:contextualSpacing/>
         <w:rPr>
-          <w:rFonts w:ascii="Times New Roman" w:hAnsi="Times New Roman" w:eastAsia="仿宋" w:cs="Times New Roman"/>
-          <w:sz w:val="28"/>
-          <w:szCs w:val="28"/>
-        </w:rPr>
-      </w:pPr>
-      <w:r>
-        <w:rPr>
-          <w:rFonts w:eastAsia="仿宋" w:cs="Times New Roman" w:hint="eastAsia" w:ascii="Times New Roman" w:hAnsi="Times New Roman"/>
+          <w:rFonts w:ascii="Times New Roman" w:hAnsi="Times New Roman" w:eastAsia="仿宋_GB2312" w:cs="Times New Roman"/>
+          <w:sz w:val="28"/>
+          <w:szCs w:val="28"/>
+        </w:rPr>
+      </w:pPr>
+      <w:r>
+        <w:rPr>
+          <w:rFonts w:eastAsia="仿宋_GB2312" w:cs="Times New Roman" w:hint="eastAsia" w:ascii="Times New Roman" w:hAnsi="Times New Roman"/>
           <w:sz w:val="28"/>
           <w:szCs w:val="28"/>
         </w:rPr>
@@ -5902,7 +5902,7 @@
       </w:r>
       <w:r>
         <w:rPr>
-          <w:rFonts w:ascii="Times New Roman" w:hAnsi="Times New Roman" w:cs="Times New Roman" w:hint="eastAsia" w:eastAsia="仿宋"/>
+          <w:rFonts w:ascii="Times New Roman" w:hAnsi="Times New Roman" w:cs="Times New Roman" w:hint="eastAsia" w:eastAsia="仿宋_GB2312"/>
           <w:sz w:val="28"/>
           <w:szCs w:val="28"/>
         </w:rPr>
@@ -5916,14 +5916,14 @@
         <w:ind w:firstLineChars="200" w:startChars="0" w:start="0" w:endChars="0" w:end="0"/>
         <w:contextualSpacing/>
         <w:rPr>
-          <w:rFonts w:ascii="Times New Roman" w:hAnsi="Times New Roman" w:eastAsia="仿宋" w:cs="Times New Roman"/>
-          <w:sz w:val="28"/>
-          <w:szCs w:val="28"/>
-        </w:rPr>
-      </w:pPr>
-      <w:r>
-        <w:rPr>
-          <w:rFonts w:eastAsia="仿宋" w:cs="Times New Roman" w:hint="eastAsia" w:ascii="Times New Roman" w:hAnsi="Times New Roman"/>
+          <w:rFonts w:ascii="Times New Roman" w:hAnsi="Times New Roman" w:eastAsia="仿宋_GB2312" w:cs="Times New Roman"/>
+          <w:sz w:val="28"/>
+          <w:szCs w:val="28"/>
+        </w:rPr>
+      </w:pPr>
+      <w:r>
+        <w:rPr>
+          <w:rFonts w:eastAsia="仿宋_GB2312" w:cs="Times New Roman" w:hint="eastAsia" w:ascii="Times New Roman" w:hAnsi="Times New Roman"/>
           <w:sz w:val="28"/>
           <w:szCs w:val="28"/>
         </w:rPr>
@@ -5931,7 +5931,7 @@
       </w:r>
       <w:r>
         <w:rPr>
-          <w:rFonts w:ascii="Times New Roman" w:hAnsi="Times New Roman" w:cs="Times New Roman" w:hint="eastAsia" w:eastAsia="仿宋"/>
+          <w:rFonts w:ascii="Times New Roman" w:hAnsi="Times New Roman" w:cs="Times New Roman" w:hint="eastAsia" w:eastAsia="仿宋_GB2312"/>
           <w:sz w:val="28"/>
           <w:szCs w:val="28"/>
         </w:rPr>
@@ -5945,14 +5945,14 @@
         <w:ind w:firstLineChars="200" w:startChars="0" w:start="0" w:endChars="0" w:end="0"/>
         <w:contextualSpacing/>
         <w:rPr>
-          <w:rFonts w:ascii="Times New Roman" w:hAnsi="Times New Roman" w:eastAsia="仿宋" w:cs="Times New Roman"/>
-          <w:sz w:val="28"/>
-          <w:szCs w:val="28"/>
-        </w:rPr>
-      </w:pPr>
-      <w:r>
-        <w:rPr>
-          <w:rFonts w:eastAsia="仿宋" w:cs="Times New Roman" w:hint="eastAsia" w:ascii="Times New Roman" w:hAnsi="Times New Roman"/>
+          <w:rFonts w:ascii="Times New Roman" w:hAnsi="Times New Roman" w:eastAsia="仿宋_GB2312" w:cs="Times New Roman"/>
+          <w:sz w:val="28"/>
+          <w:szCs w:val="28"/>
+        </w:rPr>
+      </w:pPr>
+      <w:r>
+        <w:rPr>
+          <w:rFonts w:eastAsia="仿宋_GB2312" w:cs="Times New Roman" w:hint="eastAsia" w:ascii="Times New Roman" w:hAnsi="Times New Roman"/>
           <w:sz w:val="28"/>
           <w:szCs w:val="28"/>
         </w:rPr>
@@ -5960,7 +5960,7 @@
       </w:r>
       <w:r>
         <w:rPr>
-          <w:rFonts w:ascii="Times New Roman" w:hAnsi="Times New Roman" w:cs="Times New Roman" w:hint="eastAsia" w:eastAsia="仿宋"/>
+          <w:rFonts w:ascii="Times New Roman" w:hAnsi="Times New Roman" w:cs="Times New Roman" w:hint="eastAsia" w:eastAsia="仿宋_GB2312"/>
           <w:sz w:val="28"/>
           <w:szCs w:val="28"/>
         </w:rPr>
@@ -5968,7 +5968,7 @@
       </w:r>
       <w:r>
         <w:rPr>
-          <w:rFonts w:eastAsia="仿宋" w:cs="Times New Roman" w:hint="eastAsia" w:ascii="Times New Roman" w:hAnsi="Times New Roman"/>
+          <w:rFonts w:eastAsia="仿宋_GB2312" w:cs="Times New Roman" w:hint="eastAsia" w:ascii="Times New Roman" w:hAnsi="Times New Roman"/>
           <w:sz w:val="28"/>
           <w:szCs w:val="28"/>
         </w:rPr>
@@ -5976,7 +5976,7 @@
       </w:r>
       <w:r>
         <w:rPr>
-          <w:rFonts w:ascii="Times New Roman" w:hAnsi="Times New Roman" w:cs="Times New Roman" w:hint="eastAsia" w:eastAsia="仿宋"/>
+          <w:rFonts w:ascii="Times New Roman" w:hAnsi="Times New Roman" w:cs="Times New Roman" w:hint="eastAsia" w:eastAsia="仿宋_GB2312"/>
           <w:sz w:val="28"/>
           <w:szCs w:val="28"/>
         </w:rPr>
@@ -5990,14 +5990,14 @@
         <w:ind w:firstLineChars="200" w:startChars="0" w:start="0" w:endChars="0" w:end="0"/>
         <w:contextualSpacing/>
         <w:rPr>
-          <w:rFonts w:ascii="Times New Roman" w:hAnsi="Times New Roman" w:eastAsia="仿宋" w:cs="Times New Roman"/>
-          <w:sz w:val="28"/>
-          <w:szCs w:val="28"/>
-        </w:rPr>
-      </w:pPr>
-      <w:r>
-        <w:rPr>
-          <w:rFonts w:eastAsia="仿宋" w:cs="Times New Roman" w:hint="eastAsia" w:ascii="Times New Roman" w:hAnsi="Times New Roman"/>
+          <w:rFonts w:ascii="Times New Roman" w:hAnsi="Times New Roman" w:eastAsia="仿宋_GB2312" w:cs="Times New Roman"/>
+          <w:sz w:val="28"/>
+          <w:szCs w:val="28"/>
+        </w:rPr>
+      </w:pPr>
+      <w:r>
+        <w:rPr>
+          <w:rFonts w:eastAsia="仿宋_GB2312" w:cs="Times New Roman" w:hint="eastAsia" w:ascii="Times New Roman" w:hAnsi="Times New Roman"/>
           <w:sz w:val="28"/>
           <w:szCs w:val="28"/>
         </w:rPr>
@@ -6005,7 +6005,7 @@
       </w:r>
       <w:r>
         <w:rPr>
-          <w:rFonts w:ascii="Times New Roman" w:hAnsi="Times New Roman" w:cs="Times New Roman" w:hint="eastAsia" w:eastAsia="仿宋"/>
+          <w:rFonts w:ascii="Times New Roman" w:hAnsi="Times New Roman" w:cs="Times New Roman" w:hint="eastAsia" w:eastAsia="仿宋_GB2312"/>
           <w:sz w:val="28"/>
           <w:szCs w:val="28"/>
         </w:rPr>
@@ -6019,14 +6019,14 @@
         <w:ind w:firstLineChars="200" w:startChars="0" w:start="0" w:endChars="0" w:end="0"/>
         <w:contextualSpacing/>
         <w:rPr>
-          <w:rFonts w:ascii="Times New Roman" w:hAnsi="Times New Roman" w:eastAsia="仿宋" w:cs="Times New Roman"/>
-          <w:sz w:val="28"/>
-          <w:szCs w:val="28"/>
-        </w:rPr>
-      </w:pPr>
-      <w:r>
-        <w:rPr>
-          <w:rFonts w:eastAsia="仿宋" w:cs="Times New Roman" w:hint="eastAsia" w:ascii="Times New Roman" w:hAnsi="Times New Roman"/>
+          <w:rFonts w:ascii="Times New Roman" w:hAnsi="Times New Roman" w:eastAsia="仿宋_GB2312" w:cs="Times New Roman"/>
+          <w:sz w:val="28"/>
+          <w:szCs w:val="28"/>
+        </w:rPr>
+      </w:pPr>
+      <w:r>
+        <w:rPr>
+          <w:rFonts w:eastAsia="仿宋_GB2312" w:cs="Times New Roman" w:hint="eastAsia" w:ascii="Times New Roman" w:hAnsi="Times New Roman"/>
           <w:sz w:val="28"/>
           <w:szCs w:val="28"/>
         </w:rPr>
@@ -6034,7 +6034,7 @@
       </w:r>
       <w:r>
         <w:rPr>
-          <w:rFonts w:ascii="Times New Roman" w:hAnsi="Times New Roman" w:cs="Times New Roman" w:hint="eastAsia" w:eastAsia="仿宋"/>
+          <w:rFonts w:ascii="Times New Roman" w:hAnsi="Times New Roman" w:cs="Times New Roman" w:hint="eastAsia" w:eastAsia="仿宋_GB2312"/>
           <w:sz w:val="28"/>
           <w:szCs w:val="28"/>
         </w:rPr>
@@ -6080,35 +6080,35 @@
               <w:pStyle w:val="Normal"/>
               <w:ind w:hangingChars="700" w:startChars="0" w:start="0" w:endChars="0" w:end="0"/>
               <w:rPr>
-                <w:rFonts w:ascii="Times New Roman" w:hAnsi="Times New Roman" w:eastAsia="仿宋" w:cs="Times New Roman"/>
+                <w:rFonts w:ascii="Times New Roman" w:hAnsi="Times New Roman" w:eastAsia="仿宋_GB2312" w:cs="Times New Roman"/>
                 <w:sz w:val="28"/>
                 <w:szCs w:val="28"/>
               </w:rPr>
             </w:pPr>
             <w:r>
               <w:rPr>
-                <w:rFonts w:ascii="Times New Roman" w:hAnsi="Times New Roman" w:cs="Times New Roman" w:hint="eastAsia" w:eastAsia="仿宋"/>
+                <w:rFonts w:ascii="Times New Roman" w:hAnsi="Times New Roman" w:cs="Times New Roman" w:hint="eastAsia" w:eastAsia="仿宋_GB2312"/>
                 <w:szCs w:val="21"/>
               </w:rPr>
               <w:t>发包人：</w:t>
             </w:r>
             <w:r>
               <w:rPr>
-                <w:rFonts w:eastAsia="仿宋" w:cs="Times New Roman" w:hint="eastAsia" w:ascii="Times New Roman" w:hAnsi="Times New Roman"/>
+                <w:rFonts w:eastAsia="仿宋_GB2312" w:cs="Times New Roman" w:hint="eastAsia" w:ascii="Times New Roman" w:hAnsi="Times New Roman"/>
                 <w:szCs w:val="21"/>
               </w:rPr>
               <w:t>(</w:t>
             </w:r>
             <w:r>
               <w:rPr>
-                <w:rFonts w:ascii="Times New Roman" w:hAnsi="Times New Roman" w:cs="Times New Roman" w:hint="eastAsia" w:eastAsia="仿宋"/>
+                <w:rFonts w:ascii="Times New Roman" w:hAnsi="Times New Roman" w:cs="Times New Roman" w:hint="eastAsia" w:eastAsia="仿宋_GB2312"/>
                 <w:szCs w:val="21"/>
               </w:rPr>
               <w:t>盖章</w:t>
             </w:r>
             <w:r>
               <w:rPr>
-                <w:rFonts w:eastAsia="仿宋" w:cs="Times New Roman" w:hint="eastAsia" w:ascii="Times New Roman" w:hAnsi="Times New Roman"/>
+                <w:rFonts w:eastAsia="仿宋_GB2312" w:cs="Times New Roman" w:hint="eastAsia" w:ascii="Times New Roman" w:hAnsi="Times New Roman"/>
                 <w:szCs w:val="21"/>
               </w:rPr>
               <w:t>)</w:t>
@@ -6132,41 +6132,41 @@
               <w:spacing w:before="0" w:after="0" w:line="500" w:lineRule="exact"/>
               <w:contextualSpacing/>
               <w:rPr>
-                <w:rFonts w:ascii="Times New Roman" w:hAnsi="Times New Roman" w:eastAsia="仿宋" w:cs="Times New Roman" w:hint="eastAsia"/>
+                <w:rFonts w:ascii="Times New Roman" w:hAnsi="Times New Roman" w:eastAsia="仿宋_GB2312" w:cs="Times New Roman" w:hint="eastAsia"/>
                 <w:szCs w:val="21"/>
               </w:rPr>
             </w:pPr>
             <w:r>
               <w:rPr>
-                <w:rFonts w:ascii="Times New Roman" w:hAnsi="Times New Roman" w:cs="Times New Roman" w:hint="eastAsia" w:eastAsia="仿宋"/>
+                <w:rFonts w:ascii="Times New Roman" w:hAnsi="Times New Roman" w:cs="Times New Roman" w:hint="eastAsia" w:eastAsia="仿宋_GB2312"/>
                 <w:szCs w:val="21"/>
               </w:rPr>
               <w:t>承包人：</w:t>
             </w:r>
             <w:r>
               <w:rPr>
-                <w:rFonts w:eastAsia="仿宋" w:cs="Times New Roman" w:hint="eastAsia" w:ascii="Times New Roman" w:hAnsi="Times New Roman"/>
+                <w:rFonts w:eastAsia="仿宋_GB2312" w:cs="Times New Roman" w:hint="eastAsia" w:ascii="Times New Roman" w:hAnsi="Times New Roman"/>
                 <w:szCs w:val="21"/>
               </w:rPr>
               <w:t>(</w:t>
             </w:r>
             <w:r>
               <w:rPr>
-                <w:rFonts w:ascii="Times New Roman" w:hAnsi="Times New Roman" w:cs="Times New Roman" w:hint="eastAsia" w:eastAsia="仿宋"/>
+                <w:rFonts w:ascii="Times New Roman" w:hAnsi="Times New Roman" w:cs="Times New Roman" w:hint="eastAsia" w:eastAsia="仿宋_GB2312"/>
                 <w:szCs w:val="21"/>
               </w:rPr>
               <w:t>盖章</w:t>
             </w:r>
             <w:r>
               <w:rPr>
-                <w:rFonts w:eastAsia="仿宋" w:cs="Times New Roman" w:hint="eastAsia" w:ascii="Times New Roman" w:hAnsi="Times New Roman"/>
+                <w:rFonts w:eastAsia="仿宋_GB2312" w:cs="Times New Roman" w:hint="eastAsia" w:ascii="Times New Roman" w:hAnsi="Times New Roman"/>
                 <w:szCs w:val="21"/>
               </w:rPr>
               <w:t>)</w:t>
             </w:r>
             <w:r>
               <w:rPr>
-                <w:rFonts w:eastAsia="仿宋" w:cs="Times New Roman" w:hint="eastAsia" w:ascii="Times New Roman" w:hAnsi="Times New Roman"/>
+                <w:rFonts w:eastAsia="仿宋_GB2312" w:cs="Times New Roman" w:hint="eastAsia" w:ascii="Times New Roman" w:hAnsi="Times New Roman"/>
                 <w:sz w:val="28"/>
                 <w:szCs w:val="28"/>
               </w:rPr>
@@ -6195,13 +6195,13 @@
               <w:pStyle w:val="Normal"/>
               <w:spacing w:before="0" w:after="0" w:line="500" w:lineRule="exact"/>
               <w:rPr>
-                <w:rFonts w:ascii="Times New Roman" w:hAnsi="Times New Roman" w:eastAsia="仿宋" w:cs="Times New Roman"/>
+                <w:rFonts w:ascii="Times New Roman" w:hAnsi="Times New Roman" w:eastAsia="仿宋_GB2312" w:cs="Times New Roman"/>
                 <w:szCs w:val="21"/>
               </w:rPr>
             </w:pPr>
             <w:r>
               <w:rPr>
-                <w:rFonts w:ascii="Times New Roman" w:hAnsi="Times New Roman" w:cs="Times New Roman" w:hint="eastAsia" w:eastAsia="仿宋"/>
+                <w:rFonts w:ascii="Times New Roman" w:hAnsi="Times New Roman" w:cs="Times New Roman" w:hint="eastAsia" w:eastAsia="仿宋_GB2312"/>
                 <w:szCs w:val="21"/>
               </w:rPr>
               <w:t>法定代表人</w:t>
@@ -6212,42 +6212,42 @@
               <w:pStyle w:val="Normal"/>
               <w:spacing w:before="0" w:after="0" w:line="500" w:lineRule="exact"/>
               <w:rPr>
-                <w:rFonts w:ascii="Times New Roman" w:hAnsi="Times New Roman" w:eastAsia="仿宋" w:cs="Times New Roman"/>
+                <w:rFonts w:ascii="Times New Roman" w:hAnsi="Times New Roman" w:eastAsia="仿宋_GB2312" w:cs="Times New Roman"/>
                 <w:sz w:val="28"/>
                 <w:szCs w:val="28"/>
               </w:rPr>
             </w:pPr>
             <w:r>
               <w:rPr>
-                <w:rFonts w:ascii="Times New Roman" w:hAnsi="Times New Roman" w:cs="Times New Roman" w:hint="eastAsia" w:eastAsia="仿宋"/>
+                <w:rFonts w:ascii="Times New Roman" w:hAnsi="Times New Roman" w:cs="Times New Roman" w:hint="eastAsia" w:eastAsia="仿宋_GB2312"/>
                 <w:szCs w:val="21"/>
               </w:rPr>
               <w:t>委托代理人</w:t>
             </w:r>
             <w:r>
               <w:rPr>
-                <w:rFonts w:eastAsia="仿宋" w:cs="Times New Roman" w:hint="eastAsia" w:ascii="Times New Roman" w:hAnsi="Times New Roman"/>
+                <w:rFonts w:eastAsia="仿宋_GB2312" w:cs="Times New Roman" w:hint="eastAsia" w:ascii="Times New Roman" w:hAnsi="Times New Roman"/>
                 <w:szCs w:val="21"/>
               </w:rPr>
               <w:t>(</w:t>
             </w:r>
             <w:r>
               <w:rPr>
-                <w:rFonts w:ascii="Times New Roman" w:hAnsi="Times New Roman" w:cs="Times New Roman" w:hint="eastAsia" w:eastAsia="仿宋"/>
+                <w:rFonts w:ascii="Times New Roman" w:hAnsi="Times New Roman" w:cs="Times New Roman" w:hint="eastAsia" w:eastAsia="仿宋_GB2312"/>
                 <w:szCs w:val="21"/>
               </w:rPr>
               <w:t>签字</w:t>
             </w:r>
             <w:r>
               <w:rPr>
-                <w:rFonts w:eastAsia="仿宋" w:cs="Times New Roman" w:hint="eastAsia" w:ascii="Times New Roman" w:hAnsi="Times New Roman"/>
+                <w:rFonts w:eastAsia="仿宋_GB2312" w:cs="Times New Roman" w:hint="eastAsia" w:ascii="Times New Roman" w:hAnsi="Times New Roman"/>
                 <w:szCs w:val="21"/>
               </w:rPr>
               <w:t>)</w:t>
             </w:r>
             <w:r>
               <w:rPr>
-                <w:rFonts w:ascii="Times New Roman" w:hAnsi="Times New Roman" w:cs="Times New Roman" w:hint="eastAsia" w:eastAsia="仿宋"/>
+                <w:rFonts w:ascii="Times New Roman" w:hAnsi="Times New Roman" w:cs="Times New Roman" w:hint="eastAsia" w:eastAsia="仿宋_GB2312"/>
                 <w:szCs w:val="21"/>
               </w:rPr>
               <w:t>：</w:t>
@@ -6270,13 +6270,13 @@
               <w:pStyle w:val="Normal"/>
               <w:spacing w:before="0" w:after="0" w:line="500" w:lineRule="exact"/>
               <w:rPr>
-                <w:rFonts w:ascii="Times New Roman" w:hAnsi="Times New Roman" w:eastAsia="仿宋" w:cs="Times New Roman"/>
+                <w:rFonts w:ascii="Times New Roman" w:hAnsi="Times New Roman" w:eastAsia="仿宋_GB2312" w:cs="Times New Roman"/>
                 <w:szCs w:val="21"/>
               </w:rPr>
             </w:pPr>
             <w:r>
               <w:rPr>
-                <w:rFonts w:ascii="Times New Roman" w:hAnsi="Times New Roman" w:cs="Times New Roman" w:hint="eastAsia" w:eastAsia="仿宋"/>
+                <w:rFonts w:ascii="Times New Roman" w:hAnsi="Times New Roman" w:cs="Times New Roman" w:hint="eastAsia" w:eastAsia="仿宋_GB2312"/>
                 <w:szCs w:val="21"/>
               </w:rPr>
               <w:t>法定代表人</w:t>
@@ -6287,42 +6287,42 @@
               <w:pStyle w:val="Normal"/>
               <w:spacing w:before="0" w:after="0" w:line="500" w:lineRule="exact"/>
               <w:rPr>
-                <w:rFonts w:ascii="Times New Roman" w:hAnsi="Times New Roman" w:eastAsia="仿宋" w:cs="Times New Roman"/>
+                <w:rFonts w:ascii="Times New Roman" w:hAnsi="Times New Roman" w:eastAsia="仿宋_GB2312" w:cs="Times New Roman"/>
                 <w:sz w:val="28"/>
                 <w:szCs w:val="28"/>
               </w:rPr>
             </w:pPr>
             <w:r>
               <w:rPr>
-                <w:rFonts w:ascii="Times New Roman" w:hAnsi="Times New Roman" w:cs="Times New Roman" w:hint="eastAsia" w:eastAsia="仿宋"/>
+                <w:rFonts w:ascii="Times New Roman" w:hAnsi="Times New Roman" w:cs="Times New Roman" w:hint="eastAsia" w:eastAsia="仿宋_GB2312"/>
                 <w:szCs w:val="21"/>
               </w:rPr>
               <w:t>委托代理人</w:t>
             </w:r>
             <w:r>
               <w:rPr>
-                <w:rFonts w:eastAsia="仿宋" w:cs="Times New Roman" w:hint="eastAsia" w:ascii="Times New Roman" w:hAnsi="Times New Roman"/>
+                <w:rFonts w:eastAsia="仿宋_GB2312" w:cs="Times New Roman" w:hint="eastAsia" w:ascii="Times New Roman" w:hAnsi="Times New Roman"/>
                 <w:szCs w:val="21"/>
               </w:rPr>
               <w:t>(</w:t>
             </w:r>
             <w:r>
               <w:rPr>
-                <w:rFonts w:ascii="Times New Roman" w:hAnsi="Times New Roman" w:cs="Times New Roman" w:hint="eastAsia" w:eastAsia="仿宋"/>
+                <w:rFonts w:ascii="Times New Roman" w:hAnsi="Times New Roman" w:cs="Times New Roman" w:hint="eastAsia" w:eastAsia="仿宋_GB2312"/>
                 <w:szCs w:val="21"/>
               </w:rPr>
               <w:t>签字</w:t>
             </w:r>
             <w:r>
               <w:rPr>
-                <w:rFonts w:eastAsia="仿宋" w:cs="Times New Roman" w:hint="eastAsia" w:ascii="Times New Roman" w:hAnsi="Times New Roman"/>
+                <w:rFonts w:eastAsia="仿宋_GB2312" w:cs="Times New Roman" w:hint="eastAsia" w:ascii="Times New Roman" w:hAnsi="Times New Roman"/>
                 <w:szCs w:val="21"/>
               </w:rPr>
               <w:t>)</w:t>
             </w:r>
             <w:r>
               <w:rPr>
-                <w:rFonts w:ascii="Times New Roman" w:hAnsi="Times New Roman" w:cs="Times New Roman" w:hint="eastAsia" w:eastAsia="仿宋"/>
+                <w:rFonts w:ascii="Times New Roman" w:hAnsi="Times New Roman" w:cs="Times New Roman" w:hint="eastAsia" w:eastAsia="仿宋_GB2312"/>
                 <w:szCs w:val="21"/>
               </w:rPr>
               <w:t>：</w:t>
@@ -6351,14 +6351,14 @@
               <w:pStyle w:val="Normal"/>
               <w:spacing w:before="0" w:after="0" w:line="500" w:lineRule="exact"/>
               <w:rPr>
-                <w:rFonts w:ascii="Times New Roman" w:hAnsi="Times New Roman" w:eastAsia="仿宋" w:cs="Times New Roman"/>
+                <w:rFonts w:ascii="Times New Roman" w:hAnsi="Times New Roman" w:eastAsia="仿宋_GB2312" w:cs="Times New Roman"/>
                 <w:sz w:val="28"/>
                 <w:szCs w:val="28"/>
               </w:rPr>
             </w:pPr>
             <w:r>
               <w:rPr>
-                <w:rFonts w:ascii="Times New Roman" w:hAnsi="Times New Roman" w:cs="Times New Roman" w:hint="eastAsia" w:eastAsia="仿宋"/>
+                <w:rFonts w:ascii="Times New Roman" w:hAnsi="Times New Roman" w:cs="Times New Roman" w:hint="eastAsia" w:eastAsia="仿宋_GB2312"/>
                 <w:sz w:val="28"/>
                 <w:szCs w:val="28"/>
               </w:rPr>
@@ -6366,14 +6366,14 @@
             </w:r>
             <w:r>
               <w:rPr>
-                <w:rFonts w:eastAsia="仿宋" w:cs="Times New Roman" w:hint="eastAsia" w:ascii="Times New Roman" w:hAnsi="Times New Roman"/>
+                <w:rFonts w:eastAsia="仿宋_GB2312" w:cs="Times New Roman" w:hint="eastAsia" w:ascii="Times New Roman" w:hAnsi="Times New Roman"/>
                 <w:szCs w:val="21"/>
               </w:rPr>
               <w:t xml:space="preserve">2026 </w:t>
             </w:r>
             <w:r>
               <w:rPr>
-                <w:rFonts w:ascii="Times New Roman" w:hAnsi="Times New Roman" w:cs="Times New Roman" w:hint="eastAsia" w:eastAsia="仿宋"/>
+                <w:rFonts w:ascii="Times New Roman" w:hAnsi="Times New Roman" w:cs="Times New Roman" w:hint="eastAsia" w:eastAsia="仿宋_GB2312"/>
                 <w:szCs w:val="21"/>
               </w:rPr>
               <w:t>年  月  日</w:t>
@@ -6391,14 +6391,14 @@
         </w:tabs>
         <w:spacing w:before="0" w:after="0" w:line="500" w:lineRule="exact"/>
         <w:rPr>
-          <w:rFonts w:ascii="Times New Roman" w:hAnsi="Times New Roman" w:eastAsia="仿宋" w:cs="Times New Roman"/>
-          <w:sz w:val="28"/>
-          <w:szCs w:val="28"/>
-        </w:rPr>
-      </w:pPr>
-      <w:r>
-        <w:rPr>
-          <w:rFonts w:eastAsia="仿宋" w:cs="Times New Roman" w:ascii="Times New Roman" w:hAnsi="Times New Roman"/>
+          <w:rFonts w:ascii="Times New Roman" w:hAnsi="Times New Roman" w:eastAsia="仿宋_GB2312" w:cs="Times New Roman"/>
+          <w:sz w:val="28"/>
+          <w:szCs w:val="28"/>
+        </w:rPr>
+      </w:pPr>
+      <w:r>
+        <w:rPr>
+          <w:rFonts w:eastAsia="仿宋_GB2312" w:cs="Times New Roman" w:ascii="Times New Roman" w:hAnsi="Times New Roman"/>
           <w:sz w:val="28"/>
           <w:szCs w:val="28"/>
         </w:rPr>
@@ -6413,14 +6413,14 @@
         </w:tabs>
         <w:spacing w:before="0" w:after="0" w:line="500" w:lineRule="exact"/>
         <w:rPr>
-          <w:rFonts w:ascii="Times New Roman" w:hAnsi="Times New Roman" w:eastAsia="仿宋" w:cs="Times New Roman"/>
-          <w:sz w:val="28"/>
-          <w:szCs w:val="28"/>
-        </w:rPr>
-      </w:pPr>
-      <w:r>
-        <w:rPr>
-          <w:rFonts w:eastAsia="仿宋" w:cs="Times New Roman" w:ascii="Times New Roman" w:hAnsi="Times New Roman"/>
+          <w:rFonts w:ascii="Times New Roman" w:hAnsi="Times New Roman" w:eastAsia="仿宋_GB2312" w:cs="Times New Roman"/>
+          <w:sz w:val="28"/>
+          <w:szCs w:val="28"/>
+        </w:rPr>
+      </w:pPr>
+      <w:r>
+        <w:rPr>
+          <w:rFonts w:eastAsia="仿宋_GB2312" w:cs="Times New Roman" w:ascii="Times New Roman" w:hAnsi="Times New Roman"/>
           <w:sz w:val="28"/>
           <w:szCs w:val="28"/>
         </w:rPr>
@@ -6435,14 +6435,14 @@
         </w:tabs>
         <w:spacing w:before="0" w:after="0" w:line="500" w:lineRule="exact"/>
         <w:rPr>
-          <w:rFonts w:ascii="Times New Roman" w:hAnsi="Times New Roman" w:eastAsia="仿宋" w:cs="Times New Roman"/>
-          <w:sz w:val="28"/>
-          <w:szCs w:val="28"/>
-        </w:rPr>
-      </w:pPr>
-      <w:r>
-        <w:rPr>
-          <w:rFonts w:eastAsia="仿宋" w:cs="Times New Roman" w:ascii="Times New Roman" w:hAnsi="Times New Roman"/>
+          <w:rFonts w:ascii="Times New Roman" w:hAnsi="Times New Roman" w:eastAsia="仿宋_GB2312" w:cs="Times New Roman"/>
+          <w:sz w:val="28"/>
+          <w:szCs w:val="28"/>
+        </w:rPr>
+      </w:pPr>
+      <w:r>
+        <w:rPr>
+          <w:rFonts w:eastAsia="仿宋_GB2312" w:cs="Times New Roman" w:ascii="Times New Roman" w:hAnsi="Times New Roman"/>
           <w:sz w:val="28"/>
           <w:szCs w:val="28"/>
         </w:rPr>
@@ -6457,14 +6457,14 @@
         </w:tabs>
         <w:spacing w:before="0" w:after="0" w:line="500" w:lineRule="exact"/>
         <w:rPr>
-          <w:rFonts w:ascii="Times New Roman" w:hAnsi="Times New Roman" w:eastAsia="仿宋" w:cs="Times New Roman"/>
-          <w:sz w:val="28"/>
-          <w:szCs w:val="28"/>
-        </w:rPr>
-      </w:pPr>
-      <w:r>
-        <w:rPr>
-          <w:rFonts w:eastAsia="仿宋" w:cs="Times New Roman" w:ascii="Times New Roman" w:hAnsi="Times New Roman"/>
+          <w:rFonts w:ascii="Times New Roman" w:hAnsi="Times New Roman" w:eastAsia="仿宋_GB2312" w:cs="Times New Roman"/>
+          <w:sz w:val="28"/>
+          <w:szCs w:val="28"/>
+        </w:rPr>
+      </w:pPr>
+      <w:r>
+        <w:rPr>
+          <w:rFonts w:eastAsia="仿宋_GB2312" w:cs="Times New Roman" w:ascii="Times New Roman" w:hAnsi="Times New Roman"/>
           <w:sz w:val="28"/>
           <w:szCs w:val="28"/>
         </w:rPr>
@@ -6479,14 +6479,14 @@
         </w:tabs>
         <w:spacing w:before="0" w:after="0" w:line="500" w:lineRule="exact"/>
         <w:rPr>
-          <w:rFonts w:ascii="Times New Roman" w:hAnsi="Times New Roman" w:eastAsia="仿宋" w:cs="Times New Roman"/>
-          <w:sz w:val="28"/>
-          <w:szCs w:val="28"/>
-        </w:rPr>
-      </w:pPr>
-      <w:r>
-        <w:rPr>
-          <w:rFonts w:eastAsia="仿宋" w:cs="Times New Roman" w:ascii="Times New Roman" w:hAnsi="Times New Roman"/>
+          <w:rFonts w:ascii="Times New Roman" w:hAnsi="Times New Roman" w:eastAsia="仿宋_GB2312" w:cs="Times New Roman"/>
+          <w:sz w:val="28"/>
+          <w:szCs w:val="28"/>
+        </w:rPr>
+      </w:pPr>
+      <w:r>
+        <w:rPr>
+          <w:rFonts w:eastAsia="仿宋_GB2312" w:cs="Times New Roman" w:ascii="Times New Roman" w:hAnsi="Times New Roman"/>
           <w:sz w:val="28"/>
           <w:szCs w:val="28"/>
         </w:rPr>
@@ -6501,14 +6501,14 @@
         </w:tabs>
         <w:spacing w:before="0" w:after="0" w:line="500" w:lineRule="exact"/>
         <w:rPr>
-          <w:rFonts w:ascii="Times New Roman" w:hAnsi="Times New Roman" w:eastAsia="仿宋" w:cs="Times New Roman"/>
-          <w:sz w:val="28"/>
-          <w:szCs w:val="28"/>
-        </w:rPr>
-      </w:pPr>
-      <w:r>
-        <w:rPr>
-          <w:rFonts w:eastAsia="仿宋" w:cs="Times New Roman" w:ascii="Times New Roman" w:hAnsi="Times New Roman"/>
+          <w:rFonts w:ascii="Times New Roman" w:hAnsi="Times New Roman" w:eastAsia="仿宋_GB2312" w:cs="Times New Roman"/>
+          <w:sz w:val="28"/>
+          <w:szCs w:val="28"/>
+        </w:rPr>
+      </w:pPr>
+      <w:r>
+        <w:rPr>
+          <w:rFonts w:eastAsia="仿宋_GB2312" w:cs="Times New Roman" w:ascii="Times New Roman" w:hAnsi="Times New Roman"/>
           <w:sz w:val="28"/>
           <w:szCs w:val="28"/>
         </w:rPr>
@@ -6523,14 +6523,14 @@
         </w:tabs>
         <w:spacing w:before="0" w:after="0" w:line="500" w:lineRule="exact"/>
         <w:rPr>
-          <w:rFonts w:ascii="Times New Roman" w:hAnsi="Times New Roman" w:eastAsia="仿宋" w:cs="Times New Roman"/>
-          <w:sz w:val="28"/>
-          <w:szCs w:val="28"/>
-        </w:rPr>
-      </w:pPr>
-      <w:r>
-        <w:rPr>
-          <w:rFonts w:eastAsia="仿宋" w:cs="Times New Roman" w:ascii="Times New Roman" w:hAnsi="Times New Roman"/>
+          <w:rFonts w:ascii="Times New Roman" w:hAnsi="Times New Roman" w:eastAsia="仿宋_GB2312" w:cs="Times New Roman"/>
+          <w:sz w:val="28"/>
+          <w:szCs w:val="28"/>
+        </w:rPr>
+      </w:pPr>
+      <w:r>
+        <w:rPr>
+          <w:rFonts w:eastAsia="仿宋_GB2312" w:cs="Times New Roman" w:ascii="Times New Roman" w:hAnsi="Times New Roman"/>
           <w:sz w:val="28"/>
           <w:szCs w:val="28"/>
         </w:rPr>
@@ -6545,14 +6545,14 @@
         </w:tabs>
         <w:spacing w:before="0" w:after="0" w:line="500" w:lineRule="exact"/>
         <w:rPr>
-          <w:rFonts w:ascii="Times New Roman" w:hAnsi="Times New Roman" w:eastAsia="仿宋" w:cs="Times New Roman"/>
-          <w:sz w:val="28"/>
-          <w:szCs w:val="28"/>
-        </w:rPr>
-      </w:pPr>
-      <w:r>
-        <w:rPr>
-          <w:rFonts w:eastAsia="仿宋" w:cs="Times New Roman" w:ascii="Times New Roman" w:hAnsi="Times New Roman"/>
+          <w:rFonts w:ascii="Times New Roman" w:hAnsi="Times New Roman" w:eastAsia="仿宋_GB2312" w:cs="Times New Roman"/>
+          <w:sz w:val="28"/>
+          <w:szCs w:val="28"/>
+        </w:rPr>
+      </w:pPr>
+      <w:r>
+        <w:rPr>
+          <w:rFonts w:eastAsia="仿宋_GB2312" w:cs="Times New Roman" w:ascii="Times New Roman" w:hAnsi="Times New Roman"/>
           <w:sz w:val="28"/>
           <w:szCs w:val="28"/>
         </w:rPr>
@@ -6567,14 +6567,14 @@
         </w:tabs>
         <w:spacing w:before="0" w:after="0" w:line="500" w:lineRule="exact"/>
         <w:rPr>
-          <w:rFonts w:ascii="Times New Roman" w:hAnsi="Times New Roman" w:eastAsia="仿宋" w:cs="Times New Roman"/>
-          <w:sz w:val="28"/>
-          <w:szCs w:val="28"/>
-        </w:rPr>
-      </w:pPr>
-      <w:r>
-        <w:rPr>
-          <w:rFonts w:eastAsia="仿宋" w:cs="Times New Roman" w:ascii="Times New Roman" w:hAnsi="Times New Roman"/>
+          <w:rFonts w:ascii="Times New Roman" w:hAnsi="Times New Roman" w:eastAsia="仿宋_GB2312" w:cs="Times New Roman"/>
+          <w:sz w:val="28"/>
+          <w:szCs w:val="28"/>
+        </w:rPr>
+      </w:pPr>
+      <w:r>
+        <w:rPr>
+          <w:rFonts w:eastAsia="仿宋_GB2312" w:cs="Times New Roman" w:ascii="Times New Roman" w:hAnsi="Times New Roman"/>
           <w:sz w:val="28"/>
           <w:szCs w:val="28"/>
         </w:rPr>
@@ -6589,14 +6589,14 @@
         </w:tabs>
         <w:spacing w:before="0" w:after="0" w:line="500" w:lineRule="exact"/>
         <w:rPr>
-          <w:rFonts w:ascii="Times New Roman" w:hAnsi="Times New Roman" w:eastAsia="仿宋" w:cs="Times New Roman"/>
-          <w:sz w:val="28"/>
-          <w:szCs w:val="28"/>
-        </w:rPr>
-      </w:pPr>
-      <w:r>
-        <w:rPr>
-          <w:rFonts w:eastAsia="仿宋" w:cs="Times New Roman" w:ascii="Times New Roman" w:hAnsi="Times New Roman"/>
+          <w:rFonts w:ascii="Times New Roman" w:hAnsi="Times New Roman" w:eastAsia="仿宋_GB2312" w:cs="Times New Roman"/>
+          <w:sz w:val="28"/>
+          <w:szCs w:val="28"/>
+        </w:rPr>
+      </w:pPr>
+      <w:r>
+        <w:rPr>
+          <w:rFonts w:eastAsia="仿宋_GB2312" w:cs="Times New Roman" w:ascii="Times New Roman" w:hAnsi="Times New Roman"/>
           <w:sz w:val="28"/>
           <w:szCs w:val="28"/>
         </w:rPr>
@@ -6611,14 +6611,14 @@
         </w:tabs>
         <w:spacing w:before="0" w:after="0" w:line="500" w:lineRule="exact"/>
         <w:rPr>
-          <w:rFonts w:ascii="Times New Roman" w:hAnsi="Times New Roman" w:eastAsia="仿宋" w:cs="Times New Roman"/>
-          <w:sz w:val="28"/>
-          <w:szCs w:val="28"/>
-        </w:rPr>
-      </w:pPr>
-      <w:r>
-        <w:rPr>
-          <w:rFonts w:eastAsia="仿宋" w:cs="Times New Roman" w:ascii="Times New Roman" w:hAnsi="Times New Roman"/>
+          <w:rFonts w:ascii="Times New Roman" w:hAnsi="Times New Roman" w:eastAsia="仿宋_GB2312" w:cs="Times New Roman"/>
+          <w:sz w:val="28"/>
+          <w:szCs w:val="28"/>
+        </w:rPr>
+      </w:pPr>
+      <w:r>
+        <w:rPr>
+          <w:rFonts w:eastAsia="仿宋_GB2312" w:cs="Times New Roman" w:ascii="Times New Roman" w:hAnsi="Times New Roman"/>
           <w:sz w:val="28"/>
           <w:szCs w:val="28"/>
         </w:rPr>
@@ -6633,14 +6633,14 @@
         </w:tabs>
         <w:spacing w:before="0" w:after="0" w:line="500" w:lineRule="exact"/>
         <w:rPr>
-          <w:rFonts w:ascii="Times New Roman" w:hAnsi="Times New Roman" w:eastAsia="仿宋" w:cs="Times New Roman"/>
-          <w:sz w:val="28"/>
-          <w:szCs w:val="28"/>
-        </w:rPr>
-      </w:pPr>
-      <w:r>
-        <w:rPr>
-          <w:rFonts w:eastAsia="仿宋" w:cs="Times New Roman" w:ascii="Times New Roman" w:hAnsi="Times New Roman"/>
+          <w:rFonts w:ascii="Times New Roman" w:hAnsi="Times New Roman" w:eastAsia="仿宋_GB2312" w:cs="Times New Roman"/>
+          <w:sz w:val="28"/>
+          <w:szCs w:val="28"/>
+        </w:rPr>
+      </w:pPr>
+      <w:r>
+        <w:rPr>
+          <w:rFonts w:eastAsia="仿宋_GB2312" w:cs="Times New Roman" w:ascii="Times New Roman" w:hAnsi="Times New Roman"/>
           <w:sz w:val="28"/>
           <w:szCs w:val="28"/>
         </w:rPr>
@@ -6655,14 +6655,14 @@
         </w:tabs>
         <w:spacing w:before="0" w:after="0" w:line="500" w:lineRule="exact"/>
         <w:rPr>
-          <w:rFonts w:ascii="Times New Roman" w:hAnsi="Times New Roman" w:eastAsia="仿宋" w:cs="Times New Roman"/>
-          <w:sz w:val="28"/>
-          <w:szCs w:val="28"/>
-        </w:rPr>
-      </w:pPr>
-      <w:r>
-        <w:rPr>
-          <w:rFonts w:eastAsia="仿宋" w:cs="Times New Roman" w:ascii="Times New Roman" w:hAnsi="Times New Roman"/>
+          <w:rFonts w:ascii="Times New Roman" w:hAnsi="Times New Roman" w:eastAsia="仿宋_GB2312" w:cs="Times New Roman"/>
+          <w:sz w:val="28"/>
+          <w:szCs w:val="28"/>
+        </w:rPr>
+      </w:pPr>
+      <w:r>
+        <w:rPr>
+          <w:rFonts w:eastAsia="仿宋_GB2312" w:cs="Times New Roman" w:ascii="Times New Roman" w:hAnsi="Times New Roman"/>
           <w:sz w:val="28"/>
           <w:szCs w:val="28"/>
         </w:rPr>
@@ -6677,14 +6677,14 @@
         </w:tabs>
         <w:spacing w:before="0" w:after="0" w:line="500" w:lineRule="exact"/>
         <w:rPr>
-          <w:rFonts w:ascii="Times New Roman" w:hAnsi="Times New Roman" w:eastAsia="仿宋" w:cs="Times New Roman"/>
-          <w:sz w:val="28"/>
-          <w:szCs w:val="28"/>
-        </w:rPr>
-      </w:pPr>
-      <w:r>
-        <w:rPr>
-          <w:rFonts w:eastAsia="仿宋" w:cs="Times New Roman" w:ascii="Times New Roman" w:hAnsi="Times New Roman"/>
+          <w:rFonts w:ascii="Times New Roman" w:hAnsi="Times New Roman" w:eastAsia="仿宋_GB2312" w:cs="Times New Roman"/>
+          <w:sz w:val="28"/>
+          <w:szCs w:val="28"/>
+        </w:rPr>
+      </w:pPr>
+      <w:r>
+        <w:rPr>
+          <w:rFonts w:eastAsia="仿宋_GB2312" w:cs="Times New Roman" w:ascii="Times New Roman" w:hAnsi="Times New Roman"/>
           <w:sz w:val="28"/>
           <w:szCs w:val="28"/>
         </w:rPr>
@@ -6701,7 +6701,7 @@
         <w:jc w:val="start"/>
         <w:outlineLvl w:val="1"/>
         <w:rPr>
-          <w:rFonts w:ascii="Times New Roman" w:hAnsi="Times New Roman" w:eastAsia="仿宋" w:cs="Times New Roman"/>
+          <w:rFonts w:ascii="Times New Roman" w:hAnsi="Times New Roman" w:eastAsia="仿宋_GB2312" w:cs="Times New Roman"/>
           <w:b/>
           <w:bCs/>
           <w:kern w:val="2"/>
@@ -6711,7 +6711,7 @@
       </w:pPr>
       <w:r>
         <w:rPr>
-          <w:rFonts w:ascii="Times New Roman" w:hAnsi="Times New Roman" w:cs="Times New Roman" w:hint="eastAsia" w:eastAsia="仿宋"/>
+          <w:rFonts w:ascii="Times New Roman" w:hAnsi="Times New Roman" w:cs="Times New Roman" w:hint="eastAsia" w:eastAsia="仿宋_GB2312"/>
           <w:b/>
           <w:bCs/>
           <w:kern w:val="2"/>
@@ -6729,7 +6729,7 @@
         <w:contextualSpacing/>
         <w:jc w:val="center"/>
         <w:rPr>
-          <w:rFonts w:ascii="Times New Roman" w:hAnsi="Times New Roman" w:eastAsia="仿宋" w:cs="Times New Roman"/>
+          <w:rFonts w:ascii="Times New Roman" w:hAnsi="Times New Roman" w:eastAsia="仿宋_GB2312" w:cs="Times New Roman"/>
           <w:b/>
           <w:kern w:val="0"/>
           <w:sz w:val="28"/>
@@ -6738,7 +6738,7 @@
       </w:pPr>
       <w:r>
         <w:rPr>
-          <w:rFonts w:ascii="Times New Roman" w:hAnsi="Times New Roman" w:cs="Times New Roman" w:hint="eastAsia" w:eastAsia="仿宋"/>
+          <w:rFonts w:ascii="Times New Roman" w:hAnsi="Times New Roman" w:cs="Times New Roman" w:hint="eastAsia" w:eastAsia="仿宋_GB2312"/>
           <w:b/>
           <w:kern w:val="0"/>
           <w:sz w:val="28"/>
@@ -6753,7 +6753,7 @@
         <w:autoSpaceDE w:val="false"/>
         <w:jc w:val="start"/>
         <w:rPr>
-          <w:rFonts w:ascii="Times New Roman" w:hAnsi="Times New Roman" w:eastAsia="仿宋" w:cs="Times New Roman"/>
+          <w:rFonts w:ascii="Times New Roman" w:hAnsi="Times New Roman" w:eastAsia="仿宋_GB2312" w:cs="Times New Roman"/>
           <w:b/>
           <w:kern w:val="0"/>
           <w:sz w:val="28"/>
@@ -6762,7 +6762,7 @@
       </w:pPr>
       <w:r>
         <w:rPr>
-          <w:rFonts w:eastAsia="仿宋" w:cs="Times New Roman" w:ascii="Times New Roman" w:hAnsi="Times New Roman"/>
+          <w:rFonts w:eastAsia="仿宋_GB2312" w:cs="Times New Roman" w:ascii="Times New Roman" w:hAnsi="Times New Roman"/>
           <w:b/>
           <w:kern w:val="0"/>
           <w:sz w:val="28"/>
@@ -6778,7 +6778,7 @@
         <w:ind w:firstLineChars="200" w:startChars="0" w:start="0" w:endChars="0" w:end="0"/>
         <w:contextualSpacing/>
         <w:rPr>
-          <w:rFonts w:ascii="Times New Roman" w:hAnsi="Times New Roman" w:eastAsia="仿宋" w:cs="Times New Roman"/>
+          <w:rFonts w:ascii="Times New Roman" w:hAnsi="Times New Roman" w:eastAsia="仿宋_GB2312" w:cs="Times New Roman"/>
           <w:kern w:val="0"/>
           <w:sz w:val="28"/>
           <w:szCs w:val="28"/>
@@ -6796,7 +6796,7 @@
         <w:ind w:firstLineChars="200" w:startChars="0" w:start="0" w:endChars="0" w:end="0"/>
         <w:contextualSpacing/>
         <w:rPr>
-          <w:rFonts w:ascii="Times New Roman" w:hAnsi="Times New Roman" w:eastAsia="仿宋" w:cs="Times New Roman"/>
+          <w:rFonts w:ascii="Times New Roman" w:hAnsi="Times New Roman" w:eastAsia="仿宋_GB2312" w:cs="Times New Roman"/>
           <w:kern w:val="0"/>
           <w:sz w:val="28"/>
           <w:szCs w:val="28"/>
@@ -6804,7 +6804,7 @@
       </w:pPr>
       <w:r>
         <w:rPr>
-          <w:rFonts w:eastAsia="仿宋" w:cs="Times New Roman" w:hint="eastAsia" w:ascii="Times New Roman" w:hAnsi="Times New Roman"/>
+          <w:rFonts w:eastAsia="仿宋_GB2312" w:cs="Times New Roman" w:hint="eastAsia" w:ascii="Times New Roman" w:hAnsi="Times New Roman"/>
           <w:kern w:val="0"/>
           <w:sz w:val="28"/>
           <w:szCs w:val="28"/>
@@ -6813,7 +6813,7 @@
       </w:r>
       <w:r>
         <w:rPr>
-          <w:rFonts w:ascii="Times New Roman" w:hAnsi="Times New Roman" w:cs="Times New Roman" w:hint="eastAsia" w:eastAsia="仿宋"/>
+          <w:rFonts w:ascii="Times New Roman" w:hAnsi="Times New Roman" w:cs="Times New Roman" w:hint="eastAsia" w:eastAsia="仿宋_GB2312"/>
           <w:kern w:val="0"/>
           <w:sz w:val="28"/>
           <w:szCs w:val="28"/>
@@ -6829,7 +6829,7 @@
         <w:ind w:firstLineChars="200" w:startChars="0" w:start="0" w:endChars="0" w:end="0"/>
         <w:contextualSpacing/>
         <w:rPr>
-          <w:rFonts w:ascii="Times New Roman" w:hAnsi="Times New Roman" w:eastAsia="仿宋" w:cs="Times New Roman"/>
+          <w:rFonts w:ascii="Times New Roman" w:hAnsi="Times New Roman" w:eastAsia="仿宋_GB2312" w:cs="Times New Roman"/>
           <w:kern w:val="0"/>
           <w:sz w:val="28"/>
           <w:szCs w:val="28"/>
@@ -6837,7 +6837,7 @@
       </w:pPr>
       <w:r>
         <w:rPr>
-          <w:rFonts w:eastAsia="仿宋" w:cs="Times New Roman" w:hint="eastAsia" w:ascii="Times New Roman" w:hAnsi="Times New Roman"/>
+          <w:rFonts w:eastAsia="仿宋_GB2312" w:cs="Times New Roman" w:hint="eastAsia" w:ascii="Times New Roman" w:hAnsi="Times New Roman"/>
           <w:kern w:val="0"/>
           <w:sz w:val="28"/>
           <w:szCs w:val="28"/>
@@ -6846,7 +6846,7 @@
       </w:r>
       <w:r>
         <w:rPr>
-          <w:rFonts w:ascii="Times New Roman" w:hAnsi="Times New Roman" w:cs="Times New Roman" w:hint="eastAsia" w:eastAsia="仿宋"/>
+          <w:rFonts w:ascii="Times New Roman" w:hAnsi="Times New Roman" w:cs="Times New Roman" w:hint="eastAsia" w:eastAsia="仿宋_GB2312"/>
           <w:kern w:val="0"/>
           <w:sz w:val="28"/>
           <w:szCs w:val="28"/>
@@ -6862,7 +6862,7 @@
         <w:ind w:firstLineChars="200" w:startChars="0" w:start="0" w:endChars="0" w:end="0"/>
         <w:contextualSpacing/>
         <w:rPr>
-          <w:rFonts w:ascii="Times New Roman" w:hAnsi="Times New Roman" w:eastAsia="仿宋" w:cs="Times New Roman"/>
+          <w:rFonts w:ascii="Times New Roman" w:hAnsi="Times New Roman" w:eastAsia="仿宋_GB2312" w:cs="Times New Roman"/>
           <w:kern w:val="0"/>
           <w:sz w:val="28"/>
           <w:szCs w:val="28"/>
@@ -6870,7 +6870,7 @@
       </w:pPr>
       <w:r>
         <w:rPr>
-          <w:rFonts w:eastAsia="仿宋" w:cs="Times New Roman" w:hint="eastAsia" w:ascii="Times New Roman" w:hAnsi="Times New Roman"/>
+          <w:rFonts w:eastAsia="仿宋_GB2312" w:cs="Times New Roman" w:hint="eastAsia" w:ascii="Times New Roman" w:hAnsi="Times New Roman"/>
           <w:kern w:val="0"/>
           <w:sz w:val="28"/>
           <w:szCs w:val="28"/>
@@ -6879,7 +6879,7 @@
       </w:r>
       <w:r>
         <w:rPr>
-          <w:rFonts w:ascii="Times New Roman" w:hAnsi="Times New Roman" w:cs="Times New Roman" w:hint="eastAsia" w:eastAsia="仿宋"/>
+          <w:rFonts w:ascii="Times New Roman" w:hAnsi="Times New Roman" w:cs="Times New Roman" w:hint="eastAsia" w:eastAsia="仿宋_GB2312"/>
           <w:kern w:val="0"/>
           <w:sz w:val="28"/>
           <w:szCs w:val="28"/>
@@ -6895,7 +6895,7 @@
         <w:ind w:firstLineChars="200" w:startChars="0" w:start="0" w:endChars="0" w:end="0"/>
         <w:contextualSpacing/>
         <w:rPr>
-          <w:rFonts w:ascii="Times New Roman" w:hAnsi="Times New Roman" w:eastAsia="仿宋" w:cs="Times New Roman"/>
+          <w:rFonts w:ascii="Times New Roman" w:hAnsi="Times New Roman" w:eastAsia="仿宋_GB2312" w:cs="Times New Roman"/>
           <w:kern w:val="0"/>
           <w:sz w:val="28"/>
           <w:szCs w:val="28"/>
@@ -6903,7 +6903,7 @@
       </w:pPr>
       <w:r>
         <w:rPr>
-          <w:rFonts w:eastAsia="仿宋" w:cs="Times New Roman" w:hint="eastAsia" w:ascii="Times New Roman" w:hAnsi="Times New Roman"/>
+          <w:rFonts w:eastAsia="仿宋_GB2312" w:cs="Times New Roman" w:hint="eastAsia" w:ascii="Times New Roman" w:hAnsi="Times New Roman"/>
           <w:kern w:val="0"/>
           <w:sz w:val="28"/>
           <w:szCs w:val="28"/>
@@ -6912,7 +6912,7 @@
       </w:r>
       <w:r>
         <w:rPr>
-          <w:rFonts w:ascii="Times New Roman" w:hAnsi="Times New Roman" w:cs="Times New Roman" w:hint="eastAsia" w:eastAsia="仿宋"/>
+          <w:rFonts w:ascii="Times New Roman" w:hAnsi="Times New Roman" w:cs="Times New Roman" w:hint="eastAsia" w:eastAsia="仿宋_GB2312"/>
           <w:kern w:val="0"/>
           <w:sz w:val="28"/>
           <w:szCs w:val="28"/>
@@ -6928,7 +6928,7 @@
         <w:ind w:firstLineChars="200" w:startChars="0" w:start="0" w:endChars="0" w:end="0"/>
         <w:contextualSpacing/>
         <w:rPr>
-          <w:rFonts w:ascii="Times New Roman" w:hAnsi="Times New Roman" w:eastAsia="仿宋" w:cs="Times New Roman"/>
+          <w:rFonts w:ascii="Times New Roman" w:hAnsi="Times New Roman" w:eastAsia="仿宋_GB2312" w:cs="Times New Roman"/>
           <w:kern w:val="0"/>
           <w:sz w:val="28"/>
           <w:szCs w:val="28"/>
@@ -6936,7 +6936,7 @@
       </w:pPr>
       <w:r>
         <w:rPr>
-          <w:rFonts w:eastAsia="仿宋" w:cs="Times New Roman" w:hint="eastAsia" w:ascii="Times New Roman" w:hAnsi="Times New Roman"/>
+          <w:rFonts w:eastAsia="仿宋_GB2312" w:cs="Times New Roman" w:hint="eastAsia" w:ascii="Times New Roman" w:hAnsi="Times New Roman"/>
           <w:kern w:val="0"/>
           <w:sz w:val="28"/>
           <w:szCs w:val="28"/>
@@ -6945,7 +6945,7 @@
       </w:r>
       <w:r>
         <w:rPr>
-          <w:rFonts w:ascii="Times New Roman" w:hAnsi="Times New Roman" w:cs="Times New Roman" w:hint="eastAsia" w:eastAsia="仿宋"/>
+          <w:rFonts w:ascii="Times New Roman" w:hAnsi="Times New Roman" w:cs="Times New Roman" w:hint="eastAsia" w:eastAsia="仿宋_GB2312"/>
           <w:kern w:val="0"/>
           <w:sz w:val="28"/>
           <w:szCs w:val="28"/>
@@ -6961,7 +6961,7 @@
         <w:ind w:firstLineChars="200" w:startChars="0" w:start="0" w:endChars="0" w:end="0"/>
         <w:contextualSpacing/>
         <w:rPr>
-          <w:rFonts w:ascii="Times New Roman" w:hAnsi="Times New Roman" w:eastAsia="仿宋" w:cs="Times New Roman"/>
+          <w:rFonts w:ascii="Times New Roman" w:hAnsi="Times New Roman" w:eastAsia="仿宋_GB2312" w:cs="Times New Roman"/>
           <w:kern w:val="0"/>
           <w:sz w:val="28"/>
           <w:szCs w:val="28"/>
@@ -6969,7 +6969,7 @@
       </w:pPr>
       <w:r>
         <w:rPr>
-          <w:rFonts w:eastAsia="仿宋" w:cs="Times New Roman" w:hint="eastAsia" w:ascii="Times New Roman" w:hAnsi="Times New Roman"/>
+          <w:rFonts w:eastAsia="仿宋_GB2312" w:cs="Times New Roman" w:hint="eastAsia" w:ascii="Times New Roman" w:hAnsi="Times New Roman"/>
           <w:kern w:val="0"/>
           <w:sz w:val="28"/>
           <w:szCs w:val="28"/>
@@ -6978,7 +6978,7 @@
       </w:r>
       <w:r>
         <w:rPr>
-          <w:rFonts w:ascii="Times New Roman" w:hAnsi="Times New Roman" w:cs="Times New Roman" w:hint="eastAsia" w:eastAsia="仿宋"/>
+          <w:rFonts w:ascii="Times New Roman" w:hAnsi="Times New Roman" w:cs="Times New Roman" w:hint="eastAsia" w:eastAsia="仿宋_GB2312"/>
           <w:kern w:val="0"/>
           <w:sz w:val="28"/>
           <w:szCs w:val="28"/>
@@ -6994,7 +6994,7 @@
         <w:ind w:firstLineChars="200" w:startChars="0" w:start="0" w:endChars="0" w:end="0"/>
         <w:contextualSpacing/>
         <w:rPr>
-          <w:rFonts w:ascii="Times New Roman" w:hAnsi="Times New Roman" w:eastAsia="仿宋" w:cs="Times New Roman"/>
+          <w:rFonts w:ascii="Times New Roman" w:hAnsi="Times New Roman" w:eastAsia="仿宋_GB2312" w:cs="Times New Roman"/>
           <w:kern w:val="0"/>
           <w:sz w:val="28"/>
           <w:szCs w:val="28"/>
@@ -7002,7 +7002,7 @@
       </w:pPr>
       <w:r>
         <w:rPr>
-          <w:rFonts w:eastAsia="仿宋" w:cs="Times New Roman" w:ascii="Times New Roman" w:hAnsi="Times New Roman"/>
+          <w:rFonts w:eastAsia="仿宋_GB2312" w:cs="Times New Roman" w:ascii="Times New Roman" w:hAnsi="Times New Roman"/>
           <w:kern w:val="0"/>
           <w:sz w:val="28"/>
           <w:szCs w:val="28"/>
@@ -7017,7 +7017,7 @@
         <w:ind w:firstLineChars="200" w:startChars="0" w:start="0" w:endChars="0" w:end="0"/>
         <w:contextualSpacing/>
         <w:rPr>
-          <w:rFonts w:ascii="Times New Roman" w:hAnsi="Times New Roman" w:eastAsia="仿宋" w:cs="Times New Roman"/>
+          <w:rFonts w:ascii="Times New Roman" w:hAnsi="Times New Roman" w:eastAsia="仿宋_GB2312" w:cs="Times New Roman"/>
           <w:kern w:val="0"/>
           <w:sz w:val="28"/>
           <w:szCs w:val="28"/>
@@ -7025,7 +7025,7 @@
       </w:pPr>
       <w:r>
         <w:rPr>
-          <w:rFonts w:ascii="Times New Roman" w:hAnsi="Times New Roman" w:cs="Times New Roman" w:hint="eastAsia" w:eastAsia="仿宋"/>
+          <w:rFonts w:ascii="Times New Roman" w:hAnsi="Times New Roman" w:cs="Times New Roman" w:hint="eastAsia" w:eastAsia="仿宋_GB2312"/>
           <w:kern w:val="0"/>
           <w:sz w:val="28"/>
           <w:szCs w:val="28"/>
@@ -7034,7 +7034,7 @@
       </w:r>
       <w:r>
         <w:rPr>
-          <w:rFonts w:ascii="Times New Roman" w:hAnsi="Times New Roman" w:cs="Times New Roman" w:hint="eastAsia" w:eastAsia="仿宋"/>
+          <w:rFonts w:ascii="Times New Roman" w:hAnsi="Times New Roman" w:cs="Times New Roman" w:hint="eastAsia" w:eastAsia="仿宋_GB2312"/>
           <w:sz w:val="28"/>
           <w:szCs w:val="28"/>
         </w:rPr>
@@ -7055,7 +7055,7 @@
         <w:ind w:firstLineChars="200" w:startChars="0" w:start="0" w:endChars="0" w:end="0"/>
         <w:contextualSpacing/>
         <w:rPr>
-          <w:rFonts w:ascii="Times New Roman" w:hAnsi="Times New Roman" w:eastAsia="仿宋" w:cs="Times New Roman"/>
+          <w:rFonts w:ascii="Times New Roman" w:hAnsi="Times New Roman" w:eastAsia="仿宋_GB2312" w:cs="Times New Roman"/>
           <w:kern w:val="0"/>
           <w:sz w:val="28"/>
           <w:szCs w:val="28"/>
@@ -7063,7 +7063,7 @@
       </w:pPr>
       <w:r>
         <w:rPr>
-          <w:rFonts w:ascii="Times New Roman" w:hAnsi="Times New Roman" w:cs="Times New Roman" w:hint="eastAsia" w:eastAsia="仿宋"/>
+          <w:rFonts w:ascii="Times New Roman" w:hAnsi="Times New Roman" w:cs="Times New Roman" w:hint="eastAsia" w:eastAsia="仿宋_GB2312"/>
           <w:kern w:val="0"/>
           <w:sz w:val="28"/>
           <w:szCs w:val="28"/>
@@ -7079,7 +7079,7 @@
         <w:ind w:firstLineChars="200" w:startChars="0" w:start="0" w:endChars="0" w:end="0"/>
         <w:contextualSpacing/>
         <w:rPr>
-          <w:rFonts w:ascii="Times New Roman" w:hAnsi="Times New Roman" w:eastAsia="仿宋" w:cs="Times New Roman"/>
+          <w:rFonts w:ascii="Times New Roman" w:hAnsi="Times New Roman" w:eastAsia="仿宋_GB2312" w:cs="Times New Roman"/>
           <w:kern w:val="0"/>
           <w:sz w:val="28"/>
           <w:szCs w:val="28"/>
@@ -7087,7 +7087,7 @@
       </w:pPr>
       <w:r>
         <w:rPr>
-          <w:rFonts w:ascii="Times New Roman" w:hAnsi="Times New Roman" w:cs="Times New Roman" w:hint="eastAsia" w:eastAsia="仿宋"/>
+          <w:rFonts w:ascii="Times New Roman" w:hAnsi="Times New Roman" w:cs="Times New Roman" w:hint="eastAsia" w:eastAsia="仿宋_GB2312"/>
           <w:kern w:val="0"/>
           <w:sz w:val="28"/>
           <w:szCs w:val="28"/>
@@ -7105,7 +7105,7 @@
         <w:spacing w:before="0" w:after="0" w:line="500" w:lineRule="exact"/>
         <w:ind w:firstLineChars="200" w:startChars="0" w:start="0" w:endChars="0" w:end="0"/>
         <w:rPr>
-          <w:rFonts w:ascii="Times New Roman" w:hAnsi="Times New Roman" w:eastAsia="仿宋" w:cs="Times New Roman" w:hint="eastAsia"/>
+          <w:rFonts w:ascii="Times New Roman" w:hAnsi="Times New Roman" w:eastAsia="仿宋_GB2312" w:cs="Times New Roman" w:hint="eastAsia"/>
           <w:kern w:val="0"/>
           <w:sz w:val="28"/>
           <w:szCs w:val="28"/>
@@ -7113,7 +7113,7 @@
       </w:pPr>
       <w:r>
         <w:rPr>
-          <w:rFonts w:ascii="Times New Roman" w:hAnsi="Times New Roman" w:cs="Times New Roman" w:hint="eastAsia" w:eastAsia="仿宋"/>
+          <w:rFonts w:ascii="Times New Roman" w:hAnsi="Times New Roman" w:cs="Times New Roman" w:hint="eastAsia" w:eastAsia="仿宋_GB2312"/>
           <w:kern w:val="0"/>
           <w:sz w:val="28"/>
           <w:szCs w:val="28"/>
@@ -7122,7 +7122,7 @@
       </w:r>
       <w:r>
         <w:rPr>
-          <w:rFonts w:eastAsia="仿宋" w:cs="Times New Roman" w:hint="eastAsia" w:ascii="Times New Roman" w:hAnsi="Times New Roman"/>
+          <w:rFonts w:eastAsia="仿宋_GB2312" w:cs="Times New Roman" w:hint="eastAsia" w:ascii="Times New Roman" w:hAnsi="Times New Roman"/>
           <w:kern w:val="0"/>
           <w:sz w:val="28"/>
           <w:szCs w:val="28"/>
@@ -7131,7 +7131,7 @@
       </w:r>
       <w:r>
         <w:rPr>
-          <w:rFonts w:ascii="Times New Roman" w:hAnsi="Times New Roman" w:cs="Times New Roman" w:hint="eastAsia" w:eastAsia="仿宋"/>
+          <w:rFonts w:ascii="Times New Roman" w:hAnsi="Times New Roman" w:cs="Times New Roman" w:hint="eastAsia" w:eastAsia="仿宋_GB2312"/>
           <w:kern w:val="0"/>
           <w:sz w:val="28"/>
           <w:szCs w:val="28"/>
@@ -7143,7 +7143,7 @@
       <w:pPr>
         <w:pStyle w:val="Style13"/>
         <w:rPr>
-          <w:rFonts w:ascii="Times New Roman" w:hAnsi="Times New Roman" w:eastAsia="仿宋" w:cs="Times New Roman" w:hint="eastAsia"/>
+          <w:rFonts w:ascii="Times New Roman" w:hAnsi="Times New Roman" w:eastAsia="仿宋_GB2312" w:cs="Times New Roman" w:hint="eastAsia"/>
           <w:kern w:val="0"/>
           <w:sz w:val="28"/>
           <w:szCs w:val="28"/>
@@ -7151,7 +7151,7 @@
       </w:pPr>
       <w:r>
         <w:rPr>
-          <w:rFonts w:eastAsia="仿宋" w:cs="Times New Roman" w:hint="eastAsia" w:ascii="Times New Roman" w:hAnsi="Times New Roman"/>
+          <w:rFonts w:eastAsia="仿宋_GB2312" w:cs="Times New Roman" w:hint="eastAsia" w:ascii="Times New Roman" w:hAnsi="Times New Roman"/>
           <w:kern w:val="0"/>
           <w:sz w:val="28"/>
           <w:szCs w:val="28"/>
@@ -7181,7 +7181,7 @@
         <w:spacing w:before="0" w:after="0" w:line="500" w:lineRule="exact"/>
         <w:ind w:firstLineChars="200" w:startChars="0" w:start="0" w:endChars="0" w:end="0"/>
         <w:rPr>
-          <w:rFonts w:ascii="Times New Roman" w:hAnsi="Times New Roman" w:eastAsia="仿宋" w:cs="Times New Roman"/>
+          <w:rFonts w:ascii="Times New Roman" w:hAnsi="Times New Roman" w:eastAsia="仿宋_GB2312" w:cs="Times New Roman"/>
           <w:kern w:val="0"/>
           <w:sz w:val="28"/>
           <w:szCs w:val="28"/>
@@ -7189,7 +7189,7 @@
       </w:pPr>
       <w:r>
         <w:rPr>
-          <w:rFonts w:eastAsia="仿宋" w:cs="Times New Roman" w:ascii="Times New Roman" w:hAnsi="Times New Roman"/>
+          <w:rFonts w:eastAsia="仿宋_GB2312" w:cs="Times New Roman" w:ascii="Times New Roman" w:hAnsi="Times New Roman"/>
           <w:kern w:val="0"/>
           <w:sz w:val="28"/>
           <w:szCs w:val="28"/>
@@ -7206,7 +7206,7 @@
         <w:spacing w:before="0" w:after="0" w:line="500" w:lineRule="exact"/>
         <w:ind w:firstLineChars="200" w:startChars="0" w:start="0" w:endChars="0" w:end="0"/>
         <w:rPr>
-          <w:rFonts w:ascii="Times New Roman" w:hAnsi="Times New Roman" w:eastAsia="仿宋" w:cs="Times New Roman"/>
+          <w:rFonts w:ascii="Times New Roman" w:hAnsi="Times New Roman" w:eastAsia="仿宋_GB2312" w:cs="Times New Roman"/>
           <w:kern w:val="0"/>
           <w:sz w:val="28"/>
           <w:szCs w:val="28"/>
@@ -7214,7 +7214,7 @@
       </w:pPr>
       <w:r>
         <w:rPr>
-          <w:rFonts w:eastAsia="仿宋" w:cs="Times New Roman" w:ascii="Times New Roman" w:hAnsi="Times New Roman"/>
+          <w:rFonts w:eastAsia="仿宋_GB2312" w:cs="Times New Roman" w:ascii="Times New Roman" w:hAnsi="Times New Roman"/>
           <w:kern w:val="0"/>
           <w:sz w:val="28"/>
           <w:szCs w:val="28"/>
@@ -7225,7 +7225,7 @@
       <w:pPr>
         <w:pStyle w:val="Style13"/>
         <w:rPr>
-          <w:rFonts w:ascii="Times New Roman" w:hAnsi="Times New Roman" w:eastAsia="仿宋" w:cs="Times New Roman"/>
+          <w:rFonts w:ascii="Times New Roman" w:hAnsi="Times New Roman" w:eastAsia="仿宋_GB2312" w:cs="Times New Roman"/>
           <w:kern w:val="0"/>
           <w:sz w:val="28"/>
           <w:szCs w:val="28"/>
@@ -7233,7 +7233,7 @@
       </w:pPr>
       <w:r>
         <w:rPr>
-          <w:rFonts w:eastAsia="仿宋" w:cs="Times New Roman" w:ascii="Times New Roman" w:hAnsi="Times New Roman"/>
+          <w:rFonts w:eastAsia="仿宋_GB2312" w:cs="Times New Roman" w:ascii="Times New Roman" w:hAnsi="Times New Roman"/>
           <w:kern w:val="0"/>
           <w:sz w:val="28"/>
           <w:szCs w:val="28"/>
@@ -7495,7 +7495,7 @@
       <w:pPr>
         <w:pStyle w:val="Style13"/>
         <w:rPr>
-          <w:rFonts w:ascii="Times New Roman" w:hAnsi="Times New Roman" w:eastAsia="仿宋" w:cs="Times New Roman"/>
+          <w:rFonts w:ascii="Times New Roman" w:hAnsi="Times New Roman" w:eastAsia="仿宋_GB2312" w:cs="Times New Roman"/>
           <w:kern w:val="0"/>
           <w:sz w:val="28"/>
           <w:szCs w:val="28"/>
@@ -7503,7 +7503,7 @@
       </w:pPr>
       <w:r>
         <w:rPr>
-          <w:rFonts w:eastAsia="仿宋" w:cs="Times New Roman" w:ascii="Times New Roman" w:hAnsi="Times New Roman"/>
+          <w:rFonts w:eastAsia="仿宋_GB2312" w:cs="Times New Roman" w:ascii="Times New Roman" w:hAnsi="Times New Roman"/>
           <w:kern w:val="0"/>
           <w:sz w:val="28"/>
           <w:szCs w:val="28"/>
@@ -7792,7 +7792,7 @@
       <w:jc w:val="both"/>
     </w:pPr>
     <w:rPr>
-      <w:rFonts w:ascii="Times New Roman" w:hAnsi="Times New Roman" w:eastAsia="仿宋" w:cs="Times New Roman"/>
+      <w:rFonts w:ascii="Times New Roman" w:hAnsi="Times New Roman" w:eastAsia="仿宋_GB2312" w:cs="Times New Roman"/>
       <w:sz w:val="28"/>
       <w:szCs w:val="28"/>
     </w:rPr>
@@ -7805,9 +7805,7 @@
       <w:jc w:val="center"/>
     </w:pPr>
     <w:rPr>
-      <w:rFonts w:ascii="Times New Roman" w:hAnsi="Times New Roman" w:eastAsia="黑体" w:cs="Times New Roman"/>
-      <w:b/>
-      <w:bCs/>
+      <w:rFonts w:ascii="Times New Roman" w:hAnsi="Times New Roman" w:eastAsia="方正小标宋简体" w:cs="Times New Roman"/>
       <w:sz w:val="44"/>
       <w:szCs w:val="44"/>
     </w:rPr>
@@ -7820,7 +7818,7 @@
       <w:ind w:firstLineChars="0"/>
     </w:pPr>
     <w:rPr>
-      <w:rFonts w:ascii="Times New Roman" w:hAnsi="Times New Roman" w:eastAsia="仿宋" w:cs="Times New Roman"/>
+      <w:rFonts w:ascii="Times New Roman" w:hAnsi="Times New Roman" w:eastAsia="仿宋_GB2312" w:cs="Times New Roman"/>
       <w:sz w:val="28"/>
       <w:szCs w:val="28"/>
     </w:rPr>

--- a/services/api/assets/templates/labor-subcontract-real-v1.docx
+++ b/services/api/assets/templates/labor-subcontract-real-v1.docx
@@ -5,64 +5,255 @@
   <w:body>
     <w:p>
       <w:pPr>
-        <w:pStyle w:val="Normal"/>
-        <w:jc w:val="end"/>
-        <w:rPr>
-          <w:rFonts w:ascii="Times New Roman" w:hAnsi="Times New Roman" w:eastAsia="仿宋_GB2312" w:cs="Times New Roman" w:hint="eastAsia"/>
-          <w:sz w:val="28"/>
-          <w:szCs w:val="28"/>
-          <w:u w:val="none"/>
-        </w:rPr>
-      </w:pPr>
-      <w:r>
-        <w:t xml:space="preserve">合同编号：{contract.temporaryCode}</w:t>
-      </w:r>
-    </w:p>
-    <w:p>
-      <w:pPr>
-        <w:pStyle w:val="Normal"/>
+        <w:pStyle w:val="ContractMeta"/>
+      </w:pPr>
+      <w:r>
+        <w:t xml:space="preserve"> </w:t>
+      </w:r>
+    </w:p>
+    <w:p>
+      <w:pPr>
+        <w:pStyle w:val="ContractMeta"/>
+      </w:pPr>
+      <w:r>
+        <w:t xml:space="preserve"> </w:t>
+      </w:r>
+    </w:p>
+    <w:p>
+      <w:pPr>
+        <w:pStyle w:val="ContractMeta"/>
+      </w:pPr>
+      <w:r>
+        <w:t xml:space="preserve"> </w:t>
+      </w:r>
+    </w:p>
+    <w:p>
+      <w:pPr>
+        <w:pStyle w:val="ContractMeta"/>
+      </w:pPr>
+      <w:r>
+        <w:t xml:space="preserve"> </w:t>
+      </w:r>
+    </w:p>
+    <w:p>
+      <w:pPr>
+        <w:pStyle w:val="ContractMeta"/>
+      </w:pPr>
+      <w:r>
+        <w:t xml:space="preserve"> </w:t>
+      </w:r>
+    </w:p>
+    <w:p>
+      <w:pPr>
+        <w:pStyle w:val="ContractCoverTitle"/>
         <w:jc w:val="center"/>
-        <w:rPr>
-          <w:rFonts w:ascii="Times New Roman" w:hAnsi="Times New Roman" w:eastAsia="仿宋_GB2312" w:cs="Times New Roman" w:hint="eastAsia"/>
+      </w:pPr>
+      <w:r>
+        <w:rPr>
+          <w:rFonts w:ascii="Times New Roman" w:hAnsi="Times New Roman" w:eastAsia="方正小标宋简体" w:cs="Times New Roman"/>
           <w:sz w:val="44"/>
           <w:szCs w:val="44"/>
-          <w:u w:val="none"/>
-        </w:rPr>
-      </w:pPr>
-      <w:r>
-        <w:rPr>
-          <w:rFonts w:eastAsia="仿宋_GB2312" w:cs="Times New Roman" w:hint="eastAsia" w:ascii="Times New Roman" w:hAnsi="Times New Roman"/>
-          <w:sz w:val="44"/>
-          <w:szCs w:val="44"/>
-          <w:u w:val="none"/>
-        </w:rPr>
-      </w:r>
-    </w:p>
-    <w:p>
-      <w:pPr>
-        <w:pStyle w:val="Normal"/>
-        <w:rPr>
-          <w:sz w:val="44"/>
-          <w:szCs w:val="44"/>
-        </w:rPr>
-      </w:pPr>
-      <w:r>
-        <w:rPr>
-          <w:sz w:val="44"/>
-          <w:szCs w:val="44"/>
-        </w:rPr>
-      </w:r>
-    </w:p>
-    <w:p>
-      <w:pPr>
-        <w:pStyle w:val="Normal"/>
+        </w:rPr>
+        <w:t xml:space="preserve">{contract.name}</w:t>
+      </w:r>
+    </w:p>
+    <w:p>
+      <w:pPr>
+        <w:pStyle w:val="ContractMeta"/>
+      </w:pPr>
+      <w:r>
+        <w:t xml:space="preserve"> </w:t>
+      </w:r>
+    </w:p>
+    <w:p>
+      <w:pPr>
+        <w:pStyle w:val="ContractMeta"/>
+      </w:pPr>
+      <w:r>
+        <w:t xml:space="preserve"> </w:t>
+      </w:r>
+    </w:p>
+    <w:p>
+      <w:pPr>
+        <w:pStyle w:val="ContractMeta"/>
+      </w:pPr>
+      <w:r>
+        <w:t xml:space="preserve"> </w:t>
+      </w:r>
+    </w:p>
+    <w:p>
+      <w:pPr>
+        <w:pStyle w:val="ContractMeta"/>
+      </w:pPr>
+      <w:r>
+        <w:t xml:space="preserve"> </w:t>
+      </w:r>
+    </w:p>
+    <w:p>
+      <w:pPr>
+        <w:pStyle w:val="ContractMeta"/>
+      </w:pPr>
+      <w:r>
+        <w:t xml:space="preserve"> </w:t>
+      </w:r>
+    </w:p>
+    <w:p>
+      <w:pPr>
+        <w:pStyle w:val="ContractMeta"/>
+      </w:pPr>
+      <w:r>
+        <w:t xml:space="preserve"> </w:t>
+      </w:r>
+    </w:p>
+    <w:p>
+      <w:pPr>
+        <w:pStyle w:val="ContractMeta"/>
+      </w:pPr>
+      <w:r>
+        <w:rPr>
+          <w:rFonts w:ascii="Times New Roman" w:hAnsi="Times New Roman" w:eastAsia="仿宋_GB2312" w:cs="Times New Roman"/>
+          <w:sz w:val="28"/>
+          <w:szCs w:val="28"/>
+        </w:rPr>
+        <w:t xml:space="preserve">合同编号：{contract.temporaryCode}</w:t>
+      </w:r>
+    </w:p>
+    <w:p>
+      <w:pPr>
+        <w:pStyle w:val="ContractMeta"/>
+      </w:pPr>
+      <w:r>
+        <w:rPr>
+          <w:rFonts w:ascii="Times New Roman" w:hAnsi="Times New Roman" w:eastAsia="仿宋_GB2312" w:cs="Times New Roman"/>
+          <w:sz w:val="28"/>
+          <w:szCs w:val="28"/>
+        </w:rPr>
+        <w:t xml:space="preserve">甲方：{party.owner.name}</w:t>
+      </w:r>
+    </w:p>
+    <w:p>
+      <w:pPr>
+        <w:pStyle w:val="ContractMeta"/>
+      </w:pPr>
+      <w:r>
+        <w:rPr>
+          <w:rFonts w:ascii="Times New Roman" w:hAnsi="Times New Roman" w:eastAsia="仿宋_GB2312" w:cs="Times New Roman"/>
+          <w:sz w:val="28"/>
+          <w:szCs w:val="28"/>
+        </w:rPr>
+        <w:t xml:space="preserve">乙方：{party.counterparty.name}</w:t>
+      </w:r>
+    </w:p>
+    <w:p>
+      <w:pPr>
+        <w:pStyle w:val="ContractMeta"/>
+      </w:pPr>
+      <w:r>
+        <w:rPr>
+          <w:rFonts w:ascii="Times New Roman" w:hAnsi="Times New Roman" w:eastAsia="仿宋_GB2312" w:cs="Times New Roman"/>
+          <w:sz w:val="28"/>
+          <w:szCs w:val="28"/>
+        </w:rPr>
+        <w:t xml:space="preserve">工程名称：{field.projectName}</w:t>
+      </w:r>
+    </w:p>
+    <w:p>
+      <w:pPr>
+        <w:pStyle w:val="ContractMeta"/>
+      </w:pPr>
+      <w:r>
+        <w:rPr>
+          <w:rFonts w:ascii="Times New Roman" w:hAnsi="Times New Roman" w:eastAsia="仿宋_GB2312" w:cs="Times New Roman"/>
+          <w:sz w:val="28"/>
+          <w:szCs w:val="28"/>
+        </w:rPr>
+        <w:t xml:space="preserve">签订地点：</w:t>
+      </w:r>
+    </w:p>
+    <w:p>
+      <w:pPr>
+        <w:pStyle w:val="ContractMeta"/>
+      </w:pPr>
+      <w:r>
+        <w:rPr>
+          <w:rFonts w:ascii="Times New Roman" w:hAnsi="Times New Roman" w:eastAsia="仿宋_GB2312" w:cs="Times New Roman"/>
+          <w:sz w:val="28"/>
+          <w:szCs w:val="28"/>
+        </w:rPr>
+        <w:t xml:space="preserve">签订日期：</w:t>
+      </w:r>
+    </w:p>
+    <w:p>
+      <w:pPr>
+        <w:pStyle w:val="ContractMeta"/>
+      </w:pPr>
+      <w:r>
+        <w:t xml:space="preserve"> </w:t>
+      </w:r>
+    </w:p>
+    <w:p>
+      <w:pPr>
+        <w:pStyle w:val="ContractMeta"/>
+      </w:pPr>
+      <w:r>
+        <w:t xml:space="preserve"> </w:t>
+      </w:r>
+    </w:p>
+    <w:p>
+      <w:pPr>
+        <w:pStyle w:val="ContractMeta"/>
+      </w:pPr>
+      <w:r>
+        <w:t xml:space="preserve"> </w:t>
+      </w:r>
+    </w:p>
+    <w:p>
+      <w:pPr>
+        <w:pStyle w:val="ContractMeta"/>
+      </w:pPr>
+      <w:r>
+        <w:t xml:space="preserve"> </w:t>
+      </w:r>
+    </w:p>
+    <w:p>
+      <w:pPr>
+        <w:pStyle w:val="ContractMeta"/>
+      </w:pPr>
+      <w:r>
+        <w:t xml:space="preserve"> </w:t>
+      </w:r>
+    </w:p>
+    <w:p>
+      <w:pPr>
+        <w:pStyle w:val="ContractMeta"/>
+      </w:pPr>
+      <w:r>
+        <w:t xml:space="preserve"> </w:t>
+      </w:r>
+    </w:p>
+    <w:p>
+      <w:pPr>
+        <w:pStyle w:val="ContractMeta"/>
+      </w:pPr>
+      <w:r>
+        <w:t xml:space="preserve"> </w:t>
+      </w:r>
+    </w:p>
+    <w:p>
+      <w:pPr>
+        <w:sectPr>
+          <w:type w:val="nextPage"/>
+          <w:headerReference w:type="default" r:id="rIdHeader1"/>
+          <w:footerReference w:type="default" r:id="rIdFooter1"/>
+          <w:pgSz w:w="11906" w:h="16838"/>
+          <w:pgMar w:top="1417" w:right="1701" w:bottom="1417" w:left="1701" w:header="720" w:footer="720" w:gutter="0"/>
+        </w:sectPr>
+      </w:pPr>
+    </w:p>
+    <w:p>
+      <w:pPr>
+        <w:pStyle w:val="ContractTitle"/>
         <w:jc w:val="center"/>
-        <w:rPr>
-          <w:b/>
-          <w:bCs/>
-          <w:sz w:val="44"/>
-          <w:szCs w:val="44"/>
-        </w:rPr>
       </w:pPr>
       <w:r>
         <w:t xml:space="preserve">{contract.name}</w:t>
@@ -71,449 +262,9 @@
     <w:p>
       <w:pPr>
         <w:pStyle w:val="Normal"/>
-        <w:rPr>
-          <w:rFonts w:hint="eastAsia"/>
-          <w:b/>
-          <w:bCs/>
-          <w:sz w:val="44"/>
-          <w:szCs w:val="44"/>
-        </w:rPr>
-      </w:pPr>
-      <w:r>
-        <w:rPr>
-          <w:rFonts w:hint="eastAsia"/>
-          <w:b/>
-          <w:bCs/>
-          <w:sz w:val="44"/>
-          <w:szCs w:val="44"/>
-        </w:rPr>
-      </w:r>
-    </w:p>
-    <w:p>
-      <w:pPr>
-        <w:pStyle w:val="Normal"/>
-        <w:rPr>
-          <w:rFonts w:hint="eastAsia"/>
-        </w:rPr>
-      </w:pPr>
-      <w:r>
-        <w:rPr>
-          <w:rFonts w:hint="eastAsia"/>
-        </w:rPr>
-      </w:r>
-    </w:p>
-    <w:p>
-      <w:pPr>
-        <w:pStyle w:val="Normal"/>
-        <w:rPr>
-          <w:rFonts w:hint="eastAsia"/>
-        </w:rPr>
-      </w:pPr>
-      <w:r>
-        <w:rPr>
-          <w:rFonts w:hint="eastAsia"/>
-        </w:rPr>
-      </w:r>
-    </w:p>
-    <w:p>
-      <w:pPr>
-        <w:pStyle w:val="Normal"/>
-        <w:rPr>
-          <w:rFonts w:hint="eastAsia"/>
-        </w:rPr>
-      </w:pPr>
-      <w:r>
-        <w:rPr>
-          <w:rFonts w:hint="eastAsia"/>
-        </w:rPr>
-      </w:r>
-    </w:p>
-    <w:p>
-      <w:pPr>
-        <w:pStyle w:val="Normal"/>
-        <w:rPr>
-          <w:rFonts w:hint="eastAsia"/>
-        </w:rPr>
-      </w:pPr>
-      <w:r>
-        <w:rPr>
-          <w:rFonts w:hint="eastAsia"/>
-        </w:rPr>
-      </w:r>
-    </w:p>
-    <w:p>
-      <w:pPr>
-        <w:pStyle w:val="Normal"/>
-        <w:rPr/>
-      </w:pPr>
-      <w:r>
-        <w:rPr/>
-      </w:r>
-    </w:p>
-    <w:p>
-      <w:pPr>
-        <w:pStyle w:val="Normal"/>
-        <w:rPr/>
-      </w:pPr>
-      <w:r>
-        <w:rPr/>
-      </w:r>
-    </w:p>
-    <w:p>
-      <w:pPr>
-        <w:pStyle w:val="Normal"/>
-        <w:rPr/>
-      </w:pPr>
-      <w:r>
-        <w:rPr/>
-      </w:r>
-    </w:p>
-    <w:p>
-      <w:pPr>
-        <w:pStyle w:val="Normal"/>
-        <w:rPr/>
-      </w:pPr>
-      <w:r>
-        <w:rPr/>
-      </w:r>
-    </w:p>
-    <w:p>
-      <w:pPr>
-        <w:pStyle w:val="Normal"/>
-        <w:rPr>
-          <w:rFonts w:hint="eastAsia"/>
-        </w:rPr>
-      </w:pPr>
-      <w:r>
-        <w:rPr>
-          <w:rFonts w:hint="eastAsia"/>
-        </w:rPr>
-      </w:r>
-    </w:p>
-    <w:p>
-      <w:pPr>
-        <w:pStyle w:val="Normal"/>
-        <w:rPr>
-          <w:rFonts w:hint="eastAsia"/>
-        </w:rPr>
-      </w:pPr>
-      <w:r>
-        <w:rPr>
-          <w:rFonts w:hint="eastAsia"/>
-        </w:rPr>
-      </w:r>
-    </w:p>
-    <w:p>
-      <w:pPr>
-        <w:pStyle w:val="Normal"/>
-        <w:rPr>
-          <w:rFonts w:hint="eastAsia"/>
-        </w:rPr>
-      </w:pPr>
-      <w:r>
-        <w:rPr>
-          <w:rFonts w:hint="eastAsia"/>
-        </w:rPr>
-      </w:r>
-    </w:p>
-    <w:p>
-      <w:pPr>
-        <w:pStyle w:val="Normal"/>
-        <w:rPr>
-          <w:rFonts w:hint="eastAsia"/>
-        </w:rPr>
-      </w:pPr>
-      <w:r>
-        <w:rPr>
-          <w:rFonts w:hint="eastAsia"/>
-        </w:rPr>
-      </w:r>
-    </w:p>
-    <w:p>
-      <w:pPr>
-        <w:pStyle w:val="Normal"/>
-        <w:rPr>
-          <w:rFonts w:hint="eastAsia"/>
-        </w:rPr>
-      </w:pPr>
-      <w:r>
-        <w:rPr>
-          <w:rFonts w:hint="eastAsia"/>
-        </w:rPr>
-      </w:r>
-    </w:p>
-    <w:p>
-      <w:pPr>
-        <w:pStyle w:val="Normal"/>
-        <w:rPr>
-          <w:rFonts w:hint="eastAsia"/>
-        </w:rPr>
-      </w:pPr>
-      <w:r>
-        <w:rPr>
-          <w:rFonts w:hint="eastAsia"/>
-        </w:rPr>
-      </w:r>
-    </w:p>
-    <w:p>
-      <w:pPr>
-        <w:pStyle w:val="Normal"/>
-        <w:ind w:hangingChars="50" w:startChars="399" w:endChars="0" w:end="0"/>
-        <w:rPr>
-          <w:rFonts w:ascii="Times New Roman" w:hAnsi="Times New Roman" w:eastAsia="仿宋_GB2312" w:cs="Times New Roman"/>
-          <w:sz w:val="28"/>
-          <w:u w:val="single"/>
-        </w:rPr>
-      </w:pPr>
-      <w:r>
-        <w:rPr>
-          <w:rFonts w:ascii="Times New Roman" w:hAnsi="Times New Roman" w:cs="Times New Roman" w:hint="eastAsia"/>
-          <w:b/>
-          <w:sz w:val="28"/>
-          <w:szCs w:val="28"/>
-        </w:rPr>
-        <w:t>工程名称：</w:t>
-      </w:r>
-      <w:r>
-        <w:rPr>
-          <w:rFonts w:ascii="Times New Roman" w:hAnsi="Times New Roman" w:cs="Times New Roman" w:hint="eastAsia" w:eastAsia="仿宋_GB2312"/>
-          <w:sz w:val="28"/>
-          <w:szCs w:val="28"/>
-          <w:u w:val="single"/>
-        </w:rPr>
-        <w:t xml:space="preserve">{field.projectName}</w:t>
-      </w:r>
-    </w:p>
-    <w:p>
-      <w:pPr>
-        <w:pStyle w:val="Normal"/>
-        <w:ind w:hangingChars="50" w:startChars="399" w:endChars="0" w:end="0"/>
-        <w:rPr>
-          <w:rFonts w:ascii="Times New Roman" w:hAnsi="Times New Roman" w:cs="Times New Roman" w:hint="eastAsia"/>
-          <w:b/>
-          <w:sz w:val="28"/>
-          <w:szCs w:val="28"/>
-          <w:u w:val="single"/>
-        </w:rPr>
-      </w:pPr>
-      <w:r>
-        <w:rPr>
-          <w:rFonts w:ascii="Times New Roman" w:hAnsi="Times New Roman" w:cs="Times New Roman" w:hint="eastAsia"/>
-          <w:b/>
-          <w:sz w:val="28"/>
-          <w:szCs w:val="28"/>
-        </w:rPr>
-        <w:t>发 包 人：</w:t>
-      </w:r>
-      <w:r>
-        <w:rPr>
-          <w:rFonts w:ascii="Times New Roman" w:hAnsi="Times New Roman" w:cs="Times New Roman" w:hint="eastAsia" w:eastAsia="仿宋_GB2312"/>
-          <w:sz w:val="28"/>
-          <w:szCs w:val="28"/>
-          <w:u w:val="single"/>
-        </w:rPr>
-        <w:t xml:space="preserve">{party.owner.name}</w:t>
-      </w:r>
-    </w:p>
-    <w:p>
-      <w:pPr>
-        <w:pStyle w:val="Normal"/>
-        <w:ind w:firstLineChars="300" w:startChars="0" w:start="0" w:endChars="0" w:end="0"/>
-        <w:rPr>
-          <w:rFonts w:ascii="Times New Roman" w:hAnsi="Times New Roman" w:eastAsia="仿宋_GB2312" w:cs="Times New Roman"/>
-          <w:b/>
-          <w:sz w:val="28"/>
-          <w:szCs w:val="28"/>
-          <w:u w:val="single"/>
-        </w:rPr>
-      </w:pPr>
-      <w:r>
-        <w:rPr>
-          <w:rFonts w:ascii="Times New Roman" w:hAnsi="Times New Roman" w:cs="Times New Roman" w:hint="eastAsia"/>
-          <w:b/>
-          <w:sz w:val="28"/>
-          <w:szCs w:val="28"/>
-        </w:rPr>
-        <w:t>承 包 人：</w:t>
-      </w:r>
-      <w:r>
-        <w:rPr>
-          <w:rFonts w:ascii="Times New Roman" w:hAnsi="Times New Roman" w:cs="Times New Roman" w:hint="eastAsia" w:eastAsia="仿宋_GB2312"/>
-          <w:sz w:val="28"/>
-          <w:szCs w:val="28"/>
-          <w:u w:val="single"/>
-        </w:rPr>
-        <w:t xml:space="preserve">{party.counterparty.name}</w:t>
-      </w:r>
-    </w:p>
-    <w:p>
-      <w:pPr>
-        <w:pStyle w:val="Normal"/>
-        <w:ind w:firstLineChars="300" w:startChars="0" w:start="0" w:endChars="0" w:end="0"/>
-        <w:rPr>
-          <w:rFonts w:ascii="Times New Roman" w:hAnsi="Times New Roman" w:eastAsia="仿宋_GB2312" w:cs="Times New Roman"/>
-          <w:b/>
-          <w:sz w:val="28"/>
-          <w:szCs w:val="28"/>
-          <w:u w:val="single"/>
-        </w:rPr>
-      </w:pPr>
-      <w:r>
-        <w:rPr>
-          <w:rFonts w:ascii="Times New Roman" w:hAnsi="Times New Roman" w:cs="Times New Roman" w:hint="eastAsia"/>
-          <w:b/>
-          <w:sz w:val="28"/>
-          <w:szCs w:val="28"/>
-        </w:rPr>
-        <w:t>签订地点：</w:t>
-      </w:r>
-      <w:r>
-        <w:rPr>
-          <w:rFonts w:ascii="Times New Roman" w:hAnsi="Times New Roman" w:cs="Times New Roman" w:hint="eastAsia" w:eastAsia="仿宋_GB2312"/>
-          <w:sz w:val="28"/>
-          <w:szCs w:val="28"/>
-          <w:u w:val="single"/>
-        </w:rPr>
-        <w:t xml:space="preserve">                                   </w:t>
-      </w:r>
-    </w:p>
-    <w:p>
-      <w:pPr>
-        <w:pStyle w:val="Normal"/>
-        <w:ind w:firstLineChars="300" w:startChars="0" w:start="0" w:endChars="0" w:end="0"/>
-        <w:rPr>
-          <w:rFonts w:ascii="Times New Roman" w:hAnsi="Times New Roman" w:cs="Times New Roman"/>
-          <w:b/>
-          <w:sz w:val="28"/>
-          <w:szCs w:val="28"/>
-        </w:rPr>
-      </w:pPr>
-      <w:r>
-        <w:rPr>
-          <w:rFonts w:ascii="Times New Roman" w:hAnsi="Times New Roman" w:cs="Times New Roman" w:hint="eastAsia"/>
-          <w:b/>
-          <w:sz w:val="28"/>
-          <w:szCs w:val="28"/>
-        </w:rPr>
-        <w:t>签订日期：</w:t>
-      </w:r>
-      <w:r>
-        <w:rPr>
-          <w:rFonts w:ascii="Times New Roman" w:hAnsi="Times New Roman" w:cs="Times New Roman" w:hint="eastAsia" w:eastAsia="仿宋_GB2312"/>
-          <w:sz w:val="28"/>
-          <w:szCs w:val="28"/>
-          <w:u w:val="single"/>
-        </w:rPr>
-        <w:t xml:space="preserve">       </w:t>
-      </w:r>
-      <w:r>
-        <w:rPr>
-          <w:rFonts w:ascii="Times New Roman" w:hAnsi="Times New Roman" w:cs="Times New Roman" w:hint="eastAsia" w:eastAsia="仿宋_GB2312"/>
-          <w:sz w:val="28"/>
-          <w:szCs w:val="28"/>
-          <w:u w:val="none"/>
-        </w:rPr>
-        <w:t>年</w:t>
-      </w:r>
-      <w:r>
-        <w:rPr>
-          <w:rFonts w:ascii="Times New Roman" w:hAnsi="Times New Roman" w:cs="Times New Roman" w:hint="eastAsia" w:eastAsia="仿宋_GB2312"/>
-          <w:sz w:val="28"/>
-          <w:szCs w:val="28"/>
-          <w:u w:val="single"/>
-        </w:rPr>
-        <w:t xml:space="preserve">        </w:t>
-      </w:r>
-      <w:r>
-        <w:rPr>
-          <w:rFonts w:ascii="Times New Roman" w:hAnsi="Times New Roman" w:cs="Times New Roman" w:hint="eastAsia" w:eastAsia="仿宋_GB2312"/>
-          <w:sz w:val="28"/>
-          <w:szCs w:val="28"/>
-          <w:u w:val="none"/>
-        </w:rPr>
-        <w:t>月</w:t>
-      </w:r>
-      <w:r>
-        <w:rPr>
-          <w:rFonts w:ascii="Times New Roman" w:hAnsi="Times New Roman" w:cs="Times New Roman" w:hint="eastAsia" w:eastAsia="仿宋_GB2312"/>
-          <w:sz w:val="28"/>
-          <w:szCs w:val="28"/>
-          <w:u w:val="single"/>
-        </w:rPr>
-        <w:t xml:space="preserve">        </w:t>
-      </w:r>
-      <w:r>
-        <w:rPr>
-          <w:rFonts w:ascii="Times New Roman" w:hAnsi="Times New Roman" w:cs="Times New Roman" w:hint="eastAsia" w:eastAsia="仿宋_GB2312"/>
-          <w:sz w:val="28"/>
-          <w:szCs w:val="28"/>
-          <w:u w:val="none"/>
-        </w:rPr>
-        <w:t xml:space="preserve">日 </w:t>
-      </w:r>
-      <w:r>
-        <w:rPr>
-          <w:rFonts w:ascii="Times New Roman" w:hAnsi="Times New Roman" w:cs="Times New Roman" w:hint="eastAsia"/>
-          <w:b/>
-          <w:sz w:val="28"/>
-          <w:szCs w:val="28"/>
-          <w:u w:val="none"/>
-        </w:rPr>
-        <w:t xml:space="preserve"> </w:t>
-      </w:r>
-      <w:r>
-        <w:rPr>
-          <w:rFonts w:ascii="Times New Roman" w:hAnsi="Times New Roman" w:cs="Times New Roman" w:hint="eastAsia"/>
-          <w:b/>
-          <w:sz w:val="28"/>
-          <w:szCs w:val="28"/>
-        </w:rPr>
-        <w:t xml:space="preserve">               </w:t>
-      </w:r>
-      <w:r>
-        <w:br w:type="page"/>
-      </w:r>
-    </w:p>
-    <w:p>
-      <w:pPr>
-        <w:pStyle w:val="Normal"/>
-        <w:ind w:firstLineChars="250" w:startChars="0" w:start="0" w:endChars="0" w:end="0"/>
-        <w:rPr>
-          <w:rFonts w:ascii="Times New Roman" w:hAnsi="Times New Roman" w:cs="Times New Roman" w:hint="eastAsia"/>
-          <w:b/>
-          <w:sz w:val="28"/>
-          <w:szCs w:val="28"/>
-          <w:u w:val="single"/>
-        </w:rPr>
-      </w:pPr>
-      <w:r>
-        <w:rPr>
-          <w:rFonts w:hint="eastAsia"/>
-          <w:b/>
-          <w:sz w:val="28"/>
-          <w:szCs w:val="28"/>
-        </w:rPr>
-        <w:t>发包人：</w:t>
-      </w:r>
-      <w:r>
-        <w:rPr>
-          <w:rFonts w:hint="eastAsia"/>
-          <w:b/>
-          <w:sz w:val="28"/>
-          <w:szCs w:val="28"/>
-          <w:u w:val="single"/>
-        </w:rPr>
-        <w:t xml:space="preserve">{party.owner.name}</w:t>
-      </w:r>
-      <w:r>
-        <w:rPr>
-          <w:rFonts w:ascii="Times New Roman" w:hAnsi="Times New Roman" w:cs="Times New Roman" w:hint="eastAsia"/>
-          <w:b/>
-          <w:sz w:val="28"/>
-          <w:szCs w:val="28"/>
-          <w:u w:val="single"/>
-        </w:rPr>
-        <w:t>（以下简称“甲方”）</w:t>
+      </w:pPr>
+      <w:r>
+        <w:t xml:space="preserve">发包人：{party.owner.name}（以下简称“甲方”）</w:t>
       </w:r>
     </w:p>
     <w:p>
@@ -4027,25 +3778,27 @@
     </w:p>
     <w:tbl>
       <w:tblPr>
-        <w:tblW w:w="10553" w:type="dxa"/>
-        <w:jc w:val="start"/>
-        <w:tblInd w:w="-222" w:type="dxa"/>
+        <w:tblW w:w="5000" w:type="pct"/>
+        <w:jc w:val="center"/>
         <w:tblLayout w:type="fixed"/>
         <w:tblCellMar>
-          <w:top w:w="0" w:type="dxa"/>
-          <w:start w:w="108" w:type="dxa"/>
-          <w:bottom w:w="0" w:type="dxa"/>
-          <w:end w:w="108" w:type="dxa"/>
+          <w:top w:w="60" w:type="dxa"/>
+          <w:start w:w="80" w:type="dxa"/>
+          <w:bottom w:w="60" w:type="dxa"/>
+          <w:end w:w="80" w:type="dxa"/>
         </w:tblCellMar>
+        <w:tblBorders>
+          <w:top w:val="single" w:sz="4" w:space="0" w:color="000000"/>
+          <w:left w:val="single" w:sz="4" w:space="0" w:color="000000"/>
+          <w:bottom w:val="single" w:sz="4" w:space="0" w:color="000000"/>
+          <w:right w:val="single" w:sz="4" w:space="0" w:color="000000"/>
+          <w:insideH w:val="single" w:sz="4" w:space="0" w:color="000000"/>
+          <w:insideV w:val="single" w:sz="4" w:space="0" w:color="000000"/>
+        </w:tblBorders>
       </w:tblPr>
-      <w:tblGrid>
-        <w:gridCol w:w="2293"/>
-        <w:gridCol w:w="4042"/>
-        <w:gridCol w:w="4218"/>
-      </w:tblGrid>
       <w:tr>
         <w:trPr>
-          <w:trHeight w:val="397" w:hRule="atLeast"/>
+          <w:cantSplit/>
         </w:trPr>
         <w:tc>
           <w:tcPr>
@@ -4060,23 +3813,14 @@
           </w:tcPr>
           <w:p>
             <w:pPr>
-              <w:pStyle w:val="Normal"/>
-              <w:snapToGrid w:val="false"/>
-              <w:jc w:val="both"/>
-              <w:rPr>
-                <w:rFonts w:ascii="Times New Roman" w:hAnsi="Times New Roman" w:eastAsia="仿宋_GB2312" w:cs="Times New Roman" w:hint="eastAsia"/>
-                <w:position w:val="0"/>
-                <w:sz w:val="21"/>
-                <w:szCs w:val="21"/>
-                <w:vertAlign w:val="baseline"/>
-              </w:rPr>
+              <w:pStyle w:val="ContractTableText"/>
             </w:pPr>
             <w:r>
               <w:rPr>
                 <w:rFonts w:eastAsia="仿宋_GB2312" w:cs="Times New Roman" w:hint="eastAsia" w:ascii="Times New Roman" w:hAnsi="Times New Roman"/>
                 <w:position w:val="0"/>
-                <w:sz w:val="21"/>
-                <w:szCs w:val="21"/>
+                <w:sz w:val="18"/>
+                <w:szCs w:val="18"/>
                 <w:vertAlign w:val="baseline"/>
               </w:rPr>
             </w:r>
@@ -4095,26 +3839,7 @@
           </w:tcPr>
           <w:p>
             <w:pPr>
-              <w:pStyle w:val="Normal"/>
-              <w:keepNext w:val="false"/>
-              <w:keepLines w:val="false"/>
-              <w:widowControl/>
-              <w:suppressLineNumbers w:val="0"/>
-              <w:jc w:val="center"/>
-              <w:textAlignment w:val="center"/>
-              <w:rPr>
-                <w:rFonts w:ascii="Times New Roman" w:hAnsi="Times New Roman" w:eastAsia="仿宋_GB2312" w:cs="Times New Roman" w:hint="eastAsia"/>
-                <w:b/>
-                <w:bCs/>
-                <w:i w:val="false"/>
-                <w:iCs w:val="false"/>
-                <w:color w:val="000000"/>
-                <w:kern w:val="0"/>
-                <w:sz w:val="21"/>
-                <w:szCs w:val="21"/>
-                <w:u w:val="none"/>
-                <w:lang w:bidi="ar"/>
-              </w:rPr>
+              <w:pStyle w:val="ContractTableText"/>
             </w:pPr>
             <w:r>
               <w:rPr>
@@ -4125,8 +3850,8 @@
                 <w:iCs w:val="false"/>
                 <w:color w:val="000000"/>
                 <w:kern w:val="0"/>
-                <w:sz w:val="21"/>
-                <w:szCs w:val="21"/>
+                <w:sz w:val="18"/>
+                <w:szCs w:val="18"/>
                 <w:u w:val="none"/>
                 <w:lang w:bidi="ar"/>
               </w:rPr>
@@ -4147,26 +3872,7 @@
           </w:tcPr>
           <w:p>
             <w:pPr>
-              <w:pStyle w:val="Normal"/>
-              <w:keepNext w:val="false"/>
-              <w:keepLines w:val="false"/>
-              <w:widowControl/>
-              <w:suppressLineNumbers w:val="0"/>
-              <w:jc w:val="center"/>
-              <w:textAlignment w:val="center"/>
-              <w:rPr>
-                <w:rFonts w:ascii="Times New Roman" w:hAnsi="Times New Roman" w:eastAsia="仿宋_GB2312" w:cs="Times New Roman" w:hint="eastAsia"/>
-                <w:b/>
-                <w:bCs/>
-                <w:i w:val="false"/>
-                <w:iCs w:val="false"/>
-                <w:color w:val="000000"/>
-                <w:kern w:val="0"/>
-                <w:sz w:val="21"/>
-                <w:szCs w:val="21"/>
-                <w:u w:val="none"/>
-                <w:lang w:bidi="ar"/>
-              </w:rPr>
+              <w:pStyle w:val="ContractTableText"/>
             </w:pPr>
             <w:r>
               <w:rPr>
@@ -4177,8 +3883,8 @@
                 <w:iCs w:val="false"/>
                 <w:color w:val="000000"/>
                 <w:kern w:val="0"/>
-                <w:sz w:val="21"/>
-                <w:szCs w:val="21"/>
+                <w:sz w:val="18"/>
+                <w:szCs w:val="18"/>
                 <w:u w:val="none"/>
                 <w:lang w:bidi="ar"/>
               </w:rPr>
@@ -4189,7 +3895,7 @@
       </w:tr>
       <w:tr>
         <w:trPr>
-          <w:trHeight w:val="397" w:hRule="atLeast"/>
+          <w:cantSplit/>
         </w:trPr>
         <w:tc>
           <w:tcPr>
@@ -4204,20 +3910,7 @@
           </w:tcPr>
           <w:p>
             <w:pPr>
-              <w:pStyle w:val="Normal"/>
-              <w:keepNext w:val="false"/>
-              <w:keepLines w:val="false"/>
-              <w:widowControl/>
-              <w:suppressLineNumbers w:val="0"/>
-              <w:jc w:val="both"/>
-              <w:textAlignment w:val="center"/>
-              <w:rPr>
-                <w:rFonts w:ascii="Times New Roman" w:hAnsi="Times New Roman" w:eastAsia="仿宋_GB2312" w:cs="Times New Roman" w:hint="eastAsia"/>
-                <w:position w:val="0"/>
-                <w:sz w:val="21"/>
-                <w:szCs w:val="21"/>
-                <w:vertAlign w:val="baseline"/>
-              </w:rPr>
+              <w:pStyle w:val="ContractTableText"/>
             </w:pPr>
             <w:r>
               <w:rPr>
@@ -4228,8 +3921,8 @@
                 <w:iCs w:val="false"/>
                 <w:color w:val="000000"/>
                 <w:kern w:val="0"/>
-                <w:sz w:val="21"/>
-                <w:szCs w:val="21"/>
+                <w:sz w:val="18"/>
+                <w:szCs w:val="18"/>
                 <w:u w:val="none"/>
                 <w:lang w:bidi="ar"/>
               </w:rPr>
@@ -4250,30 +3943,15 @@
           </w:tcPr>
           <w:p>
             <w:pPr>
-              <w:pStyle w:val="Normal"/>
-              <w:keepNext w:val="false"/>
-              <w:keepLines w:val="false"/>
-              <w:widowControl/>
-              <w:suppressLineNumbers w:val="0"/>
-              <w:snapToGrid w:val="false"/>
-              <w:jc w:val="both"/>
-              <w:textAlignment w:val="center"/>
-              <w:rPr>
-                <w:rFonts w:ascii="Times New Roman" w:hAnsi="Times New Roman" w:eastAsia="仿宋_GB2312" w:cs="Times New Roman" w:hint="eastAsia"/>
-                <w:kern w:val="2"/>
-                <w:position w:val="0"/>
-                <w:sz w:val="21"/>
-                <w:szCs w:val="21"/>
-                <w:vertAlign w:val="baseline"/>
-              </w:rPr>
+              <w:pStyle w:val="ContractTableText"/>
             </w:pPr>
             <w:r>
               <w:rPr>
                 <w:rFonts w:eastAsia="仿宋_GB2312" w:cs="Times New Roman" w:hint="eastAsia" w:ascii="Times New Roman" w:hAnsi="Times New Roman"/>
                 <w:kern w:val="2"/>
                 <w:position w:val="0"/>
-                <w:sz w:val="21"/>
-                <w:szCs w:val="21"/>
+                <w:sz w:val="18"/>
+                <w:szCs w:val="18"/>
                 <w:vertAlign w:val="baseline"/>
               </w:rPr>
             </w:r>
@@ -4292,24 +3970,7 @@
           </w:tcPr>
           <w:p>
             <w:pPr>
-              <w:pStyle w:val="Normal"/>
-              <w:snapToGrid w:val="false"/>
-              <w:jc w:val="both"/>
-              <w:rPr>
-                <w:rFonts w:ascii="Times New Roman" w:hAnsi="Times New Roman" w:eastAsia="仿宋_GB2312" w:cs="Times New Roman" w:hint="eastAsia"/>
-                <w:b w:val="false"/>
-                <w:bCs w:val="false"/>
-                <w:i w:val="false"/>
-                <w:iCs w:val="false"/>
-                <w:color w:val="000000"/>
-                <w:kern w:val="0"/>
-                <w:position w:val="0"/>
-                <w:sz w:val="21"/>
-                <w:szCs w:val="21"/>
-                <w:u w:val="none"/>
-                <w:vertAlign w:val="baseline"/>
-                <w:lang w:bidi="ar"/>
-              </w:rPr>
+              <w:pStyle w:val="ContractTableText"/>
             </w:pPr>
             <w:r>
               <w:rPr>
@@ -4321,8 +3982,8 @@
                 <w:color w:val="000000"/>
                 <w:kern w:val="0"/>
                 <w:position w:val="0"/>
-                <w:sz w:val="21"/>
-                <w:szCs w:val="21"/>
+                <w:sz w:val="18"/>
+                <w:szCs w:val="18"/>
                 <w:u w:val="none"/>
                 <w:vertAlign w:val="baseline"/>
                 <w:lang w:bidi="ar"/>
@@ -4333,7 +3994,7 @@
       </w:tr>
       <w:tr>
         <w:trPr>
-          <w:trHeight w:val="397" w:hRule="atLeast"/>
+          <w:cantSplit/>
         </w:trPr>
         <w:tc>
           <w:tcPr>
@@ -4348,20 +4009,7 @@
           </w:tcPr>
           <w:p>
             <w:pPr>
-              <w:pStyle w:val="Normal"/>
-              <w:keepNext w:val="false"/>
-              <w:keepLines w:val="false"/>
-              <w:widowControl/>
-              <w:suppressLineNumbers w:val="0"/>
-              <w:jc w:val="both"/>
-              <w:textAlignment w:val="center"/>
-              <w:rPr>
-                <w:rFonts w:ascii="Times New Roman" w:hAnsi="Times New Roman" w:eastAsia="仿宋_GB2312" w:cs="Times New Roman" w:hint="eastAsia"/>
-                <w:position w:val="0"/>
-                <w:sz w:val="21"/>
-                <w:szCs w:val="21"/>
-                <w:vertAlign w:val="baseline"/>
-              </w:rPr>
+              <w:pStyle w:val="ContractTableText"/>
             </w:pPr>
             <w:r>
               <w:rPr>
@@ -4372,8 +4020,8 @@
                 <w:iCs w:val="false"/>
                 <w:color w:val="000000"/>
                 <w:kern w:val="0"/>
-                <w:sz w:val="21"/>
-                <w:szCs w:val="21"/>
+                <w:sz w:val="18"/>
+                <w:szCs w:val="18"/>
                 <w:u w:val="none"/>
                 <w:lang w:bidi="ar"/>
               </w:rPr>
@@ -4394,30 +4042,15 @@
           </w:tcPr>
           <w:p>
             <w:pPr>
-              <w:pStyle w:val="Normal"/>
-              <w:keepNext w:val="false"/>
-              <w:keepLines w:val="false"/>
-              <w:widowControl/>
-              <w:suppressLineNumbers w:val="0"/>
-              <w:snapToGrid w:val="false"/>
-              <w:jc w:val="both"/>
-              <w:textAlignment w:val="center"/>
-              <w:rPr>
-                <w:rFonts w:ascii="Times New Roman" w:hAnsi="Times New Roman" w:eastAsia="仿宋_GB2312" w:cs="Times New Roman"/>
-                <w:kern w:val="2"/>
-                <w:position w:val="0"/>
-                <w:sz w:val="21"/>
-                <w:szCs w:val="21"/>
-                <w:vertAlign w:val="baseline"/>
-              </w:rPr>
+              <w:pStyle w:val="ContractTableText"/>
             </w:pPr>
             <w:r>
               <w:rPr>
                 <w:rFonts w:eastAsia="仿宋_GB2312" w:cs="Times New Roman" w:ascii="Times New Roman" w:hAnsi="Times New Roman"/>
                 <w:kern w:val="2"/>
                 <w:position w:val="0"/>
-                <w:sz w:val="21"/>
-                <w:szCs w:val="21"/>
+                <w:sz w:val="18"/>
+                <w:szCs w:val="18"/>
                 <w:vertAlign w:val="baseline"/>
               </w:rPr>
             </w:r>
@@ -4436,24 +4069,7 @@
           </w:tcPr>
           <w:p>
             <w:pPr>
-              <w:pStyle w:val="Normal"/>
-              <w:snapToGrid w:val="false"/>
-              <w:jc w:val="both"/>
-              <w:rPr>
-                <w:rFonts w:ascii="Times New Roman" w:hAnsi="Times New Roman" w:eastAsia="仿宋_GB2312" w:cs="Times New Roman" w:hint="eastAsia"/>
-                <w:b w:val="false"/>
-                <w:bCs w:val="false"/>
-                <w:i w:val="false"/>
-                <w:iCs w:val="false"/>
-                <w:color w:val="000000"/>
-                <w:kern w:val="0"/>
-                <w:position w:val="0"/>
-                <w:sz w:val="21"/>
-                <w:szCs w:val="21"/>
-                <w:u w:val="none"/>
-                <w:vertAlign w:val="baseline"/>
-                <w:lang w:bidi="ar"/>
-              </w:rPr>
+              <w:pStyle w:val="ContractTableText"/>
             </w:pPr>
             <w:r>
               <w:rPr>
@@ -4465,8 +4081,8 @@
                 <w:color w:val="000000"/>
                 <w:kern w:val="0"/>
                 <w:position w:val="0"/>
-                <w:sz w:val="21"/>
-                <w:szCs w:val="21"/>
+                <w:sz w:val="18"/>
+                <w:szCs w:val="18"/>
                 <w:u w:val="none"/>
                 <w:vertAlign w:val="baseline"/>
                 <w:lang w:bidi="ar"/>
@@ -4477,7 +4093,7 @@
       </w:tr>
       <w:tr>
         <w:trPr>
-          <w:trHeight w:val="397" w:hRule="atLeast"/>
+          <w:cantSplit/>
         </w:trPr>
         <w:tc>
           <w:tcPr>
@@ -4492,20 +4108,7 @@
           </w:tcPr>
           <w:p>
             <w:pPr>
-              <w:pStyle w:val="Normal"/>
-              <w:keepNext w:val="false"/>
-              <w:keepLines w:val="false"/>
-              <w:widowControl/>
-              <w:suppressLineNumbers w:val="0"/>
-              <w:jc w:val="both"/>
-              <w:textAlignment w:val="center"/>
-              <w:rPr>
-                <w:rFonts w:ascii="Times New Roman" w:hAnsi="Times New Roman" w:eastAsia="仿宋_GB2312" w:cs="Times New Roman" w:hint="eastAsia"/>
-                <w:position w:val="0"/>
-                <w:sz w:val="21"/>
-                <w:szCs w:val="21"/>
-                <w:vertAlign w:val="baseline"/>
-              </w:rPr>
+              <w:pStyle w:val="ContractTableText"/>
             </w:pPr>
             <w:r>
               <w:rPr>
@@ -4516,8 +4119,8 @@
                 <w:iCs w:val="false"/>
                 <w:color w:val="000000"/>
                 <w:kern w:val="0"/>
-                <w:sz w:val="21"/>
-                <w:szCs w:val="21"/>
+                <w:sz w:val="18"/>
+                <w:szCs w:val="18"/>
                 <w:u w:val="none"/>
                 <w:lang w:bidi="ar"/>
               </w:rPr>
@@ -4538,30 +4141,15 @@
           </w:tcPr>
           <w:p>
             <w:pPr>
-              <w:pStyle w:val="Normal"/>
-              <w:keepNext w:val="false"/>
-              <w:keepLines w:val="false"/>
-              <w:widowControl/>
-              <w:suppressLineNumbers w:val="0"/>
-              <w:snapToGrid w:val="false"/>
-              <w:jc w:val="both"/>
-              <w:textAlignment w:val="center"/>
-              <w:rPr>
-                <w:rFonts w:ascii="Times New Roman" w:hAnsi="Times New Roman" w:eastAsia="仿宋_GB2312" w:cs="Times New Roman" w:hint="eastAsia"/>
-                <w:kern w:val="2"/>
-                <w:position w:val="0"/>
-                <w:sz w:val="21"/>
-                <w:szCs w:val="21"/>
-                <w:vertAlign w:val="baseline"/>
-              </w:rPr>
+              <w:pStyle w:val="ContractTableText"/>
             </w:pPr>
             <w:r>
               <w:rPr>
                 <w:rFonts w:eastAsia="仿宋_GB2312" w:cs="Times New Roman" w:hint="eastAsia" w:ascii="Times New Roman" w:hAnsi="Times New Roman"/>
                 <w:kern w:val="2"/>
                 <w:position w:val="0"/>
-                <w:sz w:val="21"/>
-                <w:szCs w:val="21"/>
+                <w:sz w:val="18"/>
+                <w:szCs w:val="18"/>
                 <w:vertAlign w:val="baseline"/>
               </w:rPr>
             </w:r>
@@ -4580,24 +4168,7 @@
           </w:tcPr>
           <w:p>
             <w:pPr>
-              <w:pStyle w:val="Normal"/>
-              <w:snapToGrid w:val="false"/>
-              <w:jc w:val="both"/>
-              <w:rPr>
-                <w:rFonts w:ascii="Times New Roman" w:hAnsi="Times New Roman" w:eastAsia="仿宋_GB2312" w:cs="Times New Roman" w:hint="eastAsia"/>
-                <w:b w:val="false"/>
-                <w:bCs w:val="false"/>
-                <w:i w:val="false"/>
-                <w:iCs w:val="false"/>
-                <w:color w:val="000000"/>
-                <w:kern w:val="0"/>
-                <w:position w:val="0"/>
-                <w:sz w:val="21"/>
-                <w:szCs w:val="21"/>
-                <w:u w:val="none"/>
-                <w:vertAlign w:val="baseline"/>
-                <w:lang w:bidi="ar"/>
-              </w:rPr>
+              <w:pStyle w:val="ContractTableText"/>
             </w:pPr>
             <w:r>
               <w:rPr>
@@ -4609,8 +4180,8 @@
                 <w:color w:val="000000"/>
                 <w:kern w:val="0"/>
                 <w:position w:val="0"/>
-                <w:sz w:val="21"/>
-                <w:szCs w:val="21"/>
+                <w:sz w:val="18"/>
+                <w:szCs w:val="18"/>
                 <w:u w:val="none"/>
                 <w:vertAlign w:val="baseline"/>
                 <w:lang w:bidi="ar"/>
@@ -4621,7 +4192,7 @@
       </w:tr>
       <w:tr>
         <w:trPr>
-          <w:trHeight w:val="866" w:hRule="atLeast"/>
+          <w:cantSplit/>
         </w:trPr>
         <w:tc>
           <w:tcPr>
@@ -4636,20 +4207,7 @@
           </w:tcPr>
           <w:p>
             <w:pPr>
-              <w:pStyle w:val="Normal"/>
-              <w:keepNext w:val="false"/>
-              <w:keepLines w:val="false"/>
-              <w:widowControl/>
-              <w:suppressLineNumbers w:val="0"/>
-              <w:jc w:val="both"/>
-              <w:textAlignment w:val="center"/>
-              <w:rPr>
-                <w:rFonts w:ascii="Times New Roman" w:hAnsi="Times New Roman" w:eastAsia="仿宋_GB2312" w:cs="Times New Roman" w:hint="eastAsia"/>
-                <w:position w:val="0"/>
-                <w:sz w:val="21"/>
-                <w:szCs w:val="21"/>
-                <w:vertAlign w:val="baseline"/>
-              </w:rPr>
+              <w:pStyle w:val="ContractTableText"/>
             </w:pPr>
             <w:r>
               <w:rPr>
@@ -4660,8 +4218,8 @@
                 <w:iCs w:val="false"/>
                 <w:color w:val="000000"/>
                 <w:kern w:val="0"/>
-                <w:sz w:val="21"/>
-                <w:szCs w:val="21"/>
+                <w:sz w:val="18"/>
+                <w:szCs w:val="18"/>
                 <w:u w:val="none"/>
                 <w:lang w:bidi="ar"/>
               </w:rPr>
@@ -4682,30 +4240,15 @@
           </w:tcPr>
           <w:p>
             <w:pPr>
-              <w:pStyle w:val="Normal"/>
-              <w:keepNext w:val="false"/>
-              <w:keepLines w:val="false"/>
-              <w:widowControl/>
-              <w:suppressLineNumbers w:val="0"/>
-              <w:snapToGrid w:val="false"/>
-              <w:jc w:val="both"/>
-              <w:textAlignment w:val="center"/>
-              <w:rPr>
-                <w:rFonts w:ascii="Times New Roman" w:hAnsi="Times New Roman" w:eastAsia="仿宋_GB2312" w:cs="Times New Roman" w:hint="eastAsia"/>
-                <w:kern w:val="2"/>
-                <w:position w:val="0"/>
-                <w:sz w:val="21"/>
-                <w:szCs w:val="21"/>
-                <w:vertAlign w:val="baseline"/>
-              </w:rPr>
+              <w:pStyle w:val="ContractTableText"/>
             </w:pPr>
             <w:r>
               <w:rPr>
                 <w:rFonts w:eastAsia="仿宋_GB2312" w:cs="Times New Roman" w:hint="eastAsia" w:ascii="Times New Roman" w:hAnsi="Times New Roman"/>
                 <w:kern w:val="2"/>
                 <w:position w:val="0"/>
-                <w:sz w:val="21"/>
-                <w:szCs w:val="21"/>
+                <w:sz w:val="18"/>
+                <w:szCs w:val="18"/>
                 <w:vertAlign w:val="baseline"/>
               </w:rPr>
             </w:r>
@@ -4724,29 +4267,7 @@
           </w:tcPr>
           <w:p>
             <w:pPr>
-              <w:pStyle w:val="Normal"/>
-              <w:keepNext w:val="false"/>
-              <w:keepLines w:val="false"/>
-              <w:widowControl/>
-              <w:suppressLineNumbers w:val="0"/>
-              <w:snapToGrid w:val="false"/>
-              <w:jc w:val="both"/>
-              <w:textAlignment w:val="center"/>
-              <w:rPr>
-                <w:rFonts w:ascii="Times New Roman" w:hAnsi="Times New Roman" w:eastAsia="仿宋_GB2312" w:cs="Times New Roman" w:hint="eastAsia"/>
-                <w:b w:val="false"/>
-                <w:bCs w:val="false"/>
-                <w:i w:val="false"/>
-                <w:iCs w:val="false"/>
-                <w:color w:val="000000"/>
-                <w:kern w:val="0"/>
-                <w:position w:val="0"/>
-                <w:sz w:val="21"/>
-                <w:szCs w:val="21"/>
-                <w:u w:val="none"/>
-                <w:vertAlign w:val="baseline"/>
-                <w:lang w:bidi="ar"/>
-              </w:rPr>
+              <w:pStyle w:val="ContractTableText"/>
             </w:pPr>
             <w:r>
               <w:rPr>
@@ -4758,8 +4279,8 @@
                 <w:color w:val="000000"/>
                 <w:kern w:val="0"/>
                 <w:position w:val="0"/>
-                <w:sz w:val="21"/>
-                <w:szCs w:val="21"/>
+                <w:sz w:val="18"/>
+                <w:szCs w:val="18"/>
                 <w:u w:val="none"/>
                 <w:vertAlign w:val="baseline"/>
                 <w:lang w:bidi="ar"/>
@@ -4770,7 +4291,7 @@
       </w:tr>
       <w:tr>
         <w:trPr>
-          <w:trHeight w:val="397" w:hRule="atLeast"/>
+          <w:cantSplit/>
         </w:trPr>
         <w:tc>
           <w:tcPr>
@@ -4785,20 +4306,7 @@
           </w:tcPr>
           <w:p>
             <w:pPr>
-              <w:pStyle w:val="Normal"/>
-              <w:keepNext w:val="false"/>
-              <w:keepLines w:val="false"/>
-              <w:widowControl/>
-              <w:suppressLineNumbers w:val="0"/>
-              <w:jc w:val="both"/>
-              <w:textAlignment w:val="center"/>
-              <w:rPr>
-                <w:rFonts w:ascii="Times New Roman" w:hAnsi="Times New Roman" w:eastAsia="仿宋_GB2312" w:cs="Times New Roman" w:hint="eastAsia"/>
-                <w:position w:val="0"/>
-                <w:sz w:val="21"/>
-                <w:szCs w:val="21"/>
-                <w:vertAlign w:val="baseline"/>
-              </w:rPr>
+              <w:pStyle w:val="ContractTableText"/>
             </w:pPr>
             <w:r>
               <w:rPr>
@@ -4809,8 +4317,8 @@
                 <w:iCs w:val="false"/>
                 <w:color w:val="000000"/>
                 <w:kern w:val="0"/>
-                <w:sz w:val="21"/>
-                <w:szCs w:val="21"/>
+                <w:sz w:val="18"/>
+                <w:szCs w:val="18"/>
                 <w:u w:val="none"/>
                 <w:lang w:bidi="ar"/>
               </w:rPr>
@@ -4831,30 +4339,15 @@
           </w:tcPr>
           <w:p>
             <w:pPr>
-              <w:pStyle w:val="Normal"/>
-              <w:keepNext w:val="false"/>
-              <w:keepLines w:val="false"/>
-              <w:widowControl/>
-              <w:suppressLineNumbers w:val="0"/>
-              <w:snapToGrid w:val="false"/>
-              <w:jc w:val="both"/>
-              <w:textAlignment w:val="center"/>
-              <w:rPr>
-                <w:rFonts w:ascii="Times New Roman" w:hAnsi="Times New Roman" w:eastAsia="仿宋_GB2312" w:cs="Times New Roman" w:hint="eastAsia"/>
-                <w:kern w:val="2"/>
-                <w:position w:val="0"/>
-                <w:sz w:val="21"/>
-                <w:szCs w:val="21"/>
-                <w:vertAlign w:val="baseline"/>
-              </w:rPr>
+              <w:pStyle w:val="ContractTableText"/>
             </w:pPr>
             <w:r>
               <w:rPr>
                 <w:rFonts w:eastAsia="仿宋_GB2312" w:cs="Times New Roman" w:hint="eastAsia" w:ascii="Times New Roman" w:hAnsi="Times New Roman"/>
                 <w:kern w:val="2"/>
                 <w:position w:val="0"/>
-                <w:sz w:val="21"/>
-                <w:szCs w:val="21"/>
+                <w:sz w:val="18"/>
+                <w:szCs w:val="18"/>
                 <w:vertAlign w:val="baseline"/>
               </w:rPr>
             </w:r>
@@ -4873,29 +4366,7 @@
           </w:tcPr>
           <w:p>
             <w:pPr>
-              <w:pStyle w:val="Normal"/>
-              <w:keepNext w:val="false"/>
-              <w:keepLines w:val="false"/>
-              <w:widowControl/>
-              <w:suppressLineNumbers w:val="0"/>
-              <w:snapToGrid w:val="false"/>
-              <w:jc w:val="both"/>
-              <w:textAlignment w:val="center"/>
-              <w:rPr>
-                <w:rFonts w:ascii="Times New Roman" w:hAnsi="Times New Roman" w:eastAsia="仿宋_GB2312" w:cs="Times New Roman" w:hint="eastAsia"/>
-                <w:b w:val="false"/>
-                <w:bCs w:val="false"/>
-                <w:i w:val="false"/>
-                <w:iCs w:val="false"/>
-                <w:color w:val="000000"/>
-                <w:kern w:val="0"/>
-                <w:position w:val="0"/>
-                <w:sz w:val="21"/>
-                <w:szCs w:val="21"/>
-                <w:u w:val="none"/>
-                <w:vertAlign w:val="baseline"/>
-                <w:lang w:bidi="ar"/>
-              </w:rPr>
+              <w:pStyle w:val="ContractTableText"/>
             </w:pPr>
             <w:r>
               <w:rPr>
@@ -4907,8 +4378,8 @@
                 <w:color w:val="000000"/>
                 <w:kern w:val="0"/>
                 <w:position w:val="0"/>
-                <w:sz w:val="21"/>
-                <w:szCs w:val="21"/>
+                <w:sz w:val="18"/>
+                <w:szCs w:val="18"/>
                 <w:u w:val="none"/>
                 <w:vertAlign w:val="baseline"/>
                 <w:lang w:bidi="ar"/>
@@ -4919,7 +4390,7 @@
       </w:tr>
       <w:tr>
         <w:trPr>
-          <w:trHeight w:val="397" w:hRule="atLeast"/>
+          <w:cantSplit/>
         </w:trPr>
         <w:tc>
           <w:tcPr>
@@ -4934,20 +4405,7 @@
           </w:tcPr>
           <w:p>
             <w:pPr>
-              <w:pStyle w:val="Normal"/>
-              <w:keepNext w:val="false"/>
-              <w:keepLines w:val="false"/>
-              <w:widowControl/>
-              <w:suppressLineNumbers w:val="0"/>
-              <w:jc w:val="both"/>
-              <w:textAlignment w:val="center"/>
-              <w:rPr>
-                <w:rFonts w:ascii="Times New Roman" w:hAnsi="Times New Roman" w:eastAsia="仿宋_GB2312" w:cs="Times New Roman" w:hint="eastAsia"/>
-                <w:position w:val="0"/>
-                <w:sz w:val="21"/>
-                <w:szCs w:val="21"/>
-                <w:vertAlign w:val="baseline"/>
-              </w:rPr>
+              <w:pStyle w:val="ContractTableText"/>
             </w:pPr>
             <w:r>
               <w:rPr>
@@ -4958,8 +4416,8 @@
                 <w:iCs w:val="false"/>
                 <w:color w:val="000000"/>
                 <w:kern w:val="0"/>
-                <w:sz w:val="21"/>
-                <w:szCs w:val="21"/>
+                <w:sz w:val="18"/>
+                <w:szCs w:val="18"/>
                 <w:u w:val="none"/>
                 <w:lang w:bidi="ar"/>
               </w:rPr>
@@ -4980,21 +4438,7 @@
           </w:tcPr>
           <w:p>
             <w:pPr>
-              <w:pStyle w:val="Normal"/>
-              <w:keepNext w:val="false"/>
-              <w:keepLines w:val="false"/>
-              <w:widowControl/>
-              <w:suppressLineNumbers w:val="0"/>
-              <w:jc w:val="both"/>
-              <w:textAlignment w:val="center"/>
-              <w:rPr>
-                <w:rFonts w:ascii="Times New Roman" w:hAnsi="Times New Roman" w:eastAsia="仿宋_GB2312" w:cs="Times New Roman" w:hint="eastAsia"/>
-                <w:kern w:val="2"/>
-                <w:position w:val="0"/>
-                <w:sz w:val="21"/>
-                <w:szCs w:val="21"/>
-                <w:vertAlign w:val="baseline"/>
-              </w:rPr>
+              <w:pStyle w:val="ContractTableText"/>
             </w:pPr>
             <w:r>
               <w:rPr>
@@ -5005,8 +4449,8 @@
                 <w:iCs w:val="false"/>
                 <w:color w:val="000000"/>
                 <w:kern w:val="0"/>
-                <w:sz w:val="21"/>
-                <w:szCs w:val="21"/>
+                <w:sz w:val="18"/>
+                <w:szCs w:val="18"/>
                 <w:u w:val="none"/>
                 <w:lang w:bidi="ar"/>
               </w:rPr>
@@ -5027,29 +4471,7 @@
           </w:tcPr>
           <w:p>
             <w:pPr>
-              <w:pStyle w:val="Normal"/>
-              <w:keepNext w:val="false"/>
-              <w:keepLines w:val="false"/>
-              <w:widowControl/>
-              <w:suppressLineNumbers w:val="0"/>
-              <w:snapToGrid w:val="false"/>
-              <w:jc w:val="both"/>
-              <w:textAlignment w:val="center"/>
-              <w:rPr>
-                <w:rFonts w:ascii="Times New Roman" w:hAnsi="Times New Roman" w:eastAsia="仿宋_GB2312" w:cs="Times New Roman" w:hint="eastAsia"/>
-                <w:b w:val="false"/>
-                <w:bCs w:val="false"/>
-                <w:i w:val="false"/>
-                <w:iCs w:val="false"/>
-                <w:color w:val="000000"/>
-                <w:kern w:val="0"/>
-                <w:position w:val="0"/>
-                <w:sz w:val="21"/>
-                <w:szCs w:val="21"/>
-                <w:u w:val="none"/>
-                <w:vertAlign w:val="baseline"/>
-                <w:lang w:bidi="ar"/>
-              </w:rPr>
+              <w:pStyle w:val="ContractTableText"/>
             </w:pPr>
             <w:r>
               <w:rPr>
@@ -5061,8 +4483,8 @@
                 <w:color w:val="000000"/>
                 <w:kern w:val="0"/>
                 <w:position w:val="0"/>
-                <w:sz w:val="21"/>
-                <w:szCs w:val="21"/>
+                <w:sz w:val="18"/>
+                <w:szCs w:val="18"/>
                 <w:u w:val="none"/>
                 <w:vertAlign w:val="baseline"/>
                 <w:lang w:bidi="ar"/>
@@ -5073,7 +4495,7 @@
       </w:tr>
       <w:tr>
         <w:trPr>
-          <w:trHeight w:val="397" w:hRule="atLeast"/>
+          <w:cantSplit/>
         </w:trPr>
         <w:tc>
           <w:tcPr>
@@ -5088,20 +4510,7 @@
           </w:tcPr>
           <w:p>
             <w:pPr>
-              <w:pStyle w:val="Normal"/>
-              <w:keepNext w:val="false"/>
-              <w:keepLines w:val="false"/>
-              <w:widowControl/>
-              <w:suppressLineNumbers w:val="0"/>
-              <w:jc w:val="both"/>
-              <w:textAlignment w:val="center"/>
-              <w:rPr>
-                <w:rFonts w:ascii="Times New Roman" w:hAnsi="Times New Roman" w:eastAsia="仿宋_GB2312" w:cs="Times New Roman" w:hint="eastAsia"/>
-                <w:position w:val="0"/>
-                <w:sz w:val="21"/>
-                <w:szCs w:val="21"/>
-                <w:vertAlign w:val="baseline"/>
-              </w:rPr>
+              <w:pStyle w:val="ContractTableText"/>
             </w:pPr>
             <w:r>
               <w:rPr>
@@ -5112,8 +4521,8 @@
                 <w:iCs w:val="false"/>
                 <w:color w:val="000000"/>
                 <w:kern w:val="0"/>
-                <w:sz w:val="21"/>
-                <w:szCs w:val="21"/>
+                <w:sz w:val="18"/>
+                <w:szCs w:val="18"/>
                 <w:u w:val="none"/>
                 <w:lang w:bidi="ar"/>
               </w:rPr>
@@ -5134,30 +4543,15 @@
           </w:tcPr>
           <w:p>
             <w:pPr>
-              <w:pStyle w:val="Normal"/>
-              <w:keepNext w:val="false"/>
-              <w:keepLines w:val="false"/>
-              <w:widowControl/>
-              <w:suppressLineNumbers w:val="0"/>
-              <w:snapToGrid w:val="false"/>
-              <w:jc w:val="both"/>
-              <w:textAlignment w:val="center"/>
-              <w:rPr>
-                <w:rFonts w:ascii="Times New Roman" w:hAnsi="Times New Roman" w:eastAsia="仿宋_GB2312" w:cs="Times New Roman" w:hint="eastAsia"/>
-                <w:kern w:val="2"/>
-                <w:position w:val="0"/>
-                <w:sz w:val="21"/>
-                <w:szCs w:val="21"/>
-                <w:vertAlign w:val="baseline"/>
-              </w:rPr>
+              <w:pStyle w:val="ContractTableText"/>
             </w:pPr>
             <w:r>
               <w:rPr>
                 <w:rFonts w:eastAsia="仿宋_GB2312" w:cs="Times New Roman" w:hint="eastAsia" w:ascii="Times New Roman" w:hAnsi="Times New Roman"/>
                 <w:kern w:val="2"/>
                 <w:position w:val="0"/>
-                <w:sz w:val="21"/>
-                <w:szCs w:val="21"/>
+                <w:sz w:val="18"/>
+                <w:szCs w:val="18"/>
                 <w:vertAlign w:val="baseline"/>
               </w:rPr>
             </w:r>
@@ -5176,29 +4570,7 @@
           </w:tcPr>
           <w:p>
             <w:pPr>
-              <w:pStyle w:val="Normal"/>
-              <w:keepNext w:val="false"/>
-              <w:keepLines w:val="false"/>
-              <w:widowControl/>
-              <w:suppressLineNumbers w:val="0"/>
-              <w:snapToGrid w:val="false"/>
-              <w:jc w:val="both"/>
-              <w:textAlignment w:val="center"/>
-              <w:rPr>
-                <w:rFonts w:ascii="Times New Roman" w:hAnsi="Times New Roman" w:eastAsia="仿宋_GB2312" w:cs="Times New Roman" w:hint="eastAsia"/>
-                <w:b w:val="false"/>
-                <w:bCs w:val="false"/>
-                <w:i w:val="false"/>
-                <w:iCs w:val="false"/>
-                <w:color w:val="000000"/>
-                <w:kern w:val="0"/>
-                <w:position w:val="0"/>
-                <w:sz w:val="21"/>
-                <w:szCs w:val="21"/>
-                <w:u w:val="none"/>
-                <w:vertAlign w:val="baseline"/>
-                <w:lang w:bidi="ar"/>
-              </w:rPr>
+              <w:pStyle w:val="ContractTableText"/>
             </w:pPr>
             <w:r>
               <w:rPr>
@@ -5210,8 +4582,8 @@
                 <w:color w:val="000000"/>
                 <w:kern w:val="0"/>
                 <w:position w:val="0"/>
-                <w:sz w:val="21"/>
-                <w:szCs w:val="21"/>
+                <w:sz w:val="18"/>
+                <w:szCs w:val="18"/>
                 <w:u w:val="none"/>
                 <w:vertAlign w:val="baseline"/>
                 <w:lang w:bidi="ar"/>
@@ -5222,7 +4594,7 @@
       </w:tr>
       <w:tr>
         <w:trPr>
-          <w:trHeight w:val="397" w:hRule="atLeast"/>
+          <w:cantSplit/>
         </w:trPr>
         <w:tc>
           <w:tcPr>
@@ -5237,20 +4609,7 @@
           </w:tcPr>
           <w:p>
             <w:pPr>
-              <w:pStyle w:val="Normal"/>
-              <w:keepNext w:val="false"/>
-              <w:keepLines w:val="false"/>
-              <w:widowControl/>
-              <w:suppressLineNumbers w:val="0"/>
-              <w:jc w:val="both"/>
-              <w:textAlignment w:val="center"/>
-              <w:rPr>
-                <w:rFonts w:ascii="Times New Roman" w:hAnsi="Times New Roman" w:eastAsia="仿宋_GB2312" w:cs="Times New Roman" w:hint="eastAsia"/>
-                <w:position w:val="0"/>
-                <w:sz w:val="21"/>
-                <w:szCs w:val="21"/>
-                <w:vertAlign w:val="baseline"/>
-              </w:rPr>
+              <w:pStyle w:val="ContractTableText"/>
             </w:pPr>
             <w:r>
               <w:rPr>
@@ -5261,8 +4620,8 @@
                 <w:iCs w:val="false"/>
                 <w:color w:val="000000"/>
                 <w:kern w:val="0"/>
-                <w:sz w:val="21"/>
-                <w:szCs w:val="21"/>
+                <w:sz w:val="18"/>
+                <w:szCs w:val="18"/>
                 <w:u w:val="none"/>
                 <w:lang w:bidi="ar"/>
               </w:rPr>
@@ -5284,30 +4643,21 @@
           </w:tcPr>
           <w:p>
             <w:pPr>
-              <w:pStyle w:val="Normal"/>
-              <w:ind w:firstLineChars="1100" w:startChars="0" w:start="0" w:endChars="0" w:end="0"/>
-              <w:jc w:val="both"/>
-              <w:rPr>
-                <w:rFonts w:ascii="Times New Roman" w:hAnsi="Times New Roman" w:eastAsia="仿宋_GB2312" w:cs="Times New Roman" w:hint="eastAsia"/>
-                <w:position w:val="0"/>
-                <w:sz w:val="21"/>
-                <w:szCs w:val="21"/>
-                <w:vertAlign w:val="baseline"/>
-              </w:rPr>
+              <w:pStyle w:val="ContractTableText"/>
             </w:pPr>
             <w:r>
               <w:rPr>
                 <w:rFonts w:ascii="Times New Roman" w:hAnsi="Times New Roman" w:cs="Times New Roman" w:hint="eastAsia" w:eastAsia="仿宋_GB2312"/>
-                <w:sz w:val="21"/>
-                <w:szCs w:val="21"/>
+                <w:sz w:val="18"/>
+                <w:szCs w:val="18"/>
               </w:rPr>
               <w:t xml:space="preserve">      </w:t>
             </w:r>
             <w:r>
               <w:rPr>
                 <w:rFonts w:ascii="Times New Roman" w:hAnsi="Times New Roman" w:cs="Times New Roman" w:hint="eastAsia" w:eastAsia="仿宋_GB2312"/>
-                <w:sz w:val="21"/>
-                <w:szCs w:val="21"/>
+                <w:sz w:val="18"/>
+                <w:szCs w:val="18"/>
               </w:rPr>
               <w:t>年   月     日</w:t>
             </w:r>
@@ -6043,30 +5393,35 @@
     </w:p>
     <w:tbl>
       <w:tblPr>
-        <w:tblpPr w:vertAnchor="text" w:horzAnchor="page" w:leftFromText="180" w:rightFromText="180" w:tblpX="1222" w:tblpY="333"/>
-        <w:tblOverlap w:val="never"/>
-        <w:tblW w:w="9720" w:type="dxa"/>
-        <w:jc w:val="start"/>
-        <w:tblInd w:w="108" w:type="dxa"/>
+        <w:tblW w:w="5000" w:type="pct"/>
+        <w:jc w:val="center"/>
         <w:tblLayout w:type="fixed"/>
         <w:tblCellMar>
-          <w:top w:w="0" w:type="dxa"/>
-          <w:start w:w="108" w:type="dxa"/>
-          <w:bottom w:w="0" w:type="dxa"/>
-          <w:end w:w="108" w:type="dxa"/>
+          <w:top w:w="60" w:type="dxa"/>
+          <w:start w:w="80" w:type="dxa"/>
+          <w:bottom w:w="60" w:type="dxa"/>
+          <w:end w:w="80" w:type="dxa"/>
         </w:tblCellMar>
+        <w:tblBorders>
+          <w:top w:val="single" w:sz="4" w:space="0" w:color="000000"/>
+          <w:left w:val="single" w:sz="4" w:space="0" w:color="000000"/>
+          <w:bottom w:val="single" w:sz="4" w:space="0" w:color="000000"/>
+          <w:right w:val="single" w:sz="4" w:space="0" w:color="000000"/>
+          <w:insideH w:val="single" w:sz="4" w:space="0" w:color="000000"/>
+          <w:insideV w:val="single" w:sz="4" w:space="0" w:color="000000"/>
+        </w:tblBorders>
       </w:tblPr>
       <w:tblGrid>
-        <w:gridCol w:w="4801"/>
-        <w:gridCol w:w="4919"/>
+        <w:gridCol w:w="4252"/>
+        <w:gridCol w:w="4252"/>
       </w:tblGrid>
       <w:tr>
         <w:trPr>
-          <w:trHeight w:val="964" w:hRule="atLeast"/>
+          <w:cantSplit/>
         </w:trPr>
         <w:tc>
           <w:tcPr>
-            <w:tcW w:w="4801" w:type="dxa"/>
+            <w:tcW w:w="4252" w:type="dxa"/>
             <w:tcBorders>
               <w:top w:val="single" w:sz="4" w:space="0" w:color="000000"/>
               <w:start w:val="single" w:sz="4" w:space="0" w:color="000000"/>
@@ -6077,39 +5432,33 @@
           </w:tcPr>
           <w:p>
             <w:pPr>
-              <w:pStyle w:val="Normal"/>
-              <w:ind w:hangingChars="700" w:startChars="0" w:start="0" w:endChars="0" w:end="0"/>
-              <w:rPr>
-                <w:rFonts w:ascii="Times New Roman" w:hAnsi="Times New Roman" w:eastAsia="仿宋_GB2312" w:cs="Times New Roman"/>
-                <w:sz w:val="28"/>
-                <w:szCs w:val="28"/>
-              </w:rPr>
+              <w:pStyle w:val="ContractTableText"/>
             </w:pPr>
             <w:r>
               <w:rPr>
                 <w:rFonts w:ascii="Times New Roman" w:hAnsi="Times New Roman" w:cs="Times New Roman" w:hint="eastAsia" w:eastAsia="仿宋_GB2312"/>
-                <w:szCs w:val="21"/>
+                <w:szCs w:val="18"/>
               </w:rPr>
               <w:t>发包人：</w:t>
             </w:r>
             <w:r>
               <w:rPr>
                 <w:rFonts w:eastAsia="仿宋_GB2312" w:cs="Times New Roman" w:hint="eastAsia" w:ascii="Times New Roman" w:hAnsi="Times New Roman"/>
-                <w:szCs w:val="21"/>
+                <w:szCs w:val="18"/>
               </w:rPr>
               <w:t>(</w:t>
             </w:r>
             <w:r>
               <w:rPr>
                 <w:rFonts w:ascii="Times New Roman" w:hAnsi="Times New Roman" w:cs="Times New Roman" w:hint="eastAsia" w:eastAsia="仿宋_GB2312"/>
-                <w:szCs w:val="21"/>
+                <w:szCs w:val="18"/>
               </w:rPr>
               <w:t>盖章</w:t>
             </w:r>
             <w:r>
               <w:rPr>
                 <w:rFonts w:eastAsia="仿宋_GB2312" w:cs="Times New Roman" w:hint="eastAsia" w:ascii="Times New Roman" w:hAnsi="Times New Roman"/>
-                <w:szCs w:val="21"/>
+                <w:szCs w:val="18"/>
               </w:rPr>
               <w:t>)</w:t>
             </w:r>
@@ -6117,7 +5466,7 @@
         </w:tc>
         <w:tc>
           <w:tcPr>
-            <w:tcW w:w="4919" w:type="dxa"/>
+            <w:tcW w:w="4252" w:type="dxa"/>
             <w:tcBorders>
               <w:top w:val="single" w:sz="4" w:space="0" w:color="000000"/>
               <w:start w:val="single" w:sz="4" w:space="0" w:color="000000"/>
@@ -6128,47 +5477,41 @@
           </w:tcPr>
           <w:p>
             <w:pPr>
-              <w:pStyle w:val="Normal"/>
-              <w:spacing w:before="0" w:after="0" w:line="500" w:lineRule="exact"/>
-              <w:contextualSpacing/>
-              <w:rPr>
-                <w:rFonts w:ascii="Times New Roman" w:hAnsi="Times New Roman" w:eastAsia="仿宋_GB2312" w:cs="Times New Roman" w:hint="eastAsia"/>
-                <w:szCs w:val="21"/>
-              </w:rPr>
+              <w:pStyle w:val="ContractTableText"/>
             </w:pPr>
             <w:r>
               <w:rPr>
                 <w:rFonts w:ascii="Times New Roman" w:hAnsi="Times New Roman" w:cs="Times New Roman" w:hint="eastAsia" w:eastAsia="仿宋_GB2312"/>
-                <w:szCs w:val="21"/>
+                <w:szCs w:val="18"/>
               </w:rPr>
               <w:t>承包人：</w:t>
             </w:r>
             <w:r>
               <w:rPr>
                 <w:rFonts w:eastAsia="仿宋_GB2312" w:cs="Times New Roman" w:hint="eastAsia" w:ascii="Times New Roman" w:hAnsi="Times New Roman"/>
-                <w:szCs w:val="21"/>
+                <w:szCs w:val="18"/>
               </w:rPr>
               <w:t>(</w:t>
             </w:r>
             <w:r>
               <w:rPr>
                 <w:rFonts w:ascii="Times New Roman" w:hAnsi="Times New Roman" w:cs="Times New Roman" w:hint="eastAsia" w:eastAsia="仿宋_GB2312"/>
-                <w:szCs w:val="21"/>
+                <w:szCs w:val="18"/>
               </w:rPr>
               <w:t>盖章</w:t>
             </w:r>
             <w:r>
               <w:rPr>
                 <w:rFonts w:eastAsia="仿宋_GB2312" w:cs="Times New Roman" w:hint="eastAsia" w:ascii="Times New Roman" w:hAnsi="Times New Roman"/>
-                <w:szCs w:val="21"/>
+                <w:szCs w:val="18"/>
               </w:rPr>
               <w:t>)</w:t>
             </w:r>
             <w:r>
               <w:rPr>
                 <w:rFonts w:eastAsia="仿宋_GB2312" w:cs="Times New Roman" w:hint="eastAsia" w:ascii="Times New Roman" w:hAnsi="Times New Roman"/>
-                <w:sz w:val="28"/>
-                <w:szCs w:val="28"/>
+                <w:sz w:val="18"/>
+                <w:szCs w:val="18"/>
               </w:rPr>
               <w:t xml:space="preserve"> </w:t>
             </w:r>
@@ -6177,11 +5520,11 @@
       </w:tr>
       <w:tr>
         <w:trPr>
-          <w:trHeight w:val="964" w:hRule="atLeast"/>
+          <w:cantSplit/>
         </w:trPr>
         <w:tc>
           <w:tcPr>
-            <w:tcW w:w="4801" w:type="dxa"/>
+            <w:tcW w:w="4252" w:type="dxa"/>
             <w:tcBorders>
               <w:top w:val="single" w:sz="4" w:space="0" w:color="000000"/>
               <w:start w:val="single" w:sz="4" w:space="0" w:color="000000"/>
@@ -6192,63 +5535,52 @@
           </w:tcPr>
           <w:p>
             <w:pPr>
-              <w:pStyle w:val="Normal"/>
-              <w:spacing w:before="0" w:after="0" w:line="500" w:lineRule="exact"/>
-              <w:rPr>
-                <w:rFonts w:ascii="Times New Roman" w:hAnsi="Times New Roman" w:eastAsia="仿宋_GB2312" w:cs="Times New Roman"/>
-                <w:szCs w:val="21"/>
-              </w:rPr>
+              <w:pStyle w:val="ContractTableText"/>
             </w:pPr>
             <w:r>
               <w:rPr>
                 <w:rFonts w:ascii="Times New Roman" w:hAnsi="Times New Roman" w:cs="Times New Roman" w:hint="eastAsia" w:eastAsia="仿宋_GB2312"/>
-                <w:szCs w:val="21"/>
+                <w:szCs w:val="18"/>
               </w:rPr>
               <w:t>法定代表人</w:t>
             </w:r>
           </w:p>
           <w:p>
             <w:pPr>
-              <w:pStyle w:val="Normal"/>
-              <w:spacing w:before="0" w:after="0" w:line="500" w:lineRule="exact"/>
-              <w:rPr>
-                <w:rFonts w:ascii="Times New Roman" w:hAnsi="Times New Roman" w:eastAsia="仿宋_GB2312" w:cs="Times New Roman"/>
-                <w:sz w:val="28"/>
-                <w:szCs w:val="28"/>
-              </w:rPr>
+              <w:pStyle w:val="ContractTableText"/>
             </w:pPr>
             <w:r>
               <w:rPr>
                 <w:rFonts w:ascii="Times New Roman" w:hAnsi="Times New Roman" w:cs="Times New Roman" w:hint="eastAsia" w:eastAsia="仿宋_GB2312"/>
-                <w:szCs w:val="21"/>
+                <w:szCs w:val="18"/>
               </w:rPr>
               <w:t>委托代理人</w:t>
             </w:r>
             <w:r>
               <w:rPr>
                 <w:rFonts w:eastAsia="仿宋_GB2312" w:cs="Times New Roman" w:hint="eastAsia" w:ascii="Times New Roman" w:hAnsi="Times New Roman"/>
-                <w:szCs w:val="21"/>
+                <w:szCs w:val="18"/>
               </w:rPr>
               <w:t>(</w:t>
             </w:r>
             <w:r>
               <w:rPr>
                 <w:rFonts w:ascii="Times New Roman" w:hAnsi="Times New Roman" w:cs="Times New Roman" w:hint="eastAsia" w:eastAsia="仿宋_GB2312"/>
-                <w:szCs w:val="21"/>
+                <w:szCs w:val="18"/>
               </w:rPr>
               <w:t>签字</w:t>
             </w:r>
             <w:r>
               <w:rPr>
                 <w:rFonts w:eastAsia="仿宋_GB2312" w:cs="Times New Roman" w:hint="eastAsia" w:ascii="Times New Roman" w:hAnsi="Times New Roman"/>
-                <w:szCs w:val="21"/>
+                <w:szCs w:val="18"/>
               </w:rPr>
               <w:t>)</w:t>
             </w:r>
             <w:r>
               <w:rPr>
                 <w:rFonts w:ascii="Times New Roman" w:hAnsi="Times New Roman" w:cs="Times New Roman" w:hint="eastAsia" w:eastAsia="仿宋_GB2312"/>
-                <w:szCs w:val="21"/>
+                <w:szCs w:val="18"/>
               </w:rPr>
               <w:t>：</w:t>
             </w:r>
@@ -6256,7 +5588,7 @@
         </w:tc>
         <w:tc>
           <w:tcPr>
-            <w:tcW w:w="4919" w:type="dxa"/>
+            <w:tcW w:w="4252" w:type="dxa"/>
             <w:tcBorders>
               <w:top w:val="single" w:sz="4" w:space="0" w:color="000000"/>
               <w:start w:val="single" w:sz="4" w:space="0" w:color="000000"/>
@@ -6267,63 +5599,52 @@
           </w:tcPr>
           <w:p>
             <w:pPr>
-              <w:pStyle w:val="Normal"/>
-              <w:spacing w:before="0" w:after="0" w:line="500" w:lineRule="exact"/>
-              <w:rPr>
-                <w:rFonts w:ascii="Times New Roman" w:hAnsi="Times New Roman" w:eastAsia="仿宋_GB2312" w:cs="Times New Roman"/>
-                <w:szCs w:val="21"/>
-              </w:rPr>
+              <w:pStyle w:val="ContractTableText"/>
             </w:pPr>
             <w:r>
               <w:rPr>
                 <w:rFonts w:ascii="Times New Roman" w:hAnsi="Times New Roman" w:cs="Times New Roman" w:hint="eastAsia" w:eastAsia="仿宋_GB2312"/>
-                <w:szCs w:val="21"/>
+                <w:szCs w:val="18"/>
               </w:rPr>
               <w:t>法定代表人</w:t>
             </w:r>
           </w:p>
           <w:p>
             <w:pPr>
-              <w:pStyle w:val="Normal"/>
-              <w:spacing w:before="0" w:after="0" w:line="500" w:lineRule="exact"/>
-              <w:rPr>
-                <w:rFonts w:ascii="Times New Roman" w:hAnsi="Times New Roman" w:eastAsia="仿宋_GB2312" w:cs="Times New Roman"/>
-                <w:sz w:val="28"/>
-                <w:szCs w:val="28"/>
-              </w:rPr>
+              <w:pStyle w:val="ContractTableText"/>
             </w:pPr>
             <w:r>
               <w:rPr>
                 <w:rFonts w:ascii="Times New Roman" w:hAnsi="Times New Roman" w:cs="Times New Roman" w:hint="eastAsia" w:eastAsia="仿宋_GB2312"/>
-                <w:szCs w:val="21"/>
+                <w:szCs w:val="18"/>
               </w:rPr>
               <w:t>委托代理人</w:t>
             </w:r>
             <w:r>
               <w:rPr>
                 <w:rFonts w:eastAsia="仿宋_GB2312" w:cs="Times New Roman" w:hint="eastAsia" w:ascii="Times New Roman" w:hAnsi="Times New Roman"/>
-                <w:szCs w:val="21"/>
+                <w:szCs w:val="18"/>
               </w:rPr>
               <w:t>(</w:t>
             </w:r>
             <w:r>
               <w:rPr>
                 <w:rFonts w:ascii="Times New Roman" w:hAnsi="Times New Roman" w:cs="Times New Roman" w:hint="eastAsia" w:eastAsia="仿宋_GB2312"/>
-                <w:szCs w:val="21"/>
+                <w:szCs w:val="18"/>
               </w:rPr>
               <w:t>签字</w:t>
             </w:r>
             <w:r>
               <w:rPr>
                 <w:rFonts w:eastAsia="仿宋_GB2312" w:cs="Times New Roman" w:hint="eastAsia" w:ascii="Times New Roman" w:hAnsi="Times New Roman"/>
-                <w:szCs w:val="21"/>
+                <w:szCs w:val="18"/>
               </w:rPr>
               <w:t>)</w:t>
             </w:r>
             <w:r>
               <w:rPr>
                 <w:rFonts w:ascii="Times New Roman" w:hAnsi="Times New Roman" w:cs="Times New Roman" w:hint="eastAsia" w:eastAsia="仿宋_GB2312"/>
-                <w:szCs w:val="21"/>
+                <w:szCs w:val="18"/>
               </w:rPr>
               <w:t>：</w:t>
             </w:r>
@@ -6332,11 +5653,11 @@
       </w:tr>
       <w:tr>
         <w:trPr>
-          <w:trHeight w:val="964" w:hRule="atLeast"/>
+          <w:cantSplit/>
         </w:trPr>
         <w:tc>
           <w:tcPr>
-            <w:tcW w:w="9720" w:type="dxa"/>
+            <w:tcW w:w="4252" w:type="dxa"/>
             <w:gridSpan w:val="2"/>
             <w:tcBorders>
               <w:top w:val="single" w:sz="4" w:space="0" w:color="000000"/>
@@ -6348,33 +5669,27 @@
           </w:tcPr>
           <w:p>
             <w:pPr>
-              <w:pStyle w:val="Normal"/>
-              <w:spacing w:before="0" w:after="0" w:line="500" w:lineRule="exact"/>
-              <w:rPr>
-                <w:rFonts w:ascii="Times New Roman" w:hAnsi="Times New Roman" w:eastAsia="仿宋_GB2312" w:cs="Times New Roman"/>
-                <w:sz w:val="28"/>
-                <w:szCs w:val="28"/>
-              </w:rPr>
+              <w:pStyle w:val="ContractTableText"/>
             </w:pPr>
             <w:r>
               <w:rPr>
                 <w:rFonts w:ascii="Times New Roman" w:hAnsi="Times New Roman" w:cs="Times New Roman" w:hint="eastAsia" w:eastAsia="仿宋_GB2312"/>
-                <w:sz w:val="28"/>
-                <w:szCs w:val="28"/>
+                <w:sz w:val="18"/>
+                <w:szCs w:val="18"/>
               </w:rPr>
               <w:t>签约时间：</w:t>
             </w:r>
             <w:r>
               <w:rPr>
                 <w:rFonts w:eastAsia="仿宋_GB2312" w:cs="Times New Roman" w:hint="eastAsia" w:ascii="Times New Roman" w:hAnsi="Times New Roman"/>
-                <w:szCs w:val="21"/>
+                <w:szCs w:val="18"/>
               </w:rPr>
               <w:t xml:space="preserve">2026 </w:t>
             </w:r>
             <w:r>
               <w:rPr>
                 <w:rFonts w:ascii="Times New Roman" w:hAnsi="Times New Roman" w:cs="Times New Roman" w:hint="eastAsia" w:eastAsia="仿宋_GB2312"/>
-                <w:szCs w:val="21"/>
+                <w:szCs w:val="18"/>
               </w:rPr>
               <w:t>年  月  日</w:t>
             </w:r>
@@ -7247,20 +6562,40 @@
     </w:p>
     <w:tbl>
       <w:tblPr>
-        <w:tblW w:w="0" w:type="auto"/>
+        <w:tblW w:w="5000" w:type="pct"/>
+        <w:jc w:val="center"/>
+        <w:tblLayout w:type="fixed"/>
+        <w:tblCellMar>
+          <w:top w:w="60" w:type="dxa"/>
+          <w:start w:w="80" w:type="dxa"/>
+          <w:bottom w:w="60" w:type="dxa"/>
+          <w:end w:w="80" w:type="dxa"/>
+        </w:tblCellMar>
         <w:tblBorders>
           <w:top w:val="single" w:sz="4" w:space="0" w:color="000000"/>
-          <w:start w:val="single" w:sz="4" w:space="0" w:color="000000"/>
+          <w:left w:val="single" w:sz="4" w:space="0" w:color="000000"/>
           <w:bottom w:val="single" w:sz="4" w:space="0" w:color="000000"/>
-          <w:end w:val="single" w:sz="4" w:space="0" w:color="000000"/>
+          <w:right w:val="single" w:sz="4" w:space="0" w:color="000000"/>
           <w:insideH w:val="single" w:sz="4" w:space="0" w:color="000000"/>
           <w:insideV w:val="single" w:sz="4" w:space="0" w:color="000000"/>
         </w:tblBorders>
       </w:tblPr>
+      <w:tblGrid>
+        <w:gridCol w:w="680"/>
+        <w:gridCol w:w="2041"/>
+        <w:gridCol w:w="765"/>
+        <w:gridCol w:w="1020"/>
+        <w:gridCol w:w="1276"/>
+        <w:gridCol w:w="1276"/>
+        <w:gridCol w:w="1446"/>
+      </w:tblGrid>
       <w:tr>
+        <w:trPr>
+          <w:cantSplit/>
+        </w:trPr>
         <w:tc>
           <w:tcPr>
-            <w:tcW w:w="1800" w:type="dxa"/>
+            <w:tcW w:w="680" w:type="dxa"/>
             <w:tcBorders>
               <w:top w:val="single" w:sz="4" w:space="0" w:color="000000"/>
               <w:start w:val="single" w:sz="4" w:space="0" w:color="000000"/>
@@ -7269,6 +6604,9 @@
             </w:tcBorders>
           </w:tcPr>
           <w:p>
+            <w:pPr>
+              <w:pStyle w:val="ContractTableText"/>
+            </w:pPr>
             <w:r>
               <w:t xml:space="preserve">序号</w:t>
             </w:r>
@@ -7276,7 +6614,7 @@
         </w:tc>
         <w:tc>
           <w:tcPr>
-            <w:tcW w:w="1800" w:type="dxa"/>
+            <w:tcW w:w="2041" w:type="dxa"/>
             <w:tcBorders>
               <w:top w:val="single" w:sz="4" w:space="0" w:color="000000"/>
               <w:start w:val="single" w:sz="4" w:space="0" w:color="000000"/>
@@ -7285,6 +6623,9 @@
             </w:tcBorders>
           </w:tcPr>
           <w:p>
+            <w:pPr>
+              <w:pStyle w:val="ContractTableText"/>
+            </w:pPr>
             <w:r>
               <w:t xml:space="preserve">项目名称</w:t>
             </w:r>
@@ -7292,7 +6633,7 @@
         </w:tc>
         <w:tc>
           <w:tcPr>
-            <w:tcW w:w="1800" w:type="dxa"/>
+            <w:tcW w:w="765" w:type="dxa"/>
             <w:tcBorders>
               <w:top w:val="single" w:sz="4" w:space="0" w:color="000000"/>
               <w:start w:val="single" w:sz="4" w:space="0" w:color="000000"/>
@@ -7301,6 +6642,9 @@
             </w:tcBorders>
           </w:tcPr>
           <w:p>
+            <w:pPr>
+              <w:pStyle w:val="ContractTableText"/>
+            </w:pPr>
             <w:r>
               <w:t xml:space="preserve">单位</w:t>
             </w:r>
@@ -7308,7 +6652,7 @@
         </w:tc>
         <w:tc>
           <w:tcPr>
-            <w:tcW w:w="1800" w:type="dxa"/>
+            <w:tcW w:w="1020" w:type="dxa"/>
             <w:tcBorders>
               <w:top w:val="single" w:sz="4" w:space="0" w:color="000000"/>
               <w:start w:val="single" w:sz="4" w:space="0" w:color="000000"/>
@@ -7317,6 +6661,9 @@
             </w:tcBorders>
           </w:tcPr>
           <w:p>
+            <w:pPr>
+              <w:pStyle w:val="ContractTableText"/>
+            </w:pPr>
             <w:r>
               <w:t xml:space="preserve">工程量</w:t>
             </w:r>
@@ -7324,7 +6671,7 @@
         </w:tc>
         <w:tc>
           <w:tcPr>
-            <w:tcW w:w="1800" w:type="dxa"/>
+            <w:tcW w:w="1276" w:type="dxa"/>
             <w:tcBorders>
               <w:top w:val="single" w:sz="4" w:space="0" w:color="000000"/>
               <w:start w:val="single" w:sz="4" w:space="0" w:color="000000"/>
@@ -7333,6 +6680,9 @@
             </w:tcBorders>
           </w:tcPr>
           <w:p>
+            <w:pPr>
+              <w:pStyle w:val="ContractTableText"/>
+            </w:pPr>
             <w:r>
               <w:t xml:space="preserve">含税单价</w:t>
             </w:r>
@@ -7340,7 +6690,7 @@
         </w:tc>
         <w:tc>
           <w:tcPr>
-            <w:tcW w:w="1800" w:type="dxa"/>
+            <w:tcW w:w="1276" w:type="dxa"/>
             <w:tcBorders>
               <w:top w:val="single" w:sz="4" w:space="0" w:color="000000"/>
               <w:start w:val="single" w:sz="4" w:space="0" w:color="000000"/>
@@ -7349,6 +6699,9 @@
             </w:tcBorders>
           </w:tcPr>
           <w:p>
+            <w:pPr>
+              <w:pStyle w:val="ContractTableText"/>
+            </w:pPr>
             <w:r>
               <w:t xml:space="preserve">合计</w:t>
             </w:r>
@@ -7356,7 +6709,7 @@
         </w:tc>
         <w:tc>
           <w:tcPr>
-            <w:tcW w:w="1800" w:type="dxa"/>
+            <w:tcW w:w="1446" w:type="dxa"/>
             <w:tcBorders>
               <w:top w:val="single" w:sz="4" w:space="0" w:color="000000"/>
               <w:start w:val="single" w:sz="4" w:space="0" w:color="000000"/>
@@ -7365,6 +6718,9 @@
             </w:tcBorders>
           </w:tcPr>
           <w:p>
+            <w:pPr>
+              <w:pStyle w:val="ContractTableText"/>
+            </w:pPr>
             <w:r>
               <w:t xml:space="preserve">备注</w:t>
             </w:r>
@@ -7372,9 +6728,12 @@
         </w:tc>
       </w:tr>
       <w:tr>
+        <w:trPr>
+          <w:cantSplit/>
+        </w:trPr>
         <w:tc>
           <w:tcPr>
-            <w:tcW w:w="1800" w:type="dxa"/>
+            <w:tcW w:w="680" w:type="dxa"/>
             <w:tcBorders>
               <w:top w:val="single" w:sz="4" w:space="0" w:color="000000"/>
               <w:start w:val="single" w:sz="4" w:space="0" w:color="000000"/>
@@ -7383,6 +6742,9 @@
             </w:tcBorders>
           </w:tcPr>
           <w:p>
+            <w:pPr>
+              <w:pStyle w:val="ContractTableText"/>
+            </w:pPr>
             <w:r>
               <w:t xml:space="preserve"/>
             </w:r>
@@ -7390,7 +6752,7 @@
         </w:tc>
         <w:tc>
           <w:tcPr>
-            <w:tcW w:w="1800" w:type="dxa"/>
+            <w:tcW w:w="2041" w:type="dxa"/>
             <w:tcBorders>
               <w:top w:val="single" w:sz="4" w:space="0" w:color="000000"/>
               <w:start w:val="single" w:sz="4" w:space="0" w:color="000000"/>
@@ -7399,6 +6761,9 @@
             </w:tcBorders>
           </w:tcPr>
           <w:p>
+            <w:pPr>
+              <w:pStyle w:val="ContractTableText"/>
+            </w:pPr>
             <w:r>
               <w:t xml:space="preserve">{itemName}</w:t>
             </w:r>
@@ -7406,7 +6771,7 @@
         </w:tc>
         <w:tc>
           <w:tcPr>
-            <w:tcW w:w="1800" w:type="dxa"/>
+            <w:tcW w:w="765" w:type="dxa"/>
             <w:tcBorders>
               <w:top w:val="single" w:sz="4" w:space="0" w:color="000000"/>
               <w:start w:val="single" w:sz="4" w:space="0" w:color="000000"/>
@@ -7415,6 +6780,9 @@
             </w:tcBorders>
           </w:tcPr>
           <w:p>
+            <w:pPr>
+              <w:pStyle w:val="ContractTableText"/>
+            </w:pPr>
             <w:r>
               <w:t xml:space="preserve">{unit}</w:t>
             </w:r>
@@ -7422,7 +6790,7 @@
         </w:tc>
         <w:tc>
           <w:tcPr>
-            <w:tcW w:w="1800" w:type="dxa"/>
+            <w:tcW w:w="1020" w:type="dxa"/>
             <w:tcBorders>
               <w:top w:val="single" w:sz="4" w:space="0" w:color="000000"/>
               <w:start w:val="single" w:sz="4" w:space="0" w:color="000000"/>
@@ -7431,6 +6799,9 @@
             </w:tcBorders>
           </w:tcPr>
           <w:p>
+            <w:pPr>
+              <w:pStyle w:val="ContractTableText"/>
+            </w:pPr>
             <w:r>
               <w:t xml:space="preserve">{quantity}</w:t>
             </w:r>
@@ -7438,7 +6809,7 @@
         </w:tc>
         <w:tc>
           <w:tcPr>
-            <w:tcW w:w="1800" w:type="dxa"/>
+            <w:tcW w:w="1276" w:type="dxa"/>
             <w:tcBorders>
               <w:top w:val="single" w:sz="4" w:space="0" w:color="000000"/>
               <w:start w:val="single" w:sz="4" w:space="0" w:color="000000"/>
@@ -7447,6 +6818,9 @@
             </w:tcBorders>
           </w:tcPr>
           <w:p>
+            <w:pPr>
+              <w:pStyle w:val="ContractTableText"/>
+            </w:pPr>
             <w:r>
               <w:t xml:space="preserve">{unitPrice}</w:t>
             </w:r>
@@ -7454,7 +6828,7 @@
         </w:tc>
         <w:tc>
           <w:tcPr>
-            <w:tcW w:w="1800" w:type="dxa"/>
+            <w:tcW w:w="1276" w:type="dxa"/>
             <w:tcBorders>
               <w:top w:val="single" w:sz="4" w:space="0" w:color="000000"/>
               <w:start w:val="single" w:sz="4" w:space="0" w:color="000000"/>
@@ -7463,6 +6837,9 @@
             </w:tcBorders>
           </w:tcPr>
           <w:p>
+            <w:pPr>
+              <w:pStyle w:val="ContractTableText"/>
+            </w:pPr>
             <w:r>
               <w:t xml:space="preserve">{taxInclusiveAmount}</w:t>
             </w:r>
@@ -7470,7 +6847,7 @@
         </w:tc>
         <w:tc>
           <w:tcPr>
-            <w:tcW w:w="1800" w:type="dxa"/>
+            <w:tcW w:w="1446" w:type="dxa"/>
             <w:tcBorders>
               <w:top w:val="single" w:sz="4" w:space="0" w:color="000000"/>
               <w:start w:val="single" w:sz="4" w:space="0" w:color="000000"/>
@@ -7479,6 +6856,9 @@
             </w:tcBorders>
           </w:tcPr>
           <w:p>
+            <w:pPr>
+              <w:pStyle w:val="ContractTableText"/>
+            </w:pPr>
             <w:r>
               <w:t xml:space="preserve">{remark}</w:t>
             </w:r>
@@ -7569,10 +6949,10 @@
       </w:r>
     </w:p>
     <w:sectPr>
-      <w:headerReference w:type="default" r:id="rIdContractWatermarkHeader"/>
-      <w:footerReference w:type="default" r:id="rIdContractTemplateFooter"/>
+      <w:headerReference w:type="default" r:id="rIdHeader1"/>
+      <w:footerReference w:type="default" r:id="rIdFooter1"/>
       <w:type w:val="nextPage"/>
-      <w:pgSz w:w="16838" w:h="11906" w:orient="landscape"/>
+      <w:pgSz w:w="11906" w:h="16838"/>
       <w:pgMar w:top="1417" w:right="1701" w:bottom="1417" w:left="1701" w:header="720" w:footer="720" w:gutter="0"/>
       <w:pgNumType w:fmt="decimal"/>
       <w:formProt w:val="false"/>
@@ -7821,6 +7201,33 @@
       <w:rFonts w:ascii="Times New Roman" w:hAnsi="Times New Roman" w:eastAsia="仿宋_GB2312" w:cs="Times New Roman"/>
       <w:sz w:val="28"/>
       <w:szCs w:val="28"/>
+    </w:rPr>
+  </w:style>
+  <w:style w:type="paragraph" w:styleId="ContractCoverTitle">
+    <w:name w:val="Contract Cover Title"/>
+    <w:basedOn w:val="ContractTitle"/>
+    <w:pPr>
+      <w:spacing w:before="0" w:after="0" w:line="500" w:lineRule="exact"/>
+      <w:jc w:val="center"/>
+    </w:pPr>
+    <w:rPr>
+      <w:rFonts w:ascii="Times New Roman" w:hAnsi="Times New Roman" w:eastAsia="方正小标宋简体" w:cs="Times New Roman"/>
+      <w:sz w:val="44"/>
+      <w:szCs w:val="44"/>
+    </w:rPr>
+  </w:style>
+  <w:style w:type="paragraph" w:styleId="ContractTableText">
+    <w:name w:val="Contract Table Text"/>
+    <w:basedOn w:val="Normal"/>
+    <w:pPr>
+      <w:spacing w:before="0" w:after="0" w:line="300" w:lineRule="auto"/>
+      <w:ind w:firstLineChars="0"/>
+      <w:jc w:val="center"/>
+    </w:pPr>
+    <w:rPr>
+      <w:rFonts w:ascii="Times New Roman" w:hAnsi="Times New Roman" w:eastAsia="仿宋_GB2312" w:cs="Times New Roman"/>
+      <w:sz w:val="18"/>
+      <w:szCs w:val="18"/>
     </w:rPr>
   </w:style>
 </w:styles>

--- a/services/api/assets/templates/labor-subcontract-real-v1.docx
+++ b/services/api/assets/templates/labor-subcontract-real-v1.docx
@@ -54,7 +54,7 @@
           <w:sz w:val="44"/>
           <w:szCs w:val="44"/>
         </w:rPr>
-        <w:t xml:space="preserve">{contract.name}</w:t>
+        <w:t xml:space="preserve">{合同名称}</w:t>
       </w:r>
     </w:p>
     <w:p>
@@ -115,7 +115,7 @@
           <w:sz w:val="28"/>
           <w:szCs w:val="28"/>
         </w:rPr>
-        <w:t xml:space="preserve">合同编号：{contract.temporaryCode}</w:t>
+        <w:t xml:space="preserve">合同编号：{草稿编号}</w:t>
       </w:r>
     </w:p>
     <w:p>
@@ -128,7 +128,7 @@
           <w:sz w:val="28"/>
           <w:szCs w:val="28"/>
         </w:rPr>
-        <w:t xml:space="preserve">甲方：{party.owner.name}</w:t>
+        <w:t xml:space="preserve">甲方：{甲方名称}</w:t>
       </w:r>
     </w:p>
     <w:p>
@@ -141,7 +141,7 @@
           <w:sz w:val="28"/>
           <w:szCs w:val="28"/>
         </w:rPr>
-        <w:t xml:space="preserve">乙方：{party.counterparty.name}</w:t>
+        <w:t xml:space="preserve">乙方：{乙方名称}</w:t>
       </w:r>
     </w:p>
     <w:p>
@@ -154,7 +154,7 @@
           <w:sz w:val="28"/>
           <w:szCs w:val="28"/>
         </w:rPr>
-        <w:t xml:space="preserve">工程名称：{field.projectName}</w:t>
+        <w:t xml:space="preserve">工程名称：{项目名称}</w:t>
       </w:r>
     </w:p>
     <w:p>
@@ -256,15 +256,15 @@
         <w:jc w:val="center"/>
       </w:pPr>
       <w:r>
-        <w:t xml:space="preserve">{contract.name}</w:t>
-      </w:r>
-    </w:p>
-    <w:p>
-      <w:pPr>
-        <w:pStyle w:val="Normal"/>
-      </w:pPr>
-      <w:r>
-        <w:t xml:space="preserve">发包人：{party.owner.name}（以下简称“甲方”）</w:t>
+        <w:t xml:space="preserve">{合同名称}</w:t>
+      </w:r>
+    </w:p>
+    <w:p>
+      <w:pPr>
+        <w:pStyle w:val="Normal"/>
+      </w:pPr>
+      <w:r>
+        <w:t xml:space="preserve">发包人：{甲方名称}（以下简称“甲方”）</w:t>
       </w:r>
     </w:p>
     <w:p>
@@ -295,7 +295,7 @@
           <w:szCs w:val="28"/>
           <w:u w:val="single"/>
         </w:rPr>
-        <w:t xml:space="preserve">{party.counterparty.name}</w:t>
+        <w:t xml:space="preserve">{乙方名称}</w:t>
       </w:r>
       <w:r>
         <w:rPr>
@@ -454,7 +454,7 @@
         </w:rPr>
       </w:pPr>
       <w:r>
-        <w:t xml:space="preserve">劳务分包工程名称：{contract.name}</w:t>
+        <w:t xml:space="preserve">劳务分包工程名称：{合同名称}</w:t>
       </w:r>
     </w:p>
     <w:p>
@@ -468,7 +468,7 @@
         </w:rPr>
       </w:pPr>
       <w:r>
-        <w:t xml:space="preserve">劳务分包作业地点：{field.workLocation}</w:t>
+        <w:t xml:space="preserve">劳务分包作业地点：{作业地点}</w:t>
       </w:r>
     </w:p>
     <w:p>
@@ -500,7 +500,7 @@
         </w:rPr>
       </w:pPr>
       <w:r>
-        <w:t xml:space="preserve">1、劳务分包作业范围及内容：{field.workScope}</w:t>
+        <w:t xml:space="preserve">1、劳务分包作业范围及内容：{作业范围}</w:t>
       </w:r>
     </w:p>
     <w:p>
@@ -1002,7 +1002,7 @@
         </w:rPr>
       </w:pPr>
       <w:r>
-        <w:t xml:space="preserve">计划工期：{field.plannedStartDate}至{field.plannedEndDate}。</w:t>
+        <w:t xml:space="preserve">计划工期：{计划开工日期}至{计划完工日期}。</w:t>
       </w:r>
     </w:p>
     <w:p>
@@ -1378,7 +1378,7 @@
         </w:rPr>
       </w:pPr>
       <w:r>
-        <w:t xml:space="preserve">合同金额大写：{contract.amountUppercase}。</w:t>
+        <w:t xml:space="preserve">合同金额大写：{合同金额大写}。</w:t>
       </w:r>
     </w:p>
     <w:p>
@@ -1394,7 +1394,7 @@
         </w:rPr>
       </w:pPr>
       <w:r>
-        <w:t xml:space="preserve">（2）固定总价，对合同约定的清单及图纸范围内工程量以及为完成该工程量而实施的全部工作进行总价包干，合同金额大写：{contract.amountUppercase}。</w:t>
+        <w:t xml:space="preserve">（2）固定总价，对合同约定的清单及图纸范围内工程量以及为完成该工程量而实施的全部工作进行总价包干，合同金额大写：{合同金额大写}。</w:t>
       </w:r>
     </w:p>
     <w:p>
@@ -1475,7 +1475,7 @@
         </w:rPr>
       </w:pPr>
       <w:r>
-        <w:t xml:space="preserve">付款方式：{clause.payment.text} 结算周期：{field.settlementCycle}；进度款支付比例：{field.progressPaymentRatioPercent}%。</w:t>
+        <w:t xml:space="preserve">付款方式：{付款条款} 结算周期：{结算周期}；进度款支付比例：{进度付款比例}%。</w:t>
       </w:r>
     </w:p>
     <w:p>
@@ -5024,7 +5024,7 @@
         </w:rPr>
       </w:pPr>
       <w:r>
-        <w:t xml:space="preserve">{clause.safety.text}</w:t>
+        <w:t xml:space="preserve">{安全文明条款}</w:t>
       </w:r>
     </w:p>
     <w:p>
@@ -6100,7 +6100,7 @@
         </w:rPr>
       </w:pPr>
       <w:r>
-        <w:t xml:space="preserve">{clause.wageCommitment.text}</w:t>
+        <w:t xml:space="preserve">{工资承诺条款}</w:t>
       </w:r>
     </w:p>
     <w:p>
@@ -6557,7 +6557,7 @@
     </w:p>
     <w:p>
       <w:r>
-        <w:t xml:space="preserve">{#bill.laborItems}</w:t>
+        <w:t xml:space="preserve">{#劳务清单}</w:t>
       </w:r>
     </w:p>
     <w:tbl>
@@ -6765,7 +6765,7 @@
               <w:pStyle w:val="ContractTableText"/>
             </w:pPr>
             <w:r>
-              <w:t xml:space="preserve">{itemName}</w:t>
+              <w:t xml:space="preserve">{名称}</w:t>
             </w:r>
           </w:p>
         </w:tc>
@@ -6784,7 +6784,7 @@
               <w:pStyle w:val="ContractTableText"/>
             </w:pPr>
             <w:r>
-              <w:t xml:space="preserve">{unit}</w:t>
+              <w:t xml:space="preserve">{单位}</w:t>
             </w:r>
           </w:p>
         </w:tc>
@@ -6803,7 +6803,7 @@
               <w:pStyle w:val="ContractTableText"/>
             </w:pPr>
             <w:r>
-              <w:t xml:space="preserve">{quantity}</w:t>
+              <w:t xml:space="preserve">{数量}</w:t>
             </w:r>
           </w:p>
         </w:tc>
@@ -6822,7 +6822,7 @@
               <w:pStyle w:val="ContractTableText"/>
             </w:pPr>
             <w:r>
-              <w:t xml:space="preserve">{unitPrice}</w:t>
+              <w:t xml:space="preserve">{单价}</w:t>
             </w:r>
           </w:p>
         </w:tc>
@@ -6841,7 +6841,7 @@
               <w:pStyle w:val="ContractTableText"/>
             </w:pPr>
             <w:r>
-              <w:t xml:space="preserve">{taxInclusiveAmount}</w:t>
+              <w:t xml:space="preserve">{含税金额}</w:t>
             </w:r>
           </w:p>
         </w:tc>
@@ -6860,7 +6860,7 @@
               <w:pStyle w:val="ContractTableText"/>
             </w:pPr>
             <w:r>
-              <w:t xml:space="preserve">{remark}</w:t>
+              <w:t xml:space="preserve">{备注}</w:t>
             </w:r>
           </w:p>
         </w:tc>
@@ -6868,7 +6868,7 @@
     </w:tbl>
     <w:p>
       <w:r>
-        <w:t xml:space="preserve">{/bill.laborItems}</w:t>
+        <w:t xml:space="preserve">{/劳务清单}</w:t>
       </w:r>
     </w:p>
     <w:p>
@@ -7013,7 +7013,7 @@
       <w:jc w:val="center"/>
     </w:pPr>
     <w:r>
-      <w:t xml:space="preserve">{document.watermark}</w:t>
+      <w:t xml:space="preserve">{文档水印}</w:t>
     </w:r>
   </w:p>
 </w:hdr>
@@ -7027,7 +7027,7 @@
       <w:jc w:val="center"/>
     </w:pPr>
     <w:r>
-      <w:t xml:space="preserve">{document.watermark}</w:t>
+      <w:t xml:space="preserve">{文档水印}</w:t>
     </w:r>
   </w:p>
 </w:hdr>
